--- a/Документы/технологическая_часть.docx
+++ b/Документы/технологическая_часть.docx
@@ -1,6 +1,6 @@
 
 <file path=word/document.xml><?xml version="1.0" encoding="utf-8"?>
-<w:document xmlns:wpc="http://schemas.microsoft.com/office/word/2010/wordprocessingCanvas" xmlns:mc="http://schemas.openxmlformats.org/markup-compatibility/2006" xmlns:o="urn:schemas-microsoft-com:office:office" xmlns:r="http://schemas.openxmlformats.org/officeDocument/2006/relationships" xmlns:m="http://schemas.openxmlformats.org/officeDocument/2006/math" xmlns:v="urn:schemas-microsoft-com:vml" xmlns:wp14="http://schemas.microsoft.com/office/word/2010/wordprocessingDrawing" xmlns:wp="http://schemas.openxmlformats.org/drawingml/2006/wordprocessingDrawing" xmlns:w10="urn:schemas-microsoft-com:office:word" xmlns:w="http://schemas.openxmlformats.org/wordprocessingml/2006/main" xmlns:w14="http://schemas.microsoft.com/office/word/2010/wordml" xmlns:wpg="http://schemas.microsoft.com/office/word/2010/wordprocessingGroup" xmlns:wpi="http://schemas.microsoft.com/office/word/2010/wordprocessingInk" xmlns:wne="http://schemas.microsoft.com/office/word/2006/wordml" xmlns:wps="http://schemas.microsoft.com/office/word/2010/wordprocessingShape" mc:Ignorable="w14 wp14">
+<w:document xmlns:wpc="http://schemas.microsoft.com/office/word/2010/wordprocessingCanvas" xmlns:cx="http://schemas.microsoft.com/office/drawing/2014/chartex" xmlns:cx1="http://schemas.microsoft.com/office/drawing/2015/9/8/chartex" xmlns:cx2="http://schemas.microsoft.com/office/drawing/2015/10/21/chartex" xmlns:cx3="http://schemas.microsoft.com/office/drawing/2016/5/9/chartex" xmlns:cx4="http://schemas.microsoft.com/office/drawing/2016/5/10/chartex" xmlns:cx5="http://schemas.microsoft.com/office/drawing/2016/5/11/chartex" xmlns:cx6="http://schemas.microsoft.com/office/drawing/2016/5/12/chartex" xmlns:cx7="http://schemas.microsoft.com/office/drawing/2016/5/13/chartex" xmlns:cx8="http://schemas.microsoft.com/office/drawing/2016/5/14/chartex" xmlns:mc="http://schemas.openxmlformats.org/markup-compatibility/2006" xmlns:aink="http://schemas.microsoft.com/office/drawing/2016/ink" xmlns:am3d="http://schemas.microsoft.com/office/drawing/2017/model3d" xmlns:o="urn:schemas-microsoft-com:office:office" xmlns:r="http://schemas.openxmlformats.org/officeDocument/2006/relationships" xmlns:m="http://schemas.openxmlformats.org/officeDocument/2006/math" xmlns:v="urn:schemas-microsoft-com:vml" xmlns:wp14="http://schemas.microsoft.com/office/word/2010/wordprocessingDrawing" xmlns:wp="http://schemas.openxmlformats.org/drawingml/2006/wordprocessingDrawing" xmlns:w10="urn:schemas-microsoft-com:office:word" xmlns:w="http://schemas.openxmlformats.org/wordprocessingml/2006/main" xmlns:w14="http://schemas.microsoft.com/office/word/2010/wordml" xmlns:w15="http://schemas.microsoft.com/office/word/2012/wordml" xmlns:w16cex="http://schemas.microsoft.com/office/word/2018/wordml/cex" xmlns:w16cid="http://schemas.microsoft.com/office/word/2016/wordml/cid" xmlns:w16="http://schemas.microsoft.com/office/word/2018/wordml" xmlns:w16sdtdh="http://schemas.microsoft.com/office/word/2020/wordml/sdtdatahash" xmlns:w16se="http://schemas.microsoft.com/office/word/2015/wordml/symex" xmlns:wpg="http://schemas.microsoft.com/office/word/2010/wordprocessingGroup" xmlns:wpi="http://schemas.microsoft.com/office/word/2010/wordprocessingInk" xmlns:wne="http://schemas.microsoft.com/office/word/2006/wordml" xmlns:wps="http://schemas.microsoft.com/office/word/2010/wordprocessingShape" mc:Ignorable="w14 w15 w16se w16cid w16 w16cex w16sdtdh wp14">
   <w:body>
     <w:p>
       <w:pPr>
@@ -61,15 +61,7 @@
         <w:t xml:space="preserve">– </w:t>
       </w:r>
       <w:r>
-        <w:t>он позволяет воспроизводить угловые движения квадрокоптера в трёх степенях свободы (</w:t>
-      </w:r>
-      <w:proofErr w:type="spellStart"/>
-      <w:r>
-        <w:t>тангаж</w:t>
-      </w:r>
-      <w:proofErr w:type="spellEnd"/>
-      <w:r>
-        <w:t>, крен и рысканье), обеспечивая возможность анализа данных ориентации в реальном времени без выполнения реальных полётов.</w:t>
+        <w:t>он позволяет воспроизводить угловые движения квадрокоптера в трёх степенях свободы (тангаж, крен и рысканье), обеспечивая возможность анализа данных ориентации в реальном времени без выполнения реальных полётов.</w:t>
       </w:r>
     </w:p>
     <w:p>
@@ -84,54 +76,72 @@
         <w:rPr>
           <w:rStyle w:val="a6"/>
           <w:b w:val="0"/>
+          <w:bCs w:val="0"/>
         </w:rPr>
         <w:t>механическая простота и модульность</w:t>
       </w:r>
       <w:r>
-        <w:rPr>
-          <w:b/>
-        </w:rPr>
+        <w:t>. Стенд выполнен из древесных элементов и металлических стержней, что делает его лёгким и удобным для сборки</w:t>
+      </w:r>
+      <w:r>
         <w:t>.</w:t>
       </w:r>
       <w:r>
-        <w:t xml:space="preserve"> Сборка выполнена без пайки </w:t>
-      </w:r>
-      <w:r>
-        <w:rPr>
-          <w:lang w:eastAsia="ru-RU"/>
-        </w:rPr>
-        <w:t>–</w:t>
-      </w:r>
-      <w:r>
-        <w:rPr>
-          <w:lang w:eastAsia="ru-RU"/>
-        </w:rPr>
         <w:t xml:space="preserve"> </w:t>
       </w:r>
       <w:r>
-        <w:t xml:space="preserve">все соединения между компонентами реализованы с помощью </w:t>
+        <w:t xml:space="preserve">Электронная часть смонтирована </w:t>
+      </w:r>
+      <w:r>
+        <w:rPr>
+          <w:rStyle w:val="a6"/>
+          <w:b w:val="0"/>
+          <w:bCs w:val="0"/>
+        </w:rPr>
+        <w:t>без пайки</w:t>
+      </w:r>
+      <w:r>
+        <w:t xml:space="preserve"> — соединения между микроконтроллером ESP32 и датчиком MPU-6050 выполнены с помощью </w:t>
       </w:r>
       <w:proofErr w:type="spellStart"/>
       <w:r>
+        <w:rPr>
+          <w:rStyle w:val="a6"/>
+          <w:b w:val="0"/>
+          <w:bCs w:val="0"/>
+        </w:rPr>
         <w:t>Dupont</w:t>
       </w:r>
       <w:proofErr w:type="spellEnd"/>
       <w:r>
-        <w:t>-разъёмов, что обеспечивает гибкость и лёгкость обслуживания.</w:t>
+        <w:rPr>
+          <w:rStyle w:val="a6"/>
+          <w:b w:val="0"/>
+          <w:bCs w:val="0"/>
+        </w:rPr>
+        <w:t>-проводов</w:t>
+      </w:r>
+      <w:r>
+        <w:t>, что позволяет легко заменять или калибровать компоненты.</w:t>
       </w:r>
       <w:r>
         <w:t xml:space="preserve"> </w:t>
       </w:r>
-      <w:r>
-        <w:t xml:space="preserve">Передача данных осуществляется по беспроводному каналу </w:t>
+      <w:proofErr w:type="gramStart"/>
+      <w:r>
+        <w:t>Передача</w:t>
+      </w:r>
+      <w:proofErr w:type="gramEnd"/>
+      <w:r>
+        <w:t xml:space="preserve"> данных осуществляется по беспроводному каналу </w:t>
       </w:r>
       <w:proofErr w:type="spellStart"/>
       <w:r>
-        <w:t>Wi-Fi</w:t>
+        <w:t>Wi</w:t>
       </w:r>
       <w:proofErr w:type="spellEnd"/>
       <w:r>
-        <w:t xml:space="preserve"> между микроконтроллером ESP32 и персональным компьютером, где данные визуализируются в среде </w:t>
+        <w:t xml:space="preserve">-Fi между микроконтроллером ESP32 и персональным компьютером, где данные визуализируются в среде </w:t>
       </w:r>
       <w:proofErr w:type="spellStart"/>
       <w:r>
@@ -139,250 +149,617 @@
       </w:r>
       <w:proofErr w:type="spellEnd"/>
       <w:r>
+        <w:t xml:space="preserve"> Engine.</w:t>
+      </w:r>
+    </w:p>
+    <w:p>
+      <w:pPr>
+        <w:pStyle w:val="a3"/>
+        <w:ind w:firstLine="709"/>
+      </w:pPr>
+      <w:r>
+        <w:t>Таким образом, разработанный стенд представляет собой безопасную, компактную и универсальную платформу для отработки алгоритмов ориентации, стабилизации и передачи данных дрона в полунатурной среде.</w:t>
+      </w:r>
+    </w:p>
+    <w:p>
+      <w:pPr>
+        <w:pStyle w:val="2"/>
+        <w:rPr>
+          <w:sz w:val="28"/>
+        </w:rPr>
+      </w:pPr>
+      <w:r>
+        <w:rPr>
+          <w:sz w:val="28"/>
+        </w:rPr>
+        <w:t xml:space="preserve">2.2 </w:t>
+      </w:r>
+      <w:r>
+        <w:rPr>
+          <w:sz w:val="28"/>
+        </w:rPr>
+        <w:t>Разработка</w:t>
+      </w:r>
+      <w:r>
+        <w:rPr>
+          <w:sz w:val="28"/>
+        </w:rPr>
+        <w:t xml:space="preserve"> и </w:t>
+      </w:r>
+      <w:r>
+        <w:rPr>
+          <w:sz w:val="28"/>
+        </w:rPr>
+        <w:t xml:space="preserve">конструкция </w:t>
+      </w:r>
+      <w:r>
+        <w:rPr>
+          <w:sz w:val="28"/>
+        </w:rPr>
+        <w:t>полунатурного</w:t>
+      </w:r>
+      <w:r>
+        <w:rPr>
+          <w:sz w:val="28"/>
+        </w:rPr>
+        <w:t xml:space="preserve"> стенда</w:t>
+      </w:r>
+    </w:p>
+    <w:p>
+      <w:pPr>
+        <w:pStyle w:val="3"/>
+        <w:rPr>
+          <w:rFonts w:ascii="Times New Roman" w:hAnsi="Times New Roman" w:cs="Times New Roman"/>
+          <w:color w:val="000000" w:themeColor="text1"/>
+          <w:sz w:val="28"/>
+          <w:szCs w:val="28"/>
+        </w:rPr>
+      </w:pPr>
+      <w:r>
+        <w:rPr>
+          <w:rFonts w:ascii="Times New Roman" w:hAnsi="Times New Roman" w:cs="Times New Roman"/>
+          <w:color w:val="000000" w:themeColor="text1"/>
+          <w:sz w:val="28"/>
+          <w:szCs w:val="28"/>
+        </w:rPr>
+        <w:t>2.2.1 Технологический процесс сборки стенда</w:t>
+      </w:r>
+    </w:p>
+    <w:p/>
+    <w:p>
+      <w:pPr>
+        <w:pStyle w:val="a3"/>
+        <w:ind w:firstLine="709"/>
+      </w:pPr>
+      <w:r>
+        <w:t>Технологический процесс сборки стенда включает последовательность операций по подготовке элементов, сборке рам, установке осей и монтажу опорной системы. Все этапы выполнялись вручную с использованием стандартного набора инструментов.</w:t>
+      </w:r>
+    </w:p>
+    <w:p>
+      <w:pPr>
+        <w:pStyle w:val="a3"/>
+        <w:ind w:firstLine="709"/>
+      </w:pPr>
+      <w:r>
+        <w:rPr>
+          <w:rStyle w:val="a6"/>
+          <w:b w:val="0"/>
+          <w:bCs w:val="0"/>
+        </w:rPr>
+        <w:lastRenderedPageBreak/>
+        <w:t>Этапы сборки:</w:t>
+      </w:r>
+    </w:p>
+    <w:p>
+      <w:pPr>
+        <w:pStyle w:val="a3"/>
+        <w:numPr>
+          <w:ilvl w:val="0"/>
+          <w:numId w:val="5"/>
+        </w:numPr>
+        <w:ind w:left="0" w:firstLine="709"/>
+      </w:pPr>
+      <w:r>
+        <w:rPr>
+          <w:rStyle w:val="a6"/>
+          <w:b w:val="0"/>
+          <w:bCs w:val="0"/>
+        </w:rPr>
+        <w:t xml:space="preserve">Подготовка </w:t>
+      </w:r>
+      <w:proofErr w:type="spellStart"/>
+      <w:r>
+        <w:rPr>
+          <w:rStyle w:val="a6"/>
+          <w:b w:val="0"/>
+          <w:bCs w:val="0"/>
+        </w:rPr>
+        <w:t>материалов</w:t>
+      </w:r>
+      <w:r>
+        <w:rPr>
+          <w:rStyle w:val="a6"/>
+          <w:b w:val="0"/>
+          <w:bCs w:val="0"/>
+        </w:rPr>
+        <w:t>:</w:t>
+      </w:r>
+      <w:proofErr w:type="spellEnd"/>
+    </w:p>
+    <w:p>
+      <w:pPr>
+        <w:pStyle w:val="a3"/>
+        <w:ind w:firstLine="709"/>
+      </w:pPr>
+      <w:r>
+        <w:t xml:space="preserve">Нарезка элементов рам из </w:t>
+      </w:r>
+      <w:proofErr w:type="spellStart"/>
+      <w:r>
+        <w:t>ДСтП</w:t>
+      </w:r>
+      <w:proofErr w:type="spellEnd"/>
+      <w:r>
+        <w:t xml:space="preserve"> толщиной 10 мм и 15 мм по заданным размерам, шлифовка кромок и сверление отверстий под стержни и крепёжные уголки.</w:t>
+      </w:r>
+    </w:p>
+    <w:p>
+      <w:pPr>
+        <w:pStyle w:val="a3"/>
+        <w:numPr>
+          <w:ilvl w:val="0"/>
+          <w:numId w:val="5"/>
+        </w:numPr>
+        <w:ind w:left="0" w:firstLine="709"/>
+      </w:pPr>
+      <w:r>
+        <w:rPr>
+          <w:rStyle w:val="a6"/>
+          <w:b w:val="0"/>
+          <w:bCs w:val="0"/>
+        </w:rPr>
+        <w:t>Сборка внешней рамы</w:t>
+      </w:r>
+      <w:r>
+        <w:rPr>
+          <w:rStyle w:val="a6"/>
+          <w:b w:val="0"/>
+          <w:bCs w:val="0"/>
+        </w:rPr>
+        <w:t>:</w:t>
+      </w:r>
+    </w:p>
+    <w:p>
+      <w:pPr>
+        <w:pStyle w:val="a3"/>
+        <w:ind w:firstLine="709"/>
+      </w:pPr>
+      <w:r>
+        <w:t>Детали соединяются при помощи лёгких металлических крепёжных уголков и саморезов. Контролируется перпендикулярность углов и симметрия конструкции.</w:t>
+      </w:r>
+    </w:p>
+    <w:p>
+      <w:pPr>
+        <w:pStyle w:val="a3"/>
+        <w:numPr>
+          <w:ilvl w:val="0"/>
+          <w:numId w:val="5"/>
+        </w:numPr>
+        <w:ind w:left="0" w:firstLine="709"/>
+      </w:pPr>
+      <w:r>
+        <w:rPr>
+          <w:rStyle w:val="a6"/>
+          <w:b w:val="0"/>
+          <w:bCs w:val="0"/>
+        </w:rPr>
+        <w:t>Сборка внутренней рамы</w:t>
+      </w:r>
+      <w:r>
+        <w:rPr>
+          <w:rStyle w:val="a6"/>
+          <w:b w:val="0"/>
+          <w:bCs w:val="0"/>
+        </w:rPr>
+        <w:t>:</w:t>
+      </w:r>
+    </w:p>
+    <w:p>
+      <w:pPr>
+        <w:pStyle w:val="a3"/>
+        <w:ind w:firstLine="709"/>
+      </w:pPr>
+      <w:r>
+        <w:t xml:space="preserve">Аналогично внешней, собирается квадратная рамка из </w:t>
+      </w:r>
+      <w:proofErr w:type="spellStart"/>
+      <w:r>
+        <w:t>ДСтП</w:t>
+      </w:r>
+      <w:proofErr w:type="spellEnd"/>
+      <w:r>
+        <w:t>, которая затем монтируется внутри внешней при помощи алюминиевых стержней, образующих ось рысканья.</w:t>
+      </w:r>
+    </w:p>
+    <w:p>
+      <w:pPr>
+        <w:pStyle w:val="a3"/>
+        <w:numPr>
+          <w:ilvl w:val="0"/>
+          <w:numId w:val="5"/>
+        </w:numPr>
+        <w:ind w:left="0" w:firstLine="709"/>
+        <w:rPr>
+          <w:rStyle w:val="a6"/>
+          <w:b w:val="0"/>
+          <w:bCs w:val="0"/>
+        </w:rPr>
+      </w:pPr>
+      <w:r>
+        <w:rPr>
+          <w:rStyle w:val="a6"/>
+          <w:b w:val="0"/>
+          <w:bCs w:val="0"/>
+        </w:rPr>
+        <w:t>Установка осей и фиксация стопорными кольцами</w:t>
+      </w:r>
+      <w:r>
+        <w:rPr>
+          <w:rStyle w:val="a6"/>
+          <w:b w:val="0"/>
+          <w:bCs w:val="0"/>
+        </w:rPr>
+        <w:t>:</w:t>
+      </w:r>
+    </w:p>
+    <w:p>
+      <w:pPr>
+        <w:pStyle w:val="a3"/>
+        <w:ind w:firstLine="709"/>
+      </w:pPr>
+      <w:r>
+        <w:t>Внутренний полый металлический стержень устанавливается через внутреннюю рамку и фиксируется стопорными кольцами типа e-</w:t>
+      </w:r>
+      <w:proofErr w:type="spellStart"/>
+      <w:r>
+        <w:t>clip</w:t>
+      </w:r>
+      <w:proofErr w:type="spellEnd"/>
+      <w:r>
+        <w:t xml:space="preserve"> диаметром 6–7 мм. Проверяется лёгкость вращения без люфта.</w:t>
+      </w:r>
+    </w:p>
+    <w:p>
+      <w:pPr>
+        <w:pStyle w:val="a3"/>
+        <w:numPr>
+          <w:ilvl w:val="0"/>
+          <w:numId w:val="5"/>
+        </w:numPr>
+        <w:ind w:left="0" w:firstLine="709"/>
+      </w:pPr>
+      <w:r>
+        <w:rPr>
+          <w:rStyle w:val="a6"/>
+          <w:b w:val="0"/>
+          <w:bCs w:val="0"/>
+        </w:rPr>
+        <w:t>Монтаж опорной системы</w:t>
+      </w:r>
+      <w:r>
+        <w:rPr>
+          <w:rStyle w:val="a6"/>
+          <w:b w:val="0"/>
+          <w:bCs w:val="0"/>
+        </w:rPr>
+        <w:t>:</w:t>
+      </w:r>
+    </w:p>
+    <w:p>
+      <w:pPr>
+        <w:pStyle w:val="a3"/>
+        <w:ind w:firstLine="709"/>
+      </w:pPr>
+      <w:r>
+        <w:t xml:space="preserve">3D-печатные крепления с подшипниками закрепляются на деревянных стойках из </w:t>
+      </w:r>
+      <w:proofErr w:type="spellStart"/>
+      <w:r>
+        <w:t>ДСтП</w:t>
+      </w:r>
+      <w:proofErr w:type="spellEnd"/>
+      <w:r>
+        <w:t xml:space="preserve"> толщиной 15 мм. Через подшипники пропускаются алюминиевые оси, соединяющие опоры с внешней рамой. </w:t>
+      </w:r>
+    </w:p>
+    <w:p>
+      <w:pPr>
+        <w:pStyle w:val="a3"/>
+        <w:numPr>
+          <w:ilvl w:val="0"/>
+          <w:numId w:val="5"/>
+        </w:numPr>
+        <w:ind w:left="0" w:firstLine="709"/>
+      </w:pPr>
+      <w:r>
+        <w:rPr>
+          <w:rStyle w:val="a6"/>
+          <w:b w:val="0"/>
+          <w:bCs w:val="0"/>
+        </w:rPr>
+        <w:t>Крепление дрона</w:t>
+      </w:r>
+      <w:r>
+        <w:rPr>
+          <w:rStyle w:val="a6"/>
+          <w:b w:val="0"/>
+          <w:bCs w:val="0"/>
+        </w:rPr>
+        <w:t>:</w:t>
+      </w:r>
+    </w:p>
+    <w:p>
+      <w:pPr>
+        <w:pStyle w:val="a3"/>
+        <w:ind w:firstLine="709"/>
+      </w:pPr>
+      <w:r>
+        <w:t xml:space="preserve">К центральному внутреннему стержню устанавливается рама квадрокоптера, оснащённая микроконтроллером ESP32 и датчиком MPU-6050. Электронные компоненты подключаются с помощью </w:t>
+      </w:r>
+      <w:proofErr w:type="spellStart"/>
+      <w:r>
+        <w:t>Dupont</w:t>
+      </w:r>
+      <w:proofErr w:type="spellEnd"/>
+      <w:r>
+        <w:t>-проводов.</w:t>
+      </w:r>
+    </w:p>
+    <w:p>
+      <w:pPr>
+        <w:pStyle w:val="a3"/>
+        <w:numPr>
+          <w:ilvl w:val="0"/>
+          <w:numId w:val="5"/>
+        </w:numPr>
+        <w:ind w:left="0" w:firstLine="709"/>
+      </w:pPr>
+      <w:r>
+        <w:rPr>
+          <w:rStyle w:val="a6"/>
+          <w:b w:val="0"/>
+          <w:bCs w:val="0"/>
+        </w:rPr>
+        <w:t>Финальная сборка и проверка</w:t>
+      </w:r>
+      <w:r>
+        <w:rPr>
+          <w:rStyle w:val="a6"/>
+          <w:b w:val="0"/>
+          <w:bCs w:val="0"/>
+        </w:rPr>
+        <w:t>:</w:t>
+      </w:r>
+    </w:p>
+    <w:p>
+      <w:pPr>
+        <w:pStyle w:val="a3"/>
+        <w:ind w:firstLine="709"/>
+      </w:pPr>
+      <w:r>
+        <w:t>После сборки проводится проверка механической подвижности всех осей, корректность фиксации стержней и устойчивость конструкции на опорах.</w:t>
+      </w:r>
+    </w:p>
+    <w:p>
+      <w:pPr>
+        <w:pStyle w:val="a3"/>
+        <w:ind w:firstLine="709"/>
+      </w:pPr>
+    </w:p>
+    <w:p>
+      <w:pPr>
+        <w:pStyle w:val="3"/>
+        <w:rPr>
+          <w:rFonts w:ascii="Times New Roman" w:hAnsi="Times New Roman" w:cs="Times New Roman"/>
+          <w:color w:val="000000" w:themeColor="text1"/>
+          <w:sz w:val="28"/>
+          <w:szCs w:val="28"/>
+        </w:rPr>
+      </w:pPr>
+      <w:r>
+        <w:rPr>
+          <w:rFonts w:ascii="Times New Roman" w:hAnsi="Times New Roman" w:cs="Times New Roman"/>
+          <w:color w:val="000000" w:themeColor="text1"/>
+          <w:sz w:val="28"/>
+          <w:szCs w:val="28"/>
+        </w:rPr>
+        <w:lastRenderedPageBreak/>
+        <w:t xml:space="preserve">2.2.2 </w:t>
+      </w:r>
+      <w:r>
+        <w:rPr>
+          <w:rFonts w:ascii="Times New Roman" w:hAnsi="Times New Roman" w:cs="Times New Roman"/>
+          <w:color w:val="000000" w:themeColor="text1"/>
+          <w:sz w:val="28"/>
+          <w:szCs w:val="28"/>
+        </w:rPr>
+        <w:t>Конструктивно-технологическое описание стенда</w:t>
+      </w:r>
+    </w:p>
+    <w:p/>
+    <w:p>
+      <w:pPr>
+        <w:pStyle w:val="a3"/>
+        <w:ind w:firstLine="709"/>
+        <w:rPr>
+          <w:lang w:eastAsia="ru-RU"/>
+        </w:rPr>
+      </w:pPr>
+      <w:r>
+        <w:rPr>
+          <w:lang w:eastAsia="ru-RU"/>
+        </w:rPr>
+        <w:t>Полунатурный</w:t>
+      </w:r>
+      <w:r>
+        <w:rPr>
+          <w:lang w:eastAsia="ru-RU"/>
+        </w:rPr>
+        <w:t xml:space="preserve"> стенд </w:t>
+      </w:r>
+      <w:r>
+        <w:rPr>
+          <w:lang w:eastAsia="ru-RU"/>
+        </w:rPr>
+        <w:t>состоит из двух деревянных рам:</w:t>
+      </w:r>
+      <w:r>
+        <w:rPr>
+          <w:lang w:eastAsia="ru-RU"/>
+        </w:rPr>
         <w:t xml:space="preserve"> </w:t>
       </w:r>
-      <w:proofErr w:type="spellStart"/>
-      <w:r>
-        <w:t>Engine</w:t>
-      </w:r>
-      <w:proofErr w:type="spellEnd"/>
-      <w:r>
-        <w:t>.</w:t>
-      </w:r>
-    </w:p>
-    <w:p>
-      <w:pPr>
-        <w:pStyle w:val="a3"/>
-        <w:ind w:firstLine="709"/>
-      </w:pPr>
-      <w:r>
-        <w:t xml:space="preserve">Таким образом, разработанный стенд представляет собой безопасную, компактную и универсальную платформу для отработки алгоритмов ориентации, стабилизации и передачи данных </w:t>
-      </w:r>
-      <w:proofErr w:type="spellStart"/>
-      <w:r>
-        <w:t>дрона</w:t>
-      </w:r>
-      <w:proofErr w:type="spellEnd"/>
-      <w:r>
-        <w:t xml:space="preserve"> в полунатурной среде.</w:t>
-      </w:r>
-    </w:p>
-    <w:p>
-      <w:pPr>
-        <w:pStyle w:val="2"/>
-        <w:rPr>
-          <w:sz w:val="28"/>
-        </w:rPr>
-      </w:pPr>
-      <w:r>
-        <w:rPr>
-          <w:sz w:val="28"/>
-        </w:rPr>
-        <w:t xml:space="preserve">2.2 Конструкция и разработка </w:t>
-      </w:r>
-      <w:r>
-        <w:rPr>
-          <w:sz w:val="28"/>
-        </w:rPr>
-        <w:t>полунатурного</w:t>
-      </w:r>
-      <w:r>
-        <w:rPr>
-          <w:sz w:val="28"/>
-        </w:rPr>
-        <w:t xml:space="preserve"> стенда</w:t>
-      </w:r>
-    </w:p>
-    <w:p>
-      <w:pPr>
-        <w:pStyle w:val="a3"/>
-        <w:ind w:firstLine="709"/>
-        <w:rPr>
-          <w:lang w:eastAsia="ru-RU"/>
-        </w:rPr>
-      </w:pPr>
-      <w:proofErr w:type="gramStart"/>
-      <w:r>
-        <w:rPr>
-          <w:lang w:eastAsia="ru-RU"/>
-        </w:rPr>
-        <w:t>Полунатурный</w:t>
-      </w:r>
-      <w:r>
-        <w:rPr>
-          <w:lang w:eastAsia="ru-RU"/>
-        </w:rPr>
-        <w:t xml:space="preserve"> стенд </w:t>
-      </w:r>
-      <w:r>
-        <w:rPr>
-          <w:lang w:eastAsia="ru-RU"/>
-        </w:rPr>
-        <w:t>состоит из двух деревянных рам:</w:t>
-      </w:r>
-      <w:r>
-        <w:rPr>
-          <w:lang w:eastAsia="ru-RU"/>
-        </w:rPr>
+      <w:r>
+        <w:rPr>
+          <w:bCs/>
+          <w:lang w:eastAsia="ru-RU"/>
+        </w:rPr>
+        <w:t>внешней</w:t>
+      </w:r>
+      <w:r>
+        <w:rPr>
+          <w:lang w:eastAsia="ru-RU"/>
+        </w:rPr>
+        <w:t xml:space="preserve"> и </w:t>
+      </w:r>
+      <w:r>
+        <w:rPr>
+          <w:bCs/>
+          <w:lang w:eastAsia="ru-RU"/>
+        </w:rPr>
+        <w:t>внутренней</w:t>
+      </w:r>
+      <w:r>
+        <w:rPr>
+          <w:lang w:eastAsia="ru-RU"/>
+        </w:rPr>
+        <w:t>, соединённых между собой таким образом, чтобы обеспечить вращение по трём осям.</w:t>
+      </w:r>
+    </w:p>
+    <w:p>
+      <w:pPr>
+        <w:pStyle w:val="a3"/>
+        <w:ind w:firstLine="709"/>
+        <w:rPr>
+          <w:lang w:eastAsia="ru-RU"/>
+        </w:rPr>
+      </w:pPr>
+      <w:r>
+        <w:rPr>
+          <w:bCs/>
+          <w:lang w:eastAsia="ru-RU"/>
+        </w:rPr>
+        <w:t>Внешняя рама</w:t>
+      </w:r>
+      <w:r>
+        <w:rPr>
+          <w:lang w:eastAsia="ru-RU"/>
+        </w:rPr>
+        <w:t xml:space="preserve"> отвечает за вращение по оси тангажа.</w:t>
+      </w:r>
+    </w:p>
+    <w:p>
+      <w:pPr>
+        <w:pStyle w:val="a3"/>
+        <w:ind w:firstLine="709"/>
+        <w:rPr>
+          <w:lang w:eastAsia="ru-RU"/>
+        </w:rPr>
+      </w:pPr>
+      <w:r>
+        <w:rPr>
+          <w:bCs/>
+          <w:lang w:eastAsia="ru-RU"/>
+        </w:rPr>
+        <w:t>Внутренняя рама</w:t>
+      </w:r>
+      <w:r>
+        <w:rPr>
+          <w:lang w:eastAsia="ru-RU"/>
+        </w:rPr>
+        <w:t>, установленная внутри внешней, обеспечивает вращение по оси рысканья.</w:t>
+      </w:r>
+    </w:p>
+    <w:p>
+      <w:pPr>
+        <w:pStyle w:val="a3"/>
+        <w:ind w:firstLine="709"/>
+        <w:rPr>
+          <w:lang w:eastAsia="ru-RU"/>
+        </w:rPr>
+      </w:pPr>
+      <w:r>
+        <w:rPr>
+          <w:lang w:eastAsia="ru-RU"/>
+        </w:rPr>
+        <w:t xml:space="preserve">Через внутреннюю раму проходит </w:t>
+      </w:r>
+      <w:r>
+        <w:rPr>
+          <w:bCs/>
+          <w:lang w:eastAsia="ru-RU"/>
+        </w:rPr>
+        <w:t>металлический полый стержень</w:t>
+      </w:r>
+      <w:r>
+        <w:rPr>
+          <w:lang w:eastAsia="ru-RU"/>
+        </w:rPr>
+        <w:t>, который позволяет воспроизводить вращение по оси крена.</w:t>
+      </w:r>
+    </w:p>
+    <w:p>
+      <w:pPr>
+        <w:pStyle w:val="a3"/>
+        <w:ind w:firstLine="709"/>
+        <w:rPr>
+          <w:lang w:eastAsia="ru-RU"/>
+        </w:rPr>
+      </w:pPr>
+      <w:r>
+        <w:rPr>
+          <w:lang w:eastAsia="ru-RU"/>
+        </w:rPr>
+        <w:t xml:space="preserve">Вся конструкция опирается на систему </w:t>
+      </w:r>
+      <w:r>
+        <w:rPr>
+          <w:bCs/>
+          <w:lang w:eastAsia="ru-RU"/>
+        </w:rPr>
+        <w:t>опор с 3D-печатными креплениями</w:t>
+      </w:r>
+      <w:r>
+        <w:rPr>
+          <w:lang w:eastAsia="ru-RU"/>
+        </w:rPr>
+        <w:t xml:space="preserve">, внутри которых установлены подшипники, обеспечивающие плавное </w:t>
+      </w:r>
+      <w:r>
+        <w:rPr>
+          <w:lang w:eastAsia="ru-RU"/>
+        </w:rPr>
+        <w:t>вращение стенда в пространстве.</w:t>
+      </w:r>
+      <w:r>
+        <w:rPr>
+          <w:lang w:eastAsia="ru-RU"/>
+        </w:rPr>
+        <w:t xml:space="preserve"> Общая схема стенда представлена на рисунке 2.1.</w:t>
+      </w:r>
+      <w:r>
         <w:t xml:space="preserve"> </w:t>
       </w:r>
-      <w:r>
-        <w:rPr>
-          <w:bCs/>
-          <w:lang w:eastAsia="ru-RU"/>
-        </w:rPr>
-        <w:t>внешней</w:t>
-      </w:r>
-      <w:r>
-        <w:rPr>
-          <w:lang w:eastAsia="ru-RU"/>
-        </w:rPr>
-        <w:t xml:space="preserve"> и </w:t>
-      </w:r>
-      <w:r>
-        <w:rPr>
-          <w:bCs/>
-          <w:lang w:eastAsia="ru-RU"/>
-        </w:rPr>
-        <w:t>внутренней</w:t>
-      </w:r>
-      <w:r>
-        <w:rPr>
-          <w:lang w:eastAsia="ru-RU"/>
-        </w:rPr>
-        <w:t>, соединённых между собой таким образом, чтобы обеспечить вращение по трём осям.</w:t>
-      </w:r>
-      <w:proofErr w:type="gramEnd"/>
-    </w:p>
-    <w:p>
-      <w:pPr>
-        <w:pStyle w:val="a3"/>
-        <w:ind w:firstLine="709"/>
-        <w:rPr>
-          <w:lang w:eastAsia="ru-RU"/>
-        </w:rPr>
-      </w:pPr>
-      <w:r>
-        <w:rPr>
-          <w:bCs/>
-          <w:lang w:eastAsia="ru-RU"/>
-        </w:rPr>
-        <w:t>Внешняя рама</w:t>
-      </w:r>
-      <w:r>
-        <w:rPr>
-          <w:lang w:eastAsia="ru-RU"/>
-        </w:rPr>
-        <w:t xml:space="preserve"> отвечает за вращение по оси </w:t>
-      </w:r>
-      <w:proofErr w:type="spellStart"/>
-      <w:r>
-        <w:rPr>
-          <w:lang w:eastAsia="ru-RU"/>
-        </w:rPr>
-        <w:t>тангажа</w:t>
-      </w:r>
-      <w:proofErr w:type="spellEnd"/>
-      <w:r>
-        <w:rPr>
-          <w:lang w:eastAsia="ru-RU"/>
-        </w:rPr>
-        <w:t>.</w:t>
-      </w:r>
-    </w:p>
-    <w:p>
-      <w:pPr>
-        <w:pStyle w:val="a3"/>
-        <w:ind w:firstLine="709"/>
-        <w:rPr>
-          <w:lang w:eastAsia="ru-RU"/>
-        </w:rPr>
-      </w:pPr>
-      <w:r>
-        <w:rPr>
-          <w:bCs/>
-          <w:lang w:eastAsia="ru-RU"/>
-        </w:rPr>
-        <w:t>Внутренняя рама</w:t>
-      </w:r>
-      <w:r>
-        <w:rPr>
-          <w:lang w:eastAsia="ru-RU"/>
-        </w:rPr>
-        <w:t>, установленная внутри внешней, обеспечивает вращение по оси рысканья.</w:t>
-      </w:r>
-    </w:p>
-    <w:p>
-      <w:pPr>
-        <w:pStyle w:val="a3"/>
-        <w:ind w:firstLine="709"/>
-        <w:rPr>
-          <w:lang w:eastAsia="ru-RU"/>
-        </w:rPr>
-      </w:pPr>
-      <w:r>
-        <w:rPr>
-          <w:lang w:eastAsia="ru-RU"/>
-        </w:rPr>
-        <w:t xml:space="preserve">Через внутреннюю раму проходит </w:t>
-      </w:r>
-      <w:r>
-        <w:rPr>
-          <w:bCs/>
-          <w:lang w:eastAsia="ru-RU"/>
-        </w:rPr>
-        <w:t>металлический полый стержень</w:t>
-      </w:r>
-      <w:r>
-        <w:rPr>
-          <w:lang w:eastAsia="ru-RU"/>
-        </w:rPr>
-        <w:t>, который позволяет воспроизводить вращение по оси крена.</w:t>
-      </w:r>
-    </w:p>
-    <w:p>
-      <w:pPr>
-        <w:pStyle w:val="a3"/>
-        <w:ind w:firstLine="709"/>
-        <w:rPr>
-          <w:lang w:eastAsia="ru-RU"/>
-        </w:rPr>
-      </w:pPr>
-      <w:r>
-        <w:rPr>
-          <w:lang w:eastAsia="ru-RU"/>
-        </w:rPr>
-        <w:lastRenderedPageBreak/>
-        <w:t xml:space="preserve">Вся конструкция опирается на систему </w:t>
-      </w:r>
-      <w:r>
-        <w:rPr>
-          <w:bCs/>
-          <w:lang w:eastAsia="ru-RU"/>
-        </w:rPr>
-        <w:t>опор с 3D-печатными креплениями</w:t>
-      </w:r>
-      <w:r>
-        <w:rPr>
-          <w:lang w:eastAsia="ru-RU"/>
-        </w:rPr>
-        <w:t xml:space="preserve">, внутри которых установлены подшипники, обеспечивающие плавное </w:t>
-      </w:r>
-      <w:r>
-        <w:rPr>
-          <w:lang w:eastAsia="ru-RU"/>
-        </w:rPr>
-        <w:t>вращение стенда в пространстве.</w:t>
-      </w:r>
-      <w:r>
-        <w:rPr>
-          <w:lang w:eastAsia="ru-RU"/>
-        </w:rPr>
-        <w:t xml:space="preserve"> Общая схема стенда представлена на рисунке 2.1.</w:t>
-      </w:r>
-      <w:r>
-        <w:t xml:space="preserve"> </w:t>
-      </w:r>
     </w:p>
     <w:p>
       <w:pPr>
@@ -399,7 +776,7 @@
           <w14:ligatures w14:val="none"/>
         </w:rPr>
         <w:drawing>
-          <wp:inline distT="0" distB="0" distL="0" distR="0">
+          <wp:inline distT="0" distB="0" distL="0" distR="0" wp14:anchorId="2E1F0AD8" wp14:editId="77EFC686">
             <wp:extent cx="3241964" cy="3724581"/>
             <wp:effectExtent l="0" t="0" r="0" b="0"/>
             <wp:docPr id="4" name="Рисунок 4" descr="C:\Users\User\Downloads\4bfe8f99-8d1e-44d8-81a2-18b418213202.jpg"/>
@@ -514,19 +891,20 @@
       </w:r>
       <w:proofErr w:type="spellEnd"/>
       <w:r>
-        <w:t xml:space="preserve"> (древесно-стружечная плита) толщиной 1</w:t>
-      </w:r>
-      <w:r>
-        <w:t>0</w:t>
-      </w:r>
-      <w:r>
-        <w:t xml:space="preserve"> мм</w:t>
-      </w:r>
-      <w:r>
-        <w:rPr>
-          <w:lang w:eastAsia="ru-RU"/>
-        </w:rPr>
-        <w:t>, соединённых по периметру лёгкими металлическими уголками</w:t>
+        <w:t xml:space="preserve"> (древесно-стружечная плита) толщиной 10 мм</w:t>
+      </w:r>
+      <w:r>
+        <w:rPr>
+          <w:lang w:eastAsia="ru-RU"/>
+        </w:rPr>
+        <w:t xml:space="preserve">, соединённых по периметру лёгкими металлическими </w:t>
+      </w:r>
+      <w:r>
+        <w:rPr>
+          <w:lang w:eastAsia="ru-RU"/>
+        </w:rPr>
+        <w:lastRenderedPageBreak/>
+        <w:t>уголками</w:t>
       </w:r>
       <w:r>
         <w:rPr>
@@ -552,7 +930,6 @@
         </w:rPr>
         <w:t xml:space="preserve"> служит несущим элементом стенда и обеспечивает вращение по оси </w:t>
       </w:r>
-      <w:proofErr w:type="spellStart"/>
       <w:r>
         <w:rPr>
           <w:bCs/>
@@ -560,12 +937,23 @@
         </w:rPr>
         <w:t>тангажа</w:t>
       </w:r>
-      <w:proofErr w:type="spellEnd"/>
-      <w:r>
-        <w:rPr>
-          <w:lang w:eastAsia="ru-RU"/>
-        </w:rPr>
-        <w:t>. К внешней раме крепятся опорные стержни, соединяющие конструкцию с основанием.</w:t>
+      <w:r>
+        <w:rPr>
+          <w:lang w:eastAsia="ru-RU"/>
+        </w:rPr>
+        <w:t>. К внешней раме крепятся опорные стержни, соединяющие конструкцию с</w:t>
+      </w:r>
+      <w:r>
+        <w:rPr>
+          <w:lang w:eastAsia="ru-RU"/>
+        </w:rPr>
+        <w:t xml:space="preserve"> опорными балками</w:t>
+      </w:r>
+      <w:r>
+        <w:rPr>
+          <w:lang w:eastAsia="ru-RU"/>
+        </w:rPr>
+        <w:t>.</w:t>
       </w:r>
     </w:p>
     <w:p>
@@ -578,10 +966,9 @@
           <w:noProof/>
           <w:lang w:eastAsia="ru-RU"/>
         </w:rPr>
-        <w:lastRenderedPageBreak/>
         <w:drawing>
-          <wp:inline distT="0" distB="0" distL="0" distR="0" wp14:anchorId="1FFBD8C5" wp14:editId="1BB7C666">
-            <wp:extent cx="2030681" cy="2368175"/>
+          <wp:inline distT="0" distB="0" distL="0" distR="0" wp14:anchorId="449FFC83" wp14:editId="59500B36">
+            <wp:extent cx="1820545" cy="2123115"/>
             <wp:effectExtent l="0" t="0" r="8255" b="0"/>
             <wp:docPr id="34" name="Рисунок 34"/>
             <wp:cNvGraphicFramePr>
@@ -602,7 +989,7 @@
                   <pic:spPr bwMode="auto">
                     <a:xfrm>
                       <a:off x="0" y="0"/>
-                      <a:ext cx="2036184" cy="2374593"/>
+                      <a:ext cx="1832182" cy="2136686"/>
                     </a:xfrm>
                     <a:prstGeom prst="rect">
                       <a:avLst/>
@@ -629,22 +1016,13 @@
         <w:jc w:val="center"/>
       </w:pPr>
       <w:r>
-        <w:t>Рисунок 2.</w:t>
-      </w:r>
-      <w:r>
-        <w:t xml:space="preserve">2 </w:t>
-      </w:r>
-      <w:r>
-        <w:t>– Крепежный уголок</w:t>
-      </w:r>
-    </w:p>
-    <w:p>
-      <w:pPr>
-        <w:pStyle w:val="a3"/>
-        <w:ind w:firstLine="709"/>
-        <w:rPr>
-          <w:lang w:eastAsia="ru-RU"/>
-        </w:rPr>
+        <w:t>Рисунок 2.2 – Крепежный уголок</w:t>
+      </w:r>
+    </w:p>
+    <w:p>
+      <w:pPr>
+        <w:pStyle w:val="a3"/>
+        <w:jc w:val="center"/>
       </w:pPr>
     </w:p>
     <w:p>
@@ -745,6 +1123,18 @@
         </w:rPr>
         <w:t>.</w:t>
       </w:r>
+      <w:r>
+        <w:rPr>
+          <w:lang w:eastAsia="ru-RU"/>
+        </w:rPr>
+        <w:t xml:space="preserve"> Внутри рамы проходит стержень, на котором крепится квадрокоптер</w:t>
+      </w:r>
+      <w:r>
+        <w:rPr>
+          <w:lang w:eastAsia="ru-RU"/>
+        </w:rPr>
+        <w:t>.</w:t>
+      </w:r>
     </w:p>
     <w:p>
       <w:pPr>
@@ -771,16 +1161,13 @@
         <w:t>–</w:t>
       </w:r>
       <w:r>
-        <w:rPr>
-          <w:lang w:eastAsia="ru-RU"/>
-        </w:rPr>
-        <w:t xml:space="preserve"> в</w:t>
-      </w:r>
-      <w:r>
-        <w:rPr>
-          <w:lang w:eastAsia="ru-RU"/>
-        </w:rPr>
-        <w:t>се стержни  полые металлические (алюминиевые), что обеспечивает лё</w:t>
+        <w:t xml:space="preserve"> </w:t>
+      </w:r>
+      <w:r>
+        <w:rPr>
+          <w:lang w:eastAsia="ru-RU"/>
+        </w:rPr>
+        <w:t>полые металлические (алюминиевые), что обеспечивает лё</w:t>
       </w:r>
       <w:r>
         <w:rPr>
@@ -800,6 +1187,27 @@
           <w:lang w:eastAsia="ru-RU"/>
         </w:rPr>
         <w:t>стопорных колец</w:t>
+      </w:r>
+      <w:r>
+        <w:rPr>
+          <w:bCs/>
+          <w:lang w:eastAsia="ru-RU"/>
+        </w:rPr>
+        <w:t xml:space="preserve"> </w:t>
+      </w:r>
+      <w:r>
+        <w:rPr>
+          <w:bCs/>
+          <w:lang w:eastAsia="ru-RU"/>
+        </w:rPr>
+        <w:t xml:space="preserve">диаметром </w:t>
+      </w:r>
+      <w:r>
+        <w:rPr>
+          <w:bCs/>
+          <w:lang w:eastAsia="ru-RU"/>
+        </w:rPr>
+        <w:t>6-7мм</w:t>
       </w:r>
       <w:r>
         <w:rPr>
@@ -875,10 +1283,11 @@
           <w:lang w:eastAsia="ru-RU"/>
           <w14:ligatures w14:val="none"/>
         </w:rPr>
+        <w:lastRenderedPageBreak/>
         <w:drawing>
-          <wp:inline distT="0" distB="0" distL="0" distR="0">
-            <wp:extent cx="2410691" cy="2410691"/>
-            <wp:effectExtent l="0" t="0" r="8890" b="8890"/>
+          <wp:inline distT="0" distB="0" distL="0" distR="0" wp14:anchorId="4CDA415B" wp14:editId="7F6A40F6">
+            <wp:extent cx="2162175" cy="2162175"/>
+            <wp:effectExtent l="0" t="0" r="9525" b="9525"/>
             <wp:docPr id="9" name="Рисунок 9" descr="C:\Users\User\Downloads\i.jpg"/>
             <wp:cNvGraphicFramePr>
               <a:graphicFrameLocks xmlns:a="http://schemas.openxmlformats.org/drawingml/2006/main" noChangeAspect="1"/>
@@ -908,7 +1317,7 @@
                   <pic:spPr bwMode="auto">
                     <a:xfrm>
                       <a:off x="0" y="0"/>
-                      <a:ext cx="2410574" cy="2410574"/>
+                      <a:ext cx="2162272" cy="2162272"/>
                     </a:xfrm>
                     <a:prstGeom prst="rect">
                       <a:avLst/>
@@ -930,7 +1339,7 @@
         <w:pStyle w:val="a3"/>
         <w:jc w:val="center"/>
         <w:rPr>
-          <w:lang w:eastAsia="ru-RU"/>
+          <w:lang w:val="en-US"/>
         </w:rPr>
       </w:pPr>
       <w:r>
@@ -949,8 +1358,26 @@
         <w:rPr>
           <w:lang w:val="en-US"/>
         </w:rPr>
-        <w:t>e-clip</w:t>
-      </w:r>
+        <w:t>e</w:t>
+      </w:r>
+      <w:r>
+        <w:t>-</w:t>
+      </w:r>
+      <w:r>
+        <w:rPr>
+          <w:lang w:val="en-US"/>
+        </w:rPr>
+        <w:t>clip</w:t>
+      </w:r>
+    </w:p>
+    <w:p>
+      <w:pPr>
+        <w:pStyle w:val="a3"/>
+        <w:jc w:val="center"/>
+        <w:rPr>
+          <w:lang w:eastAsia="ru-RU"/>
+        </w:rPr>
+      </w:pPr>
     </w:p>
     <w:p>
       <w:pPr>
@@ -965,7 +1392,6 @@
           <w:bCs/>
           <w:lang w:eastAsia="ru-RU"/>
         </w:rPr>
-        <w:lastRenderedPageBreak/>
         <w:t>Опорная система</w:t>
       </w:r>
       <w:r>
@@ -1062,9 +1488,9 @@
           <w:lang w:eastAsia="ru-RU"/>
         </w:rPr>
         <w:drawing>
-          <wp:inline distT="0" distB="0" distL="0" distR="0" wp14:anchorId="34453256" wp14:editId="5DA8CDE7">
-            <wp:extent cx="2981325" cy="2162175"/>
-            <wp:effectExtent l="0" t="0" r="9525" b="9525"/>
+          <wp:inline distT="0" distB="0" distL="0" distR="0" wp14:anchorId="5890B53F" wp14:editId="3507AF9A">
+            <wp:extent cx="2762250" cy="2003293"/>
+            <wp:effectExtent l="0" t="0" r="0" b="0"/>
             <wp:docPr id="35" name="Рисунок 35"/>
             <wp:cNvGraphicFramePr>
               <a:graphicFrameLocks xmlns:a="http://schemas.openxmlformats.org/drawingml/2006/main" noChangeAspect="1"/>
@@ -1084,7 +1510,7 @@
                   <pic:spPr bwMode="auto">
                     <a:xfrm>
                       <a:off x="0" y="0"/>
-                      <a:ext cx="2981741" cy="2162477"/>
+                      <a:ext cx="2768790" cy="2008036"/>
                     </a:xfrm>
                     <a:prstGeom prst="rect">
                       <a:avLst/>
@@ -1111,10 +1537,7 @@
         <w:jc w:val="center"/>
       </w:pPr>
       <w:r>
-        <w:t>Рисунок 2.</w:t>
-      </w:r>
-      <w:r>
-        <w:t>4</w:t>
+        <w:t>Рисунок 2.4</w:t>
       </w:r>
       <w:r>
         <w:t xml:space="preserve"> – Подшипник качения </w:t>
@@ -1123,6 +1546,12 @@
     <w:p>
       <w:pPr>
         <w:pStyle w:val="a3"/>
+        <w:jc w:val="center"/>
+      </w:pPr>
+    </w:p>
+    <w:p>
+      <w:pPr>
+        <w:pStyle w:val="a3"/>
         <w:ind w:firstLine="709"/>
         <w:jc w:val="left"/>
         <w:rPr>
@@ -1151,6 +1580,16 @@
     <w:p>
       <w:pPr>
         <w:pStyle w:val="a3"/>
+        <w:ind w:firstLine="709"/>
+        <w:jc w:val="left"/>
+        <w:rPr>
+          <w:lang w:eastAsia="ru-RU"/>
+        </w:rPr>
+      </w:pPr>
+    </w:p>
+    <w:p>
+      <w:pPr>
+        <w:pStyle w:val="a3"/>
         <w:jc w:val="center"/>
         <w:rPr>
           <w:lang w:eastAsia="ru-RU"/>
@@ -1162,10 +1601,11 @@
           <w:lang w:eastAsia="ru-RU"/>
           <w14:ligatures w14:val="none"/>
         </w:rPr>
+        <w:lastRenderedPageBreak/>
         <w:drawing>
-          <wp:inline distT="0" distB="0" distL="0" distR="0" wp14:anchorId="4CFC0AC3" wp14:editId="7C35B56D">
-            <wp:extent cx="3040283" cy="4049486"/>
-            <wp:effectExtent l="0" t="0" r="8255" b="8255"/>
+          <wp:inline distT="0" distB="0" distL="0" distR="0" wp14:anchorId="2C1DA900" wp14:editId="32375D9F">
+            <wp:extent cx="2544219" cy="3388757"/>
+            <wp:effectExtent l="0" t="0" r="8890" b="2540"/>
             <wp:docPr id="7" name="Рисунок 7" descr="C:\Users\User\Downloads\photo_5217709293082186098_w.jpg"/>
             <wp:cNvGraphicFramePr>
               <a:graphicFrameLocks xmlns:a="http://schemas.openxmlformats.org/drawingml/2006/main" noChangeAspect="1"/>
@@ -1195,7 +1635,7 @@
                   <pic:spPr bwMode="auto">
                     <a:xfrm>
                       <a:off x="0" y="0"/>
-                      <a:ext cx="3043782" cy="4054147"/>
+                      <a:ext cx="2570982" cy="3424404"/>
                     </a:xfrm>
                     <a:prstGeom prst="rect">
                       <a:avLst/>
@@ -1217,26 +1657,63 @@
         <w:pStyle w:val="a3"/>
         <w:jc w:val="center"/>
         <w:rPr>
-          <w:lang w:eastAsia="ru-RU"/>
-        </w:rPr>
-      </w:pPr>
-      <w:r>
-        <w:rPr>
           <w:bCs/>
           <w:lang w:eastAsia="ru-RU"/>
         </w:rPr>
-        <w:t>Рисунок 2.2 – Собранны</w:t>
-      </w:r>
+      </w:pPr>
       <w:r>
         <w:rPr>
           <w:bCs/>
           <w:lang w:eastAsia="ru-RU"/>
         </w:rPr>
+        <w:t>Рисунок 2.</w:t>
+      </w:r>
+      <w:r>
+        <w:rPr>
+          <w:bCs/>
+          <w:lang w:eastAsia="ru-RU"/>
+        </w:rPr>
+        <w:t>5</w:t>
+      </w:r>
+      <w:r>
+        <w:rPr>
+          <w:bCs/>
+          <w:lang w:eastAsia="ru-RU"/>
+        </w:rPr>
+        <w:t xml:space="preserve"> – Собранны</w:t>
+      </w:r>
+      <w:r>
+        <w:rPr>
+          <w:bCs/>
+          <w:lang w:eastAsia="ru-RU"/>
+        </w:rPr>
         <w:t>й вид стенда</w:t>
       </w:r>
     </w:p>
     <w:p>
       <w:pPr>
+        <w:pStyle w:val="a3"/>
+        <w:jc w:val="center"/>
+        <w:rPr>
+          <w:bCs/>
+          <w:lang w:eastAsia="ru-RU"/>
+        </w:rPr>
+      </w:pPr>
+    </w:p>
+    <w:p>
+      <w:pPr>
+        <w:pStyle w:val="a3"/>
+        <w:ind w:firstLine="709"/>
+        <w:rPr>
+          <w:lang w:eastAsia="ru-RU"/>
+        </w:rPr>
+      </w:pPr>
+      <w:r>
+        <w:t>Таким образом, в рамках технологической части была выполнена сборка полунатурного стенда, включающая подготовку деревянных и металлических элементов, установку осей вращения и монтаж опорной системы с подшипниками. Конструкция получилась жёсткой, устойчивой и в то же время лёгкой, что позволяет проводить эксперименты по исследованию углового положения квадрокоптера в контролируемых условиях.</w:t>
+      </w:r>
+    </w:p>
+    <w:p>
+      <w:pPr>
         <w:pStyle w:val="2"/>
         <w:rPr>
           <w:sz w:val="28"/>
@@ -1246,35 +1723,195 @@
         <w:rPr>
           <w:sz w:val="28"/>
         </w:rPr>
+        <w:t>2.3 Установка и описание дрона-рамы</w:t>
+      </w:r>
+    </w:p>
+    <w:p>
+      <w:pPr>
+        <w:pStyle w:val="a3"/>
+        <w:ind w:firstLine="709"/>
+      </w:pPr>
+      <w:r>
+        <w:t xml:space="preserve">Квадрокоптер, закреплённый на внутреннем стержне стенда, служит основной частью экспериментальной системы. Его конструкция выполнена на базе готового комплекта рамы </w:t>
+      </w:r>
+      <w:proofErr w:type="spellStart"/>
+      <w:r>
+        <w:rPr>
+          <w:rStyle w:val="a6"/>
+          <w:b w:val="0"/>
+          <w:bCs w:val="0"/>
+        </w:rPr>
+        <w:t>Badboy</w:t>
+      </w:r>
+      <w:proofErr w:type="spellEnd"/>
+      <w:r>
+        <w:rPr>
+          <w:rStyle w:val="a6"/>
+          <w:b w:val="0"/>
+          <w:bCs w:val="0"/>
+        </w:rPr>
+        <w:t xml:space="preserve"> 146 мм</w:t>
+      </w:r>
+      <w:r>
+        <w:t xml:space="preserve"> из углеродного волокна, предназначенной для лёгких и манёвренных дронов класса «</w:t>
+      </w:r>
+      <w:proofErr w:type="spellStart"/>
+      <w:r>
+        <w:t>Cinewhoop</w:t>
+      </w:r>
+      <w:proofErr w:type="spellEnd"/>
+      <w:r>
+        <w:t>». Данный тип рамы отличается высокой жёсткостью при минимальной массе, что позволяет обеспечить устойчивость к вибрациям при вращении на стенде.</w:t>
+      </w:r>
+    </w:p>
+    <w:p>
+      <w:pPr>
+        <w:pStyle w:val="a3"/>
+        <w:ind w:firstLine="709"/>
+      </w:pPr>
+      <w:r>
+        <w:t xml:space="preserve">Рама выполнена из </w:t>
+      </w:r>
+      <w:r>
+        <w:rPr>
+          <w:rStyle w:val="a6"/>
+          <w:b w:val="0"/>
+          <w:bCs w:val="0"/>
+        </w:rPr>
+        <w:t>карбона (углеродного волокна)</w:t>
+      </w:r>
+      <w:r>
+        <w:t xml:space="preserve"> толщиной около 3 мм и имеет </w:t>
+      </w:r>
+      <w:r>
+        <w:rPr>
+          <w:rStyle w:val="a6"/>
+          <w:b w:val="0"/>
+          <w:bCs w:val="0"/>
+        </w:rPr>
+        <w:t>базу 146 мм</w:t>
+      </w:r>
+      <w:r>
+        <w:t xml:space="preserve">. Конфигурация крестовидного типа (X-образная) </w:t>
+      </w:r>
+      <w:r>
         <w:lastRenderedPageBreak/>
-        <w:t xml:space="preserve">2.3 </w:t>
-      </w:r>
-      <w:r>
+        <w:t>обеспечивает симметричное распределение массы и минимизацию крутящих нагрузок при вращении.</w:t>
+      </w:r>
+      <w:r>
+        <w:br/>
+        <w:t>Рама состоит из нижней и верхней площадок, соединённых стойками из алюминиевого сплава, на которых закрепляются двигатели и электронные модули. В центре рамы размещается полётная электроника, включая микроконтроллер ESP32 и датчик MPU-6050.</w:t>
+      </w:r>
+      <w:r>
+        <w:t xml:space="preserve"> </w:t>
+      </w:r>
+      <w:r>
+        <w:t>Конструкция рамы представлена на рисунке 2.6.</w:t>
+      </w:r>
+    </w:p>
+    <w:p>
+      <w:pPr>
+        <w:pStyle w:val="a3"/>
+        <w:ind w:firstLine="709"/>
+        <w:jc w:val="center"/>
+        <w:rPr>
+          <w:lang w:val="en-US"/>
+        </w:rPr>
+      </w:pPr>
+      <w:r>
+        <w:rPr>
+          <w:noProof/>
+        </w:rPr>
+        <w:drawing>
+          <wp:inline distT="0" distB="0" distL="0" distR="0" wp14:anchorId="1E5ABA53" wp14:editId="1C91B2E8">
+            <wp:extent cx="2876550" cy="2876550"/>
+            <wp:effectExtent l="0" t="0" r="0" b="0"/>
+            <wp:docPr id="5" name="Рисунок 5"/>
+            <wp:cNvGraphicFramePr>
+              <a:graphicFrameLocks xmlns:a="http://schemas.openxmlformats.org/drawingml/2006/main" noChangeAspect="1"/>
+            </wp:cNvGraphicFramePr>
+            <a:graphic xmlns:a="http://schemas.openxmlformats.org/drawingml/2006/main">
+              <a:graphicData uri="http://schemas.openxmlformats.org/drawingml/2006/picture">
+                <pic:pic xmlns:pic="http://schemas.openxmlformats.org/drawingml/2006/picture">
+                  <pic:nvPicPr>
+                    <pic:cNvPr id="0" name="Picture 3"/>
+                    <pic:cNvPicPr>
+                      <a:picLocks noChangeAspect="1" noChangeArrowheads="1"/>
+                    </pic:cNvPicPr>
+                  </pic:nvPicPr>
+                  <pic:blipFill>
+                    <a:blip r:embed="rId11" cstate="print">
+                      <a:extLst>
+                        <a:ext uri="{28A0092B-C50C-407E-A947-70E740481C1C}">
+                          <a14:useLocalDpi xmlns:a14="http://schemas.microsoft.com/office/drawing/2010/main" val="0"/>
+                        </a:ext>
+                      </a:extLst>
+                    </a:blip>
+                    <a:srcRect/>
+                    <a:stretch>
+                      <a:fillRect/>
+                    </a:stretch>
+                  </pic:blipFill>
+                  <pic:spPr bwMode="auto">
+                    <a:xfrm>
+                      <a:off x="0" y="0"/>
+                      <a:ext cx="2876550" cy="2876550"/>
+                    </a:xfrm>
+                    <a:prstGeom prst="rect">
+                      <a:avLst/>
+                    </a:prstGeom>
+                    <a:noFill/>
+                    <a:ln>
+                      <a:noFill/>
+                    </a:ln>
+                  </pic:spPr>
+                </pic:pic>
+              </a:graphicData>
+            </a:graphic>
+          </wp:inline>
+        </w:drawing>
+      </w:r>
+    </w:p>
+    <w:p>
+      <w:pPr>
+        <w:pStyle w:val="a3"/>
+        <w:ind w:firstLine="709"/>
+        <w:jc w:val="center"/>
+        <w:rPr>
+          <w:lang w:val="en-US"/>
+        </w:rPr>
+      </w:pPr>
+      <w:r>
+        <w:t xml:space="preserve">Рисунок 2.6 </w:t>
+      </w:r>
+      <w:r>
+        <w:rPr>
+          <w:bCs/>
+          <w:lang w:eastAsia="ru-RU"/>
+        </w:rPr>
+        <w:t>–</w:t>
+      </w:r>
+      <w:r>
+        <w:rPr>
+          <w:bCs/>
+          <w:lang w:eastAsia="ru-RU"/>
+        </w:rPr>
+        <w:t xml:space="preserve"> Рама </w:t>
+      </w:r>
+    </w:p>
+    <w:p>
+      <w:pPr>
+        <w:pStyle w:val="2"/>
         <w:rPr>
           <w:sz w:val="28"/>
-        </w:rPr>
-        <w:t xml:space="preserve">Установка и описание </w:t>
-      </w:r>
-      <w:proofErr w:type="spellStart"/>
+          <w:szCs w:val="28"/>
+        </w:rPr>
+      </w:pPr>
       <w:r>
         <w:rPr>
           <w:sz w:val="28"/>
-        </w:rPr>
-        <w:t>дрона</w:t>
-      </w:r>
-      <w:proofErr w:type="spellEnd"/>
-      <w:r>
-        <w:rPr>
-          <w:sz w:val="28"/>
-        </w:rPr>
-        <w:t>-рамы</w:t>
-      </w:r>
-    </w:p>
-    <w:p>
-      <w:pPr>
-        <w:pStyle w:val="2"/>
-      </w:pPr>
-      <w:r>
+          <w:szCs w:val="28"/>
+        </w:rPr>
         <w:t xml:space="preserve">2.4 </w:t>
       </w:r>
       <w:r>
@@ -1331,141 +1968,94 @@
         <w:ind w:firstLine="709"/>
       </w:pPr>
       <w:r>
-        <w:t xml:space="preserve">Микроконтроллер представляет собой компактный электронный компонент, интегрирующий однокристальную систему для выполнения вычислительных операций и управления разнообразными устройствами. В его состав входят центральный процессор (CPU), оперативная память (RAM), постоянная память (ROM или </w:t>
+        <w:t>Микроконтроллер представляет собой компактный электронный компонент, интегрирующий однокристальную систему для выполнения вычислительных операций и управления разнообразными устройствами. В его состав входят центральный процессор (CPU), оперативная память (RAM), постоянная память (ROM или Flash), а также периферийные модули, включая таймеры, аналого-цифровые преобразователи (АЦП), интерфейсы связи (UART, SPI, I2C) и порты ввода-вывода (GPIO). Эти устройства находят широкое применение в робототехнике, автоматизации, бытовой электронике и беспилотных системах благодаря своей многофункциональности, энергоэффективности и компактным размерам.</w:t>
+      </w:r>
+    </w:p>
+    <w:p>
+      <w:pPr>
+        <w:pStyle w:val="a3"/>
+        <w:ind w:firstLine="709"/>
+      </w:pPr>
+      <w:r>
+        <w:lastRenderedPageBreak/>
+        <w:t>Ключевое преимущество микроконтроллеров заключается в их способности реализовывать запрограммированные задачи в режиме реального времени, обрабатывать данные с датчиков и управлять исполнительными устройствами, такими как электродвигатели или светоизлучающие диоды. Интеграция этих функций в единый кристалл обеспечивает высокую производительность и надежность систем, что делает микроконтроллеры незаменимыми в современных приложениях, требующих высокой степени автоматизации и интеграции.</w:t>
+      </w:r>
+    </w:p>
+    <w:p>
+      <w:pPr>
+        <w:pStyle w:val="a3"/>
+        <w:ind w:firstLine="709"/>
+      </w:pPr>
+      <w:r>
+        <w:t>Кроме того, микроконтроллеры обладают расширенными возможностями для интеграции дополнительных периферийных устройств и модулей, что позволяет адаптировать их к специфическим требованиям различных проектов. Это делает их универсальными инструментами для разработки инновационных решений в различных отраслях, от промышленной автоматизации до космических технологий.</w:t>
+      </w:r>
+    </w:p>
+    <w:p>
+      <w:pPr>
+        <w:pStyle w:val="a3"/>
+        <w:ind w:firstLine="709"/>
+      </w:pPr>
+      <w:r>
+        <w:t xml:space="preserve">Применение микроконтроллера в системах управления полетом квадрокоптеров является критически важным элементом, обеспечивающим стабильность и точность выполнения полетных задач. Микроконтроллер функционирует как центральный узел обработки информации, поступающей от разнообразных датчиков, которые в совокупности предоставляют данные о текущем пространственном положении. На </w:t>
+      </w:r>
+      <w:r>
+        <w:t>их основание</w:t>
+      </w:r>
+      <w:r>
+        <w:t xml:space="preserve"> микроконтроллер осуществляет комплексную обработку информации, что позволяет генерировать управляющие сигналы для корректировки скорости вращения электродвигателей. Эти сигналы, в свою очередь, инициируют изменения в траекторных параметрах полета, включая коррекцию курса и высоты, что обеспечивает высокую степень адаптивности и точности выполнения полетных миссий.</w:t>
+      </w:r>
+    </w:p>
+    <w:p>
+      <w:pPr>
+        <w:pStyle w:val="a3"/>
+        <w:ind w:firstLine="709"/>
+      </w:pPr>
+      <w:r>
+        <w:t xml:space="preserve">Среди наиболее популярных микроконтроллеров, используемых в квадрокоптерах, выделяются следующие семейства: STM32 (например, STM32F4, STM32F7) от </w:t>
       </w:r>
       <w:proofErr w:type="spellStart"/>
       <w:r>
-        <w:t>Flash</w:t>
+        <w:t>STMicroelectronics</w:t>
       </w:r>
       <w:proofErr w:type="spellEnd"/>
       <w:r>
-        <w:t xml:space="preserve">), а также периферийные модули, включая таймеры, аналого-цифровые преобразователи (АЦП), интерфейсы связи (UART, SPI, I2C) и порты ввода-вывода (GPIO). Эти устройства находят широкое применение в робототехнике, автоматизации, бытовой электронике и беспилотных системах благодаря своей многофункциональности, </w:t>
+        <w:t>, широко применяемые в полетных контроллерах (</w:t>
       </w:r>
       <w:proofErr w:type="spellStart"/>
       <w:r>
-        <w:t>энергоэффективности</w:t>
+        <w:t>Betaflight</w:t>
       </w:r>
       <w:proofErr w:type="spellEnd"/>
       <w:r>
-        <w:t xml:space="preserve"> и компактным размерам.</w:t>
-      </w:r>
-    </w:p>
-    <w:p>
-      <w:pPr>
-        <w:pStyle w:val="a3"/>
-        <w:ind w:firstLine="709"/>
-      </w:pPr>
-      <w:r>
-        <w:t>Ключевое преимущество микроконтроллеров заключается в их способности реализовывать запрограммированные задачи в режиме реального времени, обрабатывать данные с датчиков и управлять исполнительными устройствами, такими как электродвигатели или светоизлучающие диоды. Интеграция этих функций в единый кристалл обеспечивает высокую производительность и надежность систем, что делает микроконтроллеры незаменимыми в современных приложениях, требующих высокой степени автоматизации и интеграции.</w:t>
-      </w:r>
-    </w:p>
-    <w:p>
-      <w:pPr>
-        <w:pStyle w:val="a3"/>
-        <w:ind w:firstLine="709"/>
-      </w:pPr>
-      <w:r>
-        <w:t>Кроме того, микроконтроллеры обладают расширенными возможностями для интеграции дополнительных периферийных устройств и модулей, что позволяет адаптировать их к специфическим требованиям различных проектов. Это делает их универсальными инструментами для разработки инновационных решений в различных отраслях, от промышленной автоматизации до космических технологий.</w:t>
-      </w:r>
-    </w:p>
-    <w:p>
-      <w:pPr>
-        <w:pStyle w:val="a3"/>
-        <w:ind w:firstLine="709"/>
-      </w:pPr>
-      <w:r>
-        <w:t xml:space="preserve">Применение микроконтроллера в системах управления полетом квадрокоптеров является критически важным элементом, обеспечивающим стабильность и точность выполнения полетных задач. Микроконтроллер </w:t>
+        <w:t xml:space="preserve">, INAV) благодаря высокой производительности </w:t>
       </w:r>
       <w:r>
         <w:lastRenderedPageBreak/>
-        <w:t xml:space="preserve">функционирует как центральный узел обработки информации, поступающей от разнообразных датчиков, которые в совокупности предоставляют данные о текущем пространственном положении. На </w:t>
-      </w:r>
-      <w:r>
-        <w:t>их основание</w:t>
-      </w:r>
-      <w:r>
-        <w:t xml:space="preserve"> микроконтроллер осуществляет комплексную обработку информации, что позволяет генерировать управляющие сигналы для корректировки скорости вращения электродвигателей. Эти сигналы, в свою очередь, инициируют изменения в траекторных параметрах полета, включая коррекцию курса и высоты, что обеспечивает высокую степень адаптивности и точности выполнения полетных миссий.</w:t>
-      </w:r>
-    </w:p>
-    <w:p>
-      <w:pPr>
-        <w:pStyle w:val="a3"/>
-        <w:ind w:firstLine="709"/>
-      </w:pPr>
-      <w:r>
-        <w:t xml:space="preserve">Среди наиболее популярных микроконтроллеров, используемых в </w:t>
+        <w:t>(Cortex-M4/M7, частота до 216 МГц) и поддержке FPU (</w:t>
       </w:r>
       <w:proofErr w:type="spellStart"/>
       <w:r>
-        <w:t>квадрокоптерах</w:t>
+        <w:t>Floating</w:t>
       </w:r>
       <w:proofErr w:type="spellEnd"/>
       <w:r>
-        <w:t xml:space="preserve">, выделяются следующие семейства: STM32 (например, STM32F4, STM32F7) от </w:t>
+        <w:t xml:space="preserve"> Point Unit) для сложных вычислений; </w:t>
       </w:r>
       <w:proofErr w:type="spellStart"/>
       <w:r>
-        <w:t>STMicroelectronics</w:t>
+        <w:t>ATmega</w:t>
       </w:r>
       <w:proofErr w:type="spellEnd"/>
       <w:r>
-        <w:t>, широко применяемые в полетных контроллерах (</w:t>
+        <w:t xml:space="preserve"> (например, ATmega328P) от </w:t>
       </w:r>
       <w:proofErr w:type="spellStart"/>
       <w:r>
-        <w:t>Betaflight</w:t>
+        <w:t>Microchip</w:t>
       </w:r>
       <w:proofErr w:type="spellEnd"/>
       <w:r>
-        <w:t>, INAV) благодаря высокой производительности (Cortex-M4/M7, частота до 216 МГц) и поддержке FPU (</w:t>
-      </w:r>
-      <w:proofErr w:type="spellStart"/>
-      <w:r>
-        <w:t>Floating</w:t>
-      </w:r>
-      <w:proofErr w:type="spellEnd"/>
-      <w:r>
-        <w:t xml:space="preserve"> </w:t>
-      </w:r>
-      <w:proofErr w:type="spellStart"/>
-      <w:r>
-        <w:t>Point</w:t>
-      </w:r>
-      <w:proofErr w:type="spellEnd"/>
-      <w:r>
-        <w:t xml:space="preserve"> </w:t>
-      </w:r>
-      <w:proofErr w:type="spellStart"/>
-      <w:r>
-        <w:t>Unit</w:t>
-      </w:r>
-      <w:proofErr w:type="spellEnd"/>
-      <w:r>
-        <w:t xml:space="preserve">) для сложных вычислений; </w:t>
-      </w:r>
-      <w:proofErr w:type="spellStart"/>
-      <w:r>
-        <w:t>ATmega</w:t>
-      </w:r>
-      <w:proofErr w:type="spellEnd"/>
-      <w:r>
-        <w:t xml:space="preserve"> (например, ATmega328P) от </w:t>
-      </w:r>
-      <w:proofErr w:type="spellStart"/>
-      <w:r>
-        <w:t>Microchip</w:t>
-      </w:r>
-      <w:proofErr w:type="spellEnd"/>
-      <w:r>
-        <w:t xml:space="preserve">, используемые в простых любительских </w:t>
-      </w:r>
-      <w:proofErr w:type="spellStart"/>
-      <w:r>
-        <w:t>квадрокоптерах</w:t>
-      </w:r>
-      <w:proofErr w:type="spellEnd"/>
-      <w:r>
-        <w:t xml:space="preserve"> и платформах </w:t>
+        <w:t xml:space="preserve">, используемые в простых любительских квадрокоптерах и платформах </w:t>
       </w:r>
       <w:proofErr w:type="spellStart"/>
       <w:r>
@@ -1538,13 +2128,8 @@
       </w:r>
       <w:proofErr w:type="spellEnd"/>
       <w:r>
-        <w:t xml:space="preserve"> </w:t>
-      </w:r>
-      <w:proofErr w:type="spellStart"/>
-      <w:r>
-        <w:t>Systems</w:t>
-      </w:r>
-      <w:proofErr w:type="spellEnd"/>
+        <w:t xml:space="preserve"> Systems</w:t>
+      </w:r>
       <w:r>
         <w:t xml:space="preserve">, который представляет предыдущую версию своего предшественника </w:t>
       </w:r>
@@ -1578,9 +2163,8 @@
           <w:noProof/>
           <w:lang w:eastAsia="ru-RU"/>
         </w:rPr>
-        <w:lastRenderedPageBreak/>
         <w:drawing>
-          <wp:inline distT="0" distB="0" distL="0" distR="0" wp14:anchorId="5B101230" wp14:editId="1296B31A">
+          <wp:inline distT="0" distB="0" distL="0" distR="0" wp14:anchorId="76F45196" wp14:editId="15EAD437">
             <wp:extent cx="3590925" cy="2481422"/>
             <wp:effectExtent l="0" t="0" r="0" b="0"/>
             <wp:docPr id="1" name="Рисунок 1" descr="Picture background"/>
@@ -1597,7 +2181,7 @@
                     </pic:cNvPicPr>
                   </pic:nvPicPr>
                   <pic:blipFill>
-                    <a:blip r:embed="rId11">
+                    <a:blip r:embed="rId12">
                       <a:extLst>
                         <a:ext uri="{28A0092B-C50C-407E-A947-70E740481C1C}">
                           <a14:useLocalDpi xmlns:a14="http://schemas.microsoft.com/office/drawing/2010/main" val="0"/>
@@ -1695,11 +2279,9 @@
       <w:r>
         <w:t xml:space="preserve"> из документации к микроконтроллеру</w:t>
       </w:r>
-      <w:proofErr w:type="gramStart"/>
       <w:r>
         <w:t xml:space="preserve"> []</w:t>
       </w:r>
-      <w:proofErr w:type="gramEnd"/>
     </w:p>
     <w:tbl>
       <w:tblPr>
@@ -1801,6 +2383,7 @@
               <w:rPr>
                 <w:lang w:val="en-US"/>
               </w:rPr>
+              <w:lastRenderedPageBreak/>
               <w:t>МГц</w:t>
             </w:r>
             <w:proofErr w:type="spellEnd"/>
@@ -1827,6 +2410,7 @@
               </w:rPr>
             </w:pPr>
             <w:r>
+              <w:lastRenderedPageBreak/>
               <w:t xml:space="preserve">Память </w:t>
             </w:r>
             <w:r>
@@ -2127,7 +2711,6 @@
               <w:rPr>
                 <w:lang w:val="en-US"/>
               </w:rPr>
-              <w:lastRenderedPageBreak/>
               <w:t>как</w:t>
             </w:r>
             <w:proofErr w:type="spellEnd"/>
@@ -2243,13 +2826,8 @@
             </w:r>
             <w:proofErr w:type="spellEnd"/>
             <w:r>
-              <w:t>), до 5 Мбит/</w:t>
-            </w:r>
-            <w:proofErr w:type="gramStart"/>
-            <w:r>
-              <w:t>с</w:t>
-            </w:r>
-            <w:proofErr w:type="gramEnd"/>
+              <w:t>), до 5 Мбит/с</w:t>
+            </w:r>
           </w:p>
         </w:tc>
       </w:tr>
@@ -2292,13 +2870,8 @@
             </w:r>
             <w:proofErr w:type="spellEnd"/>
             <w:r>
-              <w:t>/</w:t>
-            </w:r>
-            <w:proofErr w:type="gramStart"/>
-            <w:r>
-              <w:t>с</w:t>
-            </w:r>
-            <w:proofErr w:type="gramEnd"/>
+              <w:t>/с</w:t>
+            </w:r>
           </w:p>
         </w:tc>
       </w:tr>
@@ -2363,13 +2936,8 @@
               <w:jc w:val="center"/>
             </w:pPr>
             <w:r>
-              <w:t>3.0–3.6</w:t>
-            </w:r>
-            <w:proofErr w:type="gramStart"/>
-            <w:r>
-              <w:t xml:space="preserve"> В</w:t>
-            </w:r>
-            <w:proofErr w:type="gramEnd"/>
+              <w:t>3.0–3.6 В</w:t>
+            </w:r>
           </w:p>
         </w:tc>
       </w:tr>
@@ -2461,47 +3029,23 @@
               <w:t xml:space="preserve">В зависимости от режима: </w:t>
             </w:r>
             <w:r>
-              <w:t>от 5 мкА (</w:t>
+              <w:t xml:space="preserve">от 5 мкА (Deep </w:t>
             </w:r>
             <w:proofErr w:type="spellStart"/>
             <w:r>
-              <w:t>Deep</w:t>
+              <w:t>Sleep</w:t>
             </w:r>
             <w:proofErr w:type="spellEnd"/>
             <w:r>
-              <w:t xml:space="preserve"> </w:t>
+              <w:t xml:space="preserve">) до 1.1 А (максимальная нагрузка с CPU, </w:t>
             </w:r>
             <w:proofErr w:type="spellStart"/>
             <w:r>
-              <w:t>Sleep</w:t>
+              <w:t>Wi</w:t>
             </w:r>
             <w:proofErr w:type="spellEnd"/>
             <w:r>
-              <w:t>) до 1.1</w:t>
-            </w:r>
-            <w:proofErr w:type="gramStart"/>
-            <w:r>
-              <w:t xml:space="preserve"> А</w:t>
-            </w:r>
-            <w:proofErr w:type="gramEnd"/>
-            <w:r>
-              <w:t xml:space="preserve"> (максимальная нагрузка с CPU, </w:t>
-            </w:r>
-            <w:proofErr w:type="spellStart"/>
-            <w:r>
-              <w:t>Wi-Fi</w:t>
-            </w:r>
-            <w:proofErr w:type="spellEnd"/>
-            <w:r>
-              <w:t xml:space="preserve"> и </w:t>
-            </w:r>
-            <w:proofErr w:type="spellStart"/>
-            <w:r>
-              <w:t>Bluetooth</w:t>
-            </w:r>
-            <w:proofErr w:type="spellEnd"/>
-            <w:r>
-              <w:t>)</w:t>
+              <w:t>-Fi и Bluetooth)</w:t>
             </w:r>
           </w:p>
         </w:tc>
@@ -2530,23 +3074,20 @@
       <w:r>
         <w:t xml:space="preserve"> </w:t>
       </w:r>
+      <w:proofErr w:type="gramStart"/>
       <w:r>
         <w:rPr>
           <w:lang w:val="en-US"/>
         </w:rPr>
         <w:t>IDE</w:t>
       </w:r>
-      <w:proofErr w:type="gramStart"/>
       <w:r>
         <w:t xml:space="preserve"> </w:t>
       </w:r>
       <w:r>
-        <w:t>?</w:t>
+        <w:t>???</w:t>
       </w:r>
       <w:proofErr w:type="gramEnd"/>
-      <w:r>
-        <w:t>??</w:t>
-      </w:r>
     </w:p>
     <w:p>
       <w:pPr>
@@ -2607,6 +3148,7 @@
       </w:pPr>
       <w:proofErr w:type="spellStart"/>
       <w:r>
+        <w:lastRenderedPageBreak/>
         <w:t>Микроэлектромеханически</w:t>
       </w:r>
       <w:r>
@@ -2617,36 +3159,32 @@
         <w:t xml:space="preserve"> системы (МЭМС, от англ. MEMS –</w:t>
       </w:r>
       <w:r>
-        <w:t xml:space="preserve"> </w:t>
+        <w:t xml:space="preserve"> Micro-</w:t>
       </w:r>
       <w:proofErr w:type="spellStart"/>
       <w:r>
-        <w:t>Micro-Electro-Mechanical</w:t>
+        <w:t>Electro</w:t>
       </w:r>
       <w:proofErr w:type="spellEnd"/>
       <w:r>
-        <w:t xml:space="preserve"> </w:t>
+        <w:t>-</w:t>
       </w:r>
       <w:proofErr w:type="spellStart"/>
       <w:r>
-        <w:t>Systems</w:t>
+        <w:t>Mechanical</w:t>
       </w:r>
       <w:proofErr w:type="spellEnd"/>
       <w:r>
-        <w:t>) представляют собой миниатюрные устройства, объединяющие механические и электрические компоненты на микроуровне. Эти системы изготавливаются с использованием технологий полупроводникового производства, что позволяет создавать датчики и исполнительные механизмы размером от микрометров до миллиметров. Основной принцип работы МЭМС-датчиков заключается в преобразовании физических величин (ускорение, угловая скорость, магнитное поле и др.) в электрические сигналы, которые могут быть обработаны электронными схемами.</w:t>
-      </w:r>
-    </w:p>
-    <w:p>
-      <w:pPr>
-        <w:pStyle w:val="a3"/>
-        <w:ind w:firstLine="709"/>
-      </w:pPr>
-      <w:r>
-        <w:t xml:space="preserve">МЭМС-датчики состоят из микромеханических элементов (например, подвижных мембран, балок или масс), которые реагируют на внешние </w:t>
-      </w:r>
-      <w:r>
-        <w:lastRenderedPageBreak/>
-        <w:t>воздействия, и электронных схем для обработки сигналов. Их ключевые преимущества включают:</w:t>
+        <w:t xml:space="preserve"> Systems) представляют собой миниатюрные устройства, объединяющие механические и электрические компоненты на микроуровне. Эти системы изготавливаются с использованием технологий полупроводникового производства, что позволяет создавать датчики и исполнительные механизмы размером от микрометров до миллиметров. Основной принцип работы МЭМС-датчиков заключается в преобразовании физических величин (ускорение, угловая скорость, магнитное поле и др.) в электрические сигналы, которые могут быть обработаны электронными схемами.</w:t>
+      </w:r>
+    </w:p>
+    <w:p>
+      <w:pPr>
+        <w:pStyle w:val="a3"/>
+        <w:ind w:firstLine="709"/>
+      </w:pPr>
+      <w:r>
+        <w:t>МЭМС-датчики состоят из микромеханических элементов (например, подвижных мембран, балок или масс), которые реагируют на внешние воздействия, и электронных схем для обработки сигналов. Их ключевые преимущества включают:</w:t>
       </w:r>
     </w:p>
     <w:p>
@@ -2690,13 +3228,8 @@
         <w:t>Низкое энергопотребление</w:t>
       </w:r>
       <w:r>
-        <w:t xml:space="preserve">: </w:t>
-      </w:r>
-      <w:proofErr w:type="gramStart"/>
-      <w:r>
-        <w:t>МЭМС-датчики эффективны для использования в автономных системах.</w:t>
-      </w:r>
-      <w:proofErr w:type="gramEnd"/>
+        <w:t>: МЭМС-датчики эффективны для использования в автономных системах.</w:t>
+      </w:r>
     </w:p>
     <w:p>
       <w:pPr>
@@ -2757,7 +3290,11 @@
         <w:ind w:firstLine="709"/>
       </w:pPr>
       <w:r>
-        <w:t>В данном проекте датчики MPU-6050 и GY-273 используются для сбора данных об ориентации и положении устройства. MPU-6050 обеспечивает информацию об ускорении и угловой скорости по трем осям, а GY-273 дополняет систему данными о магнитном поле, что позволяет реализовать функции навигации и стабилизации. Интеграция этих датчиков в систему осуществляется путем их пайки к соответствующим платам и подключения к микроконтроллеру для обработки данных.</w:t>
+        <w:t xml:space="preserve">В данном проекте датчики MPU-6050 и GY-273 используются для сбора данных об ориентации и положении устройства. MPU-6050 обеспечивает информацию об ускорении и угловой скорости по трем осям, а </w:t>
+      </w:r>
+      <w:r>
+        <w:lastRenderedPageBreak/>
+        <w:t>GY-273 дополняет систему данными о магнитном поле, что позволяет реализовать функции навигации и стабилизации. Интеграция этих датчиков в систему осуществляется путем их пайки к соответствующим платам и подключения к микроконтроллеру для обработки данных.</w:t>
       </w:r>
     </w:p>
     <w:p>
@@ -2829,20 +3366,16 @@
           <w:b/>
         </w:rPr>
       </w:pPr>
-      <w:bookmarkStart w:id="0" w:name="_GoBack"/>
-      <w:bookmarkEnd w:id="0"/>
-    </w:p>
-    <w:p>
-      <w:pPr>
-        <w:pStyle w:val="a3"/>
-        <w:ind w:firstLine="709"/>
-      </w:pPr>
-      <w:proofErr w:type="gramStart"/>
+    </w:p>
+    <w:p>
+      <w:pPr>
+        <w:pStyle w:val="a3"/>
+        <w:ind w:firstLine="709"/>
+      </w:pPr>
       <w:r>
         <w:rPr>
           <w:lang w:val="en-US"/>
         </w:rPr>
-        <w:lastRenderedPageBreak/>
         <w:t>MPU</w:t>
       </w:r>
       <w:r>
@@ -2879,7 +3412,6 @@
       <w:r>
         <w:t xml:space="preserve"> акселерометр.</w:t>
       </w:r>
-      <w:proofErr w:type="gramEnd"/>
       <w:r>
         <w:t xml:space="preserve"> Он разработан компанией </w:t>
       </w:r>
@@ -2913,7 +3445,7 @@
           <w:lang w:eastAsia="ru-RU"/>
         </w:rPr>
         <w:drawing>
-          <wp:inline distT="0" distB="0" distL="0" distR="0" wp14:anchorId="32C4844C" wp14:editId="38142217">
+          <wp:inline distT="0" distB="0" distL="0" distR="0" wp14:anchorId="6CDC0B08" wp14:editId="50A035EE">
             <wp:extent cx="3152775" cy="2360983"/>
             <wp:effectExtent l="0" t="0" r="0" b="1270"/>
             <wp:docPr id="3" name="Рисунок 3" descr="MPU6050 Module Pinout, Configuration, Features, Arduino, 49% OFF"/>
@@ -2930,7 +3462,7 @@
                     </pic:cNvPicPr>
                   </pic:nvPicPr>
                   <pic:blipFill rotWithShape="1">
-                    <a:blip r:embed="rId12" cstate="print">
+                    <a:blip r:embed="rId13" cstate="print">
                       <a:extLst>
                         <a:ext uri="{28A0092B-C50C-407E-A947-70E740481C1C}">
                           <a14:useLocalDpi xmlns:a14="http://schemas.microsoft.com/office/drawing/2010/main" val="0"/>
@@ -2996,7 +3528,6 @@
         <w:pStyle w:val="a3"/>
         <w:ind w:firstLine="709"/>
       </w:pPr>
-      <w:proofErr w:type="gramStart"/>
       <w:r>
         <w:rPr>
           <w:lang w:val="en-US"/>
@@ -3004,11 +3535,7 @@
         <w:t>MPU</w:t>
       </w:r>
       <w:r>
-        <w:t>-6050 поддерживает функцию интеграции данных, которая позволяет объединять данные с акселерометров и гироскопов для получения более точных данных.</w:t>
-      </w:r>
-      <w:proofErr w:type="gramEnd"/>
-      <w:r>
-        <w:t xml:space="preserve"> А также имеет </w:t>
+        <w:t xml:space="preserve">-6050 поддерживает функцию интеграции данных, которая позволяет объединять данные с акселерометров и гироскопов для получения более точных данных. А также имеет </w:t>
       </w:r>
       <w:r>
         <w:t>модуль обработки данных</w:t>
@@ -3044,15 +3571,11 @@
         <w:t>processor</w:t>
       </w:r>
       <w:r>
-        <w:t xml:space="preserve">), который обладает встроенными алгоритмами фильтрации. </w:t>
-      </w:r>
-      <w:proofErr w:type="gramStart"/>
-      <w:r>
-        <w:t>Подробные</w:t>
-      </w:r>
-      <w:proofErr w:type="gramEnd"/>
-      <w:r>
-        <w:t xml:space="preserve"> технические характеристик </w:t>
+        <w:t xml:space="preserve">), который обладает встроенными </w:t>
+      </w:r>
+      <w:r>
+        <w:lastRenderedPageBreak/>
+        <w:t xml:space="preserve">алгоритмами фильтрации. Подробные технические характеристик </w:t>
       </w:r>
       <w:r>
         <w:t>MPU-6050</w:t>
@@ -3087,11 +3610,9 @@
       <w:r>
         <w:t xml:space="preserve"> из документации к модулю</w:t>
       </w:r>
-      <w:proofErr w:type="gramStart"/>
       <w:r>
         <w:t xml:space="preserve"> []</w:t>
       </w:r>
-      <w:proofErr w:type="gramEnd"/>
     </w:p>
     <w:tbl>
       <w:tblPr>
@@ -3284,7 +3805,6 @@
               <w:jc w:val="left"/>
             </w:pPr>
             <w:r>
-              <w:lastRenderedPageBreak/>
               <w:t>Гироскоп</w:t>
             </w:r>
           </w:p>
@@ -3299,13 +3819,8 @@
               <w:jc w:val="center"/>
             </w:pPr>
             <w:r>
-              <w:t>3-осевой MEMS, 16-бит ADC, диапазоны ±250/±500/±1000/±2000 °/</w:t>
-            </w:r>
-            <w:proofErr w:type="gramStart"/>
-            <w:r>
-              <w:t>с</w:t>
-            </w:r>
-            <w:proofErr w:type="gramEnd"/>
+              <w:t>3-осевой MEMS, 16-бит ADC, диапазоны ±250/±500/±1000/±2000 °/с</w:t>
+            </w:r>
           </w:p>
         </w:tc>
       </w:tr>
@@ -3428,15 +3943,7 @@
               <w:jc w:val="center"/>
             </w:pPr>
             <w:r>
-              <w:t>VDD: 2.375–3.46</w:t>
-            </w:r>
-            <w:proofErr w:type="gramStart"/>
-            <w:r>
-              <w:t xml:space="preserve"> В</w:t>
-            </w:r>
-            <w:proofErr w:type="gramEnd"/>
-            <w:r>
-              <w:t>; VLOGIC: 1.71–VDD В</w:t>
+              <w:t>VDD: 2.375–3.46 В; VLOGIC: 1.71–VDD В</w:t>
             </w:r>
           </w:p>
           <w:p>
@@ -3614,8 +4121,157 @@
 </file>
 
 <file path=word/numbering.xml><?xml version="1.0" encoding="utf-8"?>
-<w:numbering xmlns:wpc="http://schemas.microsoft.com/office/word/2010/wordprocessingCanvas" xmlns:mc="http://schemas.openxmlformats.org/markup-compatibility/2006" xmlns:o="urn:schemas-microsoft-com:office:office" xmlns:r="http://schemas.openxmlformats.org/officeDocument/2006/relationships" xmlns:m="http://schemas.openxmlformats.org/officeDocument/2006/math" xmlns:v="urn:schemas-microsoft-com:vml" xmlns:wp14="http://schemas.microsoft.com/office/word/2010/wordprocessingDrawing" xmlns:wp="http://schemas.openxmlformats.org/drawingml/2006/wordprocessingDrawing" xmlns:w10="urn:schemas-microsoft-com:office:word" xmlns:w="http://schemas.openxmlformats.org/wordprocessingml/2006/main" xmlns:w14="http://schemas.microsoft.com/office/word/2010/wordml" xmlns:wpg="http://schemas.microsoft.com/office/word/2010/wordprocessingGroup" xmlns:wpi="http://schemas.microsoft.com/office/word/2010/wordprocessingInk" xmlns:wne="http://schemas.microsoft.com/office/word/2006/wordml" xmlns:wps="http://schemas.microsoft.com/office/word/2010/wordprocessingShape" mc:Ignorable="w14 wp14">
-  <w:abstractNum w:abstractNumId="0">
+<w:numbering xmlns:wpc="http://schemas.microsoft.com/office/word/2010/wordprocessingCanvas" xmlns:cx="http://schemas.microsoft.com/office/drawing/2014/chartex" xmlns:cx1="http://schemas.microsoft.com/office/drawing/2015/9/8/chartex" xmlns:cx2="http://schemas.microsoft.com/office/drawing/2015/10/21/chartex" xmlns:cx3="http://schemas.microsoft.com/office/drawing/2016/5/9/chartex" xmlns:cx4="http://schemas.microsoft.com/office/drawing/2016/5/10/chartex" xmlns:cx5="http://schemas.microsoft.com/office/drawing/2016/5/11/chartex" xmlns:cx6="http://schemas.microsoft.com/office/drawing/2016/5/12/chartex" xmlns:cx7="http://schemas.microsoft.com/office/drawing/2016/5/13/chartex" xmlns:cx8="http://schemas.microsoft.com/office/drawing/2016/5/14/chartex" xmlns:mc="http://schemas.openxmlformats.org/markup-compatibility/2006" xmlns:aink="http://schemas.microsoft.com/office/drawing/2016/ink" xmlns:am3d="http://schemas.microsoft.com/office/drawing/2017/model3d" xmlns:o="urn:schemas-microsoft-com:office:office" xmlns:r="http://schemas.openxmlformats.org/officeDocument/2006/relationships" xmlns:m="http://schemas.openxmlformats.org/officeDocument/2006/math" xmlns:v="urn:schemas-microsoft-com:vml" xmlns:wp14="http://schemas.microsoft.com/office/word/2010/wordprocessingDrawing" xmlns:wp="http://schemas.openxmlformats.org/drawingml/2006/wordprocessingDrawing" xmlns:w10="urn:schemas-microsoft-com:office:word" xmlns:w="http://schemas.openxmlformats.org/wordprocessingml/2006/main" xmlns:w14="http://schemas.microsoft.com/office/word/2010/wordml" xmlns:w15="http://schemas.microsoft.com/office/word/2012/wordml" xmlns:w16cex="http://schemas.microsoft.com/office/word/2018/wordml/cex" xmlns:w16cid="http://schemas.microsoft.com/office/word/2016/wordml/cid" xmlns:w16="http://schemas.microsoft.com/office/word/2018/wordml" xmlns:w16sdtdh="http://schemas.microsoft.com/office/word/2020/wordml/sdtdatahash" xmlns:w16se="http://schemas.microsoft.com/office/word/2015/wordml/symex" xmlns:wpg="http://schemas.microsoft.com/office/word/2010/wordprocessingGroup" xmlns:wpi="http://schemas.microsoft.com/office/word/2010/wordprocessingInk" xmlns:wne="http://schemas.microsoft.com/office/word/2006/wordml" xmlns:wps="http://schemas.microsoft.com/office/word/2010/wordprocessingShape" mc:Ignorable="w14 w15 w16se w16cid w16 w16cex w16sdtdh wp14">
+  <w:abstractNum w:abstractNumId="0" w15:restartNumberingAfterBreak="0">
+    <w:nsid w:val="067271E4"/>
+    <w:multiLevelType w:val="multilevel"/>
+    <w:tmpl w:val="A6EC409C"/>
+    <w:lvl w:ilvl="0">
+      <w:start w:val="1"/>
+      <w:numFmt w:val="bullet"/>
+      <w:lvlText w:val=""/>
+      <w:lvlJc w:val="left"/>
+      <w:pPr>
+        <w:tabs>
+          <w:tab w:val="num" w:pos="720"/>
+        </w:tabs>
+        <w:ind w:left="720" w:hanging="360"/>
+      </w:pPr>
+      <w:rPr>
+        <w:rFonts w:ascii="Symbol" w:hAnsi="Symbol" w:hint="default"/>
+        <w:sz w:val="28"/>
+      </w:rPr>
+    </w:lvl>
+    <w:lvl w:ilvl="1" w:tentative="1">
+      <w:start w:val="1"/>
+      <w:numFmt w:val="bullet"/>
+      <w:lvlText w:val="o"/>
+      <w:lvlJc w:val="left"/>
+      <w:pPr>
+        <w:tabs>
+          <w:tab w:val="num" w:pos="1440"/>
+        </w:tabs>
+        <w:ind w:left="1440" w:hanging="360"/>
+      </w:pPr>
+      <w:rPr>
+        <w:rFonts w:ascii="Courier New" w:hAnsi="Courier New" w:hint="default"/>
+        <w:sz w:val="20"/>
+      </w:rPr>
+    </w:lvl>
+    <w:lvl w:ilvl="2" w:tentative="1">
+      <w:start w:val="1"/>
+      <w:numFmt w:val="bullet"/>
+      <w:lvlText w:val=""/>
+      <w:lvlJc w:val="left"/>
+      <w:pPr>
+        <w:tabs>
+          <w:tab w:val="num" w:pos="2160"/>
+        </w:tabs>
+        <w:ind w:left="2160" w:hanging="360"/>
+      </w:pPr>
+      <w:rPr>
+        <w:rFonts w:ascii="Wingdings" w:hAnsi="Wingdings" w:hint="default"/>
+        <w:sz w:val="20"/>
+      </w:rPr>
+    </w:lvl>
+    <w:lvl w:ilvl="3" w:tentative="1">
+      <w:start w:val="1"/>
+      <w:numFmt w:val="bullet"/>
+      <w:lvlText w:val=""/>
+      <w:lvlJc w:val="left"/>
+      <w:pPr>
+        <w:tabs>
+          <w:tab w:val="num" w:pos="2880"/>
+        </w:tabs>
+        <w:ind w:left="2880" w:hanging="360"/>
+      </w:pPr>
+      <w:rPr>
+        <w:rFonts w:ascii="Wingdings" w:hAnsi="Wingdings" w:hint="default"/>
+        <w:sz w:val="20"/>
+      </w:rPr>
+    </w:lvl>
+    <w:lvl w:ilvl="4" w:tentative="1">
+      <w:start w:val="1"/>
+      <w:numFmt w:val="bullet"/>
+      <w:lvlText w:val=""/>
+      <w:lvlJc w:val="left"/>
+      <w:pPr>
+        <w:tabs>
+          <w:tab w:val="num" w:pos="3600"/>
+        </w:tabs>
+        <w:ind w:left="3600" w:hanging="360"/>
+      </w:pPr>
+      <w:rPr>
+        <w:rFonts w:ascii="Wingdings" w:hAnsi="Wingdings" w:hint="default"/>
+        <w:sz w:val="20"/>
+      </w:rPr>
+    </w:lvl>
+    <w:lvl w:ilvl="5" w:tentative="1">
+      <w:start w:val="1"/>
+      <w:numFmt w:val="bullet"/>
+      <w:lvlText w:val=""/>
+      <w:lvlJc w:val="left"/>
+      <w:pPr>
+        <w:tabs>
+          <w:tab w:val="num" w:pos="4320"/>
+        </w:tabs>
+        <w:ind w:left="4320" w:hanging="360"/>
+      </w:pPr>
+      <w:rPr>
+        <w:rFonts w:ascii="Wingdings" w:hAnsi="Wingdings" w:hint="default"/>
+        <w:sz w:val="20"/>
+      </w:rPr>
+    </w:lvl>
+    <w:lvl w:ilvl="6" w:tentative="1">
+      <w:start w:val="1"/>
+      <w:numFmt w:val="bullet"/>
+      <w:lvlText w:val=""/>
+      <w:lvlJc w:val="left"/>
+      <w:pPr>
+        <w:tabs>
+          <w:tab w:val="num" w:pos="5040"/>
+        </w:tabs>
+        <w:ind w:left="5040" w:hanging="360"/>
+      </w:pPr>
+      <w:rPr>
+        <w:rFonts w:ascii="Wingdings" w:hAnsi="Wingdings" w:hint="default"/>
+        <w:sz w:val="20"/>
+      </w:rPr>
+    </w:lvl>
+    <w:lvl w:ilvl="7" w:tentative="1">
+      <w:start w:val="1"/>
+      <w:numFmt w:val="bullet"/>
+      <w:lvlText w:val=""/>
+      <w:lvlJc w:val="left"/>
+      <w:pPr>
+        <w:tabs>
+          <w:tab w:val="num" w:pos="5760"/>
+        </w:tabs>
+        <w:ind w:left="5760" w:hanging="360"/>
+      </w:pPr>
+      <w:rPr>
+        <w:rFonts w:ascii="Wingdings" w:hAnsi="Wingdings" w:hint="default"/>
+        <w:sz w:val="20"/>
+      </w:rPr>
+    </w:lvl>
+    <w:lvl w:ilvl="8" w:tentative="1">
+      <w:start w:val="1"/>
+      <w:numFmt w:val="bullet"/>
+      <w:lvlText w:val=""/>
+      <w:lvlJc w:val="left"/>
+      <w:pPr>
+        <w:tabs>
+          <w:tab w:val="num" w:pos="6480"/>
+        </w:tabs>
+        <w:ind w:left="6480" w:hanging="360"/>
+      </w:pPr>
+      <w:rPr>
+        <w:rFonts w:ascii="Wingdings" w:hAnsi="Wingdings" w:hint="default"/>
+        <w:sz w:val="20"/>
+      </w:rPr>
+    </w:lvl>
+  </w:abstractNum>
+  <w:abstractNum w:abstractNumId="1" w15:restartNumberingAfterBreak="0">
     <w:nsid w:val="1AEF7F93"/>
     <w:multiLevelType w:val="multilevel"/>
     <w:tmpl w:val="0A84AFD2"/>
@@ -3764,7 +4420,120 @@
       </w:rPr>
     </w:lvl>
   </w:abstractNum>
-  <w:abstractNum w:abstractNumId="1">
+  <w:abstractNum w:abstractNumId="2" w15:restartNumberingAfterBreak="0">
+    <w:nsid w:val="272159BD"/>
+    <w:multiLevelType w:val="multilevel"/>
+    <w:tmpl w:val="F5485C28"/>
+    <w:lvl w:ilvl="0">
+      <w:start w:val="1"/>
+      <w:numFmt w:val="decimal"/>
+      <w:lvlText w:val="%1."/>
+      <w:lvlJc w:val="left"/>
+      <w:pPr>
+        <w:tabs>
+          <w:tab w:val="num" w:pos="720"/>
+        </w:tabs>
+        <w:ind w:left="720" w:hanging="360"/>
+      </w:pPr>
+    </w:lvl>
+    <w:lvl w:ilvl="1" w:tentative="1">
+      <w:start w:val="1"/>
+      <w:numFmt w:val="decimal"/>
+      <w:lvlText w:val="%2."/>
+      <w:lvlJc w:val="left"/>
+      <w:pPr>
+        <w:tabs>
+          <w:tab w:val="num" w:pos="1440"/>
+        </w:tabs>
+        <w:ind w:left="1440" w:hanging="360"/>
+      </w:pPr>
+    </w:lvl>
+    <w:lvl w:ilvl="2" w:tentative="1">
+      <w:start w:val="1"/>
+      <w:numFmt w:val="decimal"/>
+      <w:lvlText w:val="%3."/>
+      <w:lvlJc w:val="left"/>
+      <w:pPr>
+        <w:tabs>
+          <w:tab w:val="num" w:pos="2160"/>
+        </w:tabs>
+        <w:ind w:left="2160" w:hanging="360"/>
+      </w:pPr>
+    </w:lvl>
+    <w:lvl w:ilvl="3" w:tentative="1">
+      <w:start w:val="1"/>
+      <w:numFmt w:val="decimal"/>
+      <w:lvlText w:val="%4."/>
+      <w:lvlJc w:val="left"/>
+      <w:pPr>
+        <w:tabs>
+          <w:tab w:val="num" w:pos="2880"/>
+        </w:tabs>
+        <w:ind w:left="2880" w:hanging="360"/>
+      </w:pPr>
+    </w:lvl>
+    <w:lvl w:ilvl="4" w:tentative="1">
+      <w:start w:val="1"/>
+      <w:numFmt w:val="decimal"/>
+      <w:lvlText w:val="%5."/>
+      <w:lvlJc w:val="left"/>
+      <w:pPr>
+        <w:tabs>
+          <w:tab w:val="num" w:pos="3600"/>
+        </w:tabs>
+        <w:ind w:left="3600" w:hanging="360"/>
+      </w:pPr>
+    </w:lvl>
+    <w:lvl w:ilvl="5" w:tentative="1">
+      <w:start w:val="1"/>
+      <w:numFmt w:val="decimal"/>
+      <w:lvlText w:val="%6."/>
+      <w:lvlJc w:val="left"/>
+      <w:pPr>
+        <w:tabs>
+          <w:tab w:val="num" w:pos="4320"/>
+        </w:tabs>
+        <w:ind w:left="4320" w:hanging="360"/>
+      </w:pPr>
+    </w:lvl>
+    <w:lvl w:ilvl="6" w:tentative="1">
+      <w:start w:val="1"/>
+      <w:numFmt w:val="decimal"/>
+      <w:lvlText w:val="%7."/>
+      <w:lvlJc w:val="left"/>
+      <w:pPr>
+        <w:tabs>
+          <w:tab w:val="num" w:pos="5040"/>
+        </w:tabs>
+        <w:ind w:left="5040" w:hanging="360"/>
+      </w:pPr>
+    </w:lvl>
+    <w:lvl w:ilvl="7" w:tentative="1">
+      <w:start w:val="1"/>
+      <w:numFmt w:val="decimal"/>
+      <w:lvlText w:val="%8."/>
+      <w:lvlJc w:val="left"/>
+      <w:pPr>
+        <w:tabs>
+          <w:tab w:val="num" w:pos="5760"/>
+        </w:tabs>
+        <w:ind w:left="5760" w:hanging="360"/>
+      </w:pPr>
+    </w:lvl>
+    <w:lvl w:ilvl="8" w:tentative="1">
+      <w:start w:val="1"/>
+      <w:numFmt w:val="decimal"/>
+      <w:lvlText w:val="%9."/>
+      <w:lvlJc w:val="left"/>
+      <w:pPr>
+        <w:tabs>
+          <w:tab w:val="num" w:pos="6480"/>
+        </w:tabs>
+        <w:ind w:left="6480" w:hanging="360"/>
+      </w:pPr>
+    </w:lvl>
+  </w:abstractNum>
+  <w:abstractNum w:abstractNumId="3" w15:restartNumberingAfterBreak="0">
     <w:nsid w:val="49254C36"/>
     <w:multiLevelType w:val="multilevel"/>
     <w:tmpl w:val="0AB4E20A"/>
@@ -3877,7 +4646,7 @@
       </w:pPr>
     </w:lvl>
   </w:abstractNum>
-  <w:abstractNum w:abstractNumId="2">
+  <w:abstractNum w:abstractNumId="4" w15:restartNumberingAfterBreak="0">
     <w:nsid w:val="49E10EE0"/>
     <w:multiLevelType w:val="multilevel"/>
     <w:tmpl w:val="A6EC409C"/>
@@ -4027,19 +4796,25 @@
     </w:lvl>
   </w:abstractNum>
   <w:num w:numId="1">
-    <w:abstractNumId w:val="0"/>
+    <w:abstractNumId w:val="1"/>
   </w:num>
   <w:num w:numId="2">
-    <w:abstractNumId w:val="1"/>
+    <w:abstractNumId w:val="3"/>
   </w:num>
   <w:num w:numId="3">
+    <w:abstractNumId w:val="4"/>
+  </w:num>
+  <w:num w:numId="4">
     <w:abstractNumId w:val="2"/>
+  </w:num>
+  <w:num w:numId="5">
+    <w:abstractNumId w:val="0"/>
   </w:num>
 </w:numbering>
 </file>
 
 <file path=word/styles.xml><?xml version="1.0" encoding="utf-8"?>
-<w:styles xmlns:mc="http://schemas.openxmlformats.org/markup-compatibility/2006" xmlns:r="http://schemas.openxmlformats.org/officeDocument/2006/relationships" xmlns:w="http://schemas.openxmlformats.org/wordprocessingml/2006/main" xmlns:w14="http://schemas.microsoft.com/office/word/2010/wordml" mc:Ignorable="w14">
+<w:styles xmlns:mc="http://schemas.openxmlformats.org/markup-compatibility/2006" xmlns:r="http://schemas.openxmlformats.org/officeDocument/2006/relationships" xmlns:w="http://schemas.openxmlformats.org/wordprocessingml/2006/main" xmlns:w14="http://schemas.microsoft.com/office/word/2010/wordml" xmlns:w15="http://schemas.microsoft.com/office/word/2012/wordml" xmlns:w16cex="http://schemas.microsoft.com/office/word/2018/wordml/cex" xmlns:w16cid="http://schemas.microsoft.com/office/word/2016/wordml/cid" xmlns:w16="http://schemas.microsoft.com/office/word/2018/wordml" xmlns:w16sdtdh="http://schemas.microsoft.com/office/word/2020/wordml/sdtdatahash" xmlns:w16se="http://schemas.microsoft.com/office/word/2015/wordml/symex" mc:Ignorable="w14 w15 w16se w16cid w16 w16cex w16sdtdh">
   <w:docDefaults>
     <w:rPrDefault>
       <w:rPr>
@@ -4055,144 +4830,383 @@
       </w:pPr>
     </w:pPrDefault>
   </w:docDefaults>
-  <w:latentStyles w:defLockedState="0" w:defUIPriority="99" w:defSemiHidden="1" w:defUnhideWhenUsed="1" w:defQFormat="0" w:count="267">
-    <w:lsdException w:name="Normal" w:semiHidden="0" w:uiPriority="0" w:unhideWhenUsed="0" w:qFormat="1"/>
-    <w:lsdException w:name="heading 1" w:semiHidden="0" w:uiPriority="9" w:unhideWhenUsed="0" w:qFormat="1"/>
-    <w:lsdException w:name="heading 2" w:uiPriority="9" w:qFormat="1"/>
-    <w:lsdException w:name="heading 3" w:uiPriority="9" w:qFormat="1"/>
-    <w:lsdException w:name="heading 4" w:uiPriority="9" w:qFormat="1"/>
-    <w:lsdException w:name="heading 5" w:uiPriority="9" w:qFormat="1"/>
-    <w:lsdException w:name="heading 6" w:uiPriority="9" w:qFormat="1"/>
-    <w:lsdException w:name="heading 7" w:uiPriority="9" w:qFormat="1"/>
-    <w:lsdException w:name="heading 8" w:uiPriority="9" w:qFormat="1"/>
-    <w:lsdException w:name="heading 9" w:uiPriority="9" w:qFormat="1"/>
-    <w:lsdException w:name="toc 1" w:uiPriority="39"/>
-    <w:lsdException w:name="toc 2" w:uiPriority="39"/>
-    <w:lsdException w:name="toc 3" w:uiPriority="39"/>
-    <w:lsdException w:name="toc 4" w:uiPriority="39"/>
-    <w:lsdException w:name="toc 5" w:uiPriority="39"/>
-    <w:lsdException w:name="toc 6" w:uiPriority="39"/>
-    <w:lsdException w:name="toc 7" w:uiPriority="39"/>
-    <w:lsdException w:name="toc 8" w:uiPriority="39"/>
-    <w:lsdException w:name="toc 9" w:uiPriority="39"/>
-    <w:lsdException w:name="caption" w:uiPriority="35" w:qFormat="1"/>
-    <w:lsdException w:name="Title" w:semiHidden="0" w:uiPriority="10" w:unhideWhenUsed="0" w:qFormat="1"/>
-    <w:lsdException w:name="Default Paragraph Font" w:uiPriority="1"/>
-    <w:lsdException w:name="Subtitle" w:semiHidden="0" w:uiPriority="11" w:unhideWhenUsed="0" w:qFormat="1"/>
-    <w:lsdException w:name="Strong" w:semiHidden="0" w:uiPriority="22" w:unhideWhenUsed="0" w:qFormat="1"/>
-    <w:lsdException w:name="Emphasis" w:semiHidden="0" w:uiPriority="20" w:unhideWhenUsed="0" w:qFormat="1"/>
-    <w:lsdException w:name="Table Grid" w:semiHidden="0" w:uiPriority="39" w:unhideWhenUsed="0"/>
-    <w:lsdException w:name="Placeholder Text" w:unhideWhenUsed="0"/>
-    <w:lsdException w:name="No Spacing" w:semiHidden="0" w:uiPriority="1" w:unhideWhenUsed="0" w:qFormat="1"/>
-    <w:lsdException w:name="Light Shading" w:semiHidden="0" w:uiPriority="60" w:unhideWhenUsed="0"/>
-    <w:lsdException w:name="Light List" w:semiHidden="0" w:uiPriority="61" w:unhideWhenUsed="0"/>
-    <w:lsdException w:name="Light Grid" w:semiHidden="0" w:uiPriority="62" w:unhideWhenUsed="0"/>
-    <w:lsdException w:name="Medium Shading 1" w:semiHidden="0" w:uiPriority="63" w:unhideWhenUsed="0"/>
-    <w:lsdException w:name="Medium Shading 2" w:semiHidden="0" w:uiPriority="64" w:unhideWhenUsed="0"/>
-    <w:lsdException w:name="Medium List 1" w:semiHidden="0" w:uiPriority="65" w:unhideWhenUsed="0"/>
-    <w:lsdException w:name="Medium List 2" w:semiHidden="0" w:uiPriority="66" w:unhideWhenUsed="0"/>
-    <w:lsdException w:name="Medium Grid 1" w:semiHidden="0" w:uiPriority="67" w:unhideWhenUsed="0"/>
-    <w:lsdException w:name="Medium Grid 2" w:semiHidden="0" w:uiPriority="68" w:unhideWhenUsed="0"/>
-    <w:lsdException w:name="Medium Grid 3" w:semiHidden="0" w:uiPriority="69" w:unhideWhenUsed="0"/>
-    <w:lsdException w:name="Dark List" w:semiHidden="0" w:uiPriority="70" w:unhideWhenUsed="0"/>
-    <w:lsdException w:name="Colorful Shading" w:semiHidden="0" w:uiPriority="71" w:unhideWhenUsed="0"/>
-    <w:lsdException w:name="Colorful List" w:semiHidden="0" w:uiPriority="72" w:unhideWhenUsed="0"/>
-    <w:lsdException w:name="Colorful Grid" w:semiHidden="0" w:uiPriority="73" w:unhideWhenUsed="0"/>
-    <w:lsdException w:name="Light Shading Accent 1" w:semiHidden="0" w:uiPriority="60" w:unhideWhenUsed="0"/>
-    <w:lsdException w:name="Light List Accent 1" w:semiHidden="0" w:uiPriority="61" w:unhideWhenUsed="0"/>
-    <w:lsdException w:name="Light Grid Accent 1" w:semiHidden="0" w:uiPriority="62" w:unhideWhenUsed="0"/>
-    <w:lsdException w:name="Medium Shading 1 Accent 1" w:semiHidden="0" w:uiPriority="63" w:unhideWhenUsed="0"/>
-    <w:lsdException w:name="Medium Shading 2 Accent 1" w:semiHidden="0" w:uiPriority="64" w:unhideWhenUsed="0"/>
-    <w:lsdException w:name="Medium List 1 Accent 1" w:semiHidden="0" w:uiPriority="65" w:unhideWhenUsed="0"/>
-    <w:lsdException w:name="Revision" w:unhideWhenUsed="0"/>
-    <w:lsdException w:name="List Paragraph" w:semiHidden="0" w:uiPriority="34" w:unhideWhenUsed="0" w:qFormat="1"/>
-    <w:lsdException w:name="Quote" w:semiHidden="0" w:uiPriority="29" w:unhideWhenUsed="0" w:qFormat="1"/>
-    <w:lsdException w:name="Intense Quote" w:semiHidden="0" w:uiPriority="30" w:unhideWhenUsed="0" w:qFormat="1"/>
-    <w:lsdException w:name="Medium List 2 Accent 1" w:semiHidden="0" w:uiPriority="66" w:unhideWhenUsed="0"/>
-    <w:lsdException w:name="Medium Grid 1 Accent 1" w:semiHidden="0" w:uiPriority="67" w:unhideWhenUsed="0"/>
-    <w:lsdException w:name="Medium Grid 2 Accent 1" w:semiHidden="0" w:uiPriority="68" w:unhideWhenUsed="0"/>
-    <w:lsdException w:name="Medium Grid 3 Accent 1" w:semiHidden="0" w:uiPriority="69" w:unhideWhenUsed="0"/>
-    <w:lsdException w:name="Dark List Accent 1" w:semiHidden="0" w:uiPriority="70" w:unhideWhenUsed="0"/>
-    <w:lsdException w:name="Colorful Shading Accent 1" w:semiHidden="0" w:uiPriority="71" w:unhideWhenUsed="0"/>
-    <w:lsdException w:name="Colorful List Accent 1" w:semiHidden="0" w:uiPriority="72" w:unhideWhenUsed="0"/>
-    <w:lsdException w:name="Colorful Grid Accent 1" w:semiHidden="0" w:uiPriority="73" w:unhideWhenUsed="0"/>
-    <w:lsdException w:name="Light Shading Accent 2" w:semiHidden="0" w:uiPriority="60" w:unhideWhenUsed="0"/>
-    <w:lsdException w:name="Light List Accent 2" w:semiHidden="0" w:uiPriority="61" w:unhideWhenUsed="0"/>
-    <w:lsdException w:name="Light Grid Accent 2" w:semiHidden="0" w:uiPriority="62" w:unhideWhenUsed="0"/>
-    <w:lsdException w:name="Medium Shading 1 Accent 2" w:semiHidden="0" w:uiPriority="63" w:unhideWhenUsed="0"/>
-    <w:lsdException w:name="Medium Shading 2 Accent 2" w:semiHidden="0" w:uiPriority="64" w:unhideWhenUsed="0"/>
-    <w:lsdException w:name="Medium List 1 Accent 2" w:semiHidden="0" w:uiPriority="65" w:unhideWhenUsed="0"/>
-    <w:lsdException w:name="Medium List 2 Accent 2" w:semiHidden="0" w:uiPriority="66" w:unhideWhenUsed="0"/>
-    <w:lsdException w:name="Medium Grid 1 Accent 2" w:semiHidden="0" w:uiPriority="67" w:unhideWhenUsed="0"/>
-    <w:lsdException w:name="Medium Grid 2 Accent 2" w:semiHidden="0" w:uiPriority="68" w:unhideWhenUsed="0"/>
-    <w:lsdException w:name="Medium Grid 3 Accent 2" w:semiHidden="0" w:uiPriority="69" w:unhideWhenUsed="0"/>
-    <w:lsdException w:name="Dark List Accent 2" w:semiHidden="0" w:uiPriority="70" w:unhideWhenUsed="0"/>
-    <w:lsdException w:name="Colorful Shading Accent 2" w:semiHidden="0" w:uiPriority="71" w:unhideWhenUsed="0"/>
-    <w:lsdException w:name="Colorful List Accent 2" w:semiHidden="0" w:uiPriority="72" w:unhideWhenUsed="0"/>
-    <w:lsdException w:name="Colorful Grid Accent 2" w:semiHidden="0" w:uiPriority="73" w:unhideWhenUsed="0"/>
-    <w:lsdException w:name="Light Shading Accent 3" w:semiHidden="0" w:uiPriority="60" w:unhideWhenUsed="0"/>
-    <w:lsdException w:name="Light List Accent 3" w:semiHidden="0" w:uiPriority="61" w:unhideWhenUsed="0"/>
-    <w:lsdException w:name="Light Grid Accent 3" w:semiHidden="0" w:uiPriority="62" w:unhideWhenUsed="0"/>
-    <w:lsdException w:name="Medium Shading 1 Accent 3" w:semiHidden="0" w:uiPriority="63" w:unhideWhenUsed="0"/>
-    <w:lsdException w:name="Medium Shading 2 Accent 3" w:semiHidden="0" w:uiPriority="64" w:unhideWhenUsed="0"/>
-    <w:lsdException w:name="Medium List 1 Accent 3" w:semiHidden="0" w:uiPriority="65" w:unhideWhenUsed="0"/>
-    <w:lsdException w:name="Medium List 2 Accent 3" w:semiHidden="0" w:uiPriority="66" w:unhideWhenUsed="0"/>
-    <w:lsdException w:name="Medium Grid 1 Accent 3" w:semiHidden="0" w:uiPriority="67" w:unhideWhenUsed="0"/>
-    <w:lsdException w:name="Medium Grid 2 Accent 3" w:semiHidden="0" w:uiPriority="68" w:unhideWhenUsed="0"/>
-    <w:lsdException w:name="Medium Grid 3 Accent 3" w:semiHidden="0" w:uiPriority="69" w:unhideWhenUsed="0"/>
-    <w:lsdException w:name="Dark List Accent 3" w:semiHidden="0" w:uiPriority="70" w:unhideWhenUsed="0"/>
-    <w:lsdException w:name="Colorful Shading Accent 3" w:semiHidden="0" w:uiPriority="71" w:unhideWhenUsed="0"/>
-    <w:lsdException w:name="Colorful List Accent 3" w:semiHidden="0" w:uiPriority="72" w:unhideWhenUsed="0"/>
-    <w:lsdException w:name="Colorful Grid Accent 3" w:semiHidden="0" w:uiPriority="73" w:unhideWhenUsed="0"/>
-    <w:lsdException w:name="Light Shading Accent 4" w:semiHidden="0" w:uiPriority="60" w:unhideWhenUsed="0"/>
-    <w:lsdException w:name="Light List Accent 4" w:semiHidden="0" w:uiPriority="61" w:unhideWhenUsed="0"/>
-    <w:lsdException w:name="Light Grid Accent 4" w:semiHidden="0" w:uiPriority="62" w:unhideWhenUsed="0"/>
-    <w:lsdException w:name="Medium Shading 1 Accent 4" w:semiHidden="0" w:uiPriority="63" w:unhideWhenUsed="0"/>
-    <w:lsdException w:name="Medium Shading 2 Accent 4" w:semiHidden="0" w:uiPriority="64" w:unhideWhenUsed="0"/>
-    <w:lsdException w:name="Medium List 1 Accent 4" w:semiHidden="0" w:uiPriority="65" w:unhideWhenUsed="0"/>
-    <w:lsdException w:name="Medium List 2 Accent 4" w:semiHidden="0" w:uiPriority="66" w:unhideWhenUsed="0"/>
-    <w:lsdException w:name="Medium Grid 1 Accent 4" w:semiHidden="0" w:uiPriority="67" w:unhideWhenUsed="0"/>
-    <w:lsdException w:name="Medium Grid 2 Accent 4" w:semiHidden="0" w:uiPriority="68" w:unhideWhenUsed="0"/>
-    <w:lsdException w:name="Medium Grid 3 Accent 4" w:semiHidden="0" w:uiPriority="69" w:unhideWhenUsed="0"/>
-    <w:lsdException w:name="Dark List Accent 4" w:semiHidden="0" w:uiPriority="70" w:unhideWhenUsed="0"/>
-    <w:lsdException w:name="Colorful Shading Accent 4" w:semiHidden="0" w:uiPriority="71" w:unhideWhenUsed="0"/>
-    <w:lsdException w:name="Colorful List Accent 4" w:semiHidden="0" w:uiPriority="72" w:unhideWhenUsed="0"/>
-    <w:lsdException w:name="Colorful Grid Accent 4" w:semiHidden="0" w:uiPriority="73" w:unhideWhenUsed="0"/>
-    <w:lsdException w:name="Light Shading Accent 5" w:semiHidden="0" w:uiPriority="60" w:unhideWhenUsed="0"/>
-    <w:lsdException w:name="Light List Accent 5" w:semiHidden="0" w:uiPriority="61" w:unhideWhenUsed="0"/>
-    <w:lsdException w:name="Light Grid Accent 5" w:semiHidden="0" w:uiPriority="62" w:unhideWhenUsed="0"/>
-    <w:lsdException w:name="Medium Shading 1 Accent 5" w:semiHidden="0" w:uiPriority="63" w:unhideWhenUsed="0"/>
-    <w:lsdException w:name="Medium Shading 2 Accent 5" w:semiHidden="0" w:uiPriority="64" w:unhideWhenUsed="0"/>
-    <w:lsdException w:name="Medium List 1 Accent 5" w:semiHidden="0" w:uiPriority="65" w:unhideWhenUsed="0"/>
-    <w:lsdException w:name="Medium List 2 Accent 5" w:semiHidden="0" w:uiPriority="66" w:unhideWhenUsed="0"/>
-    <w:lsdException w:name="Medium Grid 1 Accent 5" w:semiHidden="0" w:uiPriority="67" w:unhideWhenUsed="0"/>
-    <w:lsdException w:name="Medium Grid 2 Accent 5" w:semiHidden="0" w:uiPriority="68" w:unhideWhenUsed="0"/>
-    <w:lsdException w:name="Medium Grid 3 Accent 5" w:semiHidden="0" w:uiPriority="69" w:unhideWhenUsed="0"/>
-    <w:lsdException w:name="Dark List Accent 5" w:semiHidden="0" w:uiPriority="70" w:unhideWhenUsed="0"/>
-    <w:lsdException w:name="Colorful Shading Accent 5" w:semiHidden="0" w:uiPriority="71" w:unhideWhenUsed="0"/>
-    <w:lsdException w:name="Colorful List Accent 5" w:semiHidden="0" w:uiPriority="72" w:unhideWhenUsed="0"/>
-    <w:lsdException w:name="Colorful Grid Accent 5" w:semiHidden="0" w:uiPriority="73" w:unhideWhenUsed="0"/>
-    <w:lsdException w:name="Light Shading Accent 6" w:semiHidden="0" w:uiPriority="60" w:unhideWhenUsed="0"/>
-    <w:lsdException w:name="Light List Accent 6" w:semiHidden="0" w:uiPriority="61" w:unhideWhenUsed="0"/>
-    <w:lsdException w:name="Light Grid Accent 6" w:semiHidden="0" w:uiPriority="62" w:unhideWhenUsed="0"/>
-    <w:lsdException w:name="Medium Shading 1 Accent 6" w:semiHidden="0" w:uiPriority="63" w:unhideWhenUsed="0"/>
-    <w:lsdException w:name="Medium Shading 2 Accent 6" w:semiHidden="0" w:uiPriority="64" w:unhideWhenUsed="0"/>
-    <w:lsdException w:name="Medium List 1 Accent 6" w:semiHidden="0" w:uiPriority="65" w:unhideWhenUsed="0"/>
-    <w:lsdException w:name="Medium List 2 Accent 6" w:semiHidden="0" w:uiPriority="66" w:unhideWhenUsed="0"/>
-    <w:lsdException w:name="Medium Grid 1 Accent 6" w:semiHidden="0" w:uiPriority="67" w:unhideWhenUsed="0"/>
-    <w:lsdException w:name="Medium Grid 2 Accent 6" w:semiHidden="0" w:uiPriority="68" w:unhideWhenUsed="0"/>
-    <w:lsdException w:name="Medium Grid 3 Accent 6" w:semiHidden="0" w:uiPriority="69" w:unhideWhenUsed="0"/>
-    <w:lsdException w:name="Dark List Accent 6" w:semiHidden="0" w:uiPriority="70" w:unhideWhenUsed="0"/>
-    <w:lsdException w:name="Colorful Shading Accent 6" w:semiHidden="0" w:uiPriority="71" w:unhideWhenUsed="0"/>
-    <w:lsdException w:name="Colorful List Accent 6" w:semiHidden="0" w:uiPriority="72" w:unhideWhenUsed="0"/>
-    <w:lsdException w:name="Colorful Grid Accent 6" w:semiHidden="0" w:uiPriority="73" w:unhideWhenUsed="0"/>
-    <w:lsdException w:name="Subtle Emphasis" w:semiHidden="0" w:uiPriority="19" w:unhideWhenUsed="0" w:qFormat="1"/>
-    <w:lsdException w:name="Intense Emphasis" w:semiHidden="0" w:uiPriority="21" w:unhideWhenUsed="0" w:qFormat="1"/>
-    <w:lsdException w:name="Subtle Reference" w:semiHidden="0" w:uiPriority="31" w:unhideWhenUsed="0" w:qFormat="1"/>
-    <w:lsdException w:name="Intense Reference" w:semiHidden="0" w:uiPriority="32" w:unhideWhenUsed="0" w:qFormat="1"/>
-    <w:lsdException w:name="Book Title" w:semiHidden="0" w:uiPriority="33" w:unhideWhenUsed="0" w:qFormat="1"/>
-    <w:lsdException w:name="Bibliography" w:uiPriority="37"/>
-    <w:lsdException w:name="TOC Heading" w:uiPriority="39" w:qFormat="1"/>
+  <w:latentStyles w:defLockedState="0" w:defUIPriority="99" w:defSemiHidden="0" w:defUnhideWhenUsed="0" w:defQFormat="0" w:count="376">
+    <w:lsdException w:name="Normal" w:uiPriority="0" w:qFormat="1"/>
+    <w:lsdException w:name="heading 1" w:uiPriority="9" w:qFormat="1"/>
+    <w:lsdException w:name="heading 2" w:semiHidden="1" w:uiPriority="9" w:unhideWhenUsed="1" w:qFormat="1"/>
+    <w:lsdException w:name="heading 3" w:semiHidden="1" w:uiPriority="9" w:unhideWhenUsed="1" w:qFormat="1"/>
+    <w:lsdException w:name="heading 4" w:semiHidden="1" w:uiPriority="9" w:unhideWhenUsed="1" w:qFormat="1"/>
+    <w:lsdException w:name="heading 5" w:semiHidden="1" w:uiPriority="9" w:unhideWhenUsed="1" w:qFormat="1"/>
+    <w:lsdException w:name="heading 6" w:semiHidden="1" w:uiPriority="9" w:unhideWhenUsed="1" w:qFormat="1"/>
+    <w:lsdException w:name="heading 7" w:semiHidden="1" w:uiPriority="9" w:unhideWhenUsed="1" w:qFormat="1"/>
+    <w:lsdException w:name="heading 8" w:semiHidden="1" w:uiPriority="9" w:unhideWhenUsed="1" w:qFormat="1"/>
+    <w:lsdException w:name="heading 9" w:semiHidden="1" w:uiPriority="9" w:unhideWhenUsed="1" w:qFormat="1"/>
+    <w:lsdException w:name="index 1" w:semiHidden="1" w:unhideWhenUsed="1"/>
+    <w:lsdException w:name="index 2" w:semiHidden="1" w:unhideWhenUsed="1"/>
+    <w:lsdException w:name="index 3" w:semiHidden="1" w:unhideWhenUsed="1"/>
+    <w:lsdException w:name="index 4" w:semiHidden="1" w:unhideWhenUsed="1"/>
+    <w:lsdException w:name="index 5" w:semiHidden="1" w:unhideWhenUsed="1"/>
+    <w:lsdException w:name="index 6" w:semiHidden="1" w:unhideWhenUsed="1"/>
+    <w:lsdException w:name="index 7" w:semiHidden="1" w:unhideWhenUsed="1"/>
+    <w:lsdException w:name="index 8" w:semiHidden="1" w:unhideWhenUsed="1"/>
+    <w:lsdException w:name="index 9" w:semiHidden="1" w:unhideWhenUsed="1"/>
+    <w:lsdException w:name="toc 1" w:semiHidden="1" w:uiPriority="39" w:unhideWhenUsed="1"/>
+    <w:lsdException w:name="toc 2" w:semiHidden="1" w:uiPriority="39" w:unhideWhenUsed="1"/>
+    <w:lsdException w:name="toc 3" w:semiHidden="1" w:uiPriority="39" w:unhideWhenUsed="1"/>
+    <w:lsdException w:name="toc 4" w:semiHidden="1" w:uiPriority="39" w:unhideWhenUsed="1"/>
+    <w:lsdException w:name="toc 5" w:semiHidden="1" w:uiPriority="39" w:unhideWhenUsed="1"/>
+    <w:lsdException w:name="toc 6" w:semiHidden="1" w:uiPriority="39" w:unhideWhenUsed="1"/>
+    <w:lsdException w:name="toc 7" w:semiHidden="1" w:uiPriority="39" w:unhideWhenUsed="1"/>
+    <w:lsdException w:name="toc 8" w:semiHidden="1" w:uiPriority="39" w:unhideWhenUsed="1"/>
+    <w:lsdException w:name="toc 9" w:semiHidden="1" w:uiPriority="39" w:unhideWhenUsed="1"/>
+    <w:lsdException w:name="Normal Indent" w:semiHidden="1" w:unhideWhenUsed="1"/>
+    <w:lsdException w:name="footnote text" w:semiHidden="1" w:unhideWhenUsed="1"/>
+    <w:lsdException w:name="annotation text" w:semiHidden="1" w:unhideWhenUsed="1"/>
+    <w:lsdException w:name="header" w:semiHidden="1" w:unhideWhenUsed="1"/>
+    <w:lsdException w:name="footer" w:semiHidden="1" w:unhideWhenUsed="1"/>
+    <w:lsdException w:name="index heading" w:semiHidden="1" w:unhideWhenUsed="1"/>
+    <w:lsdException w:name="caption" w:semiHidden="1" w:uiPriority="35" w:unhideWhenUsed="1" w:qFormat="1"/>
+    <w:lsdException w:name="table of figures" w:semiHidden="1" w:unhideWhenUsed="1"/>
+    <w:lsdException w:name="envelope address" w:semiHidden="1" w:unhideWhenUsed="1"/>
+    <w:lsdException w:name="envelope return" w:semiHidden="1" w:unhideWhenUsed="1"/>
+    <w:lsdException w:name="footnote reference" w:semiHidden="1" w:unhideWhenUsed="1"/>
+    <w:lsdException w:name="annotation reference" w:semiHidden="1" w:unhideWhenUsed="1"/>
+    <w:lsdException w:name="line number" w:semiHidden="1" w:unhideWhenUsed="1"/>
+    <w:lsdException w:name="page number" w:semiHidden="1" w:unhideWhenUsed="1"/>
+    <w:lsdException w:name="endnote reference" w:semiHidden="1" w:unhideWhenUsed="1"/>
+    <w:lsdException w:name="endnote text" w:semiHidden="1" w:unhideWhenUsed="1"/>
+    <w:lsdException w:name="table of authorities" w:semiHidden="1" w:unhideWhenUsed="1"/>
+    <w:lsdException w:name="macro" w:semiHidden="1" w:unhideWhenUsed="1"/>
+    <w:lsdException w:name="toa heading" w:semiHidden="1" w:unhideWhenUsed="1"/>
+    <w:lsdException w:name="List" w:semiHidden="1" w:unhideWhenUsed="1"/>
+    <w:lsdException w:name="List Bullet" w:semiHidden="1" w:unhideWhenUsed="1"/>
+    <w:lsdException w:name="List Number" w:semiHidden="1" w:unhideWhenUsed="1"/>
+    <w:lsdException w:name="List 2" w:semiHidden="1" w:unhideWhenUsed="1"/>
+    <w:lsdException w:name="List 3" w:semiHidden="1" w:unhideWhenUsed="1"/>
+    <w:lsdException w:name="List 4" w:semiHidden="1" w:unhideWhenUsed="1"/>
+    <w:lsdException w:name="List 5" w:semiHidden="1" w:unhideWhenUsed="1"/>
+    <w:lsdException w:name="List Bullet 2" w:semiHidden="1" w:unhideWhenUsed="1"/>
+    <w:lsdException w:name="List Bullet 3" w:semiHidden="1" w:unhideWhenUsed="1"/>
+    <w:lsdException w:name="List Bullet 4" w:semiHidden="1" w:unhideWhenUsed="1"/>
+    <w:lsdException w:name="List Bullet 5" w:semiHidden="1" w:unhideWhenUsed="1"/>
+    <w:lsdException w:name="List Number 2" w:semiHidden="1" w:unhideWhenUsed="1"/>
+    <w:lsdException w:name="List Number 3" w:semiHidden="1" w:unhideWhenUsed="1"/>
+    <w:lsdException w:name="List Number 4" w:semiHidden="1" w:unhideWhenUsed="1"/>
+    <w:lsdException w:name="List Number 5" w:semiHidden="1" w:unhideWhenUsed="1"/>
+    <w:lsdException w:name="Title" w:uiPriority="10" w:qFormat="1"/>
+    <w:lsdException w:name="Closing" w:semiHidden="1" w:unhideWhenUsed="1"/>
+    <w:lsdException w:name="Signature" w:semiHidden="1" w:unhideWhenUsed="1"/>
+    <w:lsdException w:name="Default Paragraph Font" w:semiHidden="1" w:uiPriority="1" w:unhideWhenUsed="1"/>
+    <w:lsdException w:name="Body Text" w:semiHidden="1" w:unhideWhenUsed="1"/>
+    <w:lsdException w:name="Body Text Indent" w:semiHidden="1" w:unhideWhenUsed="1"/>
+    <w:lsdException w:name="List Continue" w:semiHidden="1" w:unhideWhenUsed="1"/>
+    <w:lsdException w:name="List Continue 2" w:semiHidden="1" w:unhideWhenUsed="1"/>
+    <w:lsdException w:name="List Continue 3" w:semiHidden="1" w:unhideWhenUsed="1"/>
+    <w:lsdException w:name="List Continue 4" w:semiHidden="1" w:unhideWhenUsed="1"/>
+    <w:lsdException w:name="List Continue 5" w:semiHidden="1" w:unhideWhenUsed="1"/>
+    <w:lsdException w:name="Message Header" w:semiHidden="1" w:unhideWhenUsed="1"/>
+    <w:lsdException w:name="Subtitle" w:uiPriority="11" w:qFormat="1"/>
+    <w:lsdException w:name="Salutation" w:semiHidden="1" w:unhideWhenUsed="1"/>
+    <w:lsdException w:name="Date" w:semiHidden="1" w:unhideWhenUsed="1"/>
+    <w:lsdException w:name="Body Text First Indent" w:semiHidden="1" w:unhideWhenUsed="1"/>
+    <w:lsdException w:name="Body Text First Indent 2" w:semiHidden="1" w:unhideWhenUsed="1"/>
+    <w:lsdException w:name="Note Heading" w:semiHidden="1" w:unhideWhenUsed="1"/>
+    <w:lsdException w:name="Body Text 2" w:semiHidden="1" w:unhideWhenUsed="1"/>
+    <w:lsdException w:name="Body Text 3" w:semiHidden="1" w:unhideWhenUsed="1"/>
+    <w:lsdException w:name="Body Text Indent 2" w:semiHidden="1" w:unhideWhenUsed="1"/>
+    <w:lsdException w:name="Body Text Indent 3" w:semiHidden="1" w:unhideWhenUsed="1"/>
+    <w:lsdException w:name="Block Text" w:semiHidden="1" w:unhideWhenUsed="1"/>
+    <w:lsdException w:name="Hyperlink" w:semiHidden="1" w:unhideWhenUsed="1"/>
+    <w:lsdException w:name="FollowedHyperlink" w:semiHidden="1" w:unhideWhenUsed="1"/>
+    <w:lsdException w:name="Strong" w:uiPriority="22" w:qFormat="1"/>
+    <w:lsdException w:name="Emphasis" w:uiPriority="20" w:qFormat="1"/>
+    <w:lsdException w:name="Document Map" w:semiHidden="1" w:unhideWhenUsed="1"/>
+    <w:lsdException w:name="Plain Text" w:semiHidden="1" w:unhideWhenUsed="1"/>
+    <w:lsdException w:name="E-mail Signature" w:semiHidden="1" w:unhideWhenUsed="1"/>
+    <w:lsdException w:name="HTML Top of Form" w:semiHidden="1" w:unhideWhenUsed="1"/>
+    <w:lsdException w:name="HTML Bottom of Form" w:semiHidden="1" w:unhideWhenUsed="1"/>
+    <w:lsdException w:name="Normal (Web)" w:semiHidden="1" w:unhideWhenUsed="1"/>
+    <w:lsdException w:name="HTML Acronym" w:semiHidden="1" w:unhideWhenUsed="1"/>
+    <w:lsdException w:name="HTML Address" w:semiHidden="1" w:unhideWhenUsed="1"/>
+    <w:lsdException w:name="HTML Cite" w:semiHidden="1" w:unhideWhenUsed="1"/>
+    <w:lsdException w:name="HTML Code" w:semiHidden="1" w:unhideWhenUsed="1"/>
+    <w:lsdException w:name="HTML Definition" w:semiHidden="1" w:unhideWhenUsed="1"/>
+    <w:lsdException w:name="HTML Keyboard" w:semiHidden="1" w:unhideWhenUsed="1"/>
+    <w:lsdException w:name="HTML Preformatted" w:semiHidden="1" w:unhideWhenUsed="1"/>
+    <w:lsdException w:name="HTML Sample" w:semiHidden="1" w:unhideWhenUsed="1"/>
+    <w:lsdException w:name="HTML Typewriter" w:semiHidden="1" w:unhideWhenUsed="1"/>
+    <w:lsdException w:name="HTML Variable" w:semiHidden="1" w:unhideWhenUsed="1"/>
+    <w:lsdException w:name="Normal Table" w:semiHidden="1" w:unhideWhenUsed="1"/>
+    <w:lsdException w:name="annotation subject" w:semiHidden="1" w:unhideWhenUsed="1"/>
+    <w:lsdException w:name="No List" w:semiHidden="1" w:unhideWhenUsed="1"/>
+    <w:lsdException w:name="Outline List 1" w:semiHidden="1" w:unhideWhenUsed="1"/>
+    <w:lsdException w:name="Outline List 2" w:semiHidden="1" w:unhideWhenUsed="1"/>
+    <w:lsdException w:name="Outline List 3" w:semiHidden="1" w:unhideWhenUsed="1"/>
+    <w:lsdException w:name="Table Simple 1" w:semiHidden="1" w:unhideWhenUsed="1"/>
+    <w:lsdException w:name="Table Simple 2" w:semiHidden="1" w:unhideWhenUsed="1"/>
+    <w:lsdException w:name="Table Simple 3" w:semiHidden="1" w:unhideWhenUsed="1"/>
+    <w:lsdException w:name="Table Classic 1" w:semiHidden="1" w:unhideWhenUsed="1"/>
+    <w:lsdException w:name="Table Classic 2" w:semiHidden="1" w:unhideWhenUsed="1"/>
+    <w:lsdException w:name="Table Classic 3" w:semiHidden="1" w:unhideWhenUsed="1"/>
+    <w:lsdException w:name="Table Classic 4" w:semiHidden="1" w:unhideWhenUsed="1"/>
+    <w:lsdException w:name="Table Colorful 1" w:semiHidden="1" w:unhideWhenUsed="1"/>
+    <w:lsdException w:name="Table Colorful 2" w:semiHidden="1" w:unhideWhenUsed="1"/>
+    <w:lsdException w:name="Table Colorful 3" w:semiHidden="1" w:unhideWhenUsed="1"/>
+    <w:lsdException w:name="Table Columns 1" w:semiHidden="1" w:unhideWhenUsed="1"/>
+    <w:lsdException w:name="Table Columns 2" w:semiHidden="1" w:unhideWhenUsed="1"/>
+    <w:lsdException w:name="Table Columns 3" w:semiHidden="1" w:unhideWhenUsed="1"/>
+    <w:lsdException w:name="Table Columns 4" w:semiHidden="1" w:unhideWhenUsed="1"/>
+    <w:lsdException w:name="Table Columns 5" w:semiHidden="1" w:unhideWhenUsed="1"/>
+    <w:lsdException w:name="Table Grid 1" w:semiHidden="1" w:unhideWhenUsed="1"/>
+    <w:lsdException w:name="Table Grid 2" w:semiHidden="1" w:unhideWhenUsed="1"/>
+    <w:lsdException w:name="Table Grid 3" w:semiHidden="1" w:unhideWhenUsed="1"/>
+    <w:lsdException w:name="Table Grid 4" w:semiHidden="1" w:unhideWhenUsed="1"/>
+    <w:lsdException w:name="Table Grid 5" w:semiHidden="1" w:unhideWhenUsed="1"/>
+    <w:lsdException w:name="Table Grid 6" w:semiHidden="1" w:unhideWhenUsed="1"/>
+    <w:lsdException w:name="Table Grid 7" w:semiHidden="1" w:unhideWhenUsed="1"/>
+    <w:lsdException w:name="Table Grid 8" w:semiHidden="1" w:unhideWhenUsed="1"/>
+    <w:lsdException w:name="Table List 1" w:semiHidden="1" w:unhideWhenUsed="1"/>
+    <w:lsdException w:name="Table List 2" w:semiHidden="1" w:unhideWhenUsed="1"/>
+    <w:lsdException w:name="Table List 3" w:semiHidden="1" w:unhideWhenUsed="1"/>
+    <w:lsdException w:name="Table List 4" w:semiHidden="1" w:unhideWhenUsed="1"/>
+    <w:lsdException w:name="Table List 5" w:semiHidden="1" w:unhideWhenUsed="1"/>
+    <w:lsdException w:name="Table List 6" w:semiHidden="1" w:unhideWhenUsed="1"/>
+    <w:lsdException w:name="Table List 7" w:semiHidden="1" w:unhideWhenUsed="1"/>
+    <w:lsdException w:name="Table List 8" w:semiHidden="1" w:unhideWhenUsed="1"/>
+    <w:lsdException w:name="Table 3D effects 1" w:semiHidden="1" w:unhideWhenUsed="1"/>
+    <w:lsdException w:name="Table 3D effects 2" w:semiHidden="1" w:unhideWhenUsed="1"/>
+    <w:lsdException w:name="Table 3D effects 3" w:semiHidden="1" w:unhideWhenUsed="1"/>
+    <w:lsdException w:name="Table Contemporary" w:semiHidden="1" w:unhideWhenUsed="1"/>
+    <w:lsdException w:name="Table Elegant" w:semiHidden="1" w:unhideWhenUsed="1"/>
+    <w:lsdException w:name="Table Professional" w:semiHidden="1" w:unhideWhenUsed="1"/>
+    <w:lsdException w:name="Table Subtle 1" w:semiHidden="1" w:unhideWhenUsed="1"/>
+    <w:lsdException w:name="Table Subtle 2" w:semiHidden="1" w:unhideWhenUsed="1"/>
+    <w:lsdException w:name="Table Web 1" w:semiHidden="1" w:unhideWhenUsed="1"/>
+    <w:lsdException w:name="Table Web 2" w:semiHidden="1" w:unhideWhenUsed="1"/>
+    <w:lsdException w:name="Table Web 3" w:semiHidden="1" w:unhideWhenUsed="1"/>
+    <w:lsdException w:name="Balloon Text" w:semiHidden="1" w:unhideWhenUsed="1"/>
+    <w:lsdException w:name="Table Grid" w:semiHidden="1" w:uiPriority="39" w:unhideWhenUsed="1"/>
+    <w:lsdException w:name="Table Theme" w:semiHidden="1" w:unhideWhenUsed="1"/>
+    <w:lsdException w:name="Placeholder Text" w:semiHidden="1"/>
+    <w:lsdException w:name="No Spacing" w:uiPriority="1" w:qFormat="1"/>
+    <w:lsdException w:name="Light Shading" w:uiPriority="60"/>
+    <w:lsdException w:name="Light List" w:uiPriority="61"/>
+    <w:lsdException w:name="Light Grid" w:uiPriority="62"/>
+    <w:lsdException w:name="Medium Shading 1" w:uiPriority="63"/>
+    <w:lsdException w:name="Medium Shading 2" w:uiPriority="64"/>
+    <w:lsdException w:name="Medium List 1" w:uiPriority="65"/>
+    <w:lsdException w:name="Medium List 2" w:uiPriority="66"/>
+    <w:lsdException w:name="Medium Grid 1" w:uiPriority="67"/>
+    <w:lsdException w:name="Medium Grid 2" w:uiPriority="68"/>
+    <w:lsdException w:name="Medium Grid 3" w:uiPriority="69"/>
+    <w:lsdException w:name="Dark List" w:uiPriority="70"/>
+    <w:lsdException w:name="Colorful Shading" w:uiPriority="71"/>
+    <w:lsdException w:name="Colorful List" w:uiPriority="72"/>
+    <w:lsdException w:name="Colorful Grid" w:uiPriority="73"/>
+    <w:lsdException w:name="Light Shading Accent 1" w:uiPriority="60"/>
+    <w:lsdException w:name="Light List Accent 1" w:uiPriority="61"/>
+    <w:lsdException w:name="Light Grid Accent 1" w:uiPriority="62"/>
+    <w:lsdException w:name="Medium Shading 1 Accent 1" w:uiPriority="63"/>
+    <w:lsdException w:name="Medium Shading 2 Accent 1" w:uiPriority="64"/>
+    <w:lsdException w:name="Medium List 1 Accent 1" w:uiPriority="65"/>
+    <w:lsdException w:name="Revision" w:semiHidden="1"/>
+    <w:lsdException w:name="List Paragraph" w:uiPriority="34" w:qFormat="1"/>
+    <w:lsdException w:name="Quote" w:uiPriority="29" w:qFormat="1"/>
+    <w:lsdException w:name="Intense Quote" w:uiPriority="30" w:qFormat="1"/>
+    <w:lsdException w:name="Medium List 2 Accent 1" w:uiPriority="66"/>
+    <w:lsdException w:name="Medium Grid 1 Accent 1" w:uiPriority="67"/>
+    <w:lsdException w:name="Medium Grid 2 Accent 1" w:uiPriority="68"/>
+    <w:lsdException w:name="Medium Grid 3 Accent 1" w:uiPriority="69"/>
+    <w:lsdException w:name="Dark List Accent 1" w:uiPriority="70"/>
+    <w:lsdException w:name="Colorful Shading Accent 1" w:uiPriority="71"/>
+    <w:lsdException w:name="Colorful List Accent 1" w:uiPriority="72"/>
+    <w:lsdException w:name="Colorful Grid Accent 1" w:uiPriority="73"/>
+    <w:lsdException w:name="Light Shading Accent 2" w:uiPriority="60"/>
+    <w:lsdException w:name="Light List Accent 2" w:uiPriority="61"/>
+    <w:lsdException w:name="Light Grid Accent 2" w:uiPriority="62"/>
+    <w:lsdException w:name="Medium Shading 1 Accent 2" w:uiPriority="63"/>
+    <w:lsdException w:name="Medium Shading 2 Accent 2" w:uiPriority="64"/>
+    <w:lsdException w:name="Medium List 1 Accent 2" w:uiPriority="65"/>
+    <w:lsdException w:name="Medium List 2 Accent 2" w:uiPriority="66"/>
+    <w:lsdException w:name="Medium Grid 1 Accent 2" w:uiPriority="67"/>
+    <w:lsdException w:name="Medium Grid 2 Accent 2" w:uiPriority="68"/>
+    <w:lsdException w:name="Medium Grid 3 Accent 2" w:uiPriority="69"/>
+    <w:lsdException w:name="Dark List Accent 2" w:uiPriority="70"/>
+    <w:lsdException w:name="Colorful Shading Accent 2" w:uiPriority="71"/>
+    <w:lsdException w:name="Colorful List Accent 2" w:uiPriority="72"/>
+    <w:lsdException w:name="Colorful Grid Accent 2" w:uiPriority="73"/>
+    <w:lsdException w:name="Light Shading Accent 3" w:uiPriority="60"/>
+    <w:lsdException w:name="Light List Accent 3" w:uiPriority="61"/>
+    <w:lsdException w:name="Light Grid Accent 3" w:uiPriority="62"/>
+    <w:lsdException w:name="Medium Shading 1 Accent 3" w:uiPriority="63"/>
+    <w:lsdException w:name="Medium Shading 2 Accent 3" w:uiPriority="64"/>
+    <w:lsdException w:name="Medium List 1 Accent 3" w:uiPriority="65"/>
+    <w:lsdException w:name="Medium List 2 Accent 3" w:uiPriority="66"/>
+    <w:lsdException w:name="Medium Grid 1 Accent 3" w:uiPriority="67"/>
+    <w:lsdException w:name="Medium Grid 2 Accent 3" w:uiPriority="68"/>
+    <w:lsdException w:name="Medium Grid 3 Accent 3" w:uiPriority="69"/>
+    <w:lsdException w:name="Dark List Accent 3" w:uiPriority="70"/>
+    <w:lsdException w:name="Colorful Shading Accent 3" w:uiPriority="71"/>
+    <w:lsdException w:name="Colorful List Accent 3" w:uiPriority="72"/>
+    <w:lsdException w:name="Colorful Grid Accent 3" w:uiPriority="73"/>
+    <w:lsdException w:name="Light Shading Accent 4" w:uiPriority="60"/>
+    <w:lsdException w:name="Light List Accent 4" w:uiPriority="61"/>
+    <w:lsdException w:name="Light Grid Accent 4" w:uiPriority="62"/>
+    <w:lsdException w:name="Medium Shading 1 Accent 4" w:uiPriority="63"/>
+    <w:lsdException w:name="Medium Shading 2 Accent 4" w:uiPriority="64"/>
+    <w:lsdException w:name="Medium List 1 Accent 4" w:uiPriority="65"/>
+    <w:lsdException w:name="Medium List 2 Accent 4" w:uiPriority="66"/>
+    <w:lsdException w:name="Medium Grid 1 Accent 4" w:uiPriority="67"/>
+    <w:lsdException w:name="Medium Grid 2 Accent 4" w:uiPriority="68"/>
+    <w:lsdException w:name="Medium Grid 3 Accent 4" w:uiPriority="69"/>
+    <w:lsdException w:name="Dark List Accent 4" w:uiPriority="70"/>
+    <w:lsdException w:name="Colorful Shading Accent 4" w:uiPriority="71"/>
+    <w:lsdException w:name="Colorful List Accent 4" w:uiPriority="72"/>
+    <w:lsdException w:name="Colorful Grid Accent 4" w:uiPriority="73"/>
+    <w:lsdException w:name="Light Shading Accent 5" w:uiPriority="60"/>
+    <w:lsdException w:name="Light List Accent 5" w:uiPriority="61"/>
+    <w:lsdException w:name="Light Grid Accent 5" w:uiPriority="62"/>
+    <w:lsdException w:name="Medium Shading 1 Accent 5" w:uiPriority="63"/>
+    <w:lsdException w:name="Medium Shading 2 Accent 5" w:uiPriority="64"/>
+    <w:lsdException w:name="Medium List 1 Accent 5" w:uiPriority="65"/>
+    <w:lsdException w:name="Medium List 2 Accent 5" w:uiPriority="66"/>
+    <w:lsdException w:name="Medium Grid 1 Accent 5" w:uiPriority="67"/>
+    <w:lsdException w:name="Medium Grid 2 Accent 5" w:uiPriority="68"/>
+    <w:lsdException w:name="Medium Grid 3 Accent 5" w:uiPriority="69"/>
+    <w:lsdException w:name="Dark List Accent 5" w:uiPriority="70"/>
+    <w:lsdException w:name="Colorful Shading Accent 5" w:uiPriority="71"/>
+    <w:lsdException w:name="Colorful List Accent 5" w:uiPriority="72"/>
+    <w:lsdException w:name="Colorful Grid Accent 5" w:uiPriority="73"/>
+    <w:lsdException w:name="Light Shading Accent 6" w:uiPriority="60"/>
+    <w:lsdException w:name="Light List Accent 6" w:uiPriority="61"/>
+    <w:lsdException w:name="Light Grid Accent 6" w:uiPriority="62"/>
+    <w:lsdException w:name="Medium Shading 1 Accent 6" w:uiPriority="63"/>
+    <w:lsdException w:name="Medium Shading 2 Accent 6" w:uiPriority="64"/>
+    <w:lsdException w:name="Medium List 1 Accent 6" w:uiPriority="65"/>
+    <w:lsdException w:name="Medium List 2 Accent 6" w:uiPriority="66"/>
+    <w:lsdException w:name="Medium Grid 1 Accent 6" w:uiPriority="67"/>
+    <w:lsdException w:name="Medium Grid 2 Accent 6" w:uiPriority="68"/>
+    <w:lsdException w:name="Medium Grid 3 Accent 6" w:uiPriority="69"/>
+    <w:lsdException w:name="Dark List Accent 6" w:uiPriority="70"/>
+    <w:lsdException w:name="Colorful Shading Accent 6" w:uiPriority="71"/>
+    <w:lsdException w:name="Colorful List Accent 6" w:uiPriority="72"/>
+    <w:lsdException w:name="Colorful Grid Accent 6" w:uiPriority="73"/>
+    <w:lsdException w:name="Subtle Emphasis" w:uiPriority="19" w:qFormat="1"/>
+    <w:lsdException w:name="Intense Emphasis" w:uiPriority="21" w:qFormat="1"/>
+    <w:lsdException w:name="Subtle Reference" w:uiPriority="31" w:qFormat="1"/>
+    <w:lsdException w:name="Intense Reference" w:uiPriority="32" w:qFormat="1"/>
+    <w:lsdException w:name="Book Title" w:uiPriority="33" w:qFormat="1"/>
+    <w:lsdException w:name="Bibliography" w:semiHidden="1" w:uiPriority="37" w:unhideWhenUsed="1"/>
+    <w:lsdException w:name="TOC Heading" w:semiHidden="1" w:uiPriority="39" w:unhideWhenUsed="1" w:qFormat="1"/>
+    <w:lsdException w:name="Plain Table 1" w:uiPriority="41"/>
+    <w:lsdException w:name="Plain Table 2" w:uiPriority="42"/>
+    <w:lsdException w:name="Plain Table 3" w:uiPriority="43"/>
+    <w:lsdException w:name="Plain Table 4" w:uiPriority="44"/>
+    <w:lsdException w:name="Plain Table 5" w:uiPriority="45"/>
+    <w:lsdException w:name="Grid Table Light" w:uiPriority="40"/>
+    <w:lsdException w:name="Grid Table 1 Light" w:uiPriority="46"/>
+    <w:lsdException w:name="Grid Table 2" w:uiPriority="47"/>
+    <w:lsdException w:name="Grid Table 3" w:uiPriority="48"/>
+    <w:lsdException w:name="Grid Table 4" w:uiPriority="49"/>
+    <w:lsdException w:name="Grid Table 5 Dark" w:uiPriority="50"/>
+    <w:lsdException w:name="Grid Table 6 Colorful" w:uiPriority="51"/>
+    <w:lsdException w:name="Grid Table 7 Colorful" w:uiPriority="52"/>
+    <w:lsdException w:name="Grid Table 1 Light Accent 1" w:uiPriority="46"/>
+    <w:lsdException w:name="Grid Table 2 Accent 1" w:uiPriority="47"/>
+    <w:lsdException w:name="Grid Table 3 Accent 1" w:uiPriority="48"/>
+    <w:lsdException w:name="Grid Table 4 Accent 1" w:uiPriority="49"/>
+    <w:lsdException w:name="Grid Table 5 Dark Accent 1" w:uiPriority="50"/>
+    <w:lsdException w:name="Grid Table 6 Colorful Accent 1" w:uiPriority="51"/>
+    <w:lsdException w:name="Grid Table 7 Colorful Accent 1" w:uiPriority="52"/>
+    <w:lsdException w:name="Grid Table 1 Light Accent 2" w:uiPriority="46"/>
+    <w:lsdException w:name="Grid Table 2 Accent 2" w:uiPriority="47"/>
+    <w:lsdException w:name="Grid Table 3 Accent 2" w:uiPriority="48"/>
+    <w:lsdException w:name="Grid Table 4 Accent 2" w:uiPriority="49"/>
+    <w:lsdException w:name="Grid Table 5 Dark Accent 2" w:uiPriority="50"/>
+    <w:lsdException w:name="Grid Table 6 Colorful Accent 2" w:uiPriority="51"/>
+    <w:lsdException w:name="Grid Table 7 Colorful Accent 2" w:uiPriority="52"/>
+    <w:lsdException w:name="Grid Table 1 Light Accent 3" w:uiPriority="46"/>
+    <w:lsdException w:name="Grid Table 2 Accent 3" w:uiPriority="47"/>
+    <w:lsdException w:name="Grid Table 3 Accent 3" w:uiPriority="48"/>
+    <w:lsdException w:name="Grid Table 4 Accent 3" w:uiPriority="49"/>
+    <w:lsdException w:name="Grid Table 5 Dark Accent 3" w:uiPriority="50"/>
+    <w:lsdException w:name="Grid Table 6 Colorful Accent 3" w:uiPriority="51"/>
+    <w:lsdException w:name="Grid Table 7 Colorful Accent 3" w:uiPriority="52"/>
+    <w:lsdException w:name="Grid Table 1 Light Accent 4" w:uiPriority="46"/>
+    <w:lsdException w:name="Grid Table 2 Accent 4" w:uiPriority="47"/>
+    <w:lsdException w:name="Grid Table 3 Accent 4" w:uiPriority="48"/>
+    <w:lsdException w:name="Grid Table 4 Accent 4" w:uiPriority="49"/>
+    <w:lsdException w:name="Grid Table 5 Dark Accent 4" w:uiPriority="50"/>
+    <w:lsdException w:name="Grid Table 6 Colorful Accent 4" w:uiPriority="51"/>
+    <w:lsdException w:name="Grid Table 7 Colorful Accent 4" w:uiPriority="52"/>
+    <w:lsdException w:name="Grid Table 1 Light Accent 5" w:uiPriority="46"/>
+    <w:lsdException w:name="Grid Table 2 Accent 5" w:uiPriority="47"/>
+    <w:lsdException w:name="Grid Table 3 Accent 5" w:uiPriority="48"/>
+    <w:lsdException w:name="Grid Table 4 Accent 5" w:uiPriority="49"/>
+    <w:lsdException w:name="Grid Table 5 Dark Accent 5" w:uiPriority="50"/>
+    <w:lsdException w:name="Grid Table 6 Colorful Accent 5" w:uiPriority="51"/>
+    <w:lsdException w:name="Grid Table 7 Colorful Accent 5" w:uiPriority="52"/>
+    <w:lsdException w:name="Grid Table 1 Light Accent 6" w:uiPriority="46"/>
+    <w:lsdException w:name="Grid Table 2 Accent 6" w:uiPriority="47"/>
+    <w:lsdException w:name="Grid Table 3 Accent 6" w:uiPriority="48"/>
+    <w:lsdException w:name="Grid Table 4 Accent 6" w:uiPriority="49"/>
+    <w:lsdException w:name="Grid Table 5 Dark Accent 6" w:uiPriority="50"/>
+    <w:lsdException w:name="Grid Table 6 Colorful Accent 6" w:uiPriority="51"/>
+    <w:lsdException w:name="Grid Table 7 Colorful Accent 6" w:uiPriority="52"/>
+    <w:lsdException w:name="List Table 1 Light" w:uiPriority="46"/>
+    <w:lsdException w:name="List Table 2" w:uiPriority="47"/>
+    <w:lsdException w:name="List Table 3" w:uiPriority="48"/>
+    <w:lsdException w:name="List Table 4" w:uiPriority="49"/>
+    <w:lsdException w:name="List Table 5 Dark" w:uiPriority="50"/>
+    <w:lsdException w:name="List Table 6 Colorful" w:uiPriority="51"/>
+    <w:lsdException w:name="List Table 7 Colorful" w:uiPriority="52"/>
+    <w:lsdException w:name="List Table 1 Light Accent 1" w:uiPriority="46"/>
+    <w:lsdException w:name="List Table 2 Accent 1" w:uiPriority="47"/>
+    <w:lsdException w:name="List Table 3 Accent 1" w:uiPriority="48"/>
+    <w:lsdException w:name="List Table 4 Accent 1" w:uiPriority="49"/>
+    <w:lsdException w:name="List Table 5 Dark Accent 1" w:uiPriority="50"/>
+    <w:lsdException w:name="List Table 6 Colorful Accent 1" w:uiPriority="51"/>
+    <w:lsdException w:name="List Table 7 Colorful Accent 1" w:uiPriority="52"/>
+    <w:lsdException w:name="List Table 1 Light Accent 2" w:uiPriority="46"/>
+    <w:lsdException w:name="List Table 2 Accent 2" w:uiPriority="47"/>
+    <w:lsdException w:name="List Table 3 Accent 2" w:uiPriority="48"/>
+    <w:lsdException w:name="List Table 4 Accent 2" w:uiPriority="49"/>
+    <w:lsdException w:name="List Table 5 Dark Accent 2" w:uiPriority="50"/>
+    <w:lsdException w:name="List Table 6 Colorful Accent 2" w:uiPriority="51"/>
+    <w:lsdException w:name="List Table 7 Colorful Accent 2" w:uiPriority="52"/>
+    <w:lsdException w:name="List Table 1 Light Accent 3" w:uiPriority="46"/>
+    <w:lsdException w:name="List Table 2 Accent 3" w:uiPriority="47"/>
+    <w:lsdException w:name="List Table 3 Accent 3" w:uiPriority="48"/>
+    <w:lsdException w:name="List Table 4 Accent 3" w:uiPriority="49"/>
+    <w:lsdException w:name="List Table 5 Dark Accent 3" w:uiPriority="50"/>
+    <w:lsdException w:name="List Table 6 Colorful Accent 3" w:uiPriority="51"/>
+    <w:lsdException w:name="List Table 7 Colorful Accent 3" w:uiPriority="52"/>
+    <w:lsdException w:name="List Table 1 Light Accent 4" w:uiPriority="46"/>
+    <w:lsdException w:name="List Table 2 Accent 4" w:uiPriority="47"/>
+    <w:lsdException w:name="List Table 3 Accent 4" w:uiPriority="48"/>
+    <w:lsdException w:name="List Table 4 Accent 4" w:uiPriority="49"/>
+    <w:lsdException w:name="List Table 5 Dark Accent 4" w:uiPriority="50"/>
+    <w:lsdException w:name="List Table 6 Colorful Accent 4" w:uiPriority="51"/>
+    <w:lsdException w:name="List Table 7 Colorful Accent 4" w:uiPriority="52"/>
+    <w:lsdException w:name="List Table 1 Light Accent 5" w:uiPriority="46"/>
+    <w:lsdException w:name="List Table 2 Accent 5" w:uiPriority="47"/>
+    <w:lsdException w:name="List Table 3 Accent 5" w:uiPriority="48"/>
+    <w:lsdException w:name="List Table 4 Accent 5" w:uiPriority="49"/>
+    <w:lsdException w:name="List Table 5 Dark Accent 5" w:uiPriority="50"/>
+    <w:lsdException w:name="List Table 6 Colorful Accent 5" w:uiPriority="51"/>
+    <w:lsdException w:name="List Table 7 Colorful Accent 5" w:uiPriority="52"/>
+    <w:lsdException w:name="List Table 1 Light Accent 6" w:uiPriority="46"/>
+    <w:lsdException w:name="List Table 2 Accent 6" w:uiPriority="47"/>
+    <w:lsdException w:name="List Table 3 Accent 6" w:uiPriority="48"/>
+    <w:lsdException w:name="List Table 4 Accent 6" w:uiPriority="49"/>
+    <w:lsdException w:name="List Table 5 Dark Accent 6" w:uiPriority="50"/>
+    <w:lsdException w:name="List Table 6 Colorful Accent 6" w:uiPriority="51"/>
+    <w:lsdException w:name="List Table 7 Colorful Accent 6" w:uiPriority="52"/>
+    <w:lsdException w:name="Mention" w:semiHidden="1" w:unhideWhenUsed="1"/>
+    <w:lsdException w:name="Smart Hyperlink" w:semiHidden="1" w:unhideWhenUsed="1"/>
+    <w:lsdException w:name="Hashtag" w:semiHidden="1" w:unhideWhenUsed="1"/>
+    <w:lsdException w:name="Unresolved Mention" w:semiHidden="1" w:unhideWhenUsed="1"/>
+    <w:lsdException w:name="Smart Link" w:semiHidden="1" w:unhideWhenUsed="1"/>
   </w:latentStyles>
   <w:style w:type="paragraph" w:default="1" w:styleId="a">
     <w:name w:val="Normal"/>
@@ -4450,419 +5464,15 @@
       <w:color w:val="4F81BD" w:themeColor="accent1"/>
     </w:rPr>
   </w:style>
-</w:styles>
-</file>
-
-<file path=word/stylesWithEffects.xml><?xml version="1.0" encoding="utf-8"?>
-<w:styles xmlns:wpc="http://schemas.microsoft.com/office/word/2010/wordprocessingCanvas" xmlns:mc="http://schemas.openxmlformats.org/markup-compatibility/2006" xmlns:o="urn:schemas-microsoft-com:office:office" xmlns:r="http://schemas.openxmlformats.org/officeDocument/2006/relationships" xmlns:m="http://schemas.openxmlformats.org/officeDocument/2006/math" xmlns:v="urn:schemas-microsoft-com:vml" xmlns:wp14="http://schemas.microsoft.com/office/word/2010/wordprocessingDrawing" xmlns:wp="http://schemas.openxmlformats.org/drawingml/2006/wordprocessingDrawing" xmlns:w10="urn:schemas-microsoft-com:office:word" xmlns:w="http://schemas.openxmlformats.org/wordprocessingml/2006/main" xmlns:w14="http://schemas.microsoft.com/office/word/2010/wordml" xmlns:wpg="http://schemas.microsoft.com/office/word/2010/wordprocessingGroup" xmlns:wpi="http://schemas.microsoft.com/office/word/2010/wordprocessingInk" xmlns:wne="http://schemas.microsoft.com/office/word/2006/wordml" xmlns:wps="http://schemas.microsoft.com/office/word/2010/wordprocessingShape" mc:Ignorable="w14 wp14">
-  <w:docDefaults>
-    <w:rPrDefault>
-      <w:rPr>
-        <w:rFonts w:asciiTheme="minorHAnsi" w:eastAsiaTheme="minorHAnsi" w:hAnsiTheme="minorHAnsi" w:cstheme="minorBidi"/>
-        <w:sz w:val="22"/>
-        <w:szCs w:val="22"/>
-        <w:lang w:val="ru-RU" w:eastAsia="en-US" w:bidi="ar-SA"/>
-      </w:rPr>
-    </w:rPrDefault>
-    <w:pPrDefault>
-      <w:pPr>
-        <w:spacing w:after="200" w:line="276" w:lineRule="auto"/>
-      </w:pPr>
-    </w:pPrDefault>
-  </w:docDefaults>
-  <w:latentStyles w:defLockedState="0" w:defUIPriority="99" w:defSemiHidden="1" w:defUnhideWhenUsed="1" w:defQFormat="0" w:count="267">
-    <w:lsdException w:name="Normal" w:semiHidden="0" w:uiPriority="0" w:unhideWhenUsed="0" w:qFormat="1"/>
-    <w:lsdException w:name="heading 1" w:semiHidden="0" w:uiPriority="9" w:unhideWhenUsed="0" w:qFormat="1"/>
-    <w:lsdException w:name="heading 2" w:uiPriority="9" w:qFormat="1"/>
-    <w:lsdException w:name="heading 3" w:uiPriority="9" w:qFormat="1"/>
-    <w:lsdException w:name="heading 4" w:uiPriority="9" w:qFormat="1"/>
-    <w:lsdException w:name="heading 5" w:uiPriority="9" w:qFormat="1"/>
-    <w:lsdException w:name="heading 6" w:uiPriority="9" w:qFormat="1"/>
-    <w:lsdException w:name="heading 7" w:uiPriority="9" w:qFormat="1"/>
-    <w:lsdException w:name="heading 8" w:uiPriority="9" w:qFormat="1"/>
-    <w:lsdException w:name="heading 9" w:uiPriority="9" w:qFormat="1"/>
-    <w:lsdException w:name="toc 1" w:uiPriority="39"/>
-    <w:lsdException w:name="toc 2" w:uiPriority="39"/>
-    <w:lsdException w:name="toc 3" w:uiPriority="39"/>
-    <w:lsdException w:name="toc 4" w:uiPriority="39"/>
-    <w:lsdException w:name="toc 5" w:uiPriority="39"/>
-    <w:lsdException w:name="toc 6" w:uiPriority="39"/>
-    <w:lsdException w:name="toc 7" w:uiPriority="39"/>
-    <w:lsdException w:name="toc 8" w:uiPriority="39"/>
-    <w:lsdException w:name="toc 9" w:uiPriority="39"/>
-    <w:lsdException w:name="caption" w:uiPriority="35" w:qFormat="1"/>
-    <w:lsdException w:name="Title" w:semiHidden="0" w:uiPriority="10" w:unhideWhenUsed="0" w:qFormat="1"/>
-    <w:lsdException w:name="Default Paragraph Font" w:uiPriority="1"/>
-    <w:lsdException w:name="Subtitle" w:semiHidden="0" w:uiPriority="11" w:unhideWhenUsed="0" w:qFormat="1"/>
-    <w:lsdException w:name="Strong" w:semiHidden="0" w:uiPriority="22" w:unhideWhenUsed="0" w:qFormat="1"/>
-    <w:lsdException w:name="Emphasis" w:semiHidden="0" w:uiPriority="20" w:unhideWhenUsed="0" w:qFormat="1"/>
-    <w:lsdException w:name="Table Grid" w:semiHidden="0" w:uiPriority="39" w:unhideWhenUsed="0"/>
-    <w:lsdException w:name="Placeholder Text" w:unhideWhenUsed="0"/>
-    <w:lsdException w:name="No Spacing" w:semiHidden="0" w:uiPriority="1" w:unhideWhenUsed="0" w:qFormat="1"/>
-    <w:lsdException w:name="Light Shading" w:semiHidden="0" w:uiPriority="60" w:unhideWhenUsed="0"/>
-    <w:lsdException w:name="Light List" w:semiHidden="0" w:uiPriority="61" w:unhideWhenUsed="0"/>
-    <w:lsdException w:name="Light Grid" w:semiHidden="0" w:uiPriority="62" w:unhideWhenUsed="0"/>
-    <w:lsdException w:name="Medium Shading 1" w:semiHidden="0" w:uiPriority="63" w:unhideWhenUsed="0"/>
-    <w:lsdException w:name="Medium Shading 2" w:semiHidden="0" w:uiPriority="64" w:unhideWhenUsed="0"/>
-    <w:lsdException w:name="Medium List 1" w:semiHidden="0" w:uiPriority="65" w:unhideWhenUsed="0"/>
-    <w:lsdException w:name="Medium List 2" w:semiHidden="0" w:uiPriority="66" w:unhideWhenUsed="0"/>
-    <w:lsdException w:name="Medium Grid 1" w:semiHidden="0" w:uiPriority="67" w:unhideWhenUsed="0"/>
-    <w:lsdException w:name="Medium Grid 2" w:semiHidden="0" w:uiPriority="68" w:unhideWhenUsed="0"/>
-    <w:lsdException w:name="Medium Grid 3" w:semiHidden="0" w:uiPriority="69" w:unhideWhenUsed="0"/>
-    <w:lsdException w:name="Dark List" w:semiHidden="0" w:uiPriority="70" w:unhideWhenUsed="0"/>
-    <w:lsdException w:name="Colorful Shading" w:semiHidden="0" w:uiPriority="71" w:unhideWhenUsed="0"/>
-    <w:lsdException w:name="Colorful List" w:semiHidden="0" w:uiPriority="72" w:unhideWhenUsed="0"/>
-    <w:lsdException w:name="Colorful Grid" w:semiHidden="0" w:uiPriority="73" w:unhideWhenUsed="0"/>
-    <w:lsdException w:name="Light Shading Accent 1" w:semiHidden="0" w:uiPriority="60" w:unhideWhenUsed="0"/>
-    <w:lsdException w:name="Light List Accent 1" w:semiHidden="0" w:uiPriority="61" w:unhideWhenUsed="0"/>
-    <w:lsdException w:name="Light Grid Accent 1" w:semiHidden="0" w:uiPriority="62" w:unhideWhenUsed="0"/>
-    <w:lsdException w:name="Medium Shading 1 Accent 1" w:semiHidden="0" w:uiPriority="63" w:unhideWhenUsed="0"/>
-    <w:lsdException w:name="Medium Shading 2 Accent 1" w:semiHidden="0" w:uiPriority="64" w:unhideWhenUsed="0"/>
-    <w:lsdException w:name="Medium List 1 Accent 1" w:semiHidden="0" w:uiPriority="65" w:unhideWhenUsed="0"/>
-    <w:lsdException w:name="Revision" w:unhideWhenUsed="0"/>
-    <w:lsdException w:name="List Paragraph" w:semiHidden="0" w:uiPriority="34" w:unhideWhenUsed="0" w:qFormat="1"/>
-    <w:lsdException w:name="Quote" w:semiHidden="0" w:uiPriority="29" w:unhideWhenUsed="0" w:qFormat="1"/>
-    <w:lsdException w:name="Intense Quote" w:semiHidden="0" w:uiPriority="30" w:unhideWhenUsed="0" w:qFormat="1"/>
-    <w:lsdException w:name="Medium List 2 Accent 1" w:semiHidden="0" w:uiPriority="66" w:unhideWhenUsed="0"/>
-    <w:lsdException w:name="Medium Grid 1 Accent 1" w:semiHidden="0" w:uiPriority="67" w:unhideWhenUsed="0"/>
-    <w:lsdException w:name="Medium Grid 2 Accent 1" w:semiHidden="0" w:uiPriority="68" w:unhideWhenUsed="0"/>
-    <w:lsdException w:name="Medium Grid 3 Accent 1" w:semiHidden="0" w:uiPriority="69" w:unhideWhenUsed="0"/>
-    <w:lsdException w:name="Dark List Accent 1" w:semiHidden="0" w:uiPriority="70" w:unhideWhenUsed="0"/>
-    <w:lsdException w:name="Colorful Shading Accent 1" w:semiHidden="0" w:uiPriority="71" w:unhideWhenUsed="0"/>
-    <w:lsdException w:name="Colorful List Accent 1" w:semiHidden="0" w:uiPriority="72" w:unhideWhenUsed="0"/>
-    <w:lsdException w:name="Colorful Grid Accent 1" w:semiHidden="0" w:uiPriority="73" w:unhideWhenUsed="0"/>
-    <w:lsdException w:name="Light Shading Accent 2" w:semiHidden="0" w:uiPriority="60" w:unhideWhenUsed="0"/>
-    <w:lsdException w:name="Light List Accent 2" w:semiHidden="0" w:uiPriority="61" w:unhideWhenUsed="0"/>
-    <w:lsdException w:name="Light Grid Accent 2" w:semiHidden="0" w:uiPriority="62" w:unhideWhenUsed="0"/>
-    <w:lsdException w:name="Medium Shading 1 Accent 2" w:semiHidden="0" w:uiPriority="63" w:unhideWhenUsed="0"/>
-    <w:lsdException w:name="Medium Shading 2 Accent 2" w:semiHidden="0" w:uiPriority="64" w:unhideWhenUsed="0"/>
-    <w:lsdException w:name="Medium List 1 Accent 2" w:semiHidden="0" w:uiPriority="65" w:unhideWhenUsed="0"/>
-    <w:lsdException w:name="Medium List 2 Accent 2" w:semiHidden="0" w:uiPriority="66" w:unhideWhenUsed="0"/>
-    <w:lsdException w:name="Medium Grid 1 Accent 2" w:semiHidden="0" w:uiPriority="67" w:unhideWhenUsed="0"/>
-    <w:lsdException w:name="Medium Grid 2 Accent 2" w:semiHidden="0" w:uiPriority="68" w:unhideWhenUsed="0"/>
-    <w:lsdException w:name="Medium Grid 3 Accent 2" w:semiHidden="0" w:uiPriority="69" w:unhideWhenUsed="0"/>
-    <w:lsdException w:name="Dark List Accent 2" w:semiHidden="0" w:uiPriority="70" w:unhideWhenUsed="0"/>
-    <w:lsdException w:name="Colorful Shading Accent 2" w:semiHidden="0" w:uiPriority="71" w:unhideWhenUsed="0"/>
-    <w:lsdException w:name="Colorful List Accent 2" w:semiHidden="0" w:uiPriority="72" w:unhideWhenUsed="0"/>
-    <w:lsdException w:name="Colorful Grid Accent 2" w:semiHidden="0" w:uiPriority="73" w:unhideWhenUsed="0"/>
-    <w:lsdException w:name="Light Shading Accent 3" w:semiHidden="0" w:uiPriority="60" w:unhideWhenUsed="0"/>
-    <w:lsdException w:name="Light List Accent 3" w:semiHidden="0" w:uiPriority="61" w:unhideWhenUsed="0"/>
-    <w:lsdException w:name="Light Grid Accent 3" w:semiHidden="0" w:uiPriority="62" w:unhideWhenUsed="0"/>
-    <w:lsdException w:name="Medium Shading 1 Accent 3" w:semiHidden="0" w:uiPriority="63" w:unhideWhenUsed="0"/>
-    <w:lsdException w:name="Medium Shading 2 Accent 3" w:semiHidden="0" w:uiPriority="64" w:unhideWhenUsed="0"/>
-    <w:lsdException w:name="Medium List 1 Accent 3" w:semiHidden="0" w:uiPriority="65" w:unhideWhenUsed="0"/>
-    <w:lsdException w:name="Medium List 2 Accent 3" w:semiHidden="0" w:uiPriority="66" w:unhideWhenUsed="0"/>
-    <w:lsdException w:name="Medium Grid 1 Accent 3" w:semiHidden="0" w:uiPriority="67" w:unhideWhenUsed="0"/>
-    <w:lsdException w:name="Medium Grid 2 Accent 3" w:semiHidden="0" w:uiPriority="68" w:unhideWhenUsed="0"/>
-    <w:lsdException w:name="Medium Grid 3 Accent 3" w:semiHidden="0" w:uiPriority="69" w:unhideWhenUsed="0"/>
-    <w:lsdException w:name="Dark List Accent 3" w:semiHidden="0" w:uiPriority="70" w:unhideWhenUsed="0"/>
-    <w:lsdException w:name="Colorful Shading Accent 3" w:semiHidden="0" w:uiPriority="71" w:unhideWhenUsed="0"/>
-    <w:lsdException w:name="Colorful List Accent 3" w:semiHidden="0" w:uiPriority="72" w:unhideWhenUsed="0"/>
-    <w:lsdException w:name="Colorful Grid Accent 3" w:semiHidden="0" w:uiPriority="73" w:unhideWhenUsed="0"/>
-    <w:lsdException w:name="Light Shading Accent 4" w:semiHidden="0" w:uiPriority="60" w:unhideWhenUsed="0"/>
-    <w:lsdException w:name="Light List Accent 4" w:semiHidden="0" w:uiPriority="61" w:unhideWhenUsed="0"/>
-    <w:lsdException w:name="Light Grid Accent 4" w:semiHidden="0" w:uiPriority="62" w:unhideWhenUsed="0"/>
-    <w:lsdException w:name="Medium Shading 1 Accent 4" w:semiHidden="0" w:uiPriority="63" w:unhideWhenUsed="0"/>
-    <w:lsdException w:name="Medium Shading 2 Accent 4" w:semiHidden="0" w:uiPriority="64" w:unhideWhenUsed="0"/>
-    <w:lsdException w:name="Medium List 1 Accent 4" w:semiHidden="0" w:uiPriority="65" w:unhideWhenUsed="0"/>
-    <w:lsdException w:name="Medium List 2 Accent 4" w:semiHidden="0" w:uiPriority="66" w:unhideWhenUsed="0"/>
-    <w:lsdException w:name="Medium Grid 1 Accent 4" w:semiHidden="0" w:uiPriority="67" w:unhideWhenUsed="0"/>
-    <w:lsdException w:name="Medium Grid 2 Accent 4" w:semiHidden="0" w:uiPriority="68" w:unhideWhenUsed="0"/>
-    <w:lsdException w:name="Medium Grid 3 Accent 4" w:semiHidden="0" w:uiPriority="69" w:unhideWhenUsed="0"/>
-    <w:lsdException w:name="Dark List Accent 4" w:semiHidden="0" w:uiPriority="70" w:unhideWhenUsed="0"/>
-    <w:lsdException w:name="Colorful Shading Accent 4" w:semiHidden="0" w:uiPriority="71" w:unhideWhenUsed="0"/>
-    <w:lsdException w:name="Colorful List Accent 4" w:semiHidden="0" w:uiPriority="72" w:unhideWhenUsed="0"/>
-    <w:lsdException w:name="Colorful Grid Accent 4" w:semiHidden="0" w:uiPriority="73" w:unhideWhenUsed="0"/>
-    <w:lsdException w:name="Light Shading Accent 5" w:semiHidden="0" w:uiPriority="60" w:unhideWhenUsed="0"/>
-    <w:lsdException w:name="Light List Accent 5" w:semiHidden="0" w:uiPriority="61" w:unhideWhenUsed="0"/>
-    <w:lsdException w:name="Light Grid Accent 5" w:semiHidden="0" w:uiPriority="62" w:unhideWhenUsed="0"/>
-    <w:lsdException w:name="Medium Shading 1 Accent 5" w:semiHidden="0" w:uiPriority="63" w:unhideWhenUsed="0"/>
-    <w:lsdException w:name="Medium Shading 2 Accent 5" w:semiHidden="0" w:uiPriority="64" w:unhideWhenUsed="0"/>
-    <w:lsdException w:name="Medium List 1 Accent 5" w:semiHidden="0" w:uiPriority="65" w:unhideWhenUsed="0"/>
-    <w:lsdException w:name="Medium List 2 Accent 5" w:semiHidden="0" w:uiPriority="66" w:unhideWhenUsed="0"/>
-    <w:lsdException w:name="Medium Grid 1 Accent 5" w:semiHidden="0" w:uiPriority="67" w:unhideWhenUsed="0"/>
-    <w:lsdException w:name="Medium Grid 2 Accent 5" w:semiHidden="0" w:uiPriority="68" w:unhideWhenUsed="0"/>
-    <w:lsdException w:name="Medium Grid 3 Accent 5" w:semiHidden="0" w:uiPriority="69" w:unhideWhenUsed="0"/>
-    <w:lsdException w:name="Dark List Accent 5" w:semiHidden="0" w:uiPriority="70" w:unhideWhenUsed="0"/>
-    <w:lsdException w:name="Colorful Shading Accent 5" w:semiHidden="0" w:uiPriority="71" w:unhideWhenUsed="0"/>
-    <w:lsdException w:name="Colorful List Accent 5" w:semiHidden="0" w:uiPriority="72" w:unhideWhenUsed="0"/>
-    <w:lsdException w:name="Colorful Grid Accent 5" w:semiHidden="0" w:uiPriority="73" w:unhideWhenUsed="0"/>
-    <w:lsdException w:name="Light Shading Accent 6" w:semiHidden="0" w:uiPriority="60" w:unhideWhenUsed="0"/>
-    <w:lsdException w:name="Light List Accent 6" w:semiHidden="0" w:uiPriority="61" w:unhideWhenUsed="0"/>
-    <w:lsdException w:name="Light Grid Accent 6" w:semiHidden="0" w:uiPriority="62" w:unhideWhenUsed="0"/>
-    <w:lsdException w:name="Medium Shading 1 Accent 6" w:semiHidden="0" w:uiPriority="63" w:unhideWhenUsed="0"/>
-    <w:lsdException w:name="Medium Shading 2 Accent 6" w:semiHidden="0" w:uiPriority="64" w:unhideWhenUsed="0"/>
-    <w:lsdException w:name="Medium List 1 Accent 6" w:semiHidden="0" w:uiPriority="65" w:unhideWhenUsed="0"/>
-    <w:lsdException w:name="Medium List 2 Accent 6" w:semiHidden="0" w:uiPriority="66" w:unhideWhenUsed="0"/>
-    <w:lsdException w:name="Medium Grid 1 Accent 6" w:semiHidden="0" w:uiPriority="67" w:unhideWhenUsed="0"/>
-    <w:lsdException w:name="Medium Grid 2 Accent 6" w:semiHidden="0" w:uiPriority="68" w:unhideWhenUsed="0"/>
-    <w:lsdException w:name="Medium Grid 3 Accent 6" w:semiHidden="0" w:uiPriority="69" w:unhideWhenUsed="0"/>
-    <w:lsdException w:name="Dark List Accent 6" w:semiHidden="0" w:uiPriority="70" w:unhideWhenUsed="0"/>
-    <w:lsdException w:name="Colorful Shading Accent 6" w:semiHidden="0" w:uiPriority="71" w:unhideWhenUsed="0"/>
-    <w:lsdException w:name="Colorful List Accent 6" w:semiHidden="0" w:uiPriority="72" w:unhideWhenUsed="0"/>
-    <w:lsdException w:name="Colorful Grid Accent 6" w:semiHidden="0" w:uiPriority="73" w:unhideWhenUsed="0"/>
-    <w:lsdException w:name="Subtle Emphasis" w:semiHidden="0" w:uiPriority="19" w:unhideWhenUsed="0" w:qFormat="1"/>
-    <w:lsdException w:name="Intense Emphasis" w:semiHidden="0" w:uiPriority="21" w:unhideWhenUsed="0" w:qFormat="1"/>
-    <w:lsdException w:name="Subtle Reference" w:semiHidden="0" w:uiPriority="31" w:unhideWhenUsed="0" w:qFormat="1"/>
-    <w:lsdException w:name="Intense Reference" w:semiHidden="0" w:uiPriority="32" w:unhideWhenUsed="0" w:qFormat="1"/>
-    <w:lsdException w:name="Book Title" w:semiHidden="0" w:uiPriority="33" w:unhideWhenUsed="0" w:qFormat="1"/>
-    <w:lsdException w:name="Bibliography" w:uiPriority="37"/>
-    <w:lsdException w:name="TOC Heading" w:uiPriority="39" w:qFormat="1"/>
-  </w:latentStyles>
-  <w:style w:type="paragraph" w:default="1" w:styleId="a">
-    <w:name w:val="Normal"/>
+  <w:style w:type="character" w:styleId="ab">
+    <w:name w:val="Emphasis"/>
+    <w:basedOn w:val="a0"/>
+    <w:uiPriority w:val="20"/>
     <w:qFormat/>
-  </w:style>
-  <w:style w:type="paragraph" w:styleId="1">
-    <w:name w:val="heading 1"/>
-    <w:basedOn w:val="a"/>
-    <w:next w:val="a"/>
-    <w:link w:val="10"/>
-    <w:uiPriority w:val="9"/>
-    <w:qFormat/>
-    <w:rsid w:val="00975121"/>
-    <w:pPr>
-      <w:keepNext/>
-      <w:keepLines/>
-      <w:spacing w:before="480" w:after="0"/>
-      <w:outlineLvl w:val="0"/>
-    </w:pPr>
+    <w:rsid w:val="001629C5"/>
     <w:rPr>
-      <w:rFonts w:asciiTheme="majorHAnsi" w:eastAsiaTheme="majorEastAsia" w:hAnsiTheme="majorHAnsi" w:cstheme="majorBidi"/>
-      <w:b/>
-      <w:bCs/>
-      <w:color w:val="365F91" w:themeColor="accent1" w:themeShade="BF"/>
-      <w:sz w:val="28"/>
-      <w:szCs w:val="28"/>
-    </w:rPr>
-  </w:style>
-  <w:style w:type="paragraph" w:styleId="2">
-    <w:name w:val="heading 2"/>
-    <w:basedOn w:val="a"/>
-    <w:link w:val="20"/>
-    <w:uiPriority w:val="9"/>
-    <w:qFormat/>
-    <w:rsid w:val="00975121"/>
-    <w:pPr>
-      <w:spacing w:before="100" w:beforeAutospacing="1" w:after="100" w:afterAutospacing="1" w:line="240" w:lineRule="auto"/>
-      <w:outlineLvl w:val="1"/>
-    </w:pPr>
-    <w:rPr>
-      <w:rFonts w:ascii="Times New Roman" w:eastAsia="Times New Roman" w:hAnsi="Times New Roman" w:cs="Times New Roman"/>
-      <w:b/>
-      <w:bCs/>
-      <w:sz w:val="36"/>
-      <w:szCs w:val="36"/>
-      <w:lang w:eastAsia="ru-RU"/>
-    </w:rPr>
-  </w:style>
-  <w:style w:type="paragraph" w:styleId="3">
-    <w:name w:val="heading 3"/>
-    <w:basedOn w:val="a"/>
-    <w:next w:val="a"/>
-    <w:link w:val="30"/>
-    <w:uiPriority w:val="9"/>
-    <w:unhideWhenUsed/>
-    <w:qFormat/>
-    <w:rsid w:val="00610AA8"/>
-    <w:pPr>
-      <w:keepNext/>
-      <w:keepLines/>
-      <w:spacing w:before="200" w:after="0"/>
-      <w:outlineLvl w:val="2"/>
-    </w:pPr>
-    <w:rPr>
-      <w:rFonts w:asciiTheme="majorHAnsi" w:eastAsiaTheme="majorEastAsia" w:hAnsiTheme="majorHAnsi" w:cstheme="majorBidi"/>
-      <w:b/>
-      <w:bCs/>
-      <w:color w:val="4F81BD" w:themeColor="accent1"/>
-    </w:rPr>
-  </w:style>
-  <w:style w:type="character" w:default="1" w:styleId="a0">
-    <w:name w:val="Default Paragraph Font"/>
-    <w:uiPriority w:val="1"/>
-    <w:semiHidden/>
-    <w:unhideWhenUsed/>
-  </w:style>
-  <w:style w:type="table" w:default="1" w:styleId="a1">
-    <w:name w:val="Normal Table"/>
-    <w:uiPriority w:val="99"/>
-    <w:semiHidden/>
-    <w:unhideWhenUsed/>
-    <w:tblPr>
-      <w:tblInd w:w="0" w:type="dxa"/>
-      <w:tblCellMar>
-        <w:top w:w="0" w:type="dxa"/>
-        <w:left w:w="108" w:type="dxa"/>
-        <w:bottom w:w="0" w:type="dxa"/>
-        <w:right w:w="108" w:type="dxa"/>
-      </w:tblCellMar>
-    </w:tblPr>
-  </w:style>
-  <w:style w:type="numbering" w:default="1" w:styleId="a2">
-    <w:name w:val="No List"/>
-    <w:uiPriority w:val="99"/>
-    <w:semiHidden/>
-    <w:unhideWhenUsed/>
-  </w:style>
-  <w:style w:type="paragraph" w:customStyle="1" w:styleId="a3">
-    <w:name w:val="Курсовая"/>
-    <w:basedOn w:val="a"/>
-    <w:link w:val="a4"/>
-    <w:qFormat/>
-    <w:rsid w:val="00E678BF"/>
-    <w:pPr>
-      <w:spacing w:after="0" w:line="360" w:lineRule="auto"/>
-      <w:jc w:val="both"/>
-    </w:pPr>
-    <w:rPr>
-      <w:rFonts w:ascii="Times New Roman" w:hAnsi="Times New Roman"/>
-      <w:kern w:val="2"/>
-      <w:sz w:val="28"/>
-      <w:szCs w:val="32"/>
-      <w14:ligatures w14:val="standardContextual"/>
-    </w:rPr>
-  </w:style>
-  <w:style w:type="character" w:customStyle="1" w:styleId="a4">
-    <w:name w:val="Курсовая Знак"/>
-    <w:basedOn w:val="a0"/>
-    <w:link w:val="a3"/>
-    <w:rsid w:val="00E678BF"/>
-    <w:rPr>
-      <w:rFonts w:ascii="Times New Roman" w:hAnsi="Times New Roman"/>
-      <w:kern w:val="2"/>
-      <w:sz w:val="28"/>
-      <w:szCs w:val="32"/>
-      <w14:ligatures w14:val="standardContextual"/>
-    </w:rPr>
-  </w:style>
-  <w:style w:type="paragraph" w:styleId="a5">
-    <w:name w:val="Normal (Web)"/>
-    <w:basedOn w:val="a"/>
-    <w:uiPriority w:val="99"/>
-    <w:semiHidden/>
-    <w:unhideWhenUsed/>
-    <w:rsid w:val="00F15206"/>
-    <w:pPr>
-      <w:spacing w:before="100" w:beforeAutospacing="1" w:after="100" w:afterAutospacing="1" w:line="240" w:lineRule="auto"/>
-    </w:pPr>
-    <w:rPr>
-      <w:rFonts w:ascii="Times New Roman" w:eastAsia="Times New Roman" w:hAnsi="Times New Roman" w:cs="Times New Roman"/>
-      <w:sz w:val="24"/>
-      <w:szCs w:val="24"/>
-      <w:lang w:eastAsia="ru-RU"/>
-    </w:rPr>
-  </w:style>
-  <w:style w:type="character" w:customStyle="1" w:styleId="20">
-    <w:name w:val="Заголовок 2 Знак"/>
-    <w:basedOn w:val="a0"/>
-    <w:link w:val="2"/>
-    <w:uiPriority w:val="9"/>
-    <w:rsid w:val="00975121"/>
-    <w:rPr>
-      <w:rFonts w:ascii="Times New Roman" w:eastAsia="Times New Roman" w:hAnsi="Times New Roman" w:cs="Times New Roman"/>
-      <w:b/>
-      <w:bCs/>
-      <w:sz w:val="36"/>
-      <w:szCs w:val="36"/>
-      <w:lang w:eastAsia="ru-RU"/>
-    </w:rPr>
-  </w:style>
-  <w:style w:type="character" w:styleId="a6">
-    <w:name w:val="Strong"/>
-    <w:basedOn w:val="a0"/>
-    <w:uiPriority w:val="22"/>
-    <w:qFormat/>
-    <w:rsid w:val="00975121"/>
-    <w:rPr>
-      <w:b/>
-      <w:bCs/>
-    </w:rPr>
-  </w:style>
-  <w:style w:type="character" w:customStyle="1" w:styleId="10">
-    <w:name w:val="Заголовок 1 Знак"/>
-    <w:basedOn w:val="a0"/>
-    <w:link w:val="1"/>
-    <w:uiPriority w:val="9"/>
-    <w:rsid w:val="00975121"/>
-    <w:rPr>
-      <w:rFonts w:asciiTheme="majorHAnsi" w:eastAsiaTheme="majorEastAsia" w:hAnsiTheme="majorHAnsi" w:cstheme="majorBidi"/>
-      <w:b/>
-      <w:bCs/>
-      <w:color w:val="365F91" w:themeColor="accent1" w:themeShade="BF"/>
-      <w:sz w:val="28"/>
-      <w:szCs w:val="28"/>
-    </w:rPr>
-  </w:style>
-  <w:style w:type="paragraph" w:styleId="a7">
-    <w:name w:val="Balloon Text"/>
-    <w:basedOn w:val="a"/>
-    <w:link w:val="a8"/>
-    <w:uiPriority w:val="99"/>
-    <w:semiHidden/>
-    <w:unhideWhenUsed/>
-    <w:rsid w:val="00B91639"/>
-    <w:pPr>
-      <w:spacing w:after="0" w:line="240" w:lineRule="auto"/>
-    </w:pPr>
-    <w:rPr>
-      <w:rFonts w:ascii="Tahoma" w:hAnsi="Tahoma" w:cs="Tahoma"/>
-      <w:sz w:val="16"/>
-      <w:szCs w:val="16"/>
-    </w:rPr>
-  </w:style>
-  <w:style w:type="character" w:customStyle="1" w:styleId="a8">
-    <w:name w:val="Текст выноски Знак"/>
-    <w:basedOn w:val="a0"/>
-    <w:link w:val="a7"/>
-    <w:uiPriority w:val="99"/>
-    <w:semiHidden/>
-    <w:rsid w:val="00B91639"/>
-    <w:rPr>
-      <w:rFonts w:ascii="Tahoma" w:hAnsi="Tahoma" w:cs="Tahoma"/>
-      <w:sz w:val="16"/>
-      <w:szCs w:val="16"/>
-    </w:rPr>
-  </w:style>
-  <w:style w:type="paragraph" w:styleId="a9">
-    <w:name w:val="No Spacing"/>
-    <w:uiPriority w:val="1"/>
-    <w:qFormat/>
-    <w:rsid w:val="001E5774"/>
-    <w:pPr>
-      <w:spacing w:after="0" w:line="240" w:lineRule="auto"/>
-    </w:pPr>
-  </w:style>
-  <w:style w:type="table" w:styleId="aa">
-    <w:name w:val="Table Grid"/>
-    <w:basedOn w:val="a1"/>
-    <w:uiPriority w:val="39"/>
-    <w:rsid w:val="001E5774"/>
-    <w:pPr>
-      <w:spacing w:after="0" w:line="240" w:lineRule="auto"/>
-    </w:pPr>
-    <w:tblPr>
-      <w:tblBorders>
-        <w:top w:val="single" w:sz="4" w:space="0" w:color="auto"/>
-        <w:left w:val="single" w:sz="4" w:space="0" w:color="auto"/>
-        <w:bottom w:val="single" w:sz="4" w:space="0" w:color="auto"/>
-        <w:right w:val="single" w:sz="4" w:space="0" w:color="auto"/>
-        <w:insideH w:val="single" w:sz="4" w:space="0" w:color="auto"/>
-        <w:insideV w:val="single" w:sz="4" w:space="0" w:color="auto"/>
-      </w:tblBorders>
-    </w:tblPr>
-  </w:style>
-  <w:style w:type="character" w:customStyle="1" w:styleId="30">
-    <w:name w:val="Заголовок 3 Знак"/>
-    <w:basedOn w:val="a0"/>
-    <w:link w:val="3"/>
-    <w:uiPriority w:val="9"/>
-    <w:rsid w:val="00610AA8"/>
-    <w:rPr>
-      <w:rFonts w:asciiTheme="majorHAnsi" w:eastAsiaTheme="majorEastAsia" w:hAnsiTheme="majorHAnsi" w:cstheme="majorBidi"/>
-      <w:b/>
-      <w:bCs/>
-      <w:color w:val="4F81BD" w:themeColor="accent1"/>
+      <w:i/>
+      <w:iCs/>
     </w:rPr>
   </w:style>
 </w:styles>
@@ -5151,4 +5761,16 @@
   <a:objectDefaults/>
   <a:extraClrSchemeLst/>
 </a:theme>
+</file>
+
+<file path=customXml/item1.xml><?xml version="1.0" encoding="utf-8"?>
+<b:Sources xmlns:b="http://schemas.openxmlformats.org/officeDocument/2006/bibliography" xmlns="http://schemas.openxmlformats.org/officeDocument/2006/bibliography" SelectedStyle="\APASixthEditionOfficeOnline.xsl" StyleName="APA" Version="6"/>
+</file>
+
+<file path=customXml/itemProps1.xml><?xml version="1.0" encoding="utf-8"?>
+<ds:datastoreItem xmlns:ds="http://schemas.openxmlformats.org/officeDocument/2006/customXml" ds:itemID="{9B9C7A01-18F0-4514-9977-93359461163D}">
+  <ds:schemaRefs>
+    <ds:schemaRef ds:uri="http://schemas.openxmlformats.org/officeDocument/2006/bibliography"/>
+  </ds:schemaRefs>
+</ds:datastoreItem>
 </file>
--- a/Документы/технологическая_часть.docx
+++ b/Документы/технологическая_часть.docx
@@ -1,6 +1,6 @@
 
 <file path=word/document.xml><?xml version="1.0" encoding="utf-8"?>
-<w:document xmlns:wpc="http://schemas.microsoft.com/office/word/2010/wordprocessingCanvas" xmlns:cx="http://schemas.microsoft.com/office/drawing/2014/chartex" xmlns:cx1="http://schemas.microsoft.com/office/drawing/2015/9/8/chartex" xmlns:cx2="http://schemas.microsoft.com/office/drawing/2015/10/21/chartex" xmlns:cx3="http://schemas.microsoft.com/office/drawing/2016/5/9/chartex" xmlns:cx4="http://schemas.microsoft.com/office/drawing/2016/5/10/chartex" xmlns:cx5="http://schemas.microsoft.com/office/drawing/2016/5/11/chartex" xmlns:cx6="http://schemas.microsoft.com/office/drawing/2016/5/12/chartex" xmlns:cx7="http://schemas.microsoft.com/office/drawing/2016/5/13/chartex" xmlns:cx8="http://schemas.microsoft.com/office/drawing/2016/5/14/chartex" xmlns:mc="http://schemas.openxmlformats.org/markup-compatibility/2006" xmlns:aink="http://schemas.microsoft.com/office/drawing/2016/ink" xmlns:am3d="http://schemas.microsoft.com/office/drawing/2017/model3d" xmlns:o="urn:schemas-microsoft-com:office:office" xmlns:r="http://schemas.openxmlformats.org/officeDocument/2006/relationships" xmlns:m="http://schemas.openxmlformats.org/officeDocument/2006/math" xmlns:v="urn:schemas-microsoft-com:vml" xmlns:wp14="http://schemas.microsoft.com/office/word/2010/wordprocessingDrawing" xmlns:wp="http://schemas.openxmlformats.org/drawingml/2006/wordprocessingDrawing" xmlns:w10="urn:schemas-microsoft-com:office:word" xmlns:w="http://schemas.openxmlformats.org/wordprocessingml/2006/main" xmlns:w14="http://schemas.microsoft.com/office/word/2010/wordml" xmlns:w15="http://schemas.microsoft.com/office/word/2012/wordml" xmlns:w16cex="http://schemas.microsoft.com/office/word/2018/wordml/cex" xmlns:w16cid="http://schemas.microsoft.com/office/word/2016/wordml/cid" xmlns:w16="http://schemas.microsoft.com/office/word/2018/wordml" xmlns:w16sdtdh="http://schemas.microsoft.com/office/word/2020/wordml/sdtdatahash" xmlns:w16se="http://schemas.microsoft.com/office/word/2015/wordml/symex" xmlns:wpg="http://schemas.microsoft.com/office/word/2010/wordprocessingGroup" xmlns:wpi="http://schemas.microsoft.com/office/word/2010/wordprocessingInk" xmlns:wne="http://schemas.microsoft.com/office/word/2006/wordml" xmlns:wps="http://schemas.microsoft.com/office/word/2010/wordprocessingShape" mc:Ignorable="w14 w15 w16se w16cid w16 w16cex w16sdtdh wp14">
+<w:document xmlns:wpc="http://schemas.microsoft.com/office/word/2010/wordprocessingCanvas" xmlns:mc="http://schemas.openxmlformats.org/markup-compatibility/2006" xmlns:o="urn:schemas-microsoft-com:office:office" xmlns:r="http://schemas.openxmlformats.org/officeDocument/2006/relationships" xmlns:m="http://schemas.openxmlformats.org/officeDocument/2006/math" xmlns:v="urn:schemas-microsoft-com:vml" xmlns:wp14="http://schemas.microsoft.com/office/word/2010/wordprocessingDrawing" xmlns:wp="http://schemas.openxmlformats.org/drawingml/2006/wordprocessingDrawing" xmlns:w10="urn:schemas-microsoft-com:office:word" xmlns:w="http://schemas.openxmlformats.org/wordprocessingml/2006/main" xmlns:w14="http://schemas.microsoft.com/office/word/2010/wordml" xmlns:wpg="http://schemas.microsoft.com/office/word/2010/wordprocessingGroup" xmlns:wpi="http://schemas.microsoft.com/office/word/2010/wordprocessingInk" xmlns:wne="http://schemas.microsoft.com/office/word/2006/wordml" xmlns:wps="http://schemas.microsoft.com/office/word/2010/wordprocessingShape" mc:Ignorable="w14 wp14">
   <w:body>
     <w:p>
       <w:pPr>
@@ -101,7 +101,13 @@
         <w:t>без пайки</w:t>
       </w:r>
       <w:r>
-        <w:t xml:space="preserve"> — соединения между микроконтроллером ESP32 и датчиком MPU-6050 выполнены с помощью </w:t>
+        <w:t xml:space="preserve"> </w:t>
+      </w:r>
+      <w:r>
+        <w:t>–</w:t>
+      </w:r>
+      <w:r>
+        <w:t xml:space="preserve"> соединения между микроконтроллером ESP32 и датчиком MPU-6050 выполнены с помощью </w:t>
       </w:r>
       <w:proofErr w:type="spellStart"/>
       <w:r>
@@ -127,21 +133,16 @@
       <w:r>
         <w:t xml:space="preserve"> </w:t>
       </w:r>
-      <w:proofErr w:type="gramStart"/>
-      <w:r>
-        <w:t>Передача</w:t>
-      </w:r>
-      <w:proofErr w:type="gramEnd"/>
-      <w:r>
-        <w:t xml:space="preserve"> данных осуществляется по беспроводному каналу </w:t>
+      <w:r>
+        <w:t xml:space="preserve">Передача данных осуществляется по беспроводному каналу </w:t>
       </w:r>
       <w:proofErr w:type="spellStart"/>
       <w:r>
-        <w:t>Wi</w:t>
+        <w:t>Wi-Fi</w:t>
       </w:r>
       <w:proofErr w:type="spellEnd"/>
       <w:r>
-        <w:t xml:space="preserve">-Fi между микроконтроллером ESP32 и персональным компьютером, где данные визуализируются в среде </w:t>
+        <w:t xml:space="preserve"> между микроконтроллером ESP32 и персональным компьютером, где данные визуализируются в среде </w:t>
       </w:r>
       <w:proofErr w:type="spellStart"/>
       <w:r>
@@ -149,7 +150,15 @@
       </w:r>
       <w:proofErr w:type="spellEnd"/>
       <w:r>
-        <w:t xml:space="preserve"> Engine.</w:t>
+        <w:t xml:space="preserve"> </w:t>
+      </w:r>
+      <w:proofErr w:type="spellStart"/>
+      <w:r>
+        <w:t>Engine</w:t>
+      </w:r>
+      <w:proofErr w:type="spellEnd"/>
+      <w:r>
+        <w:t>.</w:t>
       </w:r>
     </w:p>
     <w:p>
@@ -265,42 +274,37 @@
           <w:b w:val="0"/>
           <w:bCs w:val="0"/>
         </w:rPr>
-        <w:t xml:space="preserve">Подготовка </w:t>
-      </w:r>
-      <w:proofErr w:type="spellStart"/>
+        <w:t>Подготовка материалов</w:t>
+      </w:r>
       <w:r>
         <w:rPr>
           <w:rStyle w:val="a6"/>
           <w:b w:val="0"/>
           <w:bCs w:val="0"/>
         </w:rPr>
-        <w:t>материалов</w:t>
-      </w:r>
-      <w:r>
-        <w:rPr>
-          <w:rStyle w:val="a6"/>
-          <w:b w:val="0"/>
-          <w:bCs w:val="0"/>
-        </w:rPr>
-        <w:t>:</w:t>
+        <w:t xml:space="preserve"> </w:t>
+      </w:r>
+      <w:r>
+        <w:t>– н</w:t>
+      </w:r>
+      <w:r>
+        <w:t xml:space="preserve">арезка элементов рам из </w:t>
+      </w:r>
+      <w:proofErr w:type="spellStart"/>
+      <w:r>
+        <w:t>ДСтП</w:t>
       </w:r>
       <w:proofErr w:type="spellEnd"/>
-    </w:p>
-    <w:p>
-      <w:pPr>
-        <w:pStyle w:val="a3"/>
-        <w:ind w:firstLine="709"/>
-      </w:pPr>
-      <w:r>
-        <w:t xml:space="preserve">Нарезка элементов рам из </w:t>
-      </w:r>
-      <w:proofErr w:type="spellStart"/>
-      <w:r>
-        <w:t>ДСтП</w:t>
-      </w:r>
-      <w:proofErr w:type="spellEnd"/>
-      <w:r>
-        <w:t xml:space="preserve"> толщиной 10 мм и 15 мм по заданным размерам, шлифовка кромок и сверление отверстий под стержни и крепёжные уголки.</w:t>
+      <w:r>
+        <w:t xml:space="preserve"> толщиной 10 мм и 15 мм по заданным размерам, шлифовка кромок и сверление отверстий под </w:t>
+      </w:r>
+      <w:proofErr w:type="gramStart"/>
+      <w:r>
+        <w:t>стержни</w:t>
+      </w:r>
+      <w:proofErr w:type="gramEnd"/>
+      <w:r>
+        <w:t xml:space="preserve"> и крепёжные уголки.</w:t>
       </w:r>
     </w:p>
     <w:p>
@@ -326,16 +330,24 @@
           <w:b w:val="0"/>
           <w:bCs w:val="0"/>
         </w:rPr>
-        <w:t>:</w:t>
-      </w:r>
-    </w:p>
-    <w:p>
-      <w:pPr>
-        <w:pStyle w:val="a3"/>
-        <w:ind w:firstLine="709"/>
-      </w:pPr>
-      <w:r>
-        <w:t>Детали соединяются при помощи лёгких металлических крепёжных уголков и саморезов. Контролируется перпендикулярность углов и симметрия конструкции.</w:t>
+        <w:t xml:space="preserve"> </w:t>
+      </w:r>
+      <w:r>
+        <w:t>–</w:t>
+      </w:r>
+      <w:r>
+        <w:rPr>
+          <w:rStyle w:val="a6"/>
+          <w:b w:val="0"/>
+          <w:bCs w:val="0"/>
+        </w:rPr>
+        <w:t xml:space="preserve"> </w:t>
+      </w:r>
+      <w:r>
+        <w:t>д</w:t>
+      </w:r>
+      <w:r>
+        <w:t>етали соединяются при помощи лёгких металлических крепёжных уголков и саморезов. Контролируется перпендикулярность углов и симметрия конструкции.</w:t>
       </w:r>
     </w:p>
     <w:p>
@@ -361,16 +373,24 @@
           <w:b w:val="0"/>
           <w:bCs w:val="0"/>
         </w:rPr>
-        <w:t>:</w:t>
-      </w:r>
-    </w:p>
-    <w:p>
-      <w:pPr>
-        <w:pStyle w:val="a3"/>
-        <w:ind w:firstLine="709"/>
-      </w:pPr>
-      <w:r>
-        <w:t xml:space="preserve">Аналогично внешней, собирается квадратная рамка из </w:t>
+        <w:t xml:space="preserve"> </w:t>
+      </w:r>
+      <w:r>
+        <w:t>–</w:t>
+      </w:r>
+      <w:r>
+        <w:rPr>
+          <w:rStyle w:val="a6"/>
+          <w:b w:val="0"/>
+          <w:bCs w:val="0"/>
+        </w:rPr>
+        <w:t xml:space="preserve"> </w:t>
+      </w:r>
+      <w:r>
+        <w:t>а</w:t>
+      </w:r>
+      <w:r>
+        <w:t xml:space="preserve">налогично внешней, собирается квадратная рамка из </w:t>
       </w:r>
       <w:proofErr w:type="spellStart"/>
       <w:r>
@@ -389,36 +409,28 @@
           <w:numId w:val="5"/>
         </w:numPr>
         <w:ind w:left="0" w:firstLine="709"/>
+      </w:pPr>
+      <w:r>
         <w:rPr>
           <w:rStyle w:val="a6"/>
           <w:b w:val="0"/>
           <w:bCs w:val="0"/>
         </w:rPr>
-      </w:pPr>
+        <w:t>Установка осей и фиксация стопорными кольцами</w:t>
+      </w:r>
       <w:r>
         <w:rPr>
           <w:rStyle w:val="a6"/>
           <w:b w:val="0"/>
           <w:bCs w:val="0"/>
         </w:rPr>
-        <w:t>Установка осей и фиксация стопорными кольцами</w:t>
-      </w:r>
-      <w:r>
-        <w:rPr>
-          <w:rStyle w:val="a6"/>
-          <w:b w:val="0"/>
-          <w:bCs w:val="0"/>
-        </w:rPr>
-        <w:t>:</w:t>
-      </w:r>
-    </w:p>
-    <w:p>
-      <w:pPr>
-        <w:pStyle w:val="a3"/>
-        <w:ind w:firstLine="709"/>
-      </w:pPr>
-      <w:r>
-        <w:t>Внутренний полый металлический стержень устанавливается через внутреннюю рамку и фиксируется стопорными кольцами типа e-</w:t>
+        <w:t xml:space="preserve"> </w:t>
+      </w:r>
+      <w:r>
+        <w:t>– в</w:t>
+      </w:r>
+      <w:r>
+        <w:t>нутренний полый металлический стержень устанавливается через внутреннюю рамку и фиксируется стопорными кольцами типа e-</w:t>
       </w:r>
       <w:proofErr w:type="spellStart"/>
       <w:r>
@@ -452,14 +464,11 @@
           <w:b w:val="0"/>
           <w:bCs w:val="0"/>
         </w:rPr>
-        <w:t>:</w:t>
-      </w:r>
-    </w:p>
-    <w:p>
-      <w:pPr>
-        <w:pStyle w:val="a3"/>
-        <w:ind w:firstLine="709"/>
-      </w:pPr>
+        <w:t xml:space="preserve"> </w:t>
+      </w:r>
+      <w:r>
+        <w:t xml:space="preserve">– </w:t>
+      </w:r>
       <w:r>
         <w:t xml:space="preserve">3D-печатные крепления с подшипниками закрепляются на деревянных стойках из </w:t>
       </w:r>
@@ -487,24 +496,31 @@
           <w:b w:val="0"/>
           <w:bCs w:val="0"/>
         </w:rPr>
-        <w:t>Крепление дрона</w:t>
-      </w:r>
+        <w:t xml:space="preserve">Крепление </w:t>
+      </w:r>
+      <w:proofErr w:type="spellStart"/>
       <w:r>
         <w:rPr>
           <w:rStyle w:val="a6"/>
           <w:b w:val="0"/>
           <w:bCs w:val="0"/>
         </w:rPr>
-        <w:t>:</w:t>
-      </w:r>
-    </w:p>
-    <w:p>
-      <w:pPr>
-        <w:pStyle w:val="a3"/>
-        <w:ind w:firstLine="709"/>
-      </w:pPr>
-      <w:r>
-        <w:t xml:space="preserve">К центральному внутреннему стержню устанавливается рама квадрокоптера, оснащённая микроконтроллером ESP32 и датчиком MPU-6050. Электронные компоненты подключаются с помощью </w:t>
+        <w:t>дрона</w:t>
+      </w:r>
+      <w:proofErr w:type="spellEnd"/>
+      <w:r>
+        <w:rPr>
+          <w:rStyle w:val="a6"/>
+          <w:b w:val="0"/>
+          <w:bCs w:val="0"/>
+        </w:rPr>
+        <w:t xml:space="preserve"> </w:t>
+      </w:r>
+      <w:r>
+        <w:t>– к</w:t>
+      </w:r>
+      <w:r>
+        <w:t xml:space="preserve"> центральному внутреннему стержню устанавливается рама квадрокоптера, оснащённая микроконтроллером ESP32 и датчиком MPU-6050. Электронные компоненты подключаются с помощью </w:t>
       </w:r>
       <w:proofErr w:type="spellStart"/>
       <w:r>
@@ -538,16 +554,13 @@
           <w:b w:val="0"/>
           <w:bCs w:val="0"/>
         </w:rPr>
-        <w:t>:</w:t>
-      </w:r>
-    </w:p>
-    <w:p>
-      <w:pPr>
-        <w:pStyle w:val="a3"/>
-        <w:ind w:firstLine="709"/>
-      </w:pPr>
-      <w:r>
-        <w:t>После сборки проводится проверка механической подвижности всех осей, корректность фиксации стержней и устойчивость конструкции на опорах.</w:t>
+        <w:t xml:space="preserve"> </w:t>
+      </w:r>
+      <w:r>
+        <w:t>– п</w:t>
+      </w:r>
+      <w:r>
+        <w:t>осле сборки проводится проверка механической подвижности всех осей, корректность фиксации стержней и устойчивость конструкции на опорах.</w:t>
       </w:r>
     </w:p>
     <w:p>
@@ -573,7 +586,6 @@
           <w:sz w:val="28"/>
           <w:szCs w:val="28"/>
         </w:rPr>
-        <w:lastRenderedPageBreak/>
         <w:t xml:space="preserve">2.2.2 </w:t>
       </w:r>
       <w:r>
@@ -599,6 +611,7 @@
         <w:rPr>
           <w:lang w:eastAsia="ru-RU"/>
         </w:rPr>
+        <w:lastRenderedPageBreak/>
         <w:t>Полунатурный</w:t>
       </w:r>
       <w:r>
@@ -793,7 +806,7 @@
                     </pic:cNvPicPr>
                   </pic:nvPicPr>
                   <pic:blipFill>
-                    <a:blip r:embed="rId6">
+                    <a:blip r:embed="rId7">
                       <a:extLst>
                         <a:ext uri="{28A0092B-C50C-407E-A947-70E740481C1C}">
                           <a14:useLocalDpi xmlns:a14="http://schemas.microsoft.com/office/drawing/2010/main" val="0"/>
@@ -897,38 +910,38 @@
         <w:rPr>
           <w:lang w:eastAsia="ru-RU"/>
         </w:rPr>
-        <w:t xml:space="preserve">, соединённых по периметру лёгкими металлическими </w:t>
+        <w:t>, соединённых по периметру лёгкими металлическими уголками</w:t>
+      </w:r>
+      <w:r>
+        <w:rPr>
+          <w:lang w:eastAsia="ru-RU"/>
+        </w:rPr>
+        <w:t xml:space="preserve"> (Рисунок 2.2)</w:t>
+      </w:r>
+      <w:r>
+        <w:rPr>
+          <w:lang w:eastAsia="ru-RU"/>
+        </w:rPr>
+        <w:t xml:space="preserve">. </w:t>
+      </w:r>
+      <w:r>
+        <w:rPr>
+          <w:lang w:eastAsia="ru-RU"/>
+        </w:rPr>
+        <w:t>Рама</w:t>
+      </w:r>
+      <w:r>
+        <w:rPr>
+          <w:lang w:eastAsia="ru-RU"/>
+        </w:rPr>
+        <w:t xml:space="preserve"> служит несущим элементом стенда и </w:t>
       </w:r>
       <w:r>
         <w:rPr>
           <w:lang w:eastAsia="ru-RU"/>
         </w:rPr>
         <w:lastRenderedPageBreak/>
-        <w:t>уголками</w:t>
-      </w:r>
-      <w:r>
-        <w:rPr>
-          <w:lang w:eastAsia="ru-RU"/>
-        </w:rPr>
-        <w:t xml:space="preserve"> (Рисунок 2.2)</w:t>
-      </w:r>
-      <w:r>
-        <w:rPr>
-          <w:lang w:eastAsia="ru-RU"/>
-        </w:rPr>
-        <w:t xml:space="preserve">. </w:t>
-      </w:r>
-      <w:r>
-        <w:rPr>
-          <w:lang w:eastAsia="ru-RU"/>
-        </w:rPr>
-        <w:t>Рама</w:t>
-      </w:r>
-      <w:r>
-        <w:rPr>
-          <w:lang w:eastAsia="ru-RU"/>
-        </w:rPr>
-        <w:t xml:space="preserve"> служит несущим элементом стенда и обеспечивает вращение по оси </w:t>
+        <w:t xml:space="preserve">обеспечивает вращение по оси </w:t>
       </w:r>
       <w:r>
         <w:rPr>
@@ -982,7 +995,7 @@
                     <pic:cNvPicPr/>
                   </pic:nvPicPr>
                   <pic:blipFill rotWithShape="1">
-                    <a:blip r:embed="rId7"/>
+                    <a:blip r:embed="rId8"/>
                     <a:srcRect l="6459" t="5494" r="8613" b="3516"/>
                     <a:stretch/>
                   </pic:blipFill>
@@ -1302,7 +1315,7 @@
                     </pic:cNvPicPr>
                   </pic:nvPicPr>
                   <pic:blipFill>
-                    <a:blip r:embed="rId8">
+                    <a:blip r:embed="rId9">
                       <a:extLst>
                         <a:ext uri="{28A0092B-C50C-407E-A947-70E740481C1C}">
                           <a14:useLocalDpi xmlns:a14="http://schemas.microsoft.com/office/drawing/2010/main" val="0"/>
@@ -1338,9 +1351,6 @@
       <w:pPr>
         <w:pStyle w:val="a3"/>
         <w:jc w:val="center"/>
-        <w:rPr>
-          <w:lang w:val="en-US"/>
-        </w:rPr>
       </w:pPr>
       <w:r>
         <w:rPr>
@@ -1503,7 +1513,7 @@
                     <pic:cNvPicPr/>
                   </pic:nvPicPr>
                   <pic:blipFill rotWithShape="1">
-                    <a:blip r:embed="rId9"/>
+                    <a:blip r:embed="rId10"/>
                     <a:srcRect b="14015"/>
                     <a:stretch/>
                   </pic:blipFill>
@@ -1620,7 +1630,7 @@
                     </pic:cNvPicPr>
                   </pic:nvPicPr>
                   <pic:blipFill>
-                    <a:blip r:embed="rId10" cstate="print">
+                    <a:blip r:embed="rId11" cstate="print">
                       <a:extLst>
                         <a:ext uri="{28A0092B-C50C-407E-A947-70E740481C1C}">
                           <a14:useLocalDpi xmlns:a14="http://schemas.microsoft.com/office/drawing/2010/main" val="0"/>
@@ -1753,7 +1763,15 @@
         <w:t xml:space="preserve"> 146 мм</w:t>
       </w:r>
       <w:r>
-        <w:t xml:space="preserve"> из углеродного волокна, предназначенной для лёгких и манёвренных дронов класса «</w:t>
+        <w:t xml:space="preserve"> из углеродного волокна, предназначенной для лёгких и манёвренных </w:t>
+      </w:r>
+      <w:proofErr w:type="spellStart"/>
+      <w:r>
+        <w:t>дронов</w:t>
+      </w:r>
+      <w:proofErr w:type="spellEnd"/>
+      <w:r>
+        <w:t xml:space="preserve"> класса «</w:t>
       </w:r>
       <w:proofErr w:type="spellStart"/>
       <w:r>
@@ -1796,17 +1814,28 @@
       </w:r>
       <w:r>
         <w:lastRenderedPageBreak/>
-        <w:t>обеспечивает симметричное распределение массы и минимизацию крутящих нагрузок при вращении.</w:t>
-      </w:r>
-      <w:r>
-        <w:br/>
+        <w:t>обеспечивает симметричное распределение массы и минимизацию кр</w:t>
+      </w:r>
+      <w:r>
+        <w:t xml:space="preserve">утящих нагрузок при вращении. </w:t>
+      </w:r>
+      <w:r>
         <w:t>Рама состоит из нижней и верхней площадок, соединённых стойками из алюминиевого сплава, на которых закрепляются двигатели и электронные модули. В центре рамы размещается полётная электроника, включая микроконтроллер ESP32 и датчик MPU-6050.</w:t>
       </w:r>
       <w:r>
         <w:t xml:space="preserve"> </w:t>
       </w:r>
       <w:r>
-        <w:t>Конструкция рамы представлена на рисунке 2.6.</w:t>
+        <w:t xml:space="preserve">На рисунке 2.6  изображена эскизная схема рамы квадрокоптера. </w:t>
+      </w:r>
+      <w:r>
+        <w:t>Конструкция рамы представлена на рисунке 2.</w:t>
+      </w:r>
+      <w:r>
+        <w:t>7</w:t>
+      </w:r>
+      <w:r>
+        <w:t>.</w:t>
       </w:r>
     </w:p>
     <w:p>
@@ -1821,6 +1850,105 @@
       <w:r>
         <w:rPr>
           <w:noProof/>
+          <w:lang w:eastAsia="ru-RU"/>
+          <w14:ligatures w14:val="none"/>
+        </w:rPr>
+        <w:drawing>
+          <wp:inline distT="0" distB="0" distL="0" distR="0" wp14:anchorId="48CA2A67" wp14:editId="67E6FB2E">
+            <wp:extent cx="2934586" cy="2797955"/>
+            <wp:effectExtent l="0" t="0" r="0" b="2540"/>
+            <wp:docPr id="6" name="Рисунок 6" descr="C:\Users\User\Downloads\S0dc946c779da4a29a2eef7256c70bfcd6.jpg"/>
+            <wp:cNvGraphicFramePr>
+              <a:graphicFrameLocks xmlns:a="http://schemas.openxmlformats.org/drawingml/2006/main" noChangeAspect="1"/>
+            </wp:cNvGraphicFramePr>
+            <a:graphic xmlns:a="http://schemas.openxmlformats.org/drawingml/2006/main">
+              <a:graphicData uri="http://schemas.openxmlformats.org/drawingml/2006/picture">
+                <pic:pic xmlns:pic="http://schemas.openxmlformats.org/drawingml/2006/picture">
+                  <pic:nvPicPr>
+                    <pic:cNvPr id="0" name="Picture 2" descr="C:\Users\User\Downloads\S0dc946c779da4a29a2eef7256c70bfcd6.jpg"/>
+                    <pic:cNvPicPr>
+                      <a:picLocks noChangeAspect="1" noChangeArrowheads="1"/>
+                    </pic:cNvPicPr>
+                  </pic:nvPicPr>
+                  <pic:blipFill>
+                    <a:blip r:embed="rId12" cstate="print">
+                      <a:extLst>
+                        <a:ext uri="{28A0092B-C50C-407E-A947-70E740481C1C}">
+                          <a14:useLocalDpi xmlns:a14="http://schemas.microsoft.com/office/drawing/2010/main" val="0"/>
+                        </a:ext>
+                      </a:extLst>
+                    </a:blip>
+                    <a:srcRect/>
+                    <a:stretch>
+                      <a:fillRect/>
+                    </a:stretch>
+                  </pic:blipFill>
+                  <pic:spPr bwMode="auto">
+                    <a:xfrm>
+                      <a:off x="0" y="0"/>
+                      <a:ext cx="2934617" cy="2797984"/>
+                    </a:xfrm>
+                    <a:prstGeom prst="rect">
+                      <a:avLst/>
+                    </a:prstGeom>
+                    <a:noFill/>
+                    <a:ln>
+                      <a:noFill/>
+                    </a:ln>
+                  </pic:spPr>
+                </pic:pic>
+              </a:graphicData>
+            </a:graphic>
+          </wp:inline>
+        </w:drawing>
+      </w:r>
+    </w:p>
+    <w:p>
+      <w:pPr>
+        <w:pStyle w:val="a3"/>
+        <w:ind w:firstLine="709"/>
+        <w:jc w:val="center"/>
+      </w:pPr>
+      <w:r>
+        <w:t xml:space="preserve">Рисунок 2.6 </w:t>
+      </w:r>
+      <w:r>
+        <w:rPr>
+          <w:bCs/>
+          <w:lang w:eastAsia="ru-RU"/>
+        </w:rPr>
+        <w:t>–</w:t>
+      </w:r>
+      <w:r>
+        <w:rPr>
+          <w:bCs/>
+          <w:lang w:eastAsia="ru-RU"/>
+        </w:rPr>
+        <w:t xml:space="preserve"> Эскиз рамы </w:t>
+      </w:r>
+      <w:proofErr w:type="spellStart"/>
+      <w:r>
+        <w:rPr>
+          <w:bCs/>
+          <w:lang w:eastAsia="ru-RU"/>
+        </w:rPr>
+        <w:t>квадркоптера</w:t>
+      </w:r>
+      <w:proofErr w:type="spellEnd"/>
+    </w:p>
+    <w:p>
+      <w:pPr>
+        <w:pStyle w:val="a3"/>
+        <w:ind w:firstLine="709"/>
+        <w:jc w:val="center"/>
+        <w:rPr>
+          <w:lang w:val="en-US"/>
+        </w:rPr>
+      </w:pPr>
+      <w:r>
+        <w:rPr>
+          <w:noProof/>
+          <w:lang w:eastAsia="ru-RU"/>
         </w:rPr>
         <w:drawing>
           <wp:inline distT="0" distB="0" distL="0" distR="0" wp14:anchorId="1E5ABA53" wp14:editId="1C91B2E8">
@@ -1840,7 +1968,7 @@
                     </pic:cNvPicPr>
                   </pic:nvPicPr>
                   <pic:blipFill>
-                    <a:blip r:embed="rId11" cstate="print">
+                    <a:blip r:embed="rId13" cstate="print">
                       <a:extLst>
                         <a:ext uri="{28A0092B-C50C-407E-A947-70E740481C1C}">
                           <a14:useLocalDpi xmlns:a14="http://schemas.microsoft.com/office/drawing/2010/main" val="0"/>
@@ -1878,15 +2006,22 @@
         <w:ind w:firstLine="709"/>
         <w:jc w:val="center"/>
         <w:rPr>
-          <w:lang w:val="en-US"/>
-        </w:rPr>
-      </w:pPr>
-      <w:r>
-        <w:t xml:space="preserve">Рисунок 2.6 </w:t>
-      </w:r>
-      <w:r>
-        <w:rPr>
           <w:bCs/>
+          <w:lang w:val="en-US" w:eastAsia="ru-RU"/>
+        </w:rPr>
+      </w:pPr>
+      <w:r>
+        <w:t>Рисунок 2.</w:t>
+      </w:r>
+      <w:r>
+        <w:t>7</w:t>
+      </w:r>
+      <w:r>
+        <w:t xml:space="preserve"> </w:t>
+      </w:r>
+      <w:r>
+        <w:rPr>
+          <w:bCs/>
           <w:lang w:eastAsia="ru-RU"/>
         </w:rPr>
         <w:t>–</w:t>
@@ -1897,6 +2032,422 @@
           <w:lang w:eastAsia="ru-RU"/>
         </w:rPr>
         <w:t xml:space="preserve"> Рама </w:t>
+      </w:r>
+      <w:r>
+        <w:rPr>
+          <w:bCs/>
+          <w:lang w:eastAsia="ru-RU"/>
+        </w:rPr>
+        <w:t>квадрокоптера</w:t>
+      </w:r>
+    </w:p>
+    <w:p>
+      <w:pPr>
+        <w:pStyle w:val="a3"/>
+        <w:ind w:firstLine="709"/>
+        <w:jc w:val="center"/>
+        <w:rPr>
+          <w:bCs/>
+          <w:lang w:val="en-US" w:eastAsia="ru-RU"/>
+        </w:rPr>
+      </w:pPr>
+    </w:p>
+    <w:p>
+      <w:pPr>
+        <w:pStyle w:val="a3"/>
+        <w:ind w:firstLine="709"/>
+        <w:rPr>
+          <w:lang w:eastAsia="ru-RU"/>
+        </w:rPr>
+      </w:pPr>
+      <w:r>
+        <w:rPr>
+          <w:lang w:eastAsia="ru-RU"/>
+        </w:rPr>
+        <w:lastRenderedPageBreak/>
+        <w:t xml:space="preserve">Для обеспечения симметричной тяги и реалистичной имитации динамики </w:t>
+      </w:r>
+      <w:r>
+        <w:rPr>
+          <w:lang w:eastAsia="ru-RU"/>
+        </w:rPr>
+        <w:t xml:space="preserve">квадрокоптера </w:t>
+      </w:r>
+      <w:r>
+        <w:rPr>
+          <w:lang w:eastAsia="ru-RU"/>
+        </w:rPr>
+        <w:t xml:space="preserve">на стенде применяются четыре </w:t>
+      </w:r>
+      <w:r>
+        <w:rPr>
+          <w:bCs/>
+          <w:lang w:eastAsia="ru-RU"/>
+        </w:rPr>
+        <w:t>бесщёточных двигателя</w:t>
+      </w:r>
+      <w:r>
+        <w:rPr>
+          <w:b/>
+          <w:bCs/>
+          <w:lang w:eastAsia="ru-RU"/>
+        </w:rPr>
+        <w:t xml:space="preserve"> </w:t>
+      </w:r>
+      <w:r>
+        <w:rPr>
+          <w:bCs/>
+          <w:lang w:eastAsia="ru-RU"/>
+        </w:rPr>
+        <w:t>1507 3800 KV</w:t>
+      </w:r>
+      <w:r>
+        <w:rPr>
+          <w:lang w:eastAsia="ru-RU"/>
+        </w:rPr>
+        <w:t xml:space="preserve">. </w:t>
+      </w:r>
+      <w:r>
+        <w:rPr>
+          <w:lang w:eastAsia="ru-RU"/>
+        </w:rPr>
+        <w:t xml:space="preserve">Двигатели установлены на концах </w:t>
+      </w:r>
+      <w:r>
+        <w:rPr>
+          <w:lang w:eastAsia="ru-RU"/>
+        </w:rPr>
+        <w:t>лучей рамы с помощью винтов М</w:t>
+      </w:r>
+      <w:proofErr w:type="gramStart"/>
+      <w:r>
+        <w:rPr>
+          <w:lang w:eastAsia="ru-RU"/>
+        </w:rPr>
+        <w:t>2</w:t>
+      </w:r>
+      <w:proofErr w:type="gramEnd"/>
+      <w:r>
+        <w:rPr>
+          <w:lang w:eastAsia="ru-RU"/>
+        </w:rPr>
+        <w:t xml:space="preserve">. </w:t>
+      </w:r>
+      <w:r>
+        <w:rPr>
+          <w:lang w:eastAsia="ru-RU"/>
+        </w:rPr>
+        <w:t>Тип 1507 означает, что статор имеет диаметр 15 мм и высоту 7 мм, а значение 3800 KV характеризует число оборотов на 1 вольт.</w:t>
+      </w:r>
+    </w:p>
+    <w:p>
+      <w:pPr>
+        <w:pStyle w:val="a3"/>
+        <w:ind w:firstLine="709"/>
+        <w:rPr>
+          <w:lang w:eastAsia="ru-RU"/>
+        </w:rPr>
+      </w:pPr>
+      <w:r>
+        <w:rPr>
+          <w:lang w:eastAsia="ru-RU"/>
+        </w:rPr>
+        <w:t>Каждый двигатель способен развивать до 550 г тяги на 3-дюймовом пропеллере при напряжении 11.1</w:t>
+      </w:r>
+      <w:proofErr w:type="gramStart"/>
+      <w:r>
+        <w:rPr>
+          <w:lang w:eastAsia="ru-RU"/>
+        </w:rPr>
+        <w:t xml:space="preserve"> В</w:t>
+      </w:r>
+      <w:proofErr w:type="gramEnd"/>
+      <w:r>
+        <w:rPr>
+          <w:lang w:eastAsia="ru-RU"/>
+        </w:rPr>
+        <w:t>, обеспечивая достаточный запас по мощности.</w:t>
+      </w:r>
+    </w:p>
+    <w:p>
+      <w:pPr>
+        <w:pStyle w:val="a3"/>
+        <w:ind w:firstLine="709"/>
+      </w:pPr>
+      <w:r>
+        <w:t xml:space="preserve">Для управления скоростью вращения моторов используется </w:t>
+      </w:r>
+      <w:r>
+        <w:rPr>
+          <w:rStyle w:val="a6"/>
+          <w:b w:val="0"/>
+        </w:rPr>
+        <w:t>4-в-1 регулятор скорости ESC на 35</w:t>
+      </w:r>
+      <w:proofErr w:type="gramStart"/>
+      <w:r>
+        <w:rPr>
+          <w:rStyle w:val="a6"/>
+          <w:b w:val="0"/>
+        </w:rPr>
+        <w:t xml:space="preserve"> А</w:t>
+      </w:r>
+      <w:proofErr w:type="gramEnd"/>
+      <w:r>
+        <w:t>, установленный в центральной части рамы. Данная плата объединяет четыре независимых регулятора в одном корпусе, что уменьшает массу и упрощает компоновку проводки.</w:t>
+      </w:r>
+    </w:p>
+    <w:p>
+      <w:pPr>
+        <w:pStyle w:val="a3"/>
+        <w:ind w:firstLine="709"/>
+      </w:pPr>
+      <w:r>
+        <w:t xml:space="preserve">Используются </w:t>
+      </w:r>
+      <w:r>
+        <w:rPr>
+          <w:rStyle w:val="a6"/>
+          <w:b w:val="0"/>
+        </w:rPr>
+        <w:t>четыре трёхлопастных пропеллера 3045</w:t>
+      </w:r>
+      <w:r>
+        <w:t xml:space="preserve"> (диаметр 3 дюйма, шаг 4.5 дюйма) из ударопрочного пластика ABS. Такая форма обеспечивает высокий объёмный поток воздуха и плавную динамику при </w:t>
+      </w:r>
+      <w:proofErr w:type="gramStart"/>
+      <w:r>
+        <w:t>высоких</w:t>
+      </w:r>
+      <w:proofErr w:type="gramEnd"/>
+      <w:r>
+        <w:t xml:space="preserve"> </w:t>
+      </w:r>
+      <w:proofErr w:type="spellStart"/>
+      <w:r>
+        <w:t>обортах</w:t>
+      </w:r>
+      <w:proofErr w:type="spellEnd"/>
+      <w:r>
+        <w:t>, а также низкий уровень шума при вращении на стенде. Пропеллеры имеют конфигурацию CW и CCW (правая и левая резьба), что компенсирует реактивные моменты и устойчивость при вращении.</w:t>
+      </w:r>
+    </w:p>
+    <w:p>
+      <w:pPr>
+        <w:pStyle w:val="a3"/>
+        <w:ind w:firstLine="709"/>
+      </w:pPr>
+      <w:r>
+        <w:t xml:space="preserve">В качестве источника энергии используется </w:t>
+      </w:r>
+      <w:proofErr w:type="gramStart"/>
+      <w:r>
+        <w:t>литий-полимерная</w:t>
+      </w:r>
+      <w:proofErr w:type="gramEnd"/>
+      <w:r>
+        <w:t xml:space="preserve"> аккумуляторная батарея </w:t>
+      </w:r>
+      <w:r>
+        <w:rPr>
+          <w:rStyle w:val="a6"/>
+          <w:b w:val="0"/>
+        </w:rPr>
+        <w:t xml:space="preserve">HRB 1500 </w:t>
+      </w:r>
+      <w:proofErr w:type="spellStart"/>
+      <w:r>
+        <w:rPr>
+          <w:rStyle w:val="a6"/>
+          <w:b w:val="0"/>
+        </w:rPr>
+        <w:t>mAh</w:t>
+      </w:r>
+      <w:proofErr w:type="spellEnd"/>
+      <w:r>
+        <w:rPr>
+          <w:rStyle w:val="a6"/>
+          <w:b w:val="0"/>
+        </w:rPr>
+        <w:t xml:space="preserve"> 11.1 V (3 S) 65C FPV </w:t>
+      </w:r>
+      <w:proofErr w:type="spellStart"/>
+      <w:r>
+        <w:rPr>
+          <w:rStyle w:val="a6"/>
+          <w:b w:val="0"/>
+        </w:rPr>
+        <w:t>Pro</w:t>
+      </w:r>
+      <w:proofErr w:type="spellEnd"/>
+      <w:r>
+        <w:t xml:space="preserve">. Батарея отличается высокой </w:t>
+      </w:r>
+      <w:proofErr w:type="spellStart"/>
+      <w:r>
+        <w:t>токоотдачей</w:t>
+      </w:r>
+      <w:proofErr w:type="spellEnd"/>
+      <w:r>
+        <w:t xml:space="preserve"> (до 97,5</w:t>
+      </w:r>
+      <w:proofErr w:type="gramStart"/>
+      <w:r>
+        <w:t xml:space="preserve"> А</w:t>
+      </w:r>
+      <w:proofErr w:type="gramEnd"/>
+      <w:r>
+        <w:t xml:space="preserve"> в пиковом режиме), что гарантирует стабильную работу всей системы.</w:t>
+      </w:r>
+    </w:p>
+    <w:p>
+      <w:pPr>
+        <w:pStyle w:val="a3"/>
+        <w:ind w:firstLine="709"/>
+      </w:pPr>
+      <w:r>
+        <w:t xml:space="preserve">Центральный элемент системы </w:t>
+      </w:r>
+      <w:r>
+        <w:rPr>
+          <w:bCs/>
+          <w:lang w:eastAsia="ru-RU"/>
+        </w:rPr>
+        <w:t>–</w:t>
+      </w:r>
+      <w:r>
+        <w:t xml:space="preserve"> </w:t>
+      </w:r>
+      <w:r>
+        <w:rPr>
+          <w:rStyle w:val="a6"/>
+          <w:b w:val="0"/>
+        </w:rPr>
+        <w:t>микроконтроллер ESP32</w:t>
+      </w:r>
+      <w:r>
+        <w:t xml:space="preserve">, установленный на верхней платформе рамы. Он осуществляет обмен данными с датчиком </w:t>
+      </w:r>
+      <w:r>
+        <w:rPr>
+          <w:rStyle w:val="a6"/>
+          <w:b w:val="0"/>
+        </w:rPr>
+        <w:t>MPU-6050</w:t>
+      </w:r>
+      <w:r>
+        <w:t xml:space="preserve"> по интерфейсу I²C и передаёт результаты по </w:t>
+      </w:r>
+      <w:proofErr w:type="spellStart"/>
+      <w:r>
+        <w:t>Wi-Fi</w:t>
+      </w:r>
+      <w:proofErr w:type="spellEnd"/>
+      <w:r>
+        <w:t xml:space="preserve"> на ПК. Питание контроллера и датчика осуществляется через </w:t>
+      </w:r>
+      <w:proofErr w:type="gramStart"/>
+      <w:r>
+        <w:t>встроенный</w:t>
+      </w:r>
+      <w:proofErr w:type="gramEnd"/>
+      <w:r>
+        <w:t xml:space="preserve"> BEC регулятора ESC. Все соединения выполнены при помощи </w:t>
+      </w:r>
+      <w:proofErr w:type="spellStart"/>
+      <w:r>
+        <w:t>Dupont</w:t>
+      </w:r>
+      <w:proofErr w:type="spellEnd"/>
+      <w:r>
+        <w:t>-проводов без пайки, что облегчает модернизацию и обслуживание системы.</w:t>
+      </w:r>
+    </w:p>
+    <w:p>
+      <w:pPr>
+        <w:pStyle w:val="a3"/>
+        <w:ind w:firstLine="709"/>
+      </w:pPr>
+      <w:r>
+        <w:lastRenderedPageBreak/>
+        <w:t xml:space="preserve">При работе стенда </w:t>
+      </w:r>
+      <w:proofErr w:type="spellStart"/>
+      <w:r>
+        <w:t>квадрокоптер</w:t>
+      </w:r>
+      <w:proofErr w:type="spellEnd"/>
+      <w:r>
+        <w:t xml:space="preserve"> не совершает полёта </w:t>
+      </w:r>
+      <w:r>
+        <w:rPr>
+          <w:bCs/>
+          <w:lang w:eastAsia="ru-RU"/>
+        </w:rPr>
+        <w:t>–</w:t>
+      </w:r>
+      <w:r>
+        <w:t xml:space="preserve"> он закреплён на внутреннем металлическом стержне</w:t>
+      </w:r>
+      <w:r>
+        <w:t xml:space="preserve">. </w:t>
+      </w:r>
+      <w:proofErr w:type="spellStart"/>
+      <w:r>
+        <w:t>Квадрокоптер</w:t>
+      </w:r>
+      <w:proofErr w:type="spellEnd"/>
+      <w:r>
+        <w:t xml:space="preserve"> вращается в зависимости от оси (</w:t>
+      </w:r>
+      <w:proofErr w:type="spellStart"/>
+      <w:r>
+        <w:t>тангаж</w:t>
+      </w:r>
+      <w:proofErr w:type="spellEnd"/>
+      <w:r>
+        <w:t xml:space="preserve">, крен или рысканье). Датчик MPU-6050 фиксирует изменения ускорений и угловых скоростей, а ESP32 в режиме реального времени передаёт данные на ПК через </w:t>
+      </w:r>
+      <w:proofErr w:type="spellStart"/>
+      <w:r>
+        <w:t>Wi-Fi</w:t>
+      </w:r>
+      <w:proofErr w:type="spellEnd"/>
+      <w:r>
+        <w:t xml:space="preserve"> в среду </w:t>
+      </w:r>
+      <w:proofErr w:type="spellStart"/>
+      <w:r>
+        <w:t>Unreal</w:t>
+      </w:r>
+      <w:proofErr w:type="spellEnd"/>
+      <w:r>
+        <w:t xml:space="preserve"> </w:t>
+      </w:r>
+      <w:proofErr w:type="spellStart"/>
+      <w:r>
+        <w:t>Engine</w:t>
+      </w:r>
+      <w:proofErr w:type="spellEnd"/>
+      <w:r>
+        <w:t xml:space="preserve">. Таким образом, виртуальная модель квадрокоптера </w:t>
+      </w:r>
+      <w:proofErr w:type="spellStart"/>
+      <w:r>
+        <w:t>Unreal</w:t>
+      </w:r>
+      <w:proofErr w:type="spellEnd"/>
+      <w:r>
+        <w:t xml:space="preserve"> </w:t>
+      </w:r>
+      <w:proofErr w:type="spellStart"/>
+      <w:r>
+        <w:t>Engine</w:t>
+      </w:r>
+      <w:proofErr w:type="spellEnd"/>
+      <w:r>
+        <w:t xml:space="preserve"> повторяет физическое вращение стенда, что позволяет проводить испытания и отладку алгоритмов ориентации и стабилизации без реальных полетов.</w:t>
       </w:r>
     </w:p>
     <w:p>
@@ -1962,107 +2513,288 @@
         <w:t>2.4.1 Микроконтроллер</w:t>
       </w:r>
     </w:p>
-    <w:p>
-      <w:pPr>
-        <w:pStyle w:val="a3"/>
-        <w:ind w:firstLine="709"/>
-      </w:pPr>
-      <w:r>
-        <w:t>Микроконтроллер представляет собой компактный электронный компонент, интегрирующий однокристальную систему для выполнения вычислительных операций и управления разнообразными устройствами. В его состав входят центральный процессор (CPU), оперативная память (RAM), постоянная память (ROM или Flash), а также периферийные модули, включая таймеры, аналого-цифровые преобразователи (АЦП), интерфейсы связи (UART, SPI, I2C) и порты ввода-вывода (GPIO). Эти устройства находят широкое применение в робототехнике, автоматизации, бытовой электронике и беспилотных системах благодаря своей многофункциональности, энергоэффективности и компактным размерам.</w:t>
-      </w:r>
-    </w:p>
-    <w:p>
-      <w:pPr>
-        <w:pStyle w:val="a3"/>
-        <w:ind w:firstLine="709"/>
-      </w:pPr>
-      <w:r>
+    <w:p/>
+    <w:p>
+      <w:pPr>
+        <w:pStyle w:val="a3"/>
+        <w:ind w:firstLine="851"/>
+        <w:rPr>
+          <w:szCs w:val="28"/>
+          <w:lang w:eastAsia="ru-RU"/>
+        </w:rPr>
+      </w:pPr>
+      <w:r>
+        <w:rPr>
+          <w:szCs w:val="28"/>
+          <w:lang w:eastAsia="ru-RU"/>
+        </w:rPr>
+        <w:t xml:space="preserve">Микроконтроллер представляет собой компактное электронное устройство, объединяющее в одном корпусе все необходимые элементы для выполнения вычислительных операций и управления различными системами. В его архитектуру входят центральный процессор (CPU), оперативная и энергонезависимая память (RAM и </w:t>
+      </w:r>
+      <w:proofErr w:type="spellStart"/>
+      <w:r>
+        <w:rPr>
+          <w:szCs w:val="28"/>
+          <w:lang w:eastAsia="ru-RU"/>
+        </w:rPr>
+        <w:t>Flash</w:t>
+      </w:r>
+      <w:proofErr w:type="spellEnd"/>
+      <w:r>
+        <w:rPr>
+          <w:szCs w:val="28"/>
+          <w:lang w:eastAsia="ru-RU"/>
+        </w:rPr>
+        <w:t xml:space="preserve">/ROM), а также набор периферийных блоков — таймеров, аналогово-цифровых преобразователей (АЦП), интерфейсов обмена данными (UART, SPI, I²C) и портов ввода-вывода (GPIO). Благодаря сочетанию компактности, </w:t>
+      </w:r>
+      <w:proofErr w:type="spellStart"/>
+      <w:r>
+        <w:rPr>
+          <w:szCs w:val="28"/>
+          <w:lang w:eastAsia="ru-RU"/>
+        </w:rPr>
+        <w:t>энергоэффективности</w:t>
+      </w:r>
+      <w:proofErr w:type="spellEnd"/>
+      <w:r>
+        <w:rPr>
+          <w:szCs w:val="28"/>
+          <w:lang w:eastAsia="ru-RU"/>
+        </w:rPr>
+        <w:t xml:space="preserve"> и широких функциональных возможностей, микроконтроллеры нашли применение в робототехнике, автоматизированных установках, бытовой электронике и беспилотных летательных аппаратах.</w:t>
+      </w:r>
+    </w:p>
+    <w:p>
+      <w:pPr>
+        <w:pStyle w:val="a3"/>
+        <w:ind w:firstLine="851"/>
+        <w:rPr>
+          <w:szCs w:val="28"/>
+          <w:lang w:eastAsia="ru-RU"/>
+        </w:rPr>
+      </w:pPr>
+      <w:r>
+        <w:rPr>
+          <w:szCs w:val="28"/>
+          <w:lang w:eastAsia="ru-RU"/>
+        </w:rPr>
+        <w:t xml:space="preserve">Основное достоинство микроконтроллеров заключается в способности выполнять заданные программы в режиме реального времени, обеспечивая обработку информации от датчиков и формирование управляющих сигналов для исполнительных механизмов </w:t>
+      </w:r>
+      <w:r>
+        <w:rPr>
+          <w:szCs w:val="28"/>
+        </w:rPr>
+        <w:t>–</w:t>
+      </w:r>
+      <w:r>
+        <w:rPr>
+          <w:szCs w:val="28"/>
+          <w:lang w:eastAsia="ru-RU"/>
+        </w:rPr>
+        <w:t xml:space="preserve"> электродвигателей, светодиодов и других элементов. Интеграция всех вычислительных и управляющих компонентов в единую систему-на-кристалле обеспечивает высокую надёжность, быстродействие и </w:t>
+      </w:r>
+      <w:r>
+        <w:rPr>
+          <w:szCs w:val="28"/>
+          <w:lang w:eastAsia="ru-RU"/>
+        </w:rPr>
         <w:lastRenderedPageBreak/>
-        <w:t>Ключевое преимущество микроконтроллеров заключается в их способности реализовывать запрограммированные задачи в режиме реального времени, обрабатывать данные с датчиков и управлять исполнительными устройствами, такими как электродвигатели или светоизлучающие диоды. Интеграция этих функций в единый кристалл обеспечивает высокую производительность и надежность систем, что делает микроконтроллеры незаменимыми в современных приложениях, требующих высокой степени автоматизации и интеграции.</w:t>
-      </w:r>
-    </w:p>
-    <w:p>
-      <w:pPr>
-        <w:pStyle w:val="a3"/>
-        <w:ind w:firstLine="709"/>
-      </w:pPr>
-      <w:r>
-        <w:t>Кроме того, микроконтроллеры обладают расширенными возможностями для интеграции дополнительных периферийных устройств и модулей, что позволяет адаптировать их к специфическим требованиям различных проектов. Это делает их универсальными инструментами для разработки инновационных решений в различных отраслях, от промышленной автоматизации до космических технологий.</w:t>
-      </w:r>
-    </w:p>
-    <w:p>
-      <w:pPr>
-        <w:pStyle w:val="a3"/>
-        <w:ind w:firstLine="709"/>
-      </w:pPr>
-      <w:r>
-        <w:t xml:space="preserve">Применение микроконтроллера в системах управления полетом квадрокоптеров является критически важным элементом, обеспечивающим стабильность и точность выполнения полетных задач. Микроконтроллер функционирует как центральный узел обработки информации, поступающей от разнообразных датчиков, которые в совокупности предоставляют данные о текущем пространственном положении. На </w:t>
-      </w:r>
-      <w:r>
-        <w:t>их основание</w:t>
-      </w:r>
-      <w:r>
-        <w:t xml:space="preserve"> микроконтроллер осуществляет комплексную обработку информации, что позволяет генерировать управляющие сигналы для корректировки скорости вращения электродвигателей. Эти сигналы, в свою очередь, инициируют изменения в траекторных параметрах полета, включая коррекцию курса и высоты, что обеспечивает высокую степень адаптивности и точности выполнения полетных миссий.</w:t>
-      </w:r>
-    </w:p>
-    <w:p>
-      <w:pPr>
-        <w:pStyle w:val="a3"/>
-        <w:ind w:firstLine="709"/>
-      </w:pPr>
-      <w:r>
-        <w:t xml:space="preserve">Среди наиболее популярных микроконтроллеров, используемых в квадрокоптерах, выделяются следующие семейства: STM32 (например, STM32F4, STM32F7) от </w:t>
+        <w:t>компактность, что делает микроконтроллеры ключевым элементом современных интеллектуальных устройств.</w:t>
+      </w:r>
+    </w:p>
+    <w:p>
+      <w:pPr>
+        <w:pStyle w:val="a3"/>
+        <w:ind w:firstLine="851"/>
+        <w:rPr>
+          <w:szCs w:val="28"/>
+          <w:lang w:eastAsia="ru-RU"/>
+        </w:rPr>
+      </w:pPr>
+      <w:r>
+        <w:rPr>
+          <w:szCs w:val="28"/>
+          <w:lang w:eastAsia="ru-RU"/>
+        </w:rPr>
+        <w:t xml:space="preserve">Кроме того, современные микроконтроллеры поддерживают подключение широкого спектра периферийных модулей, что позволяет адаптировать их под конкретные задачи и условия эксплуатации. Такая универсальность делает их эффективным инструментом для реализации инновационных технических решений в самых разных областях </w:t>
+      </w:r>
+      <w:r>
+        <w:rPr>
+          <w:szCs w:val="28"/>
+        </w:rPr>
+        <w:t>–</w:t>
+      </w:r>
+      <w:r>
+        <w:rPr>
+          <w:szCs w:val="28"/>
+          <w:lang w:eastAsia="ru-RU"/>
+        </w:rPr>
+        <w:t xml:space="preserve"> от промышленной автоматизации и медицины до аэрокосмических систем.</w:t>
+      </w:r>
+    </w:p>
+    <w:p>
+      <w:pPr>
+        <w:pStyle w:val="a3"/>
+        <w:ind w:firstLine="851"/>
+        <w:rPr>
+          <w:szCs w:val="28"/>
+          <w:lang w:eastAsia="ru-RU"/>
+        </w:rPr>
+      </w:pPr>
+      <w:r>
+        <w:rPr>
+          <w:szCs w:val="28"/>
+          <w:lang w:eastAsia="ru-RU"/>
+        </w:rPr>
+        <w:t xml:space="preserve">В системах управления полётом квадрокоптера микроконтроллер </w:t>
+      </w:r>
+      <w:proofErr w:type="gramStart"/>
+      <w:r>
+        <w:rPr>
+          <w:szCs w:val="28"/>
+          <w:lang w:eastAsia="ru-RU"/>
+        </w:rPr>
+        <w:t>выполняет роль</w:t>
+      </w:r>
+      <w:proofErr w:type="gramEnd"/>
+      <w:r>
+        <w:rPr>
+          <w:szCs w:val="28"/>
+          <w:lang w:eastAsia="ru-RU"/>
+        </w:rPr>
+        <w:t xml:space="preserve"> центрального вычислительного узла, координирующего работу всех подсистем. Он обрабатывает сигналы от инерциальных датчиков и других сенсоров, определяя текущее положение аппарата в пространстве. На основе этих данных формируются управляющие импульсы, регулирующие скорость вращения двигателей, что обеспечивает стабилизацию, корректировку траектории и удержание </w:t>
       </w:r>
       <w:proofErr w:type="spellStart"/>
       <w:r>
+        <w:rPr>
+          <w:szCs w:val="28"/>
+          <w:lang w:eastAsia="ru-RU"/>
+        </w:rPr>
+        <w:t>дрона</w:t>
+      </w:r>
+      <w:proofErr w:type="spellEnd"/>
+      <w:r>
+        <w:rPr>
+          <w:szCs w:val="28"/>
+          <w:lang w:eastAsia="ru-RU"/>
+        </w:rPr>
+        <w:t xml:space="preserve"> в заданной ориентации. Такая архитектура позволяет достичь высокой точности, устойчивости и адаптивности полёта.</w:t>
+      </w:r>
+    </w:p>
+    <w:p>
+      <w:pPr>
+        <w:pStyle w:val="a3"/>
+        <w:ind w:firstLine="851"/>
+        <w:rPr>
+          <w:szCs w:val="28"/>
+          <w:lang w:eastAsia="ru-RU"/>
+        </w:rPr>
+      </w:pPr>
+      <w:r>
+        <w:rPr>
+          <w:szCs w:val="28"/>
+          <w:lang w:eastAsia="ru-RU"/>
+        </w:rPr>
+        <w:t xml:space="preserve">Наиболее распространёнными микроконтроллерами, применяемыми в полётных контроллерах квадрокоптеров, являются серии </w:t>
+      </w:r>
+      <w:r>
+        <w:rPr>
+          <w:bCs/>
+          <w:szCs w:val="28"/>
+          <w:lang w:eastAsia="ru-RU"/>
+        </w:rPr>
+        <w:t>STM32</w:t>
+      </w:r>
+      <w:r>
+        <w:rPr>
+          <w:szCs w:val="28"/>
+          <w:lang w:eastAsia="ru-RU"/>
+        </w:rPr>
+        <w:t xml:space="preserve"> (например, STM32F4, STM32F7) от компании </w:t>
+      </w:r>
+      <w:proofErr w:type="spellStart"/>
+      <w:r>
+        <w:rPr>
+          <w:iCs/>
+          <w:szCs w:val="28"/>
+          <w:lang w:eastAsia="ru-RU"/>
+        </w:rPr>
         <w:t>STMicroelectronics</w:t>
       </w:r>
       <w:proofErr w:type="spellEnd"/>
       <w:r>
-        <w:t>, широко применяемые в полетных контроллерах (</w:t>
+        <w:rPr>
+          <w:szCs w:val="28"/>
+          <w:lang w:eastAsia="ru-RU"/>
+        </w:rPr>
+        <w:t xml:space="preserve">, отличающиеся высокой производительностью и поддержкой вычислений с плавающей точкой (FPU), а также </w:t>
       </w:r>
       <w:proofErr w:type="spellStart"/>
       <w:r>
-        <w:t>Betaflight</w:t>
+        <w:rPr>
+          <w:bCs/>
+          <w:szCs w:val="28"/>
+          <w:lang w:eastAsia="ru-RU"/>
+        </w:rPr>
+        <w:t>ATmega</w:t>
       </w:r>
       <w:proofErr w:type="spellEnd"/>
       <w:r>
-        <w:t xml:space="preserve">, INAV) благодаря высокой производительности </w:t>
-      </w:r>
-      <w:r>
-        <w:lastRenderedPageBreak/>
-        <w:t>(Cortex-M4/M7, частота до 216 МГц) и поддержке FPU (</w:t>
+        <w:rPr>
+          <w:szCs w:val="28"/>
+          <w:lang w:eastAsia="ru-RU"/>
+        </w:rPr>
+        <w:t xml:space="preserve"> (например, ATmega328P) от </w:t>
       </w:r>
       <w:proofErr w:type="spellStart"/>
       <w:r>
-        <w:t>Floating</w:t>
+        <w:rPr>
+          <w:iCs/>
+          <w:szCs w:val="28"/>
+          <w:lang w:eastAsia="ru-RU"/>
+        </w:rPr>
+        <w:t>Microchip</w:t>
       </w:r>
       <w:proofErr w:type="spellEnd"/>
       <w:r>
-        <w:t xml:space="preserve"> Point Unit) для сложных вычислений; </w:t>
+        <w:rPr>
+          <w:iCs/>
+          <w:szCs w:val="28"/>
+          <w:lang w:eastAsia="ru-RU"/>
+        </w:rPr>
+        <w:t xml:space="preserve"> </w:t>
       </w:r>
       <w:proofErr w:type="spellStart"/>
       <w:r>
-        <w:t>ATmega</w:t>
+        <w:rPr>
+          <w:iCs/>
+          <w:szCs w:val="28"/>
+          <w:lang w:eastAsia="ru-RU"/>
+        </w:rPr>
+        <w:t>Technology</w:t>
       </w:r>
       <w:proofErr w:type="spellEnd"/>
       <w:r>
-        <w:t xml:space="preserve"> (например, ATmega328P) от </w:t>
+        <w:rPr>
+          <w:szCs w:val="28"/>
+          <w:lang w:eastAsia="ru-RU"/>
+        </w:rPr>
+        <w:t xml:space="preserve">, используемые в простых и учебных системах, включая платформы </w:t>
       </w:r>
       <w:proofErr w:type="spellStart"/>
       <w:r>
-        <w:t>Microchip</w:t>
+        <w:rPr>
+          <w:iCs/>
+          <w:szCs w:val="28"/>
+          <w:lang w:eastAsia="ru-RU"/>
+        </w:rPr>
+        <w:t>Arduino</w:t>
       </w:r>
       <w:proofErr w:type="spellEnd"/>
       <w:r>
-        <w:t xml:space="preserve">, используемые в простых любительских квадрокоптерах и платформах </w:t>
-      </w:r>
-      <w:proofErr w:type="spellStart"/>
-      <w:r>
-        <w:t>Arduino</w:t>
-      </w:r>
-      <w:proofErr w:type="spellEnd"/>
-      <w:r>
+        <w:rPr>
+          <w:szCs w:val="28"/>
+          <w:lang w:eastAsia="ru-RU"/>
+        </w:rPr>
         <w:t>.</w:t>
       </w:r>
     </w:p>
@@ -2108,35 +2840,40 @@
         <w:t>М</w:t>
       </w:r>
       <w:r>
-        <w:t>икроконтроллер ESP-</w:t>
+        <w:t>икроконтроллер ESP</w:t>
+      </w:r>
+      <w:r>
+        <w:t>32</w:t>
+      </w:r>
+      <w:r>
+        <w:t xml:space="preserve"> (рисунок 2.</w:t>
+      </w:r>
+      <w:r>
+        <w:t>8</w:t>
+      </w:r>
+      <w:r>
+        <w:t xml:space="preserve">) – мощный микроконтроллер, разработанный компанией </w:t>
+      </w:r>
+      <w:proofErr w:type="spellStart"/>
+      <w:r>
+        <w:t>Espressif</w:t>
+      </w:r>
+      <w:proofErr w:type="spellEnd"/>
+      <w:r>
+        <w:t xml:space="preserve"> </w:t>
+      </w:r>
+      <w:proofErr w:type="spellStart"/>
+      <w:r>
+        <w:t>Systems</w:t>
+      </w:r>
+      <w:proofErr w:type="spellEnd"/>
+      <w:r>
+        <w:t xml:space="preserve">, который представляет предыдущую версию своего предшественника </w:t>
       </w:r>
       <w:r>
         <w:rPr>
           <w:lang w:val="en-US"/>
         </w:rPr>
-        <w:t>WROOM</w:t>
-      </w:r>
-      <w:r>
-        <w:t>-32</w:t>
-      </w:r>
-      <w:r>
-        <w:t xml:space="preserve"> (рисунок 2.14) – мощный микроконтроллер, разработанный компанией </w:t>
-      </w:r>
-      <w:proofErr w:type="spellStart"/>
-      <w:r>
-        <w:t>Espressif</w:t>
-      </w:r>
-      <w:proofErr w:type="spellEnd"/>
-      <w:r>
-        <w:t xml:space="preserve"> Systems</w:t>
-      </w:r>
-      <w:r>
-        <w:t xml:space="preserve">, который представляет предыдущую версию своего предшественника </w:t>
-      </w:r>
-      <w:r>
-        <w:rPr>
-          <w:lang w:val="en-US"/>
-        </w:rPr>
         <w:t>ESP</w:t>
       </w:r>
       <w:r>
@@ -2145,12 +2882,6 @@
       <w:r>
         <w:t>.</w:t>
       </w:r>
-    </w:p>
-    <w:p>
-      <w:pPr>
-        <w:pStyle w:val="a3"/>
-        <w:ind w:firstLine="709"/>
-      </w:pPr>
     </w:p>
     <w:p>
       <w:pPr>
@@ -2163,9 +2894,10 @@
           <w:noProof/>
           <w:lang w:eastAsia="ru-RU"/>
         </w:rPr>
+        <w:lastRenderedPageBreak/>
         <w:drawing>
-          <wp:inline distT="0" distB="0" distL="0" distR="0" wp14:anchorId="76F45196" wp14:editId="15EAD437">
-            <wp:extent cx="3590925" cy="2481422"/>
+          <wp:inline distT="0" distB="0" distL="0" distR="0" wp14:anchorId="76F45196" wp14:editId="6328A1CB">
+            <wp:extent cx="4523667" cy="3125972"/>
             <wp:effectExtent l="0" t="0" r="0" b="0"/>
             <wp:docPr id="1" name="Рисунок 1" descr="Picture background"/>
             <wp:cNvGraphicFramePr>
@@ -2181,7 +2913,7 @@
                     </pic:cNvPicPr>
                   </pic:nvPicPr>
                   <pic:blipFill>
-                    <a:blip r:embed="rId12">
+                    <a:blip r:embed="rId14">
                       <a:extLst>
                         <a:ext uri="{28A0092B-C50C-407E-A947-70E740481C1C}">
                           <a14:useLocalDpi xmlns:a14="http://schemas.microsoft.com/office/drawing/2010/main" val="0"/>
@@ -2196,7 +2928,7 @@
                   <pic:spPr bwMode="auto">
                     <a:xfrm>
                       <a:off x="0" y="0"/>
-                      <a:ext cx="3643969" cy="2518077"/>
+                      <a:ext cx="4615213" cy="3189233"/>
                     </a:xfrm>
                     <a:prstGeom prst="rect">
                       <a:avLst/>
@@ -2220,10 +2952,16 @@
         <w:jc w:val="center"/>
       </w:pPr>
       <w:r>
-        <w:t xml:space="preserve">Рисунок 2.14 – Микроконтроллер </w:t>
-      </w:r>
-      <w:r>
-        <w:t>ESP-WROOM-32</w:t>
+        <w:t>Рисунок 2.</w:t>
+      </w:r>
+      <w:r>
+        <w:t>8</w:t>
+      </w:r>
+      <w:r>
+        <w:t xml:space="preserve"> – Микроконтроллер </w:t>
+      </w:r>
+      <w:r>
+        <w:t>ESP32</w:t>
       </w:r>
     </w:p>
     <w:p>
@@ -2245,16 +2983,7 @@
         <w:t xml:space="preserve">Он сочетает в себе высокую производительность, низкое электропотребление, широкий набор встроенных функций и небольшую цену, что делает его идеальным выбором для современных проектов. Подробные характеристики </w:t>
       </w:r>
       <w:r>
-        <w:t>ESP-</w:t>
-      </w:r>
-      <w:r>
-        <w:rPr>
-          <w:lang w:val="en-US"/>
-        </w:rPr>
-        <w:t>WROOM</w:t>
-      </w:r>
-      <w:r>
-        <w:t>-32</w:t>
+        <w:t>ESP32</w:t>
       </w:r>
       <w:r>
         <w:t xml:space="preserve"> приведены в таблице 2.1</w:t>
@@ -2274,13 +3003,16 @@
         <w:t xml:space="preserve">Таблица 2.1 – Технические характеристики </w:t>
       </w:r>
       <w:r>
-        <w:t>ESP-WROOM-32</w:t>
+        <w:t>ESP32</w:t>
       </w:r>
       <w:r>
         <w:t xml:space="preserve"> из документации к микроконтроллеру</w:t>
       </w:r>
       <w:r>
-        <w:t xml:space="preserve"> []</w:t>
+        <w:t xml:space="preserve"> </w:t>
+      </w:r>
+      <w:r>
+        <w:t xml:space="preserve"> </w:t>
       </w:r>
     </w:p>
     <w:tbl>
@@ -2383,7 +3115,6 @@
               <w:rPr>
                 <w:lang w:val="en-US"/>
               </w:rPr>
-              <w:lastRenderedPageBreak/>
               <w:t>МГц</w:t>
             </w:r>
             <w:proofErr w:type="spellEnd"/>
@@ -2410,7 +3141,6 @@
               </w:rPr>
             </w:pPr>
             <w:r>
-              <w:lastRenderedPageBreak/>
               <w:t xml:space="preserve">Память </w:t>
             </w:r>
             <w:r>
@@ -2552,27 +3282,6 @@
           </w:p>
         </w:tc>
       </w:tr>
-    </w:tbl>
-    <w:p/>
-    <w:p/>
-    <w:p>
-      <w:pPr>
-        <w:pStyle w:val="a3"/>
-      </w:pPr>
-      <w:r>
-        <w:t>Продолжение таблицы 2.1</w:t>
-      </w:r>
-    </w:p>
-    <w:tbl>
-      <w:tblPr>
-        <w:tblStyle w:val="aa"/>
-        <w:tblW w:w="0" w:type="auto"/>
-        <w:tblLook w:val="04A0" w:firstRow="1" w:lastRow="0" w:firstColumn="1" w:lastColumn="0" w:noHBand="0" w:noVBand="1"/>
-      </w:tblPr>
-      <w:tblGrid>
-        <w:gridCol w:w="4672"/>
-        <w:gridCol w:w="4673"/>
-      </w:tblGrid>
       <w:tr>
         <w:tc>
           <w:tcPr>
@@ -2625,6 +3334,36 @@
           </w:p>
         </w:tc>
       </w:tr>
+    </w:tbl>
+    <w:p>
+      <w:pPr>
+        <w:pStyle w:val="a3"/>
+      </w:pPr>
+    </w:p>
+    <w:p>
+      <w:pPr>
+        <w:pStyle w:val="a3"/>
+      </w:pPr>
+    </w:p>
+    <w:p>
+      <w:pPr>
+        <w:pStyle w:val="a3"/>
+      </w:pPr>
+      <w:r>
+        <w:lastRenderedPageBreak/>
+        <w:t>Продолжение таблицы 2.1</w:t>
+      </w:r>
+    </w:p>
+    <w:tbl>
+      <w:tblPr>
+        <w:tblStyle w:val="aa"/>
+        <w:tblW w:w="0" w:type="auto"/>
+        <w:tblLook w:val="04A0" w:firstRow="1" w:lastRow="0" w:firstColumn="1" w:lastColumn="0" w:noHBand="0" w:noVBand="1"/>
+      </w:tblPr>
+      <w:tblGrid>
+        <w:gridCol w:w="4672"/>
+        <w:gridCol w:w="4673"/>
+      </w:tblGrid>
       <w:tr>
         <w:tc>
           <w:tcPr>
@@ -2826,8 +3565,13 @@
             </w:r>
             <w:proofErr w:type="spellEnd"/>
             <w:r>
-              <w:t>), до 5 Мбит/с</w:t>
-            </w:r>
+              <w:t>), до 5 Мбит/</w:t>
+            </w:r>
+            <w:proofErr w:type="gramStart"/>
+            <w:r>
+              <w:t>с</w:t>
+            </w:r>
+            <w:proofErr w:type="gramEnd"/>
           </w:p>
         </w:tc>
       </w:tr>
@@ -2870,8 +3614,13 @@
             </w:r>
             <w:proofErr w:type="spellEnd"/>
             <w:r>
-              <w:t>/с</w:t>
-            </w:r>
+              <w:t>/</w:t>
+            </w:r>
+            <w:proofErr w:type="gramStart"/>
+            <w:r>
+              <w:t>с</w:t>
+            </w:r>
+            <w:proofErr w:type="gramEnd"/>
           </w:p>
         </w:tc>
       </w:tr>
@@ -2920,6 +3669,9 @@
             <w:pPr>
               <w:pStyle w:val="a3"/>
               <w:jc w:val="left"/>
+              <w:rPr>
+                <w:lang w:val="en-US"/>
+              </w:rPr>
             </w:pPr>
             <w:r>
               <w:t>Питание</w:t>
@@ -2936,8 +3688,13 @@
               <w:jc w:val="center"/>
             </w:pPr>
             <w:r>
-              <w:t>3.0–3.6 В</w:t>
-            </w:r>
+              <w:t>3.0–3.6</w:t>
+            </w:r>
+            <w:proofErr w:type="gramStart"/>
+            <w:r>
+              <w:t xml:space="preserve"> В</w:t>
+            </w:r>
+            <w:proofErr w:type="gramEnd"/>
           </w:p>
         </w:tc>
       </w:tr>
@@ -3029,23 +3786,47 @@
               <w:t xml:space="preserve">В зависимости от режима: </w:t>
             </w:r>
             <w:r>
-              <w:t xml:space="preserve">от 5 мкА (Deep </w:t>
+              <w:t>от 5 мкА (</w:t>
             </w:r>
             <w:proofErr w:type="spellStart"/>
             <w:r>
+              <w:t>Deep</w:t>
+            </w:r>
+            <w:proofErr w:type="spellEnd"/>
+            <w:r>
+              <w:t xml:space="preserve"> </w:t>
+            </w:r>
+            <w:proofErr w:type="spellStart"/>
+            <w:r>
               <w:t>Sleep</w:t>
             </w:r>
             <w:proofErr w:type="spellEnd"/>
             <w:r>
-              <w:t xml:space="preserve">) до 1.1 А (максимальная нагрузка с CPU, </w:t>
+              <w:t>) до 1.1</w:t>
+            </w:r>
+            <w:proofErr w:type="gramStart"/>
+            <w:r>
+              <w:t xml:space="preserve"> А</w:t>
+            </w:r>
+            <w:proofErr w:type="gramEnd"/>
+            <w:r>
+              <w:t xml:space="preserve"> (максимальная нагрузка с CPU, </w:t>
             </w:r>
             <w:proofErr w:type="spellStart"/>
             <w:r>
-              <w:t>Wi</w:t>
+              <w:t>Wi-Fi</w:t>
             </w:r>
             <w:proofErr w:type="spellEnd"/>
             <w:r>
-              <w:t>-Fi и Bluetooth)</w:t>
+              <w:t xml:space="preserve"> и </w:t>
+            </w:r>
+            <w:proofErr w:type="spellStart"/>
+            <w:r>
+              <w:t>Bluetooth</w:t>
+            </w:r>
+            <w:proofErr w:type="spellEnd"/>
+            <w:r>
+              <w:t>)</w:t>
             </w:r>
           </w:p>
         </w:tc>
@@ -3059,44 +3840,6 @@
     </w:p>
     <w:p>
       <w:pPr>
-        <w:pStyle w:val="a3"/>
-        <w:ind w:firstLine="709"/>
-      </w:pPr>
-      <w:r>
-        <w:t xml:space="preserve">Программирование </w:t>
-      </w:r>
-      <w:r>
-        <w:rPr>
-          <w:lang w:val="en-US"/>
-        </w:rPr>
-        <w:t>Arduino</w:t>
-      </w:r>
-      <w:r>
-        <w:t xml:space="preserve"> </w:t>
-      </w:r>
-      <w:proofErr w:type="gramStart"/>
-      <w:r>
-        <w:rPr>
-          <w:lang w:val="en-US"/>
-        </w:rPr>
-        <w:t>IDE</w:t>
-      </w:r>
-      <w:r>
-        <w:t xml:space="preserve"> </w:t>
-      </w:r>
-      <w:r>
-        <w:t>???</w:t>
-      </w:r>
-      <w:proofErr w:type="gramEnd"/>
-    </w:p>
-    <w:p>
-      <w:pPr>
-        <w:pStyle w:val="a3"/>
-        <w:ind w:firstLine="709"/>
-      </w:pPr>
-    </w:p>
-    <w:p>
-      <w:pPr>
         <w:pStyle w:val="3"/>
         <w:rPr>
           <w:rFonts w:ascii="Times New Roman" w:hAnsi="Times New Roman" w:cs="Times New Roman"/>
@@ -3148,43 +3891,27 @@
       </w:pPr>
       <w:proofErr w:type="spellStart"/>
       <w:r>
+        <w:t>Микроэлектромеханические</w:t>
+      </w:r>
+      <w:proofErr w:type="spellEnd"/>
+      <w:r>
+        <w:t xml:space="preserve"> системы представляют собой миниатюрные устройства, совмещающие в себе механические и электронные элементы, функционирующие на микроуровне. Они создаются с использованием технологий полупроводникового производства, что позволяет изготавливать датчики и исполнительные элементы размером от нескольких микрометров до миллиметров. Основной принцип работы МЭМС-устройств заключается в преобразовании физических параметров окружающей среды (ускорений, угловых скоростей, давления, магнитного поля и т.д.) в электрические сигналы, которые могут быть оцифрованы и обработаны микроконтроллером.</w:t>
+      </w:r>
+    </w:p>
+    <w:p>
+      <w:pPr>
+        <w:pStyle w:val="a3"/>
+        <w:ind w:firstLine="709"/>
+      </w:pPr>
+      <w:r>
+        <w:t xml:space="preserve">МЭМС-датчики включают микромеханические элементы (мембраны, балки, подвижные массы), которые реагируют на внешние воздействия, и </w:t>
+      </w:r>
+      <w:r>
         <w:lastRenderedPageBreak/>
-        <w:t>Микроэлектромеханически</w:t>
-      </w:r>
-      <w:r>
-        <w:t>е</w:t>
-      </w:r>
-      <w:proofErr w:type="spellEnd"/>
-      <w:r>
-        <w:t xml:space="preserve"> системы (МЭМС, от англ. MEMS –</w:t>
-      </w:r>
-      <w:r>
-        <w:t xml:space="preserve"> Micro-</w:t>
-      </w:r>
-      <w:proofErr w:type="spellStart"/>
-      <w:r>
-        <w:t>Electro</w:t>
-      </w:r>
-      <w:proofErr w:type="spellEnd"/>
-      <w:r>
-        <w:t>-</w:t>
-      </w:r>
-      <w:proofErr w:type="spellStart"/>
-      <w:r>
-        <w:t>Mechanical</w:t>
-      </w:r>
-      <w:proofErr w:type="spellEnd"/>
-      <w:r>
-        <w:t xml:space="preserve"> Systems) представляют собой миниатюрные устройства, объединяющие механические и электрические компоненты на микроуровне. Эти системы изготавливаются с использованием технологий полупроводникового производства, что позволяет создавать датчики и исполнительные механизмы размером от микрометров до миллиметров. Основной принцип работы МЭМС-датчиков заключается в преобразовании физических величин (ускорение, угловая скорость, магнитное поле и др.) в электрические сигналы, которые могут быть обработаны электронными схемами.</w:t>
-      </w:r>
-    </w:p>
-    <w:p>
-      <w:pPr>
-        <w:pStyle w:val="a3"/>
-        <w:ind w:firstLine="709"/>
-      </w:pPr>
-      <w:r>
-        <w:t>МЭМС-датчики состоят из микромеханических элементов (например, подвижных мембран, балок или масс), которые реагируют на внешние воздействия, и электронных схем для обработки сигналов. Их ключевые преимущества включают:</w:t>
+        <w:t xml:space="preserve">интегрированные электронные схемы, обеспечивающие измерение и фильтрацию сигналов. Ключевые преимущества МЭМС-технологии </w:t>
+      </w:r>
+      <w:r>
+        <w:t>заключаются в следующем:</w:t>
       </w:r>
     </w:p>
     <w:p>
@@ -3192,21 +3919,25 @@
         <w:pStyle w:val="a3"/>
         <w:numPr>
           <w:ilvl w:val="0"/>
-          <w:numId w:val="3"/>
+          <w:numId w:val="11"/>
         </w:numPr>
-        <w:tabs>
-          <w:tab w:val="num" w:pos="992"/>
-        </w:tabs>
         <w:ind w:left="0" w:firstLine="709"/>
       </w:pPr>
       <w:r>
         <w:rPr>
-          <w:bCs/>
-        </w:rPr>
-        <w:t>Миниатюрность</w:t>
-      </w:r>
-      <w:r>
-        <w:t>: компактные размеры позволяют интегрировать датчики в портативные устройства.</w:t>
+          <w:rStyle w:val="a6"/>
+          <w:b w:val="0"/>
+        </w:rPr>
+        <w:t>Компактность</w:t>
+      </w:r>
+      <w:r>
+        <w:t xml:space="preserve"> </w:t>
+      </w:r>
+      <w:r>
+        <w:t>–</w:t>
+      </w:r>
+      <w:r>
+        <w:t xml:space="preserve"> малые размеры позволяют интегрировать сенсоры в мобильные и автономные устройства;</w:t>
       </w:r>
     </w:p>
     <w:p>
@@ -3214,21 +3945,25 @@
         <w:pStyle w:val="a3"/>
         <w:numPr>
           <w:ilvl w:val="0"/>
-          <w:numId w:val="3"/>
+          <w:numId w:val="11"/>
         </w:numPr>
-        <w:tabs>
-          <w:tab w:val="num" w:pos="992"/>
-        </w:tabs>
         <w:ind w:left="0" w:firstLine="709"/>
       </w:pPr>
       <w:r>
         <w:rPr>
-          <w:bCs/>
+          <w:rStyle w:val="a6"/>
+          <w:b w:val="0"/>
         </w:rPr>
         <w:t>Низкое энергопотребление</w:t>
       </w:r>
       <w:r>
-        <w:t>: МЭМС-датчики эффективны для использования в автономных системах.</w:t>
+        <w:t xml:space="preserve"> </w:t>
+      </w:r>
+      <w:r>
+        <w:t>–</w:t>
+      </w:r>
+      <w:r>
+        <w:t xml:space="preserve"> работа с малыми токами делает их оптимальными для встроенных систем;</w:t>
       </w:r>
     </w:p>
     <w:p>
@@ -3236,21 +3971,28 @@
         <w:pStyle w:val="a3"/>
         <w:numPr>
           <w:ilvl w:val="0"/>
-          <w:numId w:val="3"/>
+          <w:numId w:val="11"/>
         </w:numPr>
-        <w:tabs>
-          <w:tab w:val="num" w:pos="992"/>
-        </w:tabs>
         <w:ind w:left="0" w:firstLine="709"/>
       </w:pPr>
       <w:r>
         <w:rPr>
-          <w:bCs/>
-        </w:rPr>
-        <w:t>Высокая точность</w:t>
-      </w:r>
-      <w:r>
-        <w:t>: современные технологии обеспечивают высокую чувствительность и надежность.</w:t>
+          <w:rStyle w:val="a6"/>
+          <w:b w:val="0"/>
+        </w:rPr>
+        <w:t>Высокая чувствительность и надёжность</w:t>
+      </w:r>
+      <w:r>
+        <w:t xml:space="preserve"> </w:t>
+      </w:r>
+      <w:r>
+        <w:t>–</w:t>
+      </w:r>
+      <w:r>
+        <w:t xml:space="preserve"> современные технологии обеспечивают точное измерение при минимальных</w:t>
+      </w:r>
+      <w:r>
+        <w:t xml:space="preserve"> шумовых искажениях;</w:t>
       </w:r>
     </w:p>
     <w:p>
@@ -3258,21 +4000,25 @@
         <w:pStyle w:val="a3"/>
         <w:numPr>
           <w:ilvl w:val="0"/>
-          <w:numId w:val="3"/>
+          <w:numId w:val="11"/>
         </w:numPr>
-        <w:tabs>
-          <w:tab w:val="num" w:pos="992"/>
-        </w:tabs>
         <w:ind w:left="0" w:firstLine="709"/>
       </w:pPr>
       <w:r>
         <w:rPr>
-          <w:bCs/>
+          <w:rStyle w:val="a6"/>
+          <w:b w:val="0"/>
         </w:rPr>
         <w:t>Доступная стоимость</w:t>
       </w:r>
       <w:r>
-        <w:t>: массовое производство снижает затраты на изготовление.</w:t>
+        <w:t xml:space="preserve"> </w:t>
+      </w:r>
+      <w:r>
+        <w:t>–</w:t>
+      </w:r>
+      <w:r>
+        <w:t xml:space="preserve"> массовое производство и высокая интеграция снижают себестоимость компонентов.</w:t>
       </w:r>
     </w:p>
     <w:p>
@@ -3281,8 +4027,13 @@
         <w:ind w:firstLine="709"/>
       </w:pPr>
       <w:r>
-        <w:t>Работа МЭМС-датчиков основана на изменении физических свойств микромеханических структур под воздействием внешних факторов. Сигналы от микромеханических компонентов преобразуются в цифровую или аналоговую форму с помощью встроенных аналогово-цифровых преобразователей (АЦП) и передаются для дальнейшей обработки.</w:t>
-      </w:r>
+        <w:t xml:space="preserve">Принцип функционирования МЭМС-датчиков основан на регистрации изменений физических свойств микромеханических структур под действием внешних факторов. </w:t>
+      </w:r>
+      <w:proofErr w:type="gramStart"/>
+      <w:r>
+        <w:t>Возникающие сигналы преобразуются в электрические с помощью встроенных аналогово-цифровых преобразователей (АЦП) и передаются для дальнейшей цифровой обработки.</w:t>
+      </w:r>
+      <w:proofErr w:type="gramEnd"/>
     </w:p>
     <w:p>
       <w:pPr>
@@ -3290,32 +4041,80 @@
         <w:ind w:firstLine="709"/>
       </w:pPr>
       <w:r>
-        <w:t xml:space="preserve">В данном проекте датчики MPU-6050 и GY-273 используются для сбора данных об ориентации и положении устройства. MPU-6050 обеспечивает информацию об ускорении и угловой скорости по трем осям, а </w:t>
-      </w:r>
-      <w:r>
-        <w:lastRenderedPageBreak/>
-        <w:t>GY-273 дополняет систему данными о магнитном поле, что позволяет реализовать функции навигации и стабилизации. Интеграция этих датчиков в систему осуществляется путем их пайки к соответствующим платам и подключения к микроконтроллеру для обработки данных.</w:t>
-      </w:r>
-    </w:p>
-    <w:p>
-      <w:pPr>
-        <w:pStyle w:val="a3"/>
-      </w:pPr>
-    </w:p>
-    <w:p>
-      <w:pPr>
-        <w:pStyle w:val="a3"/>
-      </w:pPr>
-    </w:p>
-    <w:p>
-      <w:pPr>
-        <w:pStyle w:val="a3"/>
-      </w:pPr>
-    </w:p>
-    <w:p>
-      <w:pPr>
-        <w:pStyle w:val="a3"/>
-      </w:pPr>
+        <w:t xml:space="preserve">В данном проекте применяется </w:t>
+      </w:r>
+      <w:r>
+        <w:rPr>
+          <w:rStyle w:val="a6"/>
+          <w:b w:val="0"/>
+        </w:rPr>
+        <w:t>датчик MPU-6050</w:t>
+      </w:r>
+      <w:r>
+        <w:t xml:space="preserve">, представляющий собой </w:t>
+      </w:r>
+      <w:proofErr w:type="gramStart"/>
+      <w:r>
+        <w:t>типичное</w:t>
+      </w:r>
+      <w:proofErr w:type="gramEnd"/>
+      <w:r>
+        <w:t xml:space="preserve"> МЭМС-устройство, объединяющее в одном корпусе </w:t>
+      </w:r>
+      <w:proofErr w:type="spellStart"/>
+      <w:r>
+        <w:t>трёхосевой</w:t>
+      </w:r>
+      <w:proofErr w:type="spellEnd"/>
+      <w:r>
+        <w:t xml:space="preserve"> акселерометр и </w:t>
+      </w:r>
+      <w:proofErr w:type="spellStart"/>
+      <w:r>
+        <w:t>трёхосевой</w:t>
+      </w:r>
+      <w:proofErr w:type="spellEnd"/>
+      <w:r>
+        <w:t xml:space="preserve"> гироскоп. Он регистрирует ускорения и угловые скорости вдоль трёх взаимно перпендикулярных осей, что позволяет точно определять пространственное положение и ориентацию квадрокоптера. Полученные данные используются микроконтроллером </w:t>
+      </w:r>
+      <w:r>
+        <w:rPr>
+          <w:rStyle w:val="a6"/>
+          <w:b w:val="0"/>
+        </w:rPr>
+        <w:t>ESP32</w:t>
+      </w:r>
+      <w:r>
+        <w:t xml:space="preserve"> для вычисления углов ориентации и последующей визуализации движения в среде </w:t>
+      </w:r>
+      <w:proofErr w:type="spellStart"/>
+      <w:r>
+        <w:rPr>
+          <w:rStyle w:val="a6"/>
+          <w:b w:val="0"/>
+        </w:rPr>
+        <w:t>Unreal</w:t>
+      </w:r>
+      <w:proofErr w:type="spellEnd"/>
+      <w:r>
+        <w:rPr>
+          <w:rStyle w:val="a6"/>
+          <w:b w:val="0"/>
+        </w:rPr>
+        <w:t xml:space="preserve"> </w:t>
+      </w:r>
+      <w:proofErr w:type="spellStart"/>
+      <w:r>
+        <w:rPr>
+          <w:rStyle w:val="a6"/>
+          <w:b w:val="0"/>
+        </w:rPr>
+        <w:t>Engine</w:t>
+      </w:r>
+      <w:proofErr w:type="spellEnd"/>
+      <w:r>
+        <w:t>.</w:t>
+      </w:r>
     </w:p>
     <w:p>
       <w:pPr>
@@ -3337,7 +4136,23 @@
           <w:color w:val="auto"/>
           <w:sz w:val="28"/>
         </w:rPr>
-        <w:t xml:space="preserve">2.4.4 Модуль датчика </w:t>
+        <w:t xml:space="preserve">2.4.4 </w:t>
+      </w:r>
+      <w:r>
+        <w:rPr>
+          <w:rFonts w:ascii="Times New Roman" w:hAnsi="Times New Roman" w:cs="Times New Roman"/>
+          <w:color w:val="000000" w:themeColor="text1"/>
+          <w:sz w:val="28"/>
+        </w:rPr>
+        <w:t>Инерциальный измерительный модуль</w:t>
+      </w:r>
+      <w:r>
+        <w:rPr>
+          <w:rFonts w:ascii="Times New Roman" w:hAnsi="Times New Roman" w:cs="Times New Roman"/>
+          <w:color w:val="000000" w:themeColor="text1"/>
+          <w:sz w:val="36"/>
+        </w:rPr>
+        <w:t xml:space="preserve"> </w:t>
       </w:r>
       <w:r>
         <w:rPr>
@@ -3372,6 +4187,7 @@
         <w:pStyle w:val="a3"/>
         <w:ind w:firstLine="709"/>
       </w:pPr>
+      <w:proofErr w:type="gramStart"/>
       <w:r>
         <w:rPr>
           <w:lang w:val="en-US"/>
@@ -3385,7 +4201,10 @@
         <w:t xml:space="preserve"> (</w:t>
       </w:r>
       <w:r>
-        <w:t>Рисунок 2.15</w:t>
+        <w:t>Рисунок 2.</w:t>
+      </w:r>
+      <w:r>
+        <w:t>9</w:t>
       </w:r>
       <w:r>
         <w:t xml:space="preserve">) – </w:t>
@@ -3412,8 +4231,13 @@
       <w:r>
         <w:t xml:space="preserve"> акселерометр.</w:t>
       </w:r>
-      <w:r>
-        <w:t xml:space="preserve"> Он разработан компанией </w:t>
+      <w:proofErr w:type="gramEnd"/>
+      <w:r>
+        <w:t xml:space="preserve"> Он </w:t>
+      </w:r>
+      <w:r>
+        <w:lastRenderedPageBreak/>
+        <w:t xml:space="preserve">разработан компанией </w:t>
       </w:r>
       <w:proofErr w:type="spellStart"/>
       <w:r>
@@ -3426,12 +4250,28 @@
       <w:r>
         <w:t>.</w:t>
       </w:r>
-    </w:p>
-    <w:p>
-      <w:pPr>
-        <w:pStyle w:val="a3"/>
-        <w:ind w:firstLine="709"/>
-      </w:pPr>
+      <w:r>
+        <w:t xml:space="preserve"> </w:t>
+      </w:r>
+      <w:r>
+        <w:t xml:space="preserve"> MPU-6050 </w:t>
+      </w:r>
+      <w:proofErr w:type="gramStart"/>
+      <w:r>
+        <w:t>способен</w:t>
+      </w:r>
+      <w:proofErr w:type="gramEnd"/>
+      <w:r>
+        <w:t xml:space="preserve"> измерять линейные ускорения и угловые скорости по трём осям, что позволяет вычислять углы </w:t>
+      </w:r>
+      <w:proofErr w:type="spellStart"/>
+      <w:r>
+        <w:t>тангажа</w:t>
+      </w:r>
+      <w:proofErr w:type="spellEnd"/>
+      <w:r>
+        <w:t>, крена и рысканья.</w:t>
+      </w:r>
     </w:p>
     <w:p>
       <w:pPr>
@@ -3445,10 +4285,10 @@
           <w:lang w:eastAsia="ru-RU"/>
         </w:rPr>
         <w:drawing>
-          <wp:inline distT="0" distB="0" distL="0" distR="0" wp14:anchorId="6CDC0B08" wp14:editId="50A035EE">
-            <wp:extent cx="3152775" cy="2360983"/>
-            <wp:effectExtent l="0" t="0" r="0" b="1270"/>
-            <wp:docPr id="3" name="Рисунок 3" descr="MPU6050 Module Pinout, Configuration, Features, Arduino, 49% OFF"/>
+          <wp:inline distT="0" distB="0" distL="0" distR="0" wp14:anchorId="5FBE2952" wp14:editId="1D442B19">
+            <wp:extent cx="2864734" cy="2864734"/>
+            <wp:effectExtent l="0" t="0" r="0" b="0"/>
+            <wp:docPr id="15" name="Рисунок 15" descr="Gy-521 Mpu-6050 Mpu6050 Модуль 3 Оси Датчики Аналоговый Гироскоп + 3 Осный  Акселерометр Модуль - Buy Gy-521 Mpu-6050,Mpu-6050 Mpu6050,Mpu-6050 Модуль  Gy-521 3 Оси Гироскопа Ускорение 6 Dof Модуль Product on Alibaba.com"/>
             <wp:cNvGraphicFramePr>
               <a:graphicFrameLocks xmlns:a="http://schemas.openxmlformats.org/drawingml/2006/main" noChangeAspect="1"/>
             </wp:cNvGraphicFramePr>
@@ -3456,26 +4296,28 @@
               <a:graphicData uri="http://schemas.openxmlformats.org/drawingml/2006/picture">
                 <pic:pic xmlns:pic="http://schemas.openxmlformats.org/drawingml/2006/picture">
                   <pic:nvPicPr>
-                    <pic:cNvPr id="0" name="Picture 5" descr="MPU6050 Module Pinout, Configuration, Features, Arduino, 49% OFF"/>
+                    <pic:cNvPr id="0" name="Picture 45" descr="Gy-521 Mpu-6050 Mpu6050 Модуль 3 Оси Датчики Аналоговый Гироскоп + 3 Осный  Акселерометр Модуль - Buy Gy-521 Mpu-6050,Mpu-6050 Mpu6050,Mpu-6050 Модуль  Gy-521 3 Оси Гироскопа Ускорение 6 Dof Модуль Product on Alibaba.com"/>
                     <pic:cNvPicPr>
                       <a:picLocks noChangeAspect="1" noChangeArrowheads="1"/>
                     </pic:cNvPicPr>
                   </pic:nvPicPr>
-                  <pic:blipFill rotWithShape="1">
-                    <a:blip r:embed="rId13" cstate="print">
+                  <pic:blipFill>
+                    <a:blip r:embed="rId15" cstate="print">
                       <a:extLst>
                         <a:ext uri="{28A0092B-C50C-407E-A947-70E740481C1C}">
                           <a14:useLocalDpi xmlns:a14="http://schemas.microsoft.com/office/drawing/2010/main" val="0"/>
                         </a:ext>
                       </a:extLst>
                     </a:blip>
-                    <a:srcRect t="12072" b="13210"/>
-                    <a:stretch/>
+                    <a:srcRect/>
+                    <a:stretch>
+                      <a:fillRect/>
+                    </a:stretch>
                   </pic:blipFill>
                   <pic:spPr bwMode="auto">
                     <a:xfrm>
                       <a:off x="0" y="0"/>
-                      <a:ext cx="3165202" cy="2370289"/>
+                      <a:ext cx="2871251" cy="2871251"/>
                     </a:xfrm>
                     <a:prstGeom prst="rect">
                       <a:avLst/>
@@ -3484,11 +4326,6 @@
                     <a:ln>
                       <a:noFill/>
                     </a:ln>
-                    <a:extLst>
-                      <a:ext uri="{53640926-AAD7-44D8-BBD7-CCE9431645EC}">
-                        <a14:shadowObscured xmlns:a14="http://schemas.microsoft.com/office/drawing/2010/main"/>
-                      </a:ext>
-                    </a:extLst>
                   </pic:spPr>
                 </pic:pic>
               </a:graphicData>
@@ -3504,7 +4341,13 @@
         <w:jc w:val="center"/>
       </w:pPr>
       <w:r>
-        <w:t xml:space="preserve">Рисунок 2.15 – Модуль </w:t>
+        <w:t>Рисунок 2.</w:t>
+      </w:r>
+      <w:r>
+        <w:t>9</w:t>
+      </w:r>
+      <w:r>
+        <w:t xml:space="preserve"> – Модуль </w:t>
       </w:r>
       <w:r>
         <w:rPr>
@@ -3571,11 +4414,7 @@
         <w:t>processor</w:t>
       </w:r>
       <w:r>
-        <w:t xml:space="preserve">), который обладает встроенными </w:t>
-      </w:r>
-      <w:r>
-        <w:lastRenderedPageBreak/>
-        <w:t xml:space="preserve">алгоритмами фильтрации. Подробные технические характеристик </w:t>
+        <w:t xml:space="preserve">), который обладает встроенными алгоритмами фильтрации. Подробные технические характеристик </w:t>
       </w:r>
       <w:r>
         <w:t>MPU-6050</w:t>
@@ -3611,7 +4450,7 @@
         <w:t xml:space="preserve"> из документации к модулю</w:t>
       </w:r>
       <w:r>
-        <w:t xml:space="preserve"> []</w:t>
+        <w:t xml:space="preserve"> </w:t>
       </w:r>
     </w:p>
     <w:tbl>
@@ -3775,6 +4614,42 @@
           </w:p>
         </w:tc>
       </w:tr>
+      <w:tr>
+        <w:tc>
+          <w:tcPr>
+            <w:tcW w:w="4672" w:type="dxa"/>
+          </w:tcPr>
+          <w:p>
+            <w:pPr>
+              <w:pStyle w:val="a3"/>
+              <w:jc w:val="left"/>
+            </w:pPr>
+            <w:r>
+              <w:lastRenderedPageBreak/>
+              <w:t>Гироскоп</w:t>
+            </w:r>
+          </w:p>
+        </w:tc>
+        <w:tc>
+          <w:tcPr>
+            <w:tcW w:w="4673" w:type="dxa"/>
+          </w:tcPr>
+          <w:p>
+            <w:pPr>
+              <w:pStyle w:val="a3"/>
+              <w:jc w:val="center"/>
+            </w:pPr>
+            <w:r>
+              <w:t>3-осевой MEMS, 16-бит ADC, диапазоны ±250/±500/±1000/±2000 °/</w:t>
+            </w:r>
+            <w:proofErr w:type="gramStart"/>
+            <w:r>
+              <w:t>с</w:t>
+            </w:r>
+            <w:proofErr w:type="gramEnd"/>
+          </w:p>
+        </w:tc>
+      </w:tr>
     </w:tbl>
     <w:p>
       <w:pPr>
@@ -4098,7 +4973,48 @@
         <w:ind w:firstLine="709"/>
       </w:pPr>
       <w:r>
-        <w:t xml:space="preserve">В целом, </w:t>
+        <w:t>После калибровки модуль передаёт значения ускорений и угловых скоростей на ESP32, где они преобразуются в углы Эйлера с последующей передачей на компьютер.</w:t>
+      </w:r>
+    </w:p>
+    <w:p>
+      <w:pPr>
+        <w:pStyle w:val="3"/>
+        <w:spacing w:before="0"/>
+        <w:rPr>
+          <w:rFonts w:ascii="Times New Roman" w:hAnsi="Times New Roman" w:cs="Times New Roman"/>
+          <w:color w:val="000000" w:themeColor="text1"/>
+          <w:sz w:val="28"/>
+        </w:rPr>
+      </w:pPr>
+      <w:r>
+        <w:rPr>
+          <w:rFonts w:ascii="Times New Roman" w:hAnsi="Times New Roman" w:cs="Times New Roman"/>
+          <w:color w:val="000000" w:themeColor="text1"/>
+          <w:sz w:val="28"/>
+        </w:rPr>
+        <w:t xml:space="preserve">2.4.5 Схема подключения </w:t>
+      </w:r>
+    </w:p>
+    <w:p>
+      <w:pPr>
+        <w:rPr>
+          <w:color w:val="000000" w:themeColor="text1"/>
+        </w:rPr>
+      </w:pPr>
+    </w:p>
+    <w:p>
+      <w:pPr>
+        <w:pStyle w:val="a3"/>
+        <w:ind w:firstLine="709"/>
+      </w:pPr>
+      <w:r>
+        <w:t>На рисунке 2.</w:t>
+      </w:r>
+      <w:r>
+        <w:t>10</w:t>
+      </w:r>
+      <w:r>
+        <w:t xml:space="preserve"> представлена схема подключения датчика </w:t>
       </w:r>
       <w:r>
         <w:rPr>
@@ -4107,8 +5023,516 @@
         <w:t>MPU</w:t>
       </w:r>
       <w:r>
-        <w:t>-6050 является хорошим и универсальным модулем. Он предлагает достаточно высокую точность измерения для датчиков в низком ценовом сегменте, что делает его популярным выбором среди разработчиков.</w:t>
-      </w:r>
+        <w:t xml:space="preserve">-6050 </w:t>
+      </w:r>
+      <w:r>
+        <w:t xml:space="preserve">к микроконтроллеру </w:t>
+      </w:r>
+      <w:r>
+        <w:rPr>
+          <w:lang w:val="en-US"/>
+        </w:rPr>
+        <w:t>ESP</w:t>
+      </w:r>
+      <w:r>
+        <w:t>32.</w:t>
+      </w:r>
+    </w:p>
+    <w:p>
+      <w:pPr>
+        <w:pStyle w:val="a3"/>
+        <w:ind w:firstLine="709"/>
+      </w:pPr>
+      <w:r>
+        <w:t>Соединение осуществляется четырьмя проводами:</w:t>
+      </w:r>
+    </w:p>
+    <w:p>
+      <w:pPr>
+        <w:pStyle w:val="ac"/>
+        <w:numPr>
+          <w:ilvl w:val="0"/>
+          <w:numId w:val="8"/>
+        </w:numPr>
+        <w:spacing w:after="0" w:line="240" w:lineRule="auto"/>
+        <w:ind w:left="0" w:firstLine="709"/>
+        <w:jc w:val="both"/>
+        <w:rPr>
+          <w:rFonts w:ascii="Times New Roman" w:eastAsia="Times New Roman" w:hAnsi="Times New Roman" w:cs="Times New Roman"/>
+          <w:color w:val="000000" w:themeColor="text1"/>
+          <w:sz w:val="28"/>
+          <w:szCs w:val="24"/>
+          <w:lang w:eastAsia="ru-RU"/>
+        </w:rPr>
+      </w:pPr>
+      <w:r>
+        <w:rPr>
+          <w:rFonts w:ascii="Times New Roman" w:eastAsia="Times New Roman" w:hAnsi="Times New Roman" w:cs="Times New Roman"/>
+          <w:bCs/>
+          <w:color w:val="000000" w:themeColor="text1"/>
+          <w:sz w:val="28"/>
+          <w:szCs w:val="24"/>
+          <w:lang w:eastAsia="ru-RU"/>
+        </w:rPr>
+        <w:t>VCC (3.3 В)</w:t>
+      </w:r>
+      <w:r>
+        <w:rPr>
+          <w:rFonts w:ascii="Times New Roman" w:eastAsia="Times New Roman" w:hAnsi="Times New Roman" w:cs="Times New Roman"/>
+          <w:color w:val="000000" w:themeColor="text1"/>
+          <w:sz w:val="28"/>
+          <w:szCs w:val="24"/>
+          <w:lang w:eastAsia="ru-RU"/>
+        </w:rPr>
+        <w:t xml:space="preserve"> – питание датчика;</w:t>
+      </w:r>
+    </w:p>
+    <w:p>
+      <w:pPr>
+        <w:pStyle w:val="ac"/>
+        <w:numPr>
+          <w:ilvl w:val="0"/>
+          <w:numId w:val="8"/>
+        </w:numPr>
+        <w:spacing w:after="0" w:line="240" w:lineRule="auto"/>
+        <w:ind w:left="0" w:firstLine="709"/>
+        <w:jc w:val="both"/>
+        <w:rPr>
+          <w:rFonts w:ascii="Times New Roman" w:eastAsia="Times New Roman" w:hAnsi="Times New Roman" w:cs="Times New Roman"/>
+          <w:color w:val="000000" w:themeColor="text1"/>
+          <w:sz w:val="28"/>
+          <w:szCs w:val="24"/>
+          <w:lang w:eastAsia="ru-RU"/>
+        </w:rPr>
+      </w:pPr>
+      <w:r>
+        <w:rPr>
+          <w:rFonts w:ascii="Times New Roman" w:eastAsia="Times New Roman" w:hAnsi="Times New Roman" w:cs="Times New Roman"/>
+          <w:bCs/>
+          <w:color w:val="000000" w:themeColor="text1"/>
+          <w:sz w:val="28"/>
+          <w:szCs w:val="24"/>
+          <w:lang w:eastAsia="ru-RU"/>
+        </w:rPr>
+        <w:t>GND</w:t>
+      </w:r>
+      <w:r>
+        <w:rPr>
+          <w:rFonts w:ascii="Times New Roman" w:eastAsia="Times New Roman" w:hAnsi="Times New Roman" w:cs="Times New Roman"/>
+          <w:color w:val="000000" w:themeColor="text1"/>
+          <w:sz w:val="28"/>
+          <w:szCs w:val="24"/>
+          <w:lang w:eastAsia="ru-RU"/>
+        </w:rPr>
+        <w:t xml:space="preserve"> – общий провод;</w:t>
+      </w:r>
+    </w:p>
+    <w:p>
+      <w:pPr>
+        <w:pStyle w:val="ac"/>
+        <w:numPr>
+          <w:ilvl w:val="0"/>
+          <w:numId w:val="8"/>
+        </w:numPr>
+        <w:spacing w:after="0" w:line="240" w:lineRule="auto"/>
+        <w:ind w:left="0" w:firstLine="709"/>
+        <w:jc w:val="both"/>
+        <w:rPr>
+          <w:rFonts w:ascii="Times New Roman" w:eastAsia="Times New Roman" w:hAnsi="Times New Roman" w:cs="Times New Roman"/>
+          <w:color w:val="000000" w:themeColor="text1"/>
+          <w:sz w:val="28"/>
+          <w:szCs w:val="24"/>
+          <w:lang w:eastAsia="ru-RU"/>
+        </w:rPr>
+      </w:pPr>
+      <w:r>
+        <w:rPr>
+          <w:rFonts w:ascii="Times New Roman" w:eastAsia="Times New Roman" w:hAnsi="Times New Roman" w:cs="Times New Roman"/>
+          <w:bCs/>
+          <w:color w:val="000000" w:themeColor="text1"/>
+          <w:sz w:val="28"/>
+          <w:szCs w:val="24"/>
+          <w:lang w:eastAsia="ru-RU"/>
+        </w:rPr>
+        <w:t>SDA</w:t>
+      </w:r>
+      <w:r>
+        <w:rPr>
+          <w:rFonts w:ascii="Times New Roman" w:eastAsia="Times New Roman" w:hAnsi="Times New Roman" w:cs="Times New Roman"/>
+          <w:color w:val="000000" w:themeColor="text1"/>
+          <w:sz w:val="28"/>
+          <w:szCs w:val="24"/>
+          <w:lang w:eastAsia="ru-RU"/>
+        </w:rPr>
+        <w:t xml:space="preserve"> – линия данных интерфейса I²C;</w:t>
+      </w:r>
+    </w:p>
+    <w:p>
+      <w:pPr>
+        <w:pStyle w:val="ac"/>
+        <w:numPr>
+          <w:ilvl w:val="0"/>
+          <w:numId w:val="8"/>
+        </w:numPr>
+        <w:spacing w:after="0" w:line="240" w:lineRule="auto"/>
+        <w:ind w:left="0" w:firstLine="709"/>
+        <w:jc w:val="both"/>
+        <w:rPr>
+          <w:rFonts w:ascii="Times New Roman" w:eastAsia="Times New Roman" w:hAnsi="Times New Roman" w:cs="Times New Roman"/>
+          <w:color w:val="000000" w:themeColor="text1"/>
+          <w:sz w:val="28"/>
+          <w:szCs w:val="24"/>
+          <w:lang w:eastAsia="ru-RU"/>
+        </w:rPr>
+      </w:pPr>
+      <w:r>
+        <w:rPr>
+          <w:rFonts w:ascii="Times New Roman" w:eastAsia="Times New Roman" w:hAnsi="Times New Roman" w:cs="Times New Roman"/>
+          <w:bCs/>
+          <w:color w:val="000000" w:themeColor="text1"/>
+          <w:sz w:val="28"/>
+          <w:szCs w:val="24"/>
+          <w:lang w:eastAsia="ru-RU"/>
+        </w:rPr>
+        <w:t>SCL</w:t>
+      </w:r>
+      <w:r>
+        <w:rPr>
+          <w:rFonts w:ascii="Times New Roman" w:eastAsia="Times New Roman" w:hAnsi="Times New Roman" w:cs="Times New Roman"/>
+          <w:color w:val="000000" w:themeColor="text1"/>
+          <w:sz w:val="28"/>
+          <w:szCs w:val="24"/>
+          <w:lang w:eastAsia="ru-RU"/>
+        </w:rPr>
+        <w:t xml:space="preserve"> – линия синхронизации.</w:t>
+      </w:r>
+    </w:p>
+    <w:p>
+      <w:pPr>
+        <w:pStyle w:val="a3"/>
+        <w:jc w:val="center"/>
+      </w:pPr>
+      <w:r>
+        <w:rPr>
+          <w:noProof/>
+          <w:lang w:eastAsia="ru-RU"/>
+          <w14:ligatures w14:val="none"/>
+        </w:rPr>
+        <w:lastRenderedPageBreak/>
+        <w:drawing>
+          <wp:inline distT="0" distB="0" distL="0" distR="0" wp14:anchorId="4CA42880" wp14:editId="3F724B5E">
+            <wp:extent cx="3165861" cy="2286000"/>
+            <wp:effectExtent l="0" t="0" r="0" b="0"/>
+            <wp:docPr id="8" name="Рисунок 8" descr="Picture background"/>
+            <wp:cNvGraphicFramePr>
+              <a:graphicFrameLocks xmlns:a="http://schemas.openxmlformats.org/drawingml/2006/main" noChangeAspect="1"/>
+            </wp:cNvGraphicFramePr>
+            <a:graphic xmlns:a="http://schemas.openxmlformats.org/drawingml/2006/main">
+              <a:graphicData uri="http://schemas.openxmlformats.org/drawingml/2006/picture">
+                <pic:pic xmlns:pic="http://schemas.openxmlformats.org/drawingml/2006/picture">
+                  <pic:nvPicPr>
+                    <pic:cNvPr id="0" name="Picture 3" descr="Picture background"/>
+                    <pic:cNvPicPr>
+                      <a:picLocks noChangeAspect="1" noChangeArrowheads="1"/>
+                    </pic:cNvPicPr>
+                  </pic:nvPicPr>
+                  <pic:blipFill>
+                    <a:blip r:embed="rId16">
+                      <a:extLst>
+                        <a:ext uri="{28A0092B-C50C-407E-A947-70E740481C1C}">
+                          <a14:useLocalDpi xmlns:a14="http://schemas.microsoft.com/office/drawing/2010/main" val="0"/>
+                        </a:ext>
+                      </a:extLst>
+                    </a:blip>
+                    <a:srcRect/>
+                    <a:stretch>
+                      <a:fillRect/>
+                    </a:stretch>
+                  </pic:blipFill>
+                  <pic:spPr bwMode="auto">
+                    <a:xfrm>
+                      <a:off x="0" y="0"/>
+                      <a:ext cx="3165584" cy="2285800"/>
+                    </a:xfrm>
+                    <a:prstGeom prst="rect">
+                      <a:avLst/>
+                    </a:prstGeom>
+                    <a:noFill/>
+                    <a:ln>
+                      <a:noFill/>
+                    </a:ln>
+                  </pic:spPr>
+                </pic:pic>
+              </a:graphicData>
+            </a:graphic>
+          </wp:inline>
+        </w:drawing>
+      </w:r>
+    </w:p>
+    <w:p>
+      <w:pPr>
+        <w:pStyle w:val="a3"/>
+        <w:jc w:val="center"/>
+      </w:pPr>
+      <w:r>
+        <w:t>Рисунок 2.</w:t>
+      </w:r>
+      <w:r>
+        <w:t>10</w:t>
+      </w:r>
+      <w:r>
+        <w:t xml:space="preserve"> </w:t>
+      </w:r>
+      <w:r>
+        <w:t>–</w:t>
+      </w:r>
+      <w:r>
+        <w:t xml:space="preserve"> Схема подключения</w:t>
+      </w:r>
+      <w:r>
+        <w:t xml:space="preserve"> </w:t>
+      </w:r>
+      <w:r>
+        <w:t xml:space="preserve">MPU-6050 к </w:t>
+      </w:r>
+      <w:r>
+        <w:rPr>
+          <w:lang w:val="en-US"/>
+        </w:rPr>
+        <w:t>ESP</w:t>
+      </w:r>
+      <w:r>
+        <w:t>32</w:t>
+      </w:r>
+    </w:p>
+    <w:p>
+      <w:pPr>
+        <w:pStyle w:val="a3"/>
+        <w:jc w:val="center"/>
+      </w:pPr>
+    </w:p>
+    <w:p>
+      <w:pPr>
+        <w:pStyle w:val="a3"/>
+        <w:ind w:firstLine="709"/>
+      </w:pPr>
+      <w:r>
+        <w:t>При вращении стенда MPU-6050 регистрирует изменения ускорений и угло</w:t>
+      </w:r>
+      <w:r>
+        <w:t xml:space="preserve">вых скоростей вдоль каждой оси. </w:t>
+      </w:r>
+      <w:r>
+        <w:t xml:space="preserve">Данные передаются на ESP32, где проходят фильтрацию (например, через комплементарный фильтр) и преобразование в ориентационные углы. Далее результаты в формате UDP-пакетов отправляются по </w:t>
+      </w:r>
+      <w:proofErr w:type="spellStart"/>
+      <w:r>
+        <w:t>Wi</w:t>
+      </w:r>
+      <w:proofErr w:type="spellEnd"/>
+      <w:r>
+        <w:t>-</w:t>
+      </w:r>
+      <w:proofErr w:type="spellStart"/>
+      <w:r>
+        <w:t>Fi</w:t>
+      </w:r>
+      <w:proofErr w:type="spellEnd"/>
+      <w:r>
+        <w:t>-ка</w:t>
+      </w:r>
+      <w:r>
+        <w:t xml:space="preserve">налу на персональный компьютер. </w:t>
+      </w:r>
+      <w:r>
+        <w:t xml:space="preserve">На стороне ПК реализуется визуализация ориентации в среде </w:t>
+      </w:r>
+      <w:proofErr w:type="spellStart"/>
+      <w:r>
+        <w:rPr>
+          <w:rStyle w:val="a6"/>
+          <w:b w:val="0"/>
+          <w:bCs w:val="0"/>
+        </w:rPr>
+        <w:t>Unreal</w:t>
+      </w:r>
+      <w:proofErr w:type="spellEnd"/>
+      <w:r>
+        <w:rPr>
+          <w:rStyle w:val="a6"/>
+          <w:b w:val="0"/>
+          <w:bCs w:val="0"/>
+        </w:rPr>
+        <w:t xml:space="preserve"> </w:t>
+      </w:r>
+      <w:proofErr w:type="spellStart"/>
+      <w:r>
+        <w:rPr>
+          <w:rStyle w:val="a6"/>
+          <w:b w:val="0"/>
+          <w:bCs w:val="0"/>
+        </w:rPr>
+        <w:t>Engine</w:t>
+      </w:r>
+      <w:proofErr w:type="spellEnd"/>
+      <w:r>
+        <w:t xml:space="preserve">, где движение физического </w:t>
+      </w:r>
+      <w:proofErr w:type="spellStart"/>
+      <w:r>
+        <w:t>дрона</w:t>
+      </w:r>
+      <w:proofErr w:type="spellEnd"/>
+      <w:r>
+        <w:t xml:space="preserve"> синхронно отображается в виртуальной модели.</w:t>
+      </w:r>
+    </w:p>
+    <w:p>
+      <w:pPr>
+        <w:pStyle w:val="a3"/>
+        <w:ind w:firstLine="709"/>
+      </w:pPr>
+    </w:p>
+    <w:p>
+      <w:pPr>
+        <w:pStyle w:val="2"/>
+        <w:rPr>
+          <w:sz w:val="28"/>
+        </w:rPr>
+      </w:pPr>
+      <w:r>
+        <w:rPr>
+          <w:sz w:val="28"/>
+        </w:rPr>
+        <w:t>2.5 Вывод</w:t>
+      </w:r>
+    </w:p>
+    <w:p>
+      <w:pPr>
+        <w:pStyle w:val="a3"/>
+        <w:ind w:firstLine="709"/>
+      </w:pPr>
+      <w:r>
+        <w:t xml:space="preserve">В технологической части была разработана конструкция полунатурного стенда для исследования углового положения квадрокоптера. Стенд выполнен из древесно-стружечных плит и металлических стержней, обеспечивающих три степени свободы вращения </w:t>
+      </w:r>
+      <w:r>
+        <w:t>–</w:t>
+      </w:r>
+      <w:r>
+        <w:t xml:space="preserve"> </w:t>
+      </w:r>
+      <w:proofErr w:type="spellStart"/>
+      <w:r>
+        <w:t>тангаж</w:t>
+      </w:r>
+      <w:proofErr w:type="spellEnd"/>
+      <w:r>
+        <w:t>, крен и рысканье. Его конструкция отличается простотой, модульностью и устойчивостью за счёт использования 3D-печатных креплений и подшипников.</w:t>
+      </w:r>
+    </w:p>
+    <w:p>
+      <w:pPr>
+        <w:pStyle w:val="a3"/>
+        <w:ind w:firstLine="709"/>
+      </w:pPr>
+      <w:r>
+        <w:t xml:space="preserve">В состав системы входят </w:t>
+      </w:r>
+      <w:proofErr w:type="spellStart"/>
+      <w:r>
+        <w:t>квадрокоптер</w:t>
+      </w:r>
+      <w:proofErr w:type="spellEnd"/>
+      <w:r>
+        <w:t xml:space="preserve"> на базе рамы </w:t>
+      </w:r>
+      <w:proofErr w:type="spellStart"/>
+      <w:r>
+        <w:rPr>
+          <w:rStyle w:val="a6"/>
+          <w:b w:val="0"/>
+        </w:rPr>
+        <w:t>Badboy</w:t>
+      </w:r>
+      <w:proofErr w:type="spellEnd"/>
+      <w:r>
+        <w:rPr>
+          <w:rStyle w:val="a6"/>
+          <w:b w:val="0"/>
+        </w:rPr>
+        <w:t xml:space="preserve"> 146</w:t>
+      </w:r>
+      <w:r>
+        <w:rPr>
+          <w:rStyle w:val="a6"/>
+        </w:rPr>
+        <w:t xml:space="preserve"> мм</w:t>
+      </w:r>
+      <w:r>
+        <w:t xml:space="preserve">, микроконтроллер </w:t>
+      </w:r>
+      <w:r>
+        <w:rPr>
+          <w:rStyle w:val="a6"/>
+          <w:b w:val="0"/>
+        </w:rPr>
+        <w:t>ESP32</w:t>
+      </w:r>
+      <w:r>
+        <w:t xml:space="preserve"> и инерциальный датчик </w:t>
+      </w:r>
+      <w:r>
+        <w:rPr>
+          <w:rStyle w:val="a6"/>
+          <w:b w:val="0"/>
+        </w:rPr>
+        <w:t>MPU-6050</w:t>
+      </w:r>
+      <w:r>
+        <w:t xml:space="preserve">, обеспечивающие измерение ориентации и передачу данных по </w:t>
+      </w:r>
+      <w:proofErr w:type="spellStart"/>
+      <w:r>
+        <w:t>Wi-Fi</w:t>
+      </w:r>
+      <w:proofErr w:type="spellEnd"/>
+      <w:r>
+        <w:t xml:space="preserve"> для последующей визуализации в среде </w:t>
+      </w:r>
+      <w:proofErr w:type="spellStart"/>
+      <w:r>
+        <w:rPr>
+          <w:rStyle w:val="a6"/>
+          <w:b w:val="0"/>
+        </w:rPr>
+        <w:t>Unreal</w:t>
+      </w:r>
+      <w:proofErr w:type="spellEnd"/>
+      <w:r>
+        <w:rPr>
+          <w:rStyle w:val="a6"/>
+          <w:b w:val="0"/>
+        </w:rPr>
+        <w:t xml:space="preserve"> </w:t>
+      </w:r>
+      <w:proofErr w:type="spellStart"/>
+      <w:r>
+        <w:rPr>
+          <w:rStyle w:val="a6"/>
+          <w:b w:val="0"/>
+        </w:rPr>
+        <w:t>Engine</w:t>
+      </w:r>
+      <w:proofErr w:type="spellEnd"/>
+      <w:r>
+        <w:t xml:space="preserve">. Разработанный стенд </w:t>
+      </w:r>
+      <w:r>
+        <w:lastRenderedPageBreak/>
+        <w:t>представляет собой компактную и функциональную платформу для исследования и отладки алгоритмов стабилизации беспилотных аппаратов в полунатурных условиях.</w:t>
+      </w:r>
+      <w:bookmarkStart w:id="0" w:name="_GoBack"/>
+      <w:bookmarkEnd w:id="0"/>
     </w:p>
     <w:sectPr>
       <w:pgSz w:w="11906" w:h="16838"/>
@@ -4121,8 +5545,8 @@
 </file>
 
 <file path=word/numbering.xml><?xml version="1.0" encoding="utf-8"?>
-<w:numbering xmlns:wpc="http://schemas.microsoft.com/office/word/2010/wordprocessingCanvas" xmlns:cx="http://schemas.microsoft.com/office/drawing/2014/chartex" xmlns:cx1="http://schemas.microsoft.com/office/drawing/2015/9/8/chartex" xmlns:cx2="http://schemas.microsoft.com/office/drawing/2015/10/21/chartex" xmlns:cx3="http://schemas.microsoft.com/office/drawing/2016/5/9/chartex" xmlns:cx4="http://schemas.microsoft.com/office/drawing/2016/5/10/chartex" xmlns:cx5="http://schemas.microsoft.com/office/drawing/2016/5/11/chartex" xmlns:cx6="http://schemas.microsoft.com/office/drawing/2016/5/12/chartex" xmlns:cx7="http://schemas.microsoft.com/office/drawing/2016/5/13/chartex" xmlns:cx8="http://schemas.microsoft.com/office/drawing/2016/5/14/chartex" xmlns:mc="http://schemas.openxmlformats.org/markup-compatibility/2006" xmlns:aink="http://schemas.microsoft.com/office/drawing/2016/ink" xmlns:am3d="http://schemas.microsoft.com/office/drawing/2017/model3d" xmlns:o="urn:schemas-microsoft-com:office:office" xmlns:r="http://schemas.openxmlformats.org/officeDocument/2006/relationships" xmlns:m="http://schemas.openxmlformats.org/officeDocument/2006/math" xmlns:v="urn:schemas-microsoft-com:vml" xmlns:wp14="http://schemas.microsoft.com/office/word/2010/wordprocessingDrawing" xmlns:wp="http://schemas.openxmlformats.org/drawingml/2006/wordprocessingDrawing" xmlns:w10="urn:schemas-microsoft-com:office:word" xmlns:w="http://schemas.openxmlformats.org/wordprocessingml/2006/main" xmlns:w14="http://schemas.microsoft.com/office/word/2010/wordml" xmlns:w15="http://schemas.microsoft.com/office/word/2012/wordml" xmlns:w16cex="http://schemas.microsoft.com/office/word/2018/wordml/cex" xmlns:w16cid="http://schemas.microsoft.com/office/word/2016/wordml/cid" xmlns:w16="http://schemas.microsoft.com/office/word/2018/wordml" xmlns:w16sdtdh="http://schemas.microsoft.com/office/word/2020/wordml/sdtdatahash" xmlns:w16se="http://schemas.microsoft.com/office/word/2015/wordml/symex" xmlns:wpg="http://schemas.microsoft.com/office/word/2010/wordprocessingGroup" xmlns:wpi="http://schemas.microsoft.com/office/word/2010/wordprocessingInk" xmlns:wne="http://schemas.microsoft.com/office/word/2006/wordml" xmlns:wps="http://schemas.microsoft.com/office/word/2010/wordprocessingShape" mc:Ignorable="w14 w15 w16se w16cid w16 w16cex w16sdtdh wp14">
-  <w:abstractNum w:abstractNumId="0" w15:restartNumberingAfterBreak="0">
+<w:numbering xmlns:wpc="http://schemas.microsoft.com/office/word/2010/wordprocessingCanvas" xmlns:mc="http://schemas.openxmlformats.org/markup-compatibility/2006" xmlns:o="urn:schemas-microsoft-com:office:office" xmlns:r="http://schemas.openxmlformats.org/officeDocument/2006/relationships" xmlns:m="http://schemas.openxmlformats.org/officeDocument/2006/math" xmlns:v="urn:schemas-microsoft-com:vml" xmlns:wp14="http://schemas.microsoft.com/office/word/2010/wordprocessingDrawing" xmlns:wp="http://schemas.openxmlformats.org/drawingml/2006/wordprocessingDrawing" xmlns:w10="urn:schemas-microsoft-com:office:word" xmlns:w="http://schemas.openxmlformats.org/wordprocessingml/2006/main" xmlns:w14="http://schemas.microsoft.com/office/word/2010/wordml" xmlns:wpg="http://schemas.microsoft.com/office/word/2010/wordprocessingGroup" xmlns:wpi="http://schemas.microsoft.com/office/word/2010/wordprocessingInk" xmlns:wne="http://schemas.microsoft.com/office/word/2006/wordml" xmlns:wps="http://schemas.microsoft.com/office/word/2010/wordprocessingShape" mc:Ignorable="w14 wp14">
+  <w:abstractNum w:abstractNumId="0">
     <w:nsid w:val="067271E4"/>
     <w:multiLevelType w:val="multilevel"/>
     <w:tmpl w:val="A6EC409C"/>
@@ -4271,7 +5695,7 @@
       </w:rPr>
     </w:lvl>
   </w:abstractNum>
-  <w:abstractNum w:abstractNumId="1" w15:restartNumberingAfterBreak="0">
+  <w:abstractNum w:abstractNumId="1">
     <w:nsid w:val="1AEF7F93"/>
     <w:multiLevelType w:val="multilevel"/>
     <w:tmpl w:val="0A84AFD2"/>
@@ -4420,7 +5844,119 @@
       </w:rPr>
     </w:lvl>
   </w:abstractNum>
-  <w:abstractNum w:abstractNumId="2" w15:restartNumberingAfterBreak="0">
+  <w:abstractNum w:abstractNumId="2">
+    <w:nsid w:val="1CCC04D8"/>
+    <w:multiLevelType w:val="hybridMultilevel"/>
+    <w:tmpl w:val="ECD08182"/>
+    <w:lvl w:ilvl="0" w:tplc="04190001">
+      <w:numFmt w:val="bullet"/>
+      <w:lvlText w:val=""/>
+      <w:lvlJc w:val="left"/>
+      <w:pPr>
+        <w:ind w:left="720" w:hanging="360"/>
+      </w:pPr>
+      <w:rPr>
+        <w:rFonts w:ascii="Symbol" w:eastAsia="Times New Roman" w:hAnsi="Symbol" w:cs="Times New Roman" w:hint="default"/>
+      </w:rPr>
+    </w:lvl>
+    <w:lvl w:ilvl="1" w:tplc="04190003" w:tentative="1">
+      <w:start w:val="1"/>
+      <w:numFmt w:val="bullet"/>
+      <w:lvlText w:val="o"/>
+      <w:lvlJc w:val="left"/>
+      <w:pPr>
+        <w:ind w:left="1440" w:hanging="360"/>
+      </w:pPr>
+      <w:rPr>
+        <w:rFonts w:ascii="Courier New" w:hAnsi="Courier New" w:cs="Courier New" w:hint="default"/>
+      </w:rPr>
+    </w:lvl>
+    <w:lvl w:ilvl="2" w:tplc="04190005" w:tentative="1">
+      <w:start w:val="1"/>
+      <w:numFmt w:val="bullet"/>
+      <w:lvlText w:val=""/>
+      <w:lvlJc w:val="left"/>
+      <w:pPr>
+        <w:ind w:left="2160" w:hanging="360"/>
+      </w:pPr>
+      <w:rPr>
+        <w:rFonts w:ascii="Wingdings" w:hAnsi="Wingdings" w:hint="default"/>
+      </w:rPr>
+    </w:lvl>
+    <w:lvl w:ilvl="3" w:tplc="04190001" w:tentative="1">
+      <w:start w:val="1"/>
+      <w:numFmt w:val="bullet"/>
+      <w:lvlText w:val=""/>
+      <w:lvlJc w:val="left"/>
+      <w:pPr>
+        <w:ind w:left="2880" w:hanging="360"/>
+      </w:pPr>
+      <w:rPr>
+        <w:rFonts w:ascii="Symbol" w:hAnsi="Symbol" w:hint="default"/>
+      </w:rPr>
+    </w:lvl>
+    <w:lvl w:ilvl="4" w:tplc="04190003" w:tentative="1">
+      <w:start w:val="1"/>
+      <w:numFmt w:val="bullet"/>
+      <w:lvlText w:val="o"/>
+      <w:lvlJc w:val="left"/>
+      <w:pPr>
+        <w:ind w:left="3600" w:hanging="360"/>
+      </w:pPr>
+      <w:rPr>
+        <w:rFonts w:ascii="Courier New" w:hAnsi="Courier New" w:cs="Courier New" w:hint="default"/>
+      </w:rPr>
+    </w:lvl>
+    <w:lvl w:ilvl="5" w:tplc="04190005" w:tentative="1">
+      <w:start w:val="1"/>
+      <w:numFmt w:val="bullet"/>
+      <w:lvlText w:val=""/>
+      <w:lvlJc w:val="left"/>
+      <w:pPr>
+        <w:ind w:left="4320" w:hanging="360"/>
+      </w:pPr>
+      <w:rPr>
+        <w:rFonts w:ascii="Wingdings" w:hAnsi="Wingdings" w:hint="default"/>
+      </w:rPr>
+    </w:lvl>
+    <w:lvl w:ilvl="6" w:tplc="04190001" w:tentative="1">
+      <w:start w:val="1"/>
+      <w:numFmt w:val="bullet"/>
+      <w:lvlText w:val=""/>
+      <w:lvlJc w:val="left"/>
+      <w:pPr>
+        <w:ind w:left="5040" w:hanging="360"/>
+      </w:pPr>
+      <w:rPr>
+        <w:rFonts w:ascii="Symbol" w:hAnsi="Symbol" w:hint="default"/>
+      </w:rPr>
+    </w:lvl>
+    <w:lvl w:ilvl="7" w:tplc="04190003" w:tentative="1">
+      <w:start w:val="1"/>
+      <w:numFmt w:val="bullet"/>
+      <w:lvlText w:val="o"/>
+      <w:lvlJc w:val="left"/>
+      <w:pPr>
+        <w:ind w:left="5760" w:hanging="360"/>
+      </w:pPr>
+      <w:rPr>
+        <w:rFonts w:ascii="Courier New" w:hAnsi="Courier New" w:cs="Courier New" w:hint="default"/>
+      </w:rPr>
+    </w:lvl>
+    <w:lvl w:ilvl="8" w:tplc="04190005" w:tentative="1">
+      <w:start w:val="1"/>
+      <w:numFmt w:val="bullet"/>
+      <w:lvlText w:val=""/>
+      <w:lvlJc w:val="left"/>
+      <w:pPr>
+        <w:ind w:left="6480" w:hanging="360"/>
+      </w:pPr>
+      <w:rPr>
+        <w:rFonts w:ascii="Wingdings" w:hAnsi="Wingdings" w:hint="default"/>
+      </w:rPr>
+    </w:lvl>
+  </w:abstractNum>
+  <w:abstractNum w:abstractNumId="3">
     <w:nsid w:val="272159BD"/>
     <w:multiLevelType w:val="multilevel"/>
     <w:tmpl w:val="F5485C28"/>
@@ -4533,7 +6069,156 @@
       </w:pPr>
     </w:lvl>
   </w:abstractNum>
-  <w:abstractNum w:abstractNumId="3" w15:restartNumberingAfterBreak="0">
+  <w:abstractNum w:abstractNumId="4">
+    <w:nsid w:val="41F8192A"/>
+    <w:multiLevelType w:val="multilevel"/>
+    <w:tmpl w:val="4E76572E"/>
+    <w:lvl w:ilvl="0">
+      <w:start w:val="1"/>
+      <w:numFmt w:val="bullet"/>
+      <w:lvlText w:val=""/>
+      <w:lvlJc w:val="left"/>
+      <w:pPr>
+        <w:tabs>
+          <w:tab w:val="num" w:pos="720"/>
+        </w:tabs>
+        <w:ind w:left="720" w:hanging="360"/>
+      </w:pPr>
+      <w:rPr>
+        <w:rFonts w:ascii="Symbol" w:hAnsi="Symbol" w:hint="default"/>
+        <w:sz w:val="20"/>
+      </w:rPr>
+    </w:lvl>
+    <w:lvl w:ilvl="1" w:tentative="1">
+      <w:start w:val="1"/>
+      <w:numFmt w:val="bullet"/>
+      <w:lvlText w:val="o"/>
+      <w:lvlJc w:val="left"/>
+      <w:pPr>
+        <w:tabs>
+          <w:tab w:val="num" w:pos="1440"/>
+        </w:tabs>
+        <w:ind w:left="1440" w:hanging="360"/>
+      </w:pPr>
+      <w:rPr>
+        <w:rFonts w:ascii="Courier New" w:hAnsi="Courier New" w:hint="default"/>
+        <w:sz w:val="20"/>
+      </w:rPr>
+    </w:lvl>
+    <w:lvl w:ilvl="2" w:tentative="1">
+      <w:start w:val="1"/>
+      <w:numFmt w:val="bullet"/>
+      <w:lvlText w:val=""/>
+      <w:lvlJc w:val="left"/>
+      <w:pPr>
+        <w:tabs>
+          <w:tab w:val="num" w:pos="2160"/>
+        </w:tabs>
+        <w:ind w:left="2160" w:hanging="360"/>
+      </w:pPr>
+      <w:rPr>
+        <w:rFonts w:ascii="Wingdings" w:hAnsi="Wingdings" w:hint="default"/>
+        <w:sz w:val="20"/>
+      </w:rPr>
+    </w:lvl>
+    <w:lvl w:ilvl="3" w:tentative="1">
+      <w:start w:val="1"/>
+      <w:numFmt w:val="bullet"/>
+      <w:lvlText w:val=""/>
+      <w:lvlJc w:val="left"/>
+      <w:pPr>
+        <w:tabs>
+          <w:tab w:val="num" w:pos="2880"/>
+        </w:tabs>
+        <w:ind w:left="2880" w:hanging="360"/>
+      </w:pPr>
+      <w:rPr>
+        <w:rFonts w:ascii="Wingdings" w:hAnsi="Wingdings" w:hint="default"/>
+        <w:sz w:val="20"/>
+      </w:rPr>
+    </w:lvl>
+    <w:lvl w:ilvl="4" w:tentative="1">
+      <w:start w:val="1"/>
+      <w:numFmt w:val="bullet"/>
+      <w:lvlText w:val=""/>
+      <w:lvlJc w:val="left"/>
+      <w:pPr>
+        <w:tabs>
+          <w:tab w:val="num" w:pos="3600"/>
+        </w:tabs>
+        <w:ind w:left="3600" w:hanging="360"/>
+      </w:pPr>
+      <w:rPr>
+        <w:rFonts w:ascii="Wingdings" w:hAnsi="Wingdings" w:hint="default"/>
+        <w:sz w:val="20"/>
+      </w:rPr>
+    </w:lvl>
+    <w:lvl w:ilvl="5" w:tentative="1">
+      <w:start w:val="1"/>
+      <w:numFmt w:val="bullet"/>
+      <w:lvlText w:val=""/>
+      <w:lvlJc w:val="left"/>
+      <w:pPr>
+        <w:tabs>
+          <w:tab w:val="num" w:pos="4320"/>
+        </w:tabs>
+        <w:ind w:left="4320" w:hanging="360"/>
+      </w:pPr>
+      <w:rPr>
+        <w:rFonts w:ascii="Wingdings" w:hAnsi="Wingdings" w:hint="default"/>
+        <w:sz w:val="20"/>
+      </w:rPr>
+    </w:lvl>
+    <w:lvl w:ilvl="6" w:tentative="1">
+      <w:start w:val="1"/>
+      <w:numFmt w:val="bullet"/>
+      <w:lvlText w:val=""/>
+      <w:lvlJc w:val="left"/>
+      <w:pPr>
+        <w:tabs>
+          <w:tab w:val="num" w:pos="5040"/>
+        </w:tabs>
+        <w:ind w:left="5040" w:hanging="360"/>
+      </w:pPr>
+      <w:rPr>
+        <w:rFonts w:ascii="Wingdings" w:hAnsi="Wingdings" w:hint="default"/>
+        <w:sz w:val="20"/>
+      </w:rPr>
+    </w:lvl>
+    <w:lvl w:ilvl="7" w:tentative="1">
+      <w:start w:val="1"/>
+      <w:numFmt w:val="bullet"/>
+      <w:lvlText w:val=""/>
+      <w:lvlJc w:val="left"/>
+      <w:pPr>
+        <w:tabs>
+          <w:tab w:val="num" w:pos="5760"/>
+        </w:tabs>
+        <w:ind w:left="5760" w:hanging="360"/>
+      </w:pPr>
+      <w:rPr>
+        <w:rFonts w:ascii="Wingdings" w:hAnsi="Wingdings" w:hint="default"/>
+        <w:sz w:val="20"/>
+      </w:rPr>
+    </w:lvl>
+    <w:lvl w:ilvl="8" w:tentative="1">
+      <w:start w:val="1"/>
+      <w:numFmt w:val="bullet"/>
+      <w:lvlText w:val=""/>
+      <w:lvlJc w:val="left"/>
+      <w:pPr>
+        <w:tabs>
+          <w:tab w:val="num" w:pos="6480"/>
+        </w:tabs>
+        <w:ind w:left="6480" w:hanging="360"/>
+      </w:pPr>
+      <w:rPr>
+        <w:rFonts w:ascii="Wingdings" w:hAnsi="Wingdings" w:hint="default"/>
+        <w:sz w:val="20"/>
+      </w:rPr>
+    </w:lvl>
+  </w:abstractNum>
+  <w:abstractNum w:abstractNumId="5">
     <w:nsid w:val="49254C36"/>
     <w:multiLevelType w:val="multilevel"/>
     <w:tmpl w:val="0AB4E20A"/>
@@ -4646,7 +6331,7 @@
       </w:pPr>
     </w:lvl>
   </w:abstractNum>
-  <w:abstractNum w:abstractNumId="4" w15:restartNumberingAfterBreak="0">
+  <w:abstractNum w:abstractNumId="6">
     <w:nsid w:val="49E10EE0"/>
     <w:multiLevelType w:val="multilevel"/>
     <w:tmpl w:val="A6EC409C"/>
@@ -4792,6 +6477,409 @@
       <w:rPr>
         <w:rFonts w:ascii="Wingdings" w:hAnsi="Wingdings" w:hint="default"/>
         <w:sz w:val="20"/>
+      </w:rPr>
+    </w:lvl>
+  </w:abstractNum>
+  <w:abstractNum w:abstractNumId="7">
+    <w:nsid w:val="60F96DBF"/>
+    <w:multiLevelType w:val="hybridMultilevel"/>
+    <w:tmpl w:val="F934F57A"/>
+    <w:lvl w:ilvl="0" w:tplc="7982D588">
+      <w:start w:val="1"/>
+      <w:numFmt w:val="bullet"/>
+      <w:lvlText w:val=""/>
+      <w:lvlJc w:val="left"/>
+      <w:pPr>
+        <w:ind w:left="1429" w:hanging="360"/>
+      </w:pPr>
+      <w:rPr>
+        <w:rFonts w:ascii="Symbol" w:hAnsi="Symbol" w:hint="default"/>
+        <w:sz w:val="28"/>
+      </w:rPr>
+    </w:lvl>
+    <w:lvl w:ilvl="1" w:tplc="04190019" w:tentative="1">
+      <w:start w:val="1"/>
+      <w:numFmt w:val="lowerLetter"/>
+      <w:lvlText w:val="%2."/>
+      <w:lvlJc w:val="left"/>
+      <w:pPr>
+        <w:ind w:left="2149" w:hanging="360"/>
+      </w:pPr>
+    </w:lvl>
+    <w:lvl w:ilvl="2" w:tplc="0419001B" w:tentative="1">
+      <w:start w:val="1"/>
+      <w:numFmt w:val="lowerRoman"/>
+      <w:lvlText w:val="%3."/>
+      <w:lvlJc w:val="right"/>
+      <w:pPr>
+        <w:ind w:left="2869" w:hanging="180"/>
+      </w:pPr>
+    </w:lvl>
+    <w:lvl w:ilvl="3" w:tplc="0419000F" w:tentative="1">
+      <w:start w:val="1"/>
+      <w:numFmt w:val="decimal"/>
+      <w:lvlText w:val="%4."/>
+      <w:lvlJc w:val="left"/>
+      <w:pPr>
+        <w:ind w:left="3589" w:hanging="360"/>
+      </w:pPr>
+    </w:lvl>
+    <w:lvl w:ilvl="4" w:tplc="04190019" w:tentative="1">
+      <w:start w:val="1"/>
+      <w:numFmt w:val="lowerLetter"/>
+      <w:lvlText w:val="%5."/>
+      <w:lvlJc w:val="left"/>
+      <w:pPr>
+        <w:ind w:left="4309" w:hanging="360"/>
+      </w:pPr>
+    </w:lvl>
+    <w:lvl w:ilvl="5" w:tplc="0419001B" w:tentative="1">
+      <w:start w:val="1"/>
+      <w:numFmt w:val="lowerRoman"/>
+      <w:lvlText w:val="%6."/>
+      <w:lvlJc w:val="right"/>
+      <w:pPr>
+        <w:ind w:left="5029" w:hanging="180"/>
+      </w:pPr>
+    </w:lvl>
+    <w:lvl w:ilvl="6" w:tplc="0419000F" w:tentative="1">
+      <w:start w:val="1"/>
+      <w:numFmt w:val="decimal"/>
+      <w:lvlText w:val="%7."/>
+      <w:lvlJc w:val="left"/>
+      <w:pPr>
+        <w:ind w:left="5749" w:hanging="360"/>
+      </w:pPr>
+    </w:lvl>
+    <w:lvl w:ilvl="7" w:tplc="04190019" w:tentative="1">
+      <w:start w:val="1"/>
+      <w:numFmt w:val="lowerLetter"/>
+      <w:lvlText w:val="%8."/>
+      <w:lvlJc w:val="left"/>
+      <w:pPr>
+        <w:ind w:left="6469" w:hanging="360"/>
+      </w:pPr>
+    </w:lvl>
+    <w:lvl w:ilvl="8" w:tplc="0419001B" w:tentative="1">
+      <w:start w:val="1"/>
+      <w:numFmt w:val="lowerRoman"/>
+      <w:lvlText w:val="%9."/>
+      <w:lvlJc w:val="right"/>
+      <w:pPr>
+        <w:ind w:left="7189" w:hanging="180"/>
+      </w:pPr>
+    </w:lvl>
+  </w:abstractNum>
+  <w:abstractNum w:abstractNumId="8">
+    <w:nsid w:val="6E772357"/>
+    <w:multiLevelType w:val="hybridMultilevel"/>
+    <w:tmpl w:val="FE64F3AE"/>
+    <w:lvl w:ilvl="0" w:tplc="7982D588">
+      <w:start w:val="1"/>
+      <w:numFmt w:val="bullet"/>
+      <w:lvlText w:val=""/>
+      <w:lvlJc w:val="left"/>
+      <w:pPr>
+        <w:ind w:left="720" w:hanging="360"/>
+      </w:pPr>
+      <w:rPr>
+        <w:rFonts w:ascii="Symbol" w:hAnsi="Symbol" w:hint="default"/>
+        <w:sz w:val="28"/>
+      </w:rPr>
+    </w:lvl>
+    <w:lvl w:ilvl="1" w:tplc="04190003" w:tentative="1">
+      <w:start w:val="1"/>
+      <w:numFmt w:val="bullet"/>
+      <w:lvlText w:val="o"/>
+      <w:lvlJc w:val="left"/>
+      <w:pPr>
+        <w:ind w:left="1440" w:hanging="360"/>
+      </w:pPr>
+      <w:rPr>
+        <w:rFonts w:ascii="Courier New" w:hAnsi="Courier New" w:cs="Courier New" w:hint="default"/>
+      </w:rPr>
+    </w:lvl>
+    <w:lvl w:ilvl="2" w:tplc="04190005" w:tentative="1">
+      <w:start w:val="1"/>
+      <w:numFmt w:val="bullet"/>
+      <w:lvlText w:val=""/>
+      <w:lvlJc w:val="left"/>
+      <w:pPr>
+        <w:ind w:left="2160" w:hanging="360"/>
+      </w:pPr>
+      <w:rPr>
+        <w:rFonts w:ascii="Wingdings" w:hAnsi="Wingdings" w:hint="default"/>
+      </w:rPr>
+    </w:lvl>
+    <w:lvl w:ilvl="3" w:tplc="04190001" w:tentative="1">
+      <w:start w:val="1"/>
+      <w:numFmt w:val="bullet"/>
+      <w:lvlText w:val=""/>
+      <w:lvlJc w:val="left"/>
+      <w:pPr>
+        <w:ind w:left="2880" w:hanging="360"/>
+      </w:pPr>
+      <w:rPr>
+        <w:rFonts w:ascii="Symbol" w:hAnsi="Symbol" w:hint="default"/>
+      </w:rPr>
+    </w:lvl>
+    <w:lvl w:ilvl="4" w:tplc="04190003" w:tentative="1">
+      <w:start w:val="1"/>
+      <w:numFmt w:val="bullet"/>
+      <w:lvlText w:val="o"/>
+      <w:lvlJc w:val="left"/>
+      <w:pPr>
+        <w:ind w:left="3600" w:hanging="360"/>
+      </w:pPr>
+      <w:rPr>
+        <w:rFonts w:ascii="Courier New" w:hAnsi="Courier New" w:cs="Courier New" w:hint="default"/>
+      </w:rPr>
+    </w:lvl>
+    <w:lvl w:ilvl="5" w:tplc="04190005" w:tentative="1">
+      <w:start w:val="1"/>
+      <w:numFmt w:val="bullet"/>
+      <w:lvlText w:val=""/>
+      <w:lvlJc w:val="left"/>
+      <w:pPr>
+        <w:ind w:left="4320" w:hanging="360"/>
+      </w:pPr>
+      <w:rPr>
+        <w:rFonts w:ascii="Wingdings" w:hAnsi="Wingdings" w:hint="default"/>
+      </w:rPr>
+    </w:lvl>
+    <w:lvl w:ilvl="6" w:tplc="04190001" w:tentative="1">
+      <w:start w:val="1"/>
+      <w:numFmt w:val="bullet"/>
+      <w:lvlText w:val=""/>
+      <w:lvlJc w:val="left"/>
+      <w:pPr>
+        <w:ind w:left="5040" w:hanging="360"/>
+      </w:pPr>
+      <w:rPr>
+        <w:rFonts w:ascii="Symbol" w:hAnsi="Symbol" w:hint="default"/>
+      </w:rPr>
+    </w:lvl>
+    <w:lvl w:ilvl="7" w:tplc="04190003" w:tentative="1">
+      <w:start w:val="1"/>
+      <w:numFmt w:val="bullet"/>
+      <w:lvlText w:val="o"/>
+      <w:lvlJc w:val="left"/>
+      <w:pPr>
+        <w:ind w:left="5760" w:hanging="360"/>
+      </w:pPr>
+      <w:rPr>
+        <w:rFonts w:ascii="Courier New" w:hAnsi="Courier New" w:cs="Courier New" w:hint="default"/>
+      </w:rPr>
+    </w:lvl>
+    <w:lvl w:ilvl="8" w:tplc="04190005" w:tentative="1">
+      <w:start w:val="1"/>
+      <w:numFmt w:val="bullet"/>
+      <w:lvlText w:val=""/>
+      <w:lvlJc w:val="left"/>
+      <w:pPr>
+        <w:ind w:left="6480" w:hanging="360"/>
+      </w:pPr>
+      <w:rPr>
+        <w:rFonts w:ascii="Wingdings" w:hAnsi="Wingdings" w:hint="default"/>
+      </w:rPr>
+    </w:lvl>
+  </w:abstractNum>
+  <w:abstractNum w:abstractNumId="9">
+    <w:nsid w:val="6FCC2232"/>
+    <w:multiLevelType w:val="hybridMultilevel"/>
+    <w:tmpl w:val="0A94289A"/>
+    <w:lvl w:ilvl="0" w:tplc="0419000F">
+      <w:start w:val="1"/>
+      <w:numFmt w:val="decimal"/>
+      <w:lvlText w:val="%1."/>
+      <w:lvlJc w:val="left"/>
+      <w:pPr>
+        <w:ind w:left="1429" w:hanging="360"/>
+      </w:pPr>
+    </w:lvl>
+    <w:lvl w:ilvl="1" w:tplc="04190019" w:tentative="1">
+      <w:start w:val="1"/>
+      <w:numFmt w:val="lowerLetter"/>
+      <w:lvlText w:val="%2."/>
+      <w:lvlJc w:val="left"/>
+      <w:pPr>
+        <w:ind w:left="2149" w:hanging="360"/>
+      </w:pPr>
+    </w:lvl>
+    <w:lvl w:ilvl="2" w:tplc="0419001B" w:tentative="1">
+      <w:start w:val="1"/>
+      <w:numFmt w:val="lowerRoman"/>
+      <w:lvlText w:val="%3."/>
+      <w:lvlJc w:val="right"/>
+      <w:pPr>
+        <w:ind w:left="2869" w:hanging="180"/>
+      </w:pPr>
+    </w:lvl>
+    <w:lvl w:ilvl="3" w:tplc="0419000F" w:tentative="1">
+      <w:start w:val="1"/>
+      <w:numFmt w:val="decimal"/>
+      <w:lvlText w:val="%4."/>
+      <w:lvlJc w:val="left"/>
+      <w:pPr>
+        <w:ind w:left="3589" w:hanging="360"/>
+      </w:pPr>
+    </w:lvl>
+    <w:lvl w:ilvl="4" w:tplc="04190019" w:tentative="1">
+      <w:start w:val="1"/>
+      <w:numFmt w:val="lowerLetter"/>
+      <w:lvlText w:val="%5."/>
+      <w:lvlJc w:val="left"/>
+      <w:pPr>
+        <w:ind w:left="4309" w:hanging="360"/>
+      </w:pPr>
+    </w:lvl>
+    <w:lvl w:ilvl="5" w:tplc="0419001B" w:tentative="1">
+      <w:start w:val="1"/>
+      <w:numFmt w:val="lowerRoman"/>
+      <w:lvlText w:val="%6."/>
+      <w:lvlJc w:val="right"/>
+      <w:pPr>
+        <w:ind w:left="5029" w:hanging="180"/>
+      </w:pPr>
+    </w:lvl>
+    <w:lvl w:ilvl="6" w:tplc="0419000F" w:tentative="1">
+      <w:start w:val="1"/>
+      <w:numFmt w:val="decimal"/>
+      <w:lvlText w:val="%7."/>
+      <w:lvlJc w:val="left"/>
+      <w:pPr>
+        <w:ind w:left="5749" w:hanging="360"/>
+      </w:pPr>
+    </w:lvl>
+    <w:lvl w:ilvl="7" w:tplc="04190019" w:tentative="1">
+      <w:start w:val="1"/>
+      <w:numFmt w:val="lowerLetter"/>
+      <w:lvlText w:val="%8."/>
+      <w:lvlJc w:val="left"/>
+      <w:pPr>
+        <w:ind w:left="6469" w:hanging="360"/>
+      </w:pPr>
+    </w:lvl>
+    <w:lvl w:ilvl="8" w:tplc="0419001B" w:tentative="1">
+      <w:start w:val="1"/>
+      <w:numFmt w:val="lowerRoman"/>
+      <w:lvlText w:val="%9."/>
+      <w:lvlJc w:val="right"/>
+      <w:pPr>
+        <w:ind w:left="7189" w:hanging="180"/>
+      </w:pPr>
+    </w:lvl>
+  </w:abstractNum>
+  <w:abstractNum w:abstractNumId="10">
+    <w:nsid w:val="7C163971"/>
+    <w:multiLevelType w:val="hybridMultilevel"/>
+    <w:tmpl w:val="A1862260"/>
+    <w:lvl w:ilvl="0" w:tplc="04190001">
+      <w:start w:val="1"/>
+      <w:numFmt w:val="bullet"/>
+      <w:lvlText w:val=""/>
+      <w:lvlJc w:val="left"/>
+      <w:pPr>
+        <w:ind w:left="720" w:hanging="360"/>
+      </w:pPr>
+      <w:rPr>
+        <w:rFonts w:ascii="Symbol" w:hAnsi="Symbol" w:hint="default"/>
+      </w:rPr>
+    </w:lvl>
+    <w:lvl w:ilvl="1" w:tplc="04190003" w:tentative="1">
+      <w:start w:val="1"/>
+      <w:numFmt w:val="bullet"/>
+      <w:lvlText w:val="o"/>
+      <w:lvlJc w:val="left"/>
+      <w:pPr>
+        <w:ind w:left="1440" w:hanging="360"/>
+      </w:pPr>
+      <w:rPr>
+        <w:rFonts w:ascii="Courier New" w:hAnsi="Courier New" w:cs="Courier New" w:hint="default"/>
+      </w:rPr>
+    </w:lvl>
+    <w:lvl w:ilvl="2" w:tplc="04190005" w:tentative="1">
+      <w:start w:val="1"/>
+      <w:numFmt w:val="bullet"/>
+      <w:lvlText w:val=""/>
+      <w:lvlJc w:val="left"/>
+      <w:pPr>
+        <w:ind w:left="2160" w:hanging="360"/>
+      </w:pPr>
+      <w:rPr>
+        <w:rFonts w:ascii="Wingdings" w:hAnsi="Wingdings" w:hint="default"/>
+      </w:rPr>
+    </w:lvl>
+    <w:lvl w:ilvl="3" w:tplc="04190001" w:tentative="1">
+      <w:start w:val="1"/>
+      <w:numFmt w:val="bullet"/>
+      <w:lvlText w:val=""/>
+      <w:lvlJc w:val="left"/>
+      <w:pPr>
+        <w:ind w:left="2880" w:hanging="360"/>
+      </w:pPr>
+      <w:rPr>
+        <w:rFonts w:ascii="Symbol" w:hAnsi="Symbol" w:hint="default"/>
+      </w:rPr>
+    </w:lvl>
+    <w:lvl w:ilvl="4" w:tplc="04190003" w:tentative="1">
+      <w:start w:val="1"/>
+      <w:numFmt w:val="bullet"/>
+      <w:lvlText w:val="o"/>
+      <w:lvlJc w:val="left"/>
+      <w:pPr>
+        <w:ind w:left="3600" w:hanging="360"/>
+      </w:pPr>
+      <w:rPr>
+        <w:rFonts w:ascii="Courier New" w:hAnsi="Courier New" w:cs="Courier New" w:hint="default"/>
+      </w:rPr>
+    </w:lvl>
+    <w:lvl w:ilvl="5" w:tplc="04190005" w:tentative="1">
+      <w:start w:val="1"/>
+      <w:numFmt w:val="bullet"/>
+      <w:lvlText w:val=""/>
+      <w:lvlJc w:val="left"/>
+      <w:pPr>
+        <w:ind w:left="4320" w:hanging="360"/>
+      </w:pPr>
+      <w:rPr>
+        <w:rFonts w:ascii="Wingdings" w:hAnsi="Wingdings" w:hint="default"/>
+      </w:rPr>
+    </w:lvl>
+    <w:lvl w:ilvl="6" w:tplc="04190001" w:tentative="1">
+      <w:start w:val="1"/>
+      <w:numFmt w:val="bullet"/>
+      <w:lvlText w:val=""/>
+      <w:lvlJc w:val="left"/>
+      <w:pPr>
+        <w:ind w:left="5040" w:hanging="360"/>
+      </w:pPr>
+      <w:rPr>
+        <w:rFonts w:ascii="Symbol" w:hAnsi="Symbol" w:hint="default"/>
+      </w:rPr>
+    </w:lvl>
+    <w:lvl w:ilvl="7" w:tplc="04190003" w:tentative="1">
+      <w:start w:val="1"/>
+      <w:numFmt w:val="bullet"/>
+      <w:lvlText w:val="o"/>
+      <w:lvlJc w:val="left"/>
+      <w:pPr>
+        <w:ind w:left="5760" w:hanging="360"/>
+      </w:pPr>
+      <w:rPr>
+        <w:rFonts w:ascii="Courier New" w:hAnsi="Courier New" w:cs="Courier New" w:hint="default"/>
+      </w:rPr>
+    </w:lvl>
+    <w:lvl w:ilvl="8" w:tplc="04190005" w:tentative="1">
+      <w:start w:val="1"/>
+      <w:numFmt w:val="bullet"/>
+      <w:lvlText w:val=""/>
+      <w:lvlJc w:val="left"/>
+      <w:pPr>
+        <w:ind w:left="6480" w:hanging="360"/>
+      </w:pPr>
+      <w:rPr>
+        <w:rFonts w:ascii="Wingdings" w:hAnsi="Wingdings" w:hint="default"/>
       </w:rPr>
     </w:lvl>
   </w:abstractNum>
@@ -4799,22 +6887,40 @@
     <w:abstractNumId w:val="1"/>
   </w:num>
   <w:num w:numId="2">
-    <w:abstractNumId w:val="3"/>
+    <w:abstractNumId w:val="5"/>
   </w:num>
   <w:num w:numId="3">
-    <w:abstractNumId w:val="4"/>
+    <w:abstractNumId w:val="6"/>
   </w:num>
   <w:num w:numId="4">
-    <w:abstractNumId w:val="2"/>
+    <w:abstractNumId w:val="3"/>
   </w:num>
   <w:num w:numId="5">
     <w:abstractNumId w:val="0"/>
+  </w:num>
+  <w:num w:numId="6">
+    <w:abstractNumId w:val="10"/>
+  </w:num>
+  <w:num w:numId="7">
+    <w:abstractNumId w:val="2"/>
+  </w:num>
+  <w:num w:numId="8">
+    <w:abstractNumId w:val="8"/>
+  </w:num>
+  <w:num w:numId="9">
+    <w:abstractNumId w:val="4"/>
+  </w:num>
+  <w:num w:numId="10">
+    <w:abstractNumId w:val="9"/>
+  </w:num>
+  <w:num w:numId="11">
+    <w:abstractNumId w:val="7"/>
   </w:num>
 </w:numbering>
 </file>
 
 <file path=word/styles.xml><?xml version="1.0" encoding="utf-8"?>
-<w:styles xmlns:mc="http://schemas.openxmlformats.org/markup-compatibility/2006" xmlns:r="http://schemas.openxmlformats.org/officeDocument/2006/relationships" xmlns:w="http://schemas.openxmlformats.org/wordprocessingml/2006/main" xmlns:w14="http://schemas.microsoft.com/office/word/2010/wordml" xmlns:w15="http://schemas.microsoft.com/office/word/2012/wordml" xmlns:w16cex="http://schemas.microsoft.com/office/word/2018/wordml/cex" xmlns:w16cid="http://schemas.microsoft.com/office/word/2016/wordml/cid" xmlns:w16="http://schemas.microsoft.com/office/word/2018/wordml" xmlns:w16sdtdh="http://schemas.microsoft.com/office/word/2020/wordml/sdtdatahash" xmlns:w16se="http://schemas.microsoft.com/office/word/2015/wordml/symex" mc:Ignorable="w14 w15 w16se w16cid w16 w16cex w16sdtdh">
+<w:styles xmlns:mc="http://schemas.openxmlformats.org/markup-compatibility/2006" xmlns:r="http://schemas.openxmlformats.org/officeDocument/2006/relationships" xmlns:w="http://schemas.openxmlformats.org/wordprocessingml/2006/main" xmlns:w14="http://schemas.microsoft.com/office/word/2010/wordml" mc:Ignorable="w14">
   <w:docDefaults>
     <w:rPrDefault>
       <w:rPr>
@@ -4830,383 +6936,144 @@
       </w:pPr>
     </w:pPrDefault>
   </w:docDefaults>
-  <w:latentStyles w:defLockedState="0" w:defUIPriority="99" w:defSemiHidden="0" w:defUnhideWhenUsed="0" w:defQFormat="0" w:count="376">
-    <w:lsdException w:name="Normal" w:uiPriority="0" w:qFormat="1"/>
-    <w:lsdException w:name="heading 1" w:uiPriority="9" w:qFormat="1"/>
-    <w:lsdException w:name="heading 2" w:semiHidden="1" w:uiPriority="9" w:unhideWhenUsed="1" w:qFormat="1"/>
-    <w:lsdException w:name="heading 3" w:semiHidden="1" w:uiPriority="9" w:unhideWhenUsed="1" w:qFormat="1"/>
-    <w:lsdException w:name="heading 4" w:semiHidden="1" w:uiPriority="9" w:unhideWhenUsed="1" w:qFormat="1"/>
-    <w:lsdException w:name="heading 5" w:semiHidden="1" w:uiPriority="9" w:unhideWhenUsed="1" w:qFormat="1"/>
-    <w:lsdException w:name="heading 6" w:semiHidden="1" w:uiPriority="9" w:unhideWhenUsed="1" w:qFormat="1"/>
-    <w:lsdException w:name="heading 7" w:semiHidden="1" w:uiPriority="9" w:unhideWhenUsed="1" w:qFormat="1"/>
-    <w:lsdException w:name="heading 8" w:semiHidden="1" w:uiPriority="9" w:unhideWhenUsed="1" w:qFormat="1"/>
-    <w:lsdException w:name="heading 9" w:semiHidden="1" w:uiPriority="9" w:unhideWhenUsed="1" w:qFormat="1"/>
-    <w:lsdException w:name="index 1" w:semiHidden="1" w:unhideWhenUsed="1"/>
-    <w:lsdException w:name="index 2" w:semiHidden="1" w:unhideWhenUsed="1"/>
-    <w:lsdException w:name="index 3" w:semiHidden="1" w:unhideWhenUsed="1"/>
-    <w:lsdException w:name="index 4" w:semiHidden="1" w:unhideWhenUsed="1"/>
-    <w:lsdException w:name="index 5" w:semiHidden="1" w:unhideWhenUsed="1"/>
-    <w:lsdException w:name="index 6" w:semiHidden="1" w:unhideWhenUsed="1"/>
-    <w:lsdException w:name="index 7" w:semiHidden="1" w:unhideWhenUsed="1"/>
-    <w:lsdException w:name="index 8" w:semiHidden="1" w:unhideWhenUsed="1"/>
-    <w:lsdException w:name="index 9" w:semiHidden="1" w:unhideWhenUsed="1"/>
-    <w:lsdException w:name="toc 1" w:semiHidden="1" w:uiPriority="39" w:unhideWhenUsed="1"/>
-    <w:lsdException w:name="toc 2" w:semiHidden="1" w:uiPriority="39" w:unhideWhenUsed="1"/>
-    <w:lsdException w:name="toc 3" w:semiHidden="1" w:uiPriority="39" w:unhideWhenUsed="1"/>
-    <w:lsdException w:name="toc 4" w:semiHidden="1" w:uiPriority="39" w:unhideWhenUsed="1"/>
-    <w:lsdException w:name="toc 5" w:semiHidden="1" w:uiPriority="39" w:unhideWhenUsed="1"/>
-    <w:lsdException w:name="toc 6" w:semiHidden="1" w:uiPriority="39" w:unhideWhenUsed="1"/>
-    <w:lsdException w:name="toc 7" w:semiHidden="1" w:uiPriority="39" w:unhideWhenUsed="1"/>
-    <w:lsdException w:name="toc 8" w:semiHidden="1" w:uiPriority="39" w:unhideWhenUsed="1"/>
-    <w:lsdException w:name="toc 9" w:semiHidden="1" w:uiPriority="39" w:unhideWhenUsed="1"/>
-    <w:lsdException w:name="Normal Indent" w:semiHidden="1" w:unhideWhenUsed="1"/>
-    <w:lsdException w:name="footnote text" w:semiHidden="1" w:unhideWhenUsed="1"/>
-    <w:lsdException w:name="annotation text" w:semiHidden="1" w:unhideWhenUsed="1"/>
-    <w:lsdException w:name="header" w:semiHidden="1" w:unhideWhenUsed="1"/>
-    <w:lsdException w:name="footer" w:semiHidden="1" w:unhideWhenUsed="1"/>
-    <w:lsdException w:name="index heading" w:semiHidden="1" w:unhideWhenUsed="1"/>
-    <w:lsdException w:name="caption" w:semiHidden="1" w:uiPriority="35" w:unhideWhenUsed="1" w:qFormat="1"/>
-    <w:lsdException w:name="table of figures" w:semiHidden="1" w:unhideWhenUsed="1"/>
-    <w:lsdException w:name="envelope address" w:semiHidden="1" w:unhideWhenUsed="1"/>
-    <w:lsdException w:name="envelope return" w:semiHidden="1" w:unhideWhenUsed="1"/>
-    <w:lsdException w:name="footnote reference" w:semiHidden="1" w:unhideWhenUsed="1"/>
-    <w:lsdException w:name="annotation reference" w:semiHidden="1" w:unhideWhenUsed="1"/>
-    <w:lsdException w:name="line number" w:semiHidden="1" w:unhideWhenUsed="1"/>
-    <w:lsdException w:name="page number" w:semiHidden="1" w:unhideWhenUsed="1"/>
-    <w:lsdException w:name="endnote reference" w:semiHidden="1" w:unhideWhenUsed="1"/>
-    <w:lsdException w:name="endnote text" w:semiHidden="1" w:unhideWhenUsed="1"/>
-    <w:lsdException w:name="table of authorities" w:semiHidden="1" w:unhideWhenUsed="1"/>
-    <w:lsdException w:name="macro" w:semiHidden="1" w:unhideWhenUsed="1"/>
-    <w:lsdException w:name="toa heading" w:semiHidden="1" w:unhideWhenUsed="1"/>
-    <w:lsdException w:name="List" w:semiHidden="1" w:unhideWhenUsed="1"/>
-    <w:lsdException w:name="List Bullet" w:semiHidden="1" w:unhideWhenUsed="1"/>
-    <w:lsdException w:name="List Number" w:semiHidden="1" w:unhideWhenUsed="1"/>
-    <w:lsdException w:name="List 2" w:semiHidden="1" w:unhideWhenUsed="1"/>
-    <w:lsdException w:name="List 3" w:semiHidden="1" w:unhideWhenUsed="1"/>
-    <w:lsdException w:name="List 4" w:semiHidden="1" w:unhideWhenUsed="1"/>
-    <w:lsdException w:name="List 5" w:semiHidden="1" w:unhideWhenUsed="1"/>
-    <w:lsdException w:name="List Bullet 2" w:semiHidden="1" w:unhideWhenUsed="1"/>
-    <w:lsdException w:name="List Bullet 3" w:semiHidden="1" w:unhideWhenUsed="1"/>
-    <w:lsdException w:name="List Bullet 4" w:semiHidden="1" w:unhideWhenUsed="1"/>
-    <w:lsdException w:name="List Bullet 5" w:semiHidden="1" w:unhideWhenUsed="1"/>
-    <w:lsdException w:name="List Number 2" w:semiHidden="1" w:unhideWhenUsed="1"/>
-    <w:lsdException w:name="List Number 3" w:semiHidden="1" w:unhideWhenUsed="1"/>
-    <w:lsdException w:name="List Number 4" w:semiHidden="1" w:unhideWhenUsed="1"/>
-    <w:lsdException w:name="List Number 5" w:semiHidden="1" w:unhideWhenUsed="1"/>
-    <w:lsdException w:name="Title" w:uiPriority="10" w:qFormat="1"/>
-    <w:lsdException w:name="Closing" w:semiHidden="1" w:unhideWhenUsed="1"/>
-    <w:lsdException w:name="Signature" w:semiHidden="1" w:unhideWhenUsed="1"/>
-    <w:lsdException w:name="Default Paragraph Font" w:semiHidden="1" w:uiPriority="1" w:unhideWhenUsed="1"/>
-    <w:lsdException w:name="Body Text" w:semiHidden="1" w:unhideWhenUsed="1"/>
-    <w:lsdException w:name="Body Text Indent" w:semiHidden="1" w:unhideWhenUsed="1"/>
-    <w:lsdException w:name="List Continue" w:semiHidden="1" w:unhideWhenUsed="1"/>
-    <w:lsdException w:name="List Continue 2" w:semiHidden="1" w:unhideWhenUsed="1"/>
-    <w:lsdException w:name="List Continue 3" w:semiHidden="1" w:unhideWhenUsed="1"/>
-    <w:lsdException w:name="List Continue 4" w:semiHidden="1" w:unhideWhenUsed="1"/>
-    <w:lsdException w:name="List Continue 5" w:semiHidden="1" w:unhideWhenUsed="1"/>
-    <w:lsdException w:name="Message Header" w:semiHidden="1" w:unhideWhenUsed="1"/>
-    <w:lsdException w:name="Subtitle" w:uiPriority="11" w:qFormat="1"/>
-    <w:lsdException w:name="Salutation" w:semiHidden="1" w:unhideWhenUsed="1"/>
-    <w:lsdException w:name="Date" w:semiHidden="1" w:unhideWhenUsed="1"/>
-    <w:lsdException w:name="Body Text First Indent" w:semiHidden="1" w:unhideWhenUsed="1"/>
-    <w:lsdException w:name="Body Text First Indent 2" w:semiHidden="1" w:unhideWhenUsed="1"/>
-    <w:lsdException w:name="Note Heading" w:semiHidden="1" w:unhideWhenUsed="1"/>
-    <w:lsdException w:name="Body Text 2" w:semiHidden="1" w:unhideWhenUsed="1"/>
-    <w:lsdException w:name="Body Text 3" w:semiHidden="1" w:unhideWhenUsed="1"/>
-    <w:lsdException w:name="Body Text Indent 2" w:semiHidden="1" w:unhideWhenUsed="1"/>
-    <w:lsdException w:name="Body Text Indent 3" w:semiHidden="1" w:unhideWhenUsed="1"/>
-    <w:lsdException w:name="Block Text" w:semiHidden="1" w:unhideWhenUsed="1"/>
-    <w:lsdException w:name="Hyperlink" w:semiHidden="1" w:unhideWhenUsed="1"/>
-    <w:lsdException w:name="FollowedHyperlink" w:semiHidden="1" w:unhideWhenUsed="1"/>
-    <w:lsdException w:name="Strong" w:uiPriority="22" w:qFormat="1"/>
-    <w:lsdException w:name="Emphasis" w:uiPriority="20" w:qFormat="1"/>
-    <w:lsdException w:name="Document Map" w:semiHidden="1" w:unhideWhenUsed="1"/>
-    <w:lsdException w:name="Plain Text" w:semiHidden="1" w:unhideWhenUsed="1"/>
-    <w:lsdException w:name="E-mail Signature" w:semiHidden="1" w:unhideWhenUsed="1"/>
-    <w:lsdException w:name="HTML Top of Form" w:semiHidden="1" w:unhideWhenUsed="1"/>
-    <w:lsdException w:name="HTML Bottom of Form" w:semiHidden="1" w:unhideWhenUsed="1"/>
-    <w:lsdException w:name="Normal (Web)" w:semiHidden="1" w:unhideWhenUsed="1"/>
-    <w:lsdException w:name="HTML Acronym" w:semiHidden="1" w:unhideWhenUsed="1"/>
-    <w:lsdException w:name="HTML Address" w:semiHidden="1" w:unhideWhenUsed="1"/>
-    <w:lsdException w:name="HTML Cite" w:semiHidden="1" w:unhideWhenUsed="1"/>
-    <w:lsdException w:name="HTML Code" w:semiHidden="1" w:unhideWhenUsed="1"/>
-    <w:lsdException w:name="HTML Definition" w:semiHidden="1" w:unhideWhenUsed="1"/>
-    <w:lsdException w:name="HTML Keyboard" w:semiHidden="1" w:unhideWhenUsed="1"/>
-    <w:lsdException w:name="HTML Preformatted" w:semiHidden="1" w:unhideWhenUsed="1"/>
-    <w:lsdException w:name="HTML Sample" w:semiHidden="1" w:unhideWhenUsed="1"/>
-    <w:lsdException w:name="HTML Typewriter" w:semiHidden="1" w:unhideWhenUsed="1"/>
-    <w:lsdException w:name="HTML Variable" w:semiHidden="1" w:unhideWhenUsed="1"/>
-    <w:lsdException w:name="Normal Table" w:semiHidden="1" w:unhideWhenUsed="1"/>
-    <w:lsdException w:name="annotation subject" w:semiHidden="1" w:unhideWhenUsed="1"/>
-    <w:lsdException w:name="No List" w:semiHidden="1" w:unhideWhenUsed="1"/>
-    <w:lsdException w:name="Outline List 1" w:semiHidden="1" w:unhideWhenUsed="1"/>
-    <w:lsdException w:name="Outline List 2" w:semiHidden="1" w:unhideWhenUsed="1"/>
-    <w:lsdException w:name="Outline List 3" w:semiHidden="1" w:unhideWhenUsed="1"/>
-    <w:lsdException w:name="Table Simple 1" w:semiHidden="1" w:unhideWhenUsed="1"/>
-    <w:lsdException w:name="Table Simple 2" w:semiHidden="1" w:unhideWhenUsed="1"/>
-    <w:lsdException w:name="Table Simple 3" w:semiHidden="1" w:unhideWhenUsed="1"/>
-    <w:lsdException w:name="Table Classic 1" w:semiHidden="1" w:unhideWhenUsed="1"/>
-    <w:lsdException w:name="Table Classic 2" w:semiHidden="1" w:unhideWhenUsed="1"/>
-    <w:lsdException w:name="Table Classic 3" w:semiHidden="1" w:unhideWhenUsed="1"/>
-    <w:lsdException w:name="Table Classic 4" w:semiHidden="1" w:unhideWhenUsed="1"/>
-    <w:lsdException w:name="Table Colorful 1" w:semiHidden="1" w:unhideWhenUsed="1"/>
-    <w:lsdException w:name="Table Colorful 2" w:semiHidden="1" w:unhideWhenUsed="1"/>
-    <w:lsdException w:name="Table Colorful 3" w:semiHidden="1" w:unhideWhenUsed="1"/>
-    <w:lsdException w:name="Table Columns 1" w:semiHidden="1" w:unhideWhenUsed="1"/>
-    <w:lsdException w:name="Table Columns 2" w:semiHidden="1" w:unhideWhenUsed="1"/>
-    <w:lsdException w:name="Table Columns 3" w:semiHidden="1" w:unhideWhenUsed="1"/>
-    <w:lsdException w:name="Table Columns 4" w:semiHidden="1" w:unhideWhenUsed="1"/>
-    <w:lsdException w:name="Table Columns 5" w:semiHidden="1" w:unhideWhenUsed="1"/>
-    <w:lsdException w:name="Table Grid 1" w:semiHidden="1" w:unhideWhenUsed="1"/>
-    <w:lsdException w:name="Table Grid 2" w:semiHidden="1" w:unhideWhenUsed="1"/>
-    <w:lsdException w:name="Table Grid 3" w:semiHidden="1" w:unhideWhenUsed="1"/>
-    <w:lsdException w:name="Table Grid 4" w:semiHidden="1" w:unhideWhenUsed="1"/>
-    <w:lsdException w:name="Table Grid 5" w:semiHidden="1" w:unhideWhenUsed="1"/>
-    <w:lsdException w:name="Table Grid 6" w:semiHidden="1" w:unhideWhenUsed="1"/>
-    <w:lsdException w:name="Table Grid 7" w:semiHidden="1" w:unhideWhenUsed="1"/>
-    <w:lsdException w:name="Table Grid 8" w:semiHidden="1" w:unhideWhenUsed="1"/>
-    <w:lsdException w:name="Table List 1" w:semiHidden="1" w:unhideWhenUsed="1"/>
-    <w:lsdException w:name="Table List 2" w:semiHidden="1" w:unhideWhenUsed="1"/>
-    <w:lsdException w:name="Table List 3" w:semiHidden="1" w:unhideWhenUsed="1"/>
-    <w:lsdException w:name="Table List 4" w:semiHidden="1" w:unhideWhenUsed="1"/>
-    <w:lsdException w:name="Table List 5" w:semiHidden="1" w:unhideWhenUsed="1"/>
-    <w:lsdException w:name="Table List 6" w:semiHidden="1" w:unhideWhenUsed="1"/>
-    <w:lsdException w:name="Table List 7" w:semiHidden="1" w:unhideWhenUsed="1"/>
-    <w:lsdException w:name="Table List 8" w:semiHidden="1" w:unhideWhenUsed="1"/>
-    <w:lsdException w:name="Table 3D effects 1" w:semiHidden="1" w:unhideWhenUsed="1"/>
-    <w:lsdException w:name="Table 3D effects 2" w:semiHidden="1" w:unhideWhenUsed="1"/>
-    <w:lsdException w:name="Table 3D effects 3" w:semiHidden="1" w:unhideWhenUsed="1"/>
-    <w:lsdException w:name="Table Contemporary" w:semiHidden="1" w:unhideWhenUsed="1"/>
-    <w:lsdException w:name="Table Elegant" w:semiHidden="1" w:unhideWhenUsed="1"/>
-    <w:lsdException w:name="Table Professional" w:semiHidden="1" w:unhideWhenUsed="1"/>
-    <w:lsdException w:name="Table Subtle 1" w:semiHidden="1" w:unhideWhenUsed="1"/>
-    <w:lsdException w:name="Table Subtle 2" w:semiHidden="1" w:unhideWhenUsed="1"/>
-    <w:lsdException w:name="Table Web 1" w:semiHidden="1" w:unhideWhenUsed="1"/>
-    <w:lsdException w:name="Table Web 2" w:semiHidden="1" w:unhideWhenUsed="1"/>
-    <w:lsdException w:name="Table Web 3" w:semiHidden="1" w:unhideWhenUsed="1"/>
-    <w:lsdException w:name="Balloon Text" w:semiHidden="1" w:unhideWhenUsed="1"/>
-    <w:lsdException w:name="Table Grid" w:semiHidden="1" w:uiPriority="39" w:unhideWhenUsed="1"/>
-    <w:lsdException w:name="Table Theme" w:semiHidden="1" w:unhideWhenUsed="1"/>
-    <w:lsdException w:name="Placeholder Text" w:semiHidden="1"/>
-    <w:lsdException w:name="No Spacing" w:uiPriority="1" w:qFormat="1"/>
-    <w:lsdException w:name="Light Shading" w:uiPriority="60"/>
-    <w:lsdException w:name="Light List" w:uiPriority="61"/>
-    <w:lsdException w:name="Light Grid" w:uiPriority="62"/>
-    <w:lsdException w:name="Medium Shading 1" w:uiPriority="63"/>
-    <w:lsdException w:name="Medium Shading 2" w:uiPriority="64"/>
-    <w:lsdException w:name="Medium List 1" w:uiPriority="65"/>
-    <w:lsdException w:name="Medium List 2" w:uiPriority="66"/>
-    <w:lsdException w:name="Medium Grid 1" w:uiPriority="67"/>
-    <w:lsdException w:name="Medium Grid 2" w:uiPriority="68"/>
-    <w:lsdException w:name="Medium Grid 3" w:uiPriority="69"/>
-    <w:lsdException w:name="Dark List" w:uiPriority="70"/>
-    <w:lsdException w:name="Colorful Shading" w:uiPriority="71"/>
-    <w:lsdException w:name="Colorful List" w:uiPriority="72"/>
-    <w:lsdException w:name="Colorful Grid" w:uiPriority="73"/>
-    <w:lsdException w:name="Light Shading Accent 1" w:uiPriority="60"/>
-    <w:lsdException w:name="Light List Accent 1" w:uiPriority="61"/>
-    <w:lsdException w:name="Light Grid Accent 1" w:uiPriority="62"/>
-    <w:lsdException w:name="Medium Shading 1 Accent 1" w:uiPriority="63"/>
-    <w:lsdException w:name="Medium Shading 2 Accent 1" w:uiPriority="64"/>
-    <w:lsdException w:name="Medium List 1 Accent 1" w:uiPriority="65"/>
-    <w:lsdException w:name="Revision" w:semiHidden="1"/>
-    <w:lsdException w:name="List Paragraph" w:uiPriority="34" w:qFormat="1"/>
-    <w:lsdException w:name="Quote" w:uiPriority="29" w:qFormat="1"/>
-    <w:lsdException w:name="Intense Quote" w:uiPriority="30" w:qFormat="1"/>
-    <w:lsdException w:name="Medium List 2 Accent 1" w:uiPriority="66"/>
-    <w:lsdException w:name="Medium Grid 1 Accent 1" w:uiPriority="67"/>
-    <w:lsdException w:name="Medium Grid 2 Accent 1" w:uiPriority="68"/>
-    <w:lsdException w:name="Medium Grid 3 Accent 1" w:uiPriority="69"/>
-    <w:lsdException w:name="Dark List Accent 1" w:uiPriority="70"/>
-    <w:lsdException w:name="Colorful Shading Accent 1" w:uiPriority="71"/>
-    <w:lsdException w:name="Colorful List Accent 1" w:uiPriority="72"/>
-    <w:lsdException w:name="Colorful Grid Accent 1" w:uiPriority="73"/>
-    <w:lsdException w:name="Light Shading Accent 2" w:uiPriority="60"/>
-    <w:lsdException w:name="Light List Accent 2" w:uiPriority="61"/>
-    <w:lsdException w:name="Light Grid Accent 2" w:uiPriority="62"/>
-    <w:lsdException w:name="Medium Shading 1 Accent 2" w:uiPriority="63"/>
-    <w:lsdException w:name="Medium Shading 2 Accent 2" w:uiPriority="64"/>
-    <w:lsdException w:name="Medium List 1 Accent 2" w:uiPriority="65"/>
-    <w:lsdException w:name="Medium List 2 Accent 2" w:uiPriority="66"/>
-    <w:lsdException w:name="Medium Grid 1 Accent 2" w:uiPriority="67"/>
-    <w:lsdException w:name="Medium Grid 2 Accent 2" w:uiPriority="68"/>
-    <w:lsdException w:name="Medium Grid 3 Accent 2" w:uiPriority="69"/>
-    <w:lsdException w:name="Dark List Accent 2" w:uiPriority="70"/>
-    <w:lsdException w:name="Colorful Shading Accent 2" w:uiPriority="71"/>
-    <w:lsdException w:name="Colorful List Accent 2" w:uiPriority="72"/>
-    <w:lsdException w:name="Colorful Grid Accent 2" w:uiPriority="73"/>
-    <w:lsdException w:name="Light Shading Accent 3" w:uiPriority="60"/>
-    <w:lsdException w:name="Light List Accent 3" w:uiPriority="61"/>
-    <w:lsdException w:name="Light Grid Accent 3" w:uiPriority="62"/>
-    <w:lsdException w:name="Medium Shading 1 Accent 3" w:uiPriority="63"/>
-    <w:lsdException w:name="Medium Shading 2 Accent 3" w:uiPriority="64"/>
-    <w:lsdException w:name="Medium List 1 Accent 3" w:uiPriority="65"/>
-    <w:lsdException w:name="Medium List 2 Accent 3" w:uiPriority="66"/>
-    <w:lsdException w:name="Medium Grid 1 Accent 3" w:uiPriority="67"/>
-    <w:lsdException w:name="Medium Grid 2 Accent 3" w:uiPriority="68"/>
-    <w:lsdException w:name="Medium Grid 3 Accent 3" w:uiPriority="69"/>
-    <w:lsdException w:name="Dark List Accent 3" w:uiPriority="70"/>
-    <w:lsdException w:name="Colorful Shading Accent 3" w:uiPriority="71"/>
-    <w:lsdException w:name="Colorful List Accent 3" w:uiPriority="72"/>
-    <w:lsdException w:name="Colorful Grid Accent 3" w:uiPriority="73"/>
-    <w:lsdException w:name="Light Shading Accent 4" w:uiPriority="60"/>
-    <w:lsdException w:name="Light List Accent 4" w:uiPriority="61"/>
-    <w:lsdException w:name="Light Grid Accent 4" w:uiPriority="62"/>
-    <w:lsdException w:name="Medium Shading 1 Accent 4" w:uiPriority="63"/>
-    <w:lsdException w:name="Medium Shading 2 Accent 4" w:uiPriority="64"/>
-    <w:lsdException w:name="Medium List 1 Accent 4" w:uiPriority="65"/>
-    <w:lsdException w:name="Medium List 2 Accent 4" w:uiPriority="66"/>
-    <w:lsdException w:name="Medium Grid 1 Accent 4" w:uiPriority="67"/>
-    <w:lsdException w:name="Medium Grid 2 Accent 4" w:uiPriority="68"/>
-    <w:lsdException w:name="Medium Grid 3 Accent 4" w:uiPriority="69"/>
-    <w:lsdException w:name="Dark List Accent 4" w:uiPriority="70"/>
-    <w:lsdException w:name="Colorful Shading Accent 4" w:uiPriority="71"/>
-    <w:lsdException w:name="Colorful List Accent 4" w:uiPriority="72"/>
-    <w:lsdException w:name="Colorful Grid Accent 4" w:uiPriority="73"/>
-    <w:lsdException w:name="Light Shading Accent 5" w:uiPriority="60"/>
-    <w:lsdException w:name="Light List Accent 5" w:uiPriority="61"/>
-    <w:lsdException w:name="Light Grid Accent 5" w:uiPriority="62"/>
-    <w:lsdException w:name="Medium Shading 1 Accent 5" w:uiPriority="63"/>
-    <w:lsdException w:name="Medium Shading 2 Accent 5" w:uiPriority="64"/>
-    <w:lsdException w:name="Medium List 1 Accent 5" w:uiPriority="65"/>
-    <w:lsdException w:name="Medium List 2 Accent 5" w:uiPriority="66"/>
-    <w:lsdException w:name="Medium Grid 1 Accent 5" w:uiPriority="67"/>
-    <w:lsdException w:name="Medium Grid 2 Accent 5" w:uiPriority="68"/>
-    <w:lsdException w:name="Medium Grid 3 Accent 5" w:uiPriority="69"/>
-    <w:lsdException w:name="Dark List Accent 5" w:uiPriority="70"/>
-    <w:lsdException w:name="Colorful Shading Accent 5" w:uiPriority="71"/>
-    <w:lsdException w:name="Colorful List Accent 5" w:uiPriority="72"/>
-    <w:lsdException w:name="Colorful Grid Accent 5" w:uiPriority="73"/>
-    <w:lsdException w:name="Light Shading Accent 6" w:uiPriority="60"/>
-    <w:lsdException w:name="Light List Accent 6" w:uiPriority="61"/>
-    <w:lsdException w:name="Light Grid Accent 6" w:uiPriority="62"/>
-    <w:lsdException w:name="Medium Shading 1 Accent 6" w:uiPriority="63"/>
-    <w:lsdException w:name="Medium Shading 2 Accent 6" w:uiPriority="64"/>
-    <w:lsdException w:name="Medium List 1 Accent 6" w:uiPriority="65"/>
-    <w:lsdException w:name="Medium List 2 Accent 6" w:uiPriority="66"/>
-    <w:lsdException w:name="Medium Grid 1 Accent 6" w:uiPriority="67"/>
-    <w:lsdException w:name="Medium Grid 2 Accent 6" w:uiPriority="68"/>
-    <w:lsdException w:name="Medium Grid 3 Accent 6" w:uiPriority="69"/>
-    <w:lsdException w:name="Dark List Accent 6" w:uiPriority="70"/>
-    <w:lsdException w:name="Colorful Shading Accent 6" w:uiPriority="71"/>
-    <w:lsdException w:name="Colorful List Accent 6" w:uiPriority="72"/>
-    <w:lsdException w:name="Colorful Grid Accent 6" w:uiPriority="73"/>
-    <w:lsdException w:name="Subtle Emphasis" w:uiPriority="19" w:qFormat="1"/>
-    <w:lsdException w:name="Intense Emphasis" w:uiPriority="21" w:qFormat="1"/>
-    <w:lsdException w:name="Subtle Reference" w:uiPriority="31" w:qFormat="1"/>
-    <w:lsdException w:name="Intense Reference" w:uiPriority="32" w:qFormat="1"/>
-    <w:lsdException w:name="Book Title" w:uiPriority="33" w:qFormat="1"/>
-    <w:lsdException w:name="Bibliography" w:semiHidden="1" w:uiPriority="37" w:unhideWhenUsed="1"/>
-    <w:lsdException w:name="TOC Heading" w:semiHidden="1" w:uiPriority="39" w:unhideWhenUsed="1" w:qFormat="1"/>
-    <w:lsdException w:name="Plain Table 1" w:uiPriority="41"/>
-    <w:lsdException w:name="Plain Table 2" w:uiPriority="42"/>
-    <w:lsdException w:name="Plain Table 3" w:uiPriority="43"/>
-    <w:lsdException w:name="Plain Table 4" w:uiPriority="44"/>
-    <w:lsdException w:name="Plain Table 5" w:uiPriority="45"/>
-    <w:lsdException w:name="Grid Table Light" w:uiPriority="40"/>
-    <w:lsdException w:name="Grid Table 1 Light" w:uiPriority="46"/>
-    <w:lsdException w:name="Grid Table 2" w:uiPriority="47"/>
-    <w:lsdException w:name="Grid Table 3" w:uiPriority="48"/>
-    <w:lsdException w:name="Grid Table 4" w:uiPriority="49"/>
-    <w:lsdException w:name="Grid Table 5 Dark" w:uiPriority="50"/>
-    <w:lsdException w:name="Grid Table 6 Colorful" w:uiPriority="51"/>
-    <w:lsdException w:name="Grid Table 7 Colorful" w:uiPriority="52"/>
-    <w:lsdException w:name="Grid Table 1 Light Accent 1" w:uiPriority="46"/>
-    <w:lsdException w:name="Grid Table 2 Accent 1" w:uiPriority="47"/>
-    <w:lsdException w:name="Grid Table 3 Accent 1" w:uiPriority="48"/>
-    <w:lsdException w:name="Grid Table 4 Accent 1" w:uiPriority="49"/>
-    <w:lsdException w:name="Grid Table 5 Dark Accent 1" w:uiPriority="50"/>
-    <w:lsdException w:name="Grid Table 6 Colorful Accent 1" w:uiPriority="51"/>
-    <w:lsdException w:name="Grid Table 7 Colorful Accent 1" w:uiPriority="52"/>
-    <w:lsdException w:name="Grid Table 1 Light Accent 2" w:uiPriority="46"/>
-    <w:lsdException w:name="Grid Table 2 Accent 2" w:uiPriority="47"/>
-    <w:lsdException w:name="Grid Table 3 Accent 2" w:uiPriority="48"/>
-    <w:lsdException w:name="Grid Table 4 Accent 2" w:uiPriority="49"/>
-    <w:lsdException w:name="Grid Table 5 Dark Accent 2" w:uiPriority="50"/>
-    <w:lsdException w:name="Grid Table 6 Colorful Accent 2" w:uiPriority="51"/>
-    <w:lsdException w:name="Grid Table 7 Colorful Accent 2" w:uiPriority="52"/>
-    <w:lsdException w:name="Grid Table 1 Light Accent 3" w:uiPriority="46"/>
-    <w:lsdException w:name="Grid Table 2 Accent 3" w:uiPriority="47"/>
-    <w:lsdException w:name="Grid Table 3 Accent 3" w:uiPriority="48"/>
-    <w:lsdException w:name="Grid Table 4 Accent 3" w:uiPriority="49"/>
-    <w:lsdException w:name="Grid Table 5 Dark Accent 3" w:uiPriority="50"/>
-    <w:lsdException w:name="Grid Table 6 Colorful Accent 3" w:uiPriority="51"/>
-    <w:lsdException w:name="Grid Table 7 Colorful Accent 3" w:uiPriority="52"/>
-    <w:lsdException w:name="Grid Table 1 Light Accent 4" w:uiPriority="46"/>
-    <w:lsdException w:name="Grid Table 2 Accent 4" w:uiPriority="47"/>
-    <w:lsdException w:name="Grid Table 3 Accent 4" w:uiPriority="48"/>
-    <w:lsdException w:name="Grid Table 4 Accent 4" w:uiPriority="49"/>
-    <w:lsdException w:name="Grid Table 5 Dark Accent 4" w:uiPriority="50"/>
-    <w:lsdException w:name="Grid Table 6 Colorful Accent 4" w:uiPriority="51"/>
-    <w:lsdException w:name="Grid Table 7 Colorful Accent 4" w:uiPriority="52"/>
-    <w:lsdException w:name="Grid Table 1 Light Accent 5" w:uiPriority="46"/>
-    <w:lsdException w:name="Grid Table 2 Accent 5" w:uiPriority="47"/>
-    <w:lsdException w:name="Grid Table 3 Accent 5" w:uiPriority="48"/>
-    <w:lsdException w:name="Grid Table 4 Accent 5" w:uiPriority="49"/>
-    <w:lsdException w:name="Grid Table 5 Dark Accent 5" w:uiPriority="50"/>
-    <w:lsdException w:name="Grid Table 6 Colorful Accent 5" w:uiPriority="51"/>
-    <w:lsdException w:name="Grid Table 7 Colorful Accent 5" w:uiPriority="52"/>
-    <w:lsdException w:name="Grid Table 1 Light Accent 6" w:uiPriority="46"/>
-    <w:lsdException w:name="Grid Table 2 Accent 6" w:uiPriority="47"/>
-    <w:lsdException w:name="Grid Table 3 Accent 6" w:uiPriority="48"/>
-    <w:lsdException w:name="Grid Table 4 Accent 6" w:uiPriority="49"/>
-    <w:lsdException w:name="Grid Table 5 Dark Accent 6" w:uiPriority="50"/>
-    <w:lsdException w:name="Grid Table 6 Colorful Accent 6" w:uiPriority="51"/>
-    <w:lsdException w:name="Grid Table 7 Colorful Accent 6" w:uiPriority="52"/>
-    <w:lsdException w:name="List Table 1 Light" w:uiPriority="46"/>
-    <w:lsdException w:name="List Table 2" w:uiPriority="47"/>
-    <w:lsdException w:name="List Table 3" w:uiPriority="48"/>
-    <w:lsdException w:name="List Table 4" w:uiPriority="49"/>
-    <w:lsdException w:name="List Table 5 Dark" w:uiPriority="50"/>
-    <w:lsdException w:name="List Table 6 Colorful" w:uiPriority="51"/>
-    <w:lsdException w:name="List Table 7 Colorful" w:uiPriority="52"/>
-    <w:lsdException w:name="List Table 1 Light Accent 1" w:uiPriority="46"/>
-    <w:lsdException w:name="List Table 2 Accent 1" w:uiPriority="47"/>
-    <w:lsdException w:name="List Table 3 Accent 1" w:uiPriority="48"/>
-    <w:lsdException w:name="List Table 4 Accent 1" w:uiPriority="49"/>
-    <w:lsdException w:name="List Table 5 Dark Accent 1" w:uiPriority="50"/>
-    <w:lsdException w:name="List Table 6 Colorful Accent 1" w:uiPriority="51"/>
-    <w:lsdException w:name="List Table 7 Colorful Accent 1" w:uiPriority="52"/>
-    <w:lsdException w:name="List Table 1 Light Accent 2" w:uiPriority="46"/>
-    <w:lsdException w:name="List Table 2 Accent 2" w:uiPriority="47"/>
-    <w:lsdException w:name="List Table 3 Accent 2" w:uiPriority="48"/>
-    <w:lsdException w:name="List Table 4 Accent 2" w:uiPriority="49"/>
-    <w:lsdException w:name="List Table 5 Dark Accent 2" w:uiPriority="50"/>
-    <w:lsdException w:name="List Table 6 Colorful Accent 2" w:uiPriority="51"/>
-    <w:lsdException w:name="List Table 7 Colorful Accent 2" w:uiPriority="52"/>
-    <w:lsdException w:name="List Table 1 Light Accent 3" w:uiPriority="46"/>
-    <w:lsdException w:name="List Table 2 Accent 3" w:uiPriority="47"/>
-    <w:lsdException w:name="List Table 3 Accent 3" w:uiPriority="48"/>
-    <w:lsdException w:name="List Table 4 Accent 3" w:uiPriority="49"/>
-    <w:lsdException w:name="List Table 5 Dark Accent 3" w:uiPriority="50"/>
-    <w:lsdException w:name="List Table 6 Colorful Accent 3" w:uiPriority="51"/>
-    <w:lsdException w:name="List Table 7 Colorful Accent 3" w:uiPriority="52"/>
-    <w:lsdException w:name="List Table 1 Light Accent 4" w:uiPriority="46"/>
-    <w:lsdException w:name="List Table 2 Accent 4" w:uiPriority="47"/>
-    <w:lsdException w:name="List Table 3 Accent 4" w:uiPriority="48"/>
-    <w:lsdException w:name="List Table 4 Accent 4" w:uiPriority="49"/>
-    <w:lsdException w:name="List Table 5 Dark Accent 4" w:uiPriority="50"/>
-    <w:lsdException w:name="List Table 6 Colorful Accent 4" w:uiPriority="51"/>
-    <w:lsdException w:name="List Table 7 Colorful Accent 4" w:uiPriority="52"/>
-    <w:lsdException w:name="List Table 1 Light Accent 5" w:uiPriority="46"/>
-    <w:lsdException w:name="List Table 2 Accent 5" w:uiPriority="47"/>
-    <w:lsdException w:name="List Table 3 Accent 5" w:uiPriority="48"/>
-    <w:lsdException w:name="List Table 4 Accent 5" w:uiPriority="49"/>
-    <w:lsdException w:name="List Table 5 Dark Accent 5" w:uiPriority="50"/>
-    <w:lsdException w:name="List Table 6 Colorful Accent 5" w:uiPriority="51"/>
-    <w:lsdException w:name="List Table 7 Colorful Accent 5" w:uiPriority="52"/>
-    <w:lsdException w:name="List Table 1 Light Accent 6" w:uiPriority="46"/>
-    <w:lsdException w:name="List Table 2 Accent 6" w:uiPriority="47"/>
-    <w:lsdException w:name="List Table 3 Accent 6" w:uiPriority="48"/>
-    <w:lsdException w:name="List Table 4 Accent 6" w:uiPriority="49"/>
-    <w:lsdException w:name="List Table 5 Dark Accent 6" w:uiPriority="50"/>
-    <w:lsdException w:name="List Table 6 Colorful Accent 6" w:uiPriority="51"/>
-    <w:lsdException w:name="List Table 7 Colorful Accent 6" w:uiPriority="52"/>
-    <w:lsdException w:name="Mention" w:semiHidden="1" w:unhideWhenUsed="1"/>
-    <w:lsdException w:name="Smart Hyperlink" w:semiHidden="1" w:unhideWhenUsed="1"/>
-    <w:lsdException w:name="Hashtag" w:semiHidden="1" w:unhideWhenUsed="1"/>
-    <w:lsdException w:name="Unresolved Mention" w:semiHidden="1" w:unhideWhenUsed="1"/>
-    <w:lsdException w:name="Smart Link" w:semiHidden="1" w:unhideWhenUsed="1"/>
+  <w:latentStyles w:defLockedState="0" w:defUIPriority="99" w:defSemiHidden="1" w:defUnhideWhenUsed="1" w:defQFormat="0" w:count="267">
+    <w:lsdException w:name="Normal" w:semiHidden="0" w:uiPriority="0" w:unhideWhenUsed="0" w:qFormat="1"/>
+    <w:lsdException w:name="heading 1" w:semiHidden="0" w:uiPriority="9" w:unhideWhenUsed="0" w:qFormat="1"/>
+    <w:lsdException w:name="heading 2" w:uiPriority="9" w:qFormat="1"/>
+    <w:lsdException w:name="heading 3" w:uiPriority="9" w:qFormat="1"/>
+    <w:lsdException w:name="heading 4" w:uiPriority="9" w:qFormat="1"/>
+    <w:lsdException w:name="heading 5" w:uiPriority="9" w:qFormat="1"/>
+    <w:lsdException w:name="heading 6" w:uiPriority="9" w:qFormat="1"/>
+    <w:lsdException w:name="heading 7" w:uiPriority="9" w:qFormat="1"/>
+    <w:lsdException w:name="heading 8" w:uiPriority="9" w:qFormat="1"/>
+    <w:lsdException w:name="heading 9" w:uiPriority="9" w:qFormat="1"/>
+    <w:lsdException w:name="toc 1" w:uiPriority="39"/>
+    <w:lsdException w:name="toc 2" w:uiPriority="39"/>
+    <w:lsdException w:name="toc 3" w:uiPriority="39"/>
+    <w:lsdException w:name="toc 4" w:uiPriority="39"/>
+    <w:lsdException w:name="toc 5" w:uiPriority="39"/>
+    <w:lsdException w:name="toc 6" w:uiPriority="39"/>
+    <w:lsdException w:name="toc 7" w:uiPriority="39"/>
+    <w:lsdException w:name="toc 8" w:uiPriority="39"/>
+    <w:lsdException w:name="toc 9" w:uiPriority="39"/>
+    <w:lsdException w:name="caption" w:uiPriority="35" w:qFormat="1"/>
+    <w:lsdException w:name="Title" w:semiHidden="0" w:uiPriority="10" w:unhideWhenUsed="0" w:qFormat="1"/>
+    <w:lsdException w:name="Default Paragraph Font" w:uiPriority="1"/>
+    <w:lsdException w:name="Subtitle" w:semiHidden="0" w:uiPriority="11" w:unhideWhenUsed="0" w:qFormat="1"/>
+    <w:lsdException w:name="Strong" w:semiHidden="0" w:uiPriority="22" w:unhideWhenUsed="0" w:qFormat="1"/>
+    <w:lsdException w:name="Emphasis" w:semiHidden="0" w:uiPriority="20" w:unhideWhenUsed="0" w:qFormat="1"/>
+    <w:lsdException w:name="Table Grid" w:uiPriority="39"/>
+    <w:lsdException w:name="Placeholder Text" w:unhideWhenUsed="0"/>
+    <w:lsdException w:name="No Spacing" w:semiHidden="0" w:uiPriority="1" w:unhideWhenUsed="0" w:qFormat="1"/>
+    <w:lsdException w:name="Light Shading" w:semiHidden="0" w:uiPriority="60" w:unhideWhenUsed="0"/>
+    <w:lsdException w:name="Light List" w:semiHidden="0" w:uiPriority="61" w:unhideWhenUsed="0"/>
+    <w:lsdException w:name="Light Grid" w:semiHidden="0" w:uiPriority="62" w:unhideWhenUsed="0"/>
+    <w:lsdException w:name="Medium Shading 1" w:semiHidden="0" w:uiPriority="63" w:unhideWhenUsed="0"/>
+    <w:lsdException w:name="Medium Shading 2" w:semiHidden="0" w:uiPriority="64" w:unhideWhenUsed="0"/>
+    <w:lsdException w:name="Medium List 1" w:semiHidden="0" w:uiPriority="65" w:unhideWhenUsed="0"/>
+    <w:lsdException w:name="Medium List 2" w:semiHidden="0" w:uiPriority="66" w:unhideWhenUsed="0"/>
+    <w:lsdException w:name="Medium Grid 1" w:semiHidden="0" w:uiPriority="67" w:unhideWhenUsed="0"/>
+    <w:lsdException w:name="Medium Grid 2" w:semiHidden="0" w:uiPriority="68" w:unhideWhenUsed="0"/>
+    <w:lsdException w:name="Medium Grid 3" w:semiHidden="0" w:uiPriority="69" w:unhideWhenUsed="0"/>
+    <w:lsdException w:name="Dark List" w:semiHidden="0" w:uiPriority="70" w:unhideWhenUsed="0"/>
+    <w:lsdException w:name="Colorful Shading" w:semiHidden="0" w:uiPriority="71" w:unhideWhenUsed="0"/>
+    <w:lsdException w:name="Colorful List" w:semiHidden="0" w:uiPriority="72" w:unhideWhenUsed="0"/>
+    <w:lsdException w:name="Colorful Grid" w:semiHidden="0" w:uiPriority="73" w:unhideWhenUsed="0"/>
+    <w:lsdException w:name="Light Shading Accent 1" w:semiHidden="0" w:uiPriority="60" w:unhideWhenUsed="0"/>
+    <w:lsdException w:name="Light List Accent 1" w:semiHidden="0" w:uiPriority="61" w:unhideWhenUsed="0"/>
+    <w:lsdException w:name="Light Grid Accent 1" w:semiHidden="0" w:uiPriority="62" w:unhideWhenUsed="0"/>
+    <w:lsdException w:name="Medium Shading 1 Accent 1" w:semiHidden="0" w:uiPriority="63" w:unhideWhenUsed="0"/>
+    <w:lsdException w:name="Medium Shading 2 Accent 1" w:semiHidden="0" w:uiPriority="64" w:unhideWhenUsed="0"/>
+    <w:lsdException w:name="Medium List 1 Accent 1" w:semiHidden="0" w:uiPriority="65" w:unhideWhenUsed="0"/>
+    <w:lsdException w:name="Revision" w:unhideWhenUsed="0"/>
+    <w:lsdException w:name="List Paragraph" w:semiHidden="0" w:uiPriority="34" w:unhideWhenUsed="0" w:qFormat="1"/>
+    <w:lsdException w:name="Quote" w:semiHidden="0" w:uiPriority="29" w:unhideWhenUsed="0" w:qFormat="1"/>
+    <w:lsdException w:name="Intense Quote" w:semiHidden="0" w:uiPriority="30" w:unhideWhenUsed="0" w:qFormat="1"/>
+    <w:lsdException w:name="Medium List 2 Accent 1" w:semiHidden="0" w:uiPriority="66" w:unhideWhenUsed="0"/>
+    <w:lsdException w:name="Medium Grid 1 Accent 1" w:semiHidden="0" w:uiPriority="67" w:unhideWhenUsed="0"/>
+    <w:lsdException w:name="Medium Grid 2 Accent 1" w:semiHidden="0" w:uiPriority="68" w:unhideWhenUsed="0"/>
+    <w:lsdException w:name="Medium Grid 3 Accent 1" w:semiHidden="0" w:uiPriority="69" w:unhideWhenUsed="0"/>
+    <w:lsdException w:name="Dark List Accent 1" w:semiHidden="0" w:uiPriority="70" w:unhideWhenUsed="0"/>
+    <w:lsdException w:name="Colorful Shading Accent 1" w:semiHidden="0" w:uiPriority="71" w:unhideWhenUsed="0"/>
+    <w:lsdException w:name="Colorful List Accent 1" w:semiHidden="0" w:uiPriority="72" w:unhideWhenUsed="0"/>
+    <w:lsdException w:name="Colorful Grid Accent 1" w:semiHidden="0" w:uiPriority="73" w:unhideWhenUsed="0"/>
+    <w:lsdException w:name="Light Shading Accent 2" w:semiHidden="0" w:uiPriority="60" w:unhideWhenUsed="0"/>
+    <w:lsdException w:name="Light List Accent 2" w:semiHidden="0" w:uiPriority="61" w:unhideWhenUsed="0"/>
+    <w:lsdException w:name="Light Grid Accent 2" w:semiHidden="0" w:uiPriority="62" w:unhideWhenUsed="0"/>
+    <w:lsdException w:name="Medium Shading 1 Accent 2" w:semiHidden="0" w:uiPriority="63" w:unhideWhenUsed="0"/>
+    <w:lsdException w:name="Medium Shading 2 Accent 2" w:semiHidden="0" w:uiPriority="64" w:unhideWhenUsed="0"/>
+    <w:lsdException w:name="Medium List 1 Accent 2" w:semiHidden="0" w:uiPriority="65" w:unhideWhenUsed="0"/>
+    <w:lsdException w:name="Medium List 2 Accent 2" w:semiHidden="0" w:uiPriority="66" w:unhideWhenUsed="0"/>
+    <w:lsdException w:name="Medium Grid 1 Accent 2" w:semiHidden="0" w:uiPriority="67" w:unhideWhenUsed="0"/>
+    <w:lsdException w:name="Medium Grid 2 Accent 2" w:semiHidden="0" w:uiPriority="68" w:unhideWhenUsed="0"/>
+    <w:lsdException w:name="Medium Grid 3 Accent 2" w:semiHidden="0" w:uiPriority="69" w:unhideWhenUsed="0"/>
+    <w:lsdException w:name="Dark List Accent 2" w:semiHidden="0" w:uiPriority="70" w:unhideWhenUsed="0"/>
+    <w:lsdException w:name="Colorful Shading Accent 2" w:semiHidden="0" w:uiPriority="71" w:unhideWhenUsed="0"/>
+    <w:lsdException w:name="Colorful List Accent 2" w:semiHidden="0" w:uiPriority="72" w:unhideWhenUsed="0"/>
+    <w:lsdException w:name="Colorful Grid Accent 2" w:semiHidden="0" w:uiPriority="73" w:unhideWhenUsed="0"/>
+    <w:lsdException w:name="Light Shading Accent 3" w:semiHidden="0" w:uiPriority="60" w:unhideWhenUsed="0"/>
+    <w:lsdException w:name="Light List Accent 3" w:semiHidden="0" w:uiPriority="61" w:unhideWhenUsed="0"/>
+    <w:lsdException w:name="Light Grid Accent 3" w:semiHidden="0" w:uiPriority="62" w:unhideWhenUsed="0"/>
+    <w:lsdException w:name="Medium Shading 1 Accent 3" w:semiHidden="0" w:uiPriority="63" w:unhideWhenUsed="0"/>
+    <w:lsdException w:name="Medium Shading 2 Accent 3" w:semiHidden="0" w:uiPriority="64" w:unhideWhenUsed="0"/>
+    <w:lsdException w:name="Medium List 1 Accent 3" w:semiHidden="0" w:uiPriority="65" w:unhideWhenUsed="0"/>
+    <w:lsdException w:name="Medium List 2 Accent 3" w:semiHidden="0" w:uiPriority="66" w:unhideWhenUsed="0"/>
+    <w:lsdException w:name="Medium Grid 1 Accent 3" w:semiHidden="0" w:uiPriority="67" w:unhideWhenUsed="0"/>
+    <w:lsdException w:name="Medium Grid 2 Accent 3" w:semiHidden="0" w:uiPriority="68" w:unhideWhenUsed="0"/>
+    <w:lsdException w:name="Medium Grid 3 Accent 3" w:semiHidden="0" w:uiPriority="69" w:unhideWhenUsed="0"/>
+    <w:lsdException w:name="Dark List Accent 3" w:semiHidden="0" w:uiPriority="70" w:unhideWhenUsed="0"/>
+    <w:lsdException w:name="Colorful Shading Accent 3" w:semiHidden="0" w:uiPriority="71" w:unhideWhenUsed="0"/>
+    <w:lsdException w:name="Colorful List Accent 3" w:semiHidden="0" w:uiPriority="72" w:unhideWhenUsed="0"/>
+    <w:lsdException w:name="Colorful Grid Accent 3" w:semiHidden="0" w:uiPriority="73" w:unhideWhenUsed="0"/>
+    <w:lsdException w:name="Light Shading Accent 4" w:semiHidden="0" w:uiPriority="60" w:unhideWhenUsed="0"/>
+    <w:lsdException w:name="Light List Accent 4" w:semiHidden="0" w:uiPriority="61" w:unhideWhenUsed="0"/>
+    <w:lsdException w:name="Light Grid Accent 4" w:semiHidden="0" w:uiPriority="62" w:unhideWhenUsed="0"/>
+    <w:lsdException w:name="Medium Shading 1 Accent 4" w:semiHidden="0" w:uiPriority="63" w:unhideWhenUsed="0"/>
+    <w:lsdException w:name="Medium Shading 2 Accent 4" w:semiHidden="0" w:uiPriority="64" w:unhideWhenUsed="0"/>
+    <w:lsdException w:name="Medium List 1 Accent 4" w:semiHidden="0" w:uiPriority="65" w:unhideWhenUsed="0"/>
+    <w:lsdException w:name="Medium List 2 Accent 4" w:semiHidden="0" w:uiPriority="66" w:unhideWhenUsed="0"/>
+    <w:lsdException w:name="Medium Grid 1 Accent 4" w:semiHidden="0" w:uiPriority="67" w:unhideWhenUsed="0"/>
+    <w:lsdException w:name="Medium Grid 2 Accent 4" w:semiHidden="0" w:uiPriority="68" w:unhideWhenUsed="0"/>
+    <w:lsdException w:name="Medium Grid 3 Accent 4" w:semiHidden="0" w:uiPriority="69" w:unhideWhenUsed="0"/>
+    <w:lsdException w:name="Dark List Accent 4" w:semiHidden="0" w:uiPriority="70" w:unhideWhenUsed="0"/>
+    <w:lsdException w:name="Colorful Shading Accent 4" w:semiHidden="0" w:uiPriority="71" w:unhideWhenUsed="0"/>
+    <w:lsdException w:name="Colorful List Accent 4" w:semiHidden="0" w:uiPriority="72" w:unhideWhenUsed="0"/>
+    <w:lsdException w:name="Colorful Grid Accent 4" w:semiHidden="0" w:uiPriority="73" w:unhideWhenUsed="0"/>
+    <w:lsdException w:name="Light Shading Accent 5" w:semiHidden="0" w:uiPriority="60" w:unhideWhenUsed="0"/>
+    <w:lsdException w:name="Light List Accent 5" w:semiHidden="0" w:uiPriority="61" w:unhideWhenUsed="0"/>
+    <w:lsdException w:name="Light Grid Accent 5" w:semiHidden="0" w:uiPriority="62" w:unhideWhenUsed="0"/>
+    <w:lsdException w:name="Medium Shading 1 Accent 5" w:semiHidden="0" w:uiPriority="63" w:unhideWhenUsed="0"/>
+    <w:lsdException w:name="Medium Shading 2 Accent 5" w:semiHidden="0" w:uiPriority="64" w:unhideWhenUsed="0"/>
+    <w:lsdException w:name="Medium List 1 Accent 5" w:semiHidden="0" w:uiPriority="65" w:unhideWhenUsed="0"/>
+    <w:lsdException w:name="Medium List 2 Accent 5" w:semiHidden="0" w:uiPriority="66" w:unhideWhenUsed="0"/>
+    <w:lsdException w:name="Medium Grid 1 Accent 5" w:semiHidden="0" w:uiPriority="67" w:unhideWhenUsed="0"/>
+    <w:lsdException w:name="Medium Grid 2 Accent 5" w:semiHidden="0" w:uiPriority="68" w:unhideWhenUsed="0"/>
+    <w:lsdException w:name="Medium Grid 3 Accent 5" w:semiHidden="0" w:uiPriority="69" w:unhideWhenUsed="0"/>
+    <w:lsdException w:name="Dark List Accent 5" w:semiHidden="0" w:uiPriority="70" w:unhideWhenUsed="0"/>
+    <w:lsdException w:name="Colorful Shading Accent 5" w:semiHidden="0" w:uiPriority="71" w:unhideWhenUsed="0"/>
+    <w:lsdException w:name="Colorful List Accent 5" w:semiHidden="0" w:uiPriority="72" w:unhideWhenUsed="0"/>
+    <w:lsdException w:name="Colorful Grid Accent 5" w:semiHidden="0" w:uiPriority="73" w:unhideWhenUsed="0"/>
+    <w:lsdException w:name="Light Shading Accent 6" w:semiHidden="0" w:uiPriority="60" w:unhideWhenUsed="0"/>
+    <w:lsdException w:name="Light List Accent 6" w:semiHidden="0" w:uiPriority="61" w:unhideWhenUsed="0"/>
+    <w:lsdException w:name="Light Grid Accent 6" w:semiHidden="0" w:uiPriority="62" w:unhideWhenUsed="0"/>
+    <w:lsdException w:name="Medium Shading 1 Accent 6" w:semiHidden="0" w:uiPriority="63" w:unhideWhenUsed="0"/>
+    <w:lsdException w:name="Medium Shading 2 Accent 6" w:semiHidden="0" w:uiPriority="64" w:unhideWhenUsed="0"/>
+    <w:lsdException w:name="Medium List 1 Accent 6" w:semiHidden="0" w:uiPriority="65" w:unhideWhenUsed="0"/>
+    <w:lsdException w:name="Medium List 2 Accent 6" w:semiHidden="0" w:uiPriority="66" w:unhideWhenUsed="0"/>
+    <w:lsdException w:name="Medium Grid 1 Accent 6" w:semiHidden="0" w:uiPriority="67" w:unhideWhenUsed="0"/>
+    <w:lsdException w:name="Medium Grid 2 Accent 6" w:semiHidden="0" w:uiPriority="68" w:unhideWhenUsed="0"/>
+    <w:lsdException w:name="Medium Grid 3 Accent 6" w:semiHidden="0" w:uiPriority="69" w:unhideWhenUsed="0"/>
+    <w:lsdException w:name="Dark List Accent 6" w:semiHidden="0" w:uiPriority="70" w:unhideWhenUsed="0"/>
+    <w:lsdException w:name="Colorful Shading Accent 6" w:semiHidden="0" w:uiPriority="71" w:unhideWhenUsed="0"/>
+    <w:lsdException w:name="Colorful List Accent 6" w:semiHidden="0" w:uiPriority="72" w:unhideWhenUsed="0"/>
+    <w:lsdException w:name="Colorful Grid Accent 6" w:semiHidden="0" w:uiPriority="73" w:unhideWhenUsed="0"/>
+    <w:lsdException w:name="Subtle Emphasis" w:semiHidden="0" w:uiPriority="19" w:unhideWhenUsed="0" w:qFormat="1"/>
+    <w:lsdException w:name="Intense Emphasis" w:semiHidden="0" w:uiPriority="21" w:unhideWhenUsed="0" w:qFormat="1"/>
+    <w:lsdException w:name="Subtle Reference" w:semiHidden="0" w:uiPriority="31" w:unhideWhenUsed="0" w:qFormat="1"/>
+    <w:lsdException w:name="Intense Reference" w:semiHidden="0" w:uiPriority="32" w:unhideWhenUsed="0" w:qFormat="1"/>
+    <w:lsdException w:name="Book Title" w:semiHidden="0" w:uiPriority="33" w:unhideWhenUsed="0" w:qFormat="1"/>
+    <w:lsdException w:name="Bibliography" w:uiPriority="37"/>
+    <w:lsdException w:name="TOC Heading" w:uiPriority="39" w:qFormat="1"/>
   </w:latentStyles>
   <w:style w:type="paragraph" w:default="1" w:styleId="a">
     <w:name w:val="Normal"/>
@@ -5474,6 +7341,454 @@
       <w:i/>
       <w:iCs/>
     </w:rPr>
+  </w:style>
+  <w:style w:type="paragraph" w:styleId="ac">
+    <w:name w:val="List Paragraph"/>
+    <w:basedOn w:val="a"/>
+    <w:uiPriority w:val="34"/>
+    <w:qFormat/>
+    <w:rsid w:val="00D03945"/>
+    <w:pPr>
+      <w:ind w:left="720"/>
+      <w:contextualSpacing/>
+    </w:pPr>
+  </w:style>
+</w:styles>
+</file>
+
+<file path=word/stylesWithEffects.xml><?xml version="1.0" encoding="utf-8"?>
+<w:styles xmlns:wpc="http://schemas.microsoft.com/office/word/2010/wordprocessingCanvas" xmlns:mc="http://schemas.openxmlformats.org/markup-compatibility/2006" xmlns:o="urn:schemas-microsoft-com:office:office" xmlns:r="http://schemas.openxmlformats.org/officeDocument/2006/relationships" xmlns:m="http://schemas.openxmlformats.org/officeDocument/2006/math" xmlns:v="urn:schemas-microsoft-com:vml" xmlns:wp14="http://schemas.microsoft.com/office/word/2010/wordprocessingDrawing" xmlns:wp="http://schemas.openxmlformats.org/drawingml/2006/wordprocessingDrawing" xmlns:w10="urn:schemas-microsoft-com:office:word" xmlns:w="http://schemas.openxmlformats.org/wordprocessingml/2006/main" xmlns:w14="http://schemas.microsoft.com/office/word/2010/wordml" xmlns:wpg="http://schemas.microsoft.com/office/word/2010/wordprocessingGroup" xmlns:wpi="http://schemas.microsoft.com/office/word/2010/wordprocessingInk" xmlns:wne="http://schemas.microsoft.com/office/word/2006/wordml" xmlns:wps="http://schemas.microsoft.com/office/word/2010/wordprocessingShape" mc:Ignorable="w14 wp14">
+  <w:docDefaults>
+    <w:rPrDefault>
+      <w:rPr>
+        <w:rFonts w:asciiTheme="minorHAnsi" w:eastAsiaTheme="minorHAnsi" w:hAnsiTheme="minorHAnsi" w:cstheme="minorBidi"/>
+        <w:sz w:val="22"/>
+        <w:szCs w:val="22"/>
+        <w:lang w:val="ru-RU" w:eastAsia="en-US" w:bidi="ar-SA"/>
+      </w:rPr>
+    </w:rPrDefault>
+    <w:pPrDefault>
+      <w:pPr>
+        <w:spacing w:after="200" w:line="276" w:lineRule="auto"/>
+      </w:pPr>
+    </w:pPrDefault>
+  </w:docDefaults>
+  <w:latentStyles w:defLockedState="0" w:defUIPriority="99" w:defSemiHidden="1" w:defUnhideWhenUsed="1" w:defQFormat="0" w:count="267">
+    <w:lsdException w:name="Normal" w:semiHidden="0" w:uiPriority="0" w:unhideWhenUsed="0" w:qFormat="1"/>
+    <w:lsdException w:name="heading 1" w:semiHidden="0" w:uiPriority="9" w:unhideWhenUsed="0" w:qFormat="1"/>
+    <w:lsdException w:name="heading 2" w:uiPriority="9" w:qFormat="1"/>
+    <w:lsdException w:name="heading 3" w:uiPriority="9" w:qFormat="1"/>
+    <w:lsdException w:name="heading 4" w:uiPriority="9" w:qFormat="1"/>
+    <w:lsdException w:name="heading 5" w:uiPriority="9" w:qFormat="1"/>
+    <w:lsdException w:name="heading 6" w:uiPriority="9" w:qFormat="1"/>
+    <w:lsdException w:name="heading 7" w:uiPriority="9" w:qFormat="1"/>
+    <w:lsdException w:name="heading 8" w:uiPriority="9" w:qFormat="1"/>
+    <w:lsdException w:name="heading 9" w:uiPriority="9" w:qFormat="1"/>
+    <w:lsdException w:name="toc 1" w:uiPriority="39"/>
+    <w:lsdException w:name="toc 2" w:uiPriority="39"/>
+    <w:lsdException w:name="toc 3" w:uiPriority="39"/>
+    <w:lsdException w:name="toc 4" w:uiPriority="39"/>
+    <w:lsdException w:name="toc 5" w:uiPriority="39"/>
+    <w:lsdException w:name="toc 6" w:uiPriority="39"/>
+    <w:lsdException w:name="toc 7" w:uiPriority="39"/>
+    <w:lsdException w:name="toc 8" w:uiPriority="39"/>
+    <w:lsdException w:name="toc 9" w:uiPriority="39"/>
+    <w:lsdException w:name="caption" w:uiPriority="35" w:qFormat="1"/>
+    <w:lsdException w:name="Title" w:semiHidden="0" w:uiPriority="10" w:unhideWhenUsed="0" w:qFormat="1"/>
+    <w:lsdException w:name="Default Paragraph Font" w:uiPriority="1"/>
+    <w:lsdException w:name="Subtitle" w:semiHidden="0" w:uiPriority="11" w:unhideWhenUsed="0" w:qFormat="1"/>
+    <w:lsdException w:name="Strong" w:semiHidden="0" w:uiPriority="22" w:unhideWhenUsed="0" w:qFormat="1"/>
+    <w:lsdException w:name="Emphasis" w:semiHidden="0" w:uiPriority="20" w:unhideWhenUsed="0" w:qFormat="1"/>
+    <w:lsdException w:name="Table Grid" w:uiPriority="39"/>
+    <w:lsdException w:name="Placeholder Text" w:unhideWhenUsed="0"/>
+    <w:lsdException w:name="No Spacing" w:semiHidden="0" w:uiPriority="1" w:unhideWhenUsed="0" w:qFormat="1"/>
+    <w:lsdException w:name="Light Shading" w:semiHidden="0" w:uiPriority="60" w:unhideWhenUsed="0"/>
+    <w:lsdException w:name="Light List" w:semiHidden="0" w:uiPriority="61" w:unhideWhenUsed="0"/>
+    <w:lsdException w:name="Light Grid" w:semiHidden="0" w:uiPriority="62" w:unhideWhenUsed="0"/>
+    <w:lsdException w:name="Medium Shading 1" w:semiHidden="0" w:uiPriority="63" w:unhideWhenUsed="0"/>
+    <w:lsdException w:name="Medium Shading 2" w:semiHidden="0" w:uiPriority="64" w:unhideWhenUsed="0"/>
+    <w:lsdException w:name="Medium List 1" w:semiHidden="0" w:uiPriority="65" w:unhideWhenUsed="0"/>
+    <w:lsdException w:name="Medium List 2" w:semiHidden="0" w:uiPriority="66" w:unhideWhenUsed="0"/>
+    <w:lsdException w:name="Medium Grid 1" w:semiHidden="0" w:uiPriority="67" w:unhideWhenUsed="0"/>
+    <w:lsdException w:name="Medium Grid 2" w:semiHidden="0" w:uiPriority="68" w:unhideWhenUsed="0"/>
+    <w:lsdException w:name="Medium Grid 3" w:semiHidden="0" w:uiPriority="69" w:unhideWhenUsed="0"/>
+    <w:lsdException w:name="Dark List" w:semiHidden="0" w:uiPriority="70" w:unhideWhenUsed="0"/>
+    <w:lsdException w:name="Colorful Shading" w:semiHidden="0" w:uiPriority="71" w:unhideWhenUsed="0"/>
+    <w:lsdException w:name="Colorful List" w:semiHidden="0" w:uiPriority="72" w:unhideWhenUsed="0"/>
+    <w:lsdException w:name="Colorful Grid" w:semiHidden="0" w:uiPriority="73" w:unhideWhenUsed="0"/>
+    <w:lsdException w:name="Light Shading Accent 1" w:semiHidden="0" w:uiPriority="60" w:unhideWhenUsed="0"/>
+    <w:lsdException w:name="Light List Accent 1" w:semiHidden="0" w:uiPriority="61" w:unhideWhenUsed="0"/>
+    <w:lsdException w:name="Light Grid Accent 1" w:semiHidden="0" w:uiPriority="62" w:unhideWhenUsed="0"/>
+    <w:lsdException w:name="Medium Shading 1 Accent 1" w:semiHidden="0" w:uiPriority="63" w:unhideWhenUsed="0"/>
+    <w:lsdException w:name="Medium Shading 2 Accent 1" w:semiHidden="0" w:uiPriority="64" w:unhideWhenUsed="0"/>
+    <w:lsdException w:name="Medium List 1 Accent 1" w:semiHidden="0" w:uiPriority="65" w:unhideWhenUsed="0"/>
+    <w:lsdException w:name="Revision" w:unhideWhenUsed="0"/>
+    <w:lsdException w:name="List Paragraph" w:semiHidden="0" w:uiPriority="34" w:unhideWhenUsed="0" w:qFormat="1"/>
+    <w:lsdException w:name="Quote" w:semiHidden="0" w:uiPriority="29" w:unhideWhenUsed="0" w:qFormat="1"/>
+    <w:lsdException w:name="Intense Quote" w:semiHidden="0" w:uiPriority="30" w:unhideWhenUsed="0" w:qFormat="1"/>
+    <w:lsdException w:name="Medium List 2 Accent 1" w:semiHidden="0" w:uiPriority="66" w:unhideWhenUsed="0"/>
+    <w:lsdException w:name="Medium Grid 1 Accent 1" w:semiHidden="0" w:uiPriority="67" w:unhideWhenUsed="0"/>
+    <w:lsdException w:name="Medium Grid 2 Accent 1" w:semiHidden="0" w:uiPriority="68" w:unhideWhenUsed="0"/>
+    <w:lsdException w:name="Medium Grid 3 Accent 1" w:semiHidden="0" w:uiPriority="69" w:unhideWhenUsed="0"/>
+    <w:lsdException w:name="Dark List Accent 1" w:semiHidden="0" w:uiPriority="70" w:unhideWhenUsed="0"/>
+    <w:lsdException w:name="Colorful Shading Accent 1" w:semiHidden="0" w:uiPriority="71" w:unhideWhenUsed="0"/>
+    <w:lsdException w:name="Colorful List Accent 1" w:semiHidden="0" w:uiPriority="72" w:unhideWhenUsed="0"/>
+    <w:lsdException w:name="Colorful Grid Accent 1" w:semiHidden="0" w:uiPriority="73" w:unhideWhenUsed="0"/>
+    <w:lsdException w:name="Light Shading Accent 2" w:semiHidden="0" w:uiPriority="60" w:unhideWhenUsed="0"/>
+    <w:lsdException w:name="Light List Accent 2" w:semiHidden="0" w:uiPriority="61" w:unhideWhenUsed="0"/>
+    <w:lsdException w:name="Light Grid Accent 2" w:semiHidden="0" w:uiPriority="62" w:unhideWhenUsed="0"/>
+    <w:lsdException w:name="Medium Shading 1 Accent 2" w:semiHidden="0" w:uiPriority="63" w:unhideWhenUsed="0"/>
+    <w:lsdException w:name="Medium Shading 2 Accent 2" w:semiHidden="0" w:uiPriority="64" w:unhideWhenUsed="0"/>
+    <w:lsdException w:name="Medium List 1 Accent 2" w:semiHidden="0" w:uiPriority="65" w:unhideWhenUsed="0"/>
+    <w:lsdException w:name="Medium List 2 Accent 2" w:semiHidden="0" w:uiPriority="66" w:unhideWhenUsed="0"/>
+    <w:lsdException w:name="Medium Grid 1 Accent 2" w:semiHidden="0" w:uiPriority="67" w:unhideWhenUsed="0"/>
+    <w:lsdException w:name="Medium Grid 2 Accent 2" w:semiHidden="0" w:uiPriority="68" w:unhideWhenUsed="0"/>
+    <w:lsdException w:name="Medium Grid 3 Accent 2" w:semiHidden="0" w:uiPriority="69" w:unhideWhenUsed="0"/>
+    <w:lsdException w:name="Dark List Accent 2" w:semiHidden="0" w:uiPriority="70" w:unhideWhenUsed="0"/>
+    <w:lsdException w:name="Colorful Shading Accent 2" w:semiHidden="0" w:uiPriority="71" w:unhideWhenUsed="0"/>
+    <w:lsdException w:name="Colorful List Accent 2" w:semiHidden="0" w:uiPriority="72" w:unhideWhenUsed="0"/>
+    <w:lsdException w:name="Colorful Grid Accent 2" w:semiHidden="0" w:uiPriority="73" w:unhideWhenUsed="0"/>
+    <w:lsdException w:name="Light Shading Accent 3" w:semiHidden="0" w:uiPriority="60" w:unhideWhenUsed="0"/>
+    <w:lsdException w:name="Light List Accent 3" w:semiHidden="0" w:uiPriority="61" w:unhideWhenUsed="0"/>
+    <w:lsdException w:name="Light Grid Accent 3" w:semiHidden="0" w:uiPriority="62" w:unhideWhenUsed="0"/>
+    <w:lsdException w:name="Medium Shading 1 Accent 3" w:semiHidden="0" w:uiPriority="63" w:unhideWhenUsed="0"/>
+    <w:lsdException w:name="Medium Shading 2 Accent 3" w:semiHidden="0" w:uiPriority="64" w:unhideWhenUsed="0"/>
+    <w:lsdException w:name="Medium List 1 Accent 3" w:semiHidden="0" w:uiPriority="65" w:unhideWhenUsed="0"/>
+    <w:lsdException w:name="Medium List 2 Accent 3" w:semiHidden="0" w:uiPriority="66" w:unhideWhenUsed="0"/>
+    <w:lsdException w:name="Medium Grid 1 Accent 3" w:semiHidden="0" w:uiPriority="67" w:unhideWhenUsed="0"/>
+    <w:lsdException w:name="Medium Grid 2 Accent 3" w:semiHidden="0" w:uiPriority="68" w:unhideWhenUsed="0"/>
+    <w:lsdException w:name="Medium Grid 3 Accent 3" w:semiHidden="0" w:uiPriority="69" w:unhideWhenUsed="0"/>
+    <w:lsdException w:name="Dark List Accent 3" w:semiHidden="0" w:uiPriority="70" w:unhideWhenUsed="0"/>
+    <w:lsdException w:name="Colorful Shading Accent 3" w:semiHidden="0" w:uiPriority="71" w:unhideWhenUsed="0"/>
+    <w:lsdException w:name="Colorful List Accent 3" w:semiHidden="0" w:uiPriority="72" w:unhideWhenUsed="0"/>
+    <w:lsdException w:name="Colorful Grid Accent 3" w:semiHidden="0" w:uiPriority="73" w:unhideWhenUsed="0"/>
+    <w:lsdException w:name="Light Shading Accent 4" w:semiHidden="0" w:uiPriority="60" w:unhideWhenUsed="0"/>
+    <w:lsdException w:name="Light List Accent 4" w:semiHidden="0" w:uiPriority="61" w:unhideWhenUsed="0"/>
+    <w:lsdException w:name="Light Grid Accent 4" w:semiHidden="0" w:uiPriority="62" w:unhideWhenUsed="0"/>
+    <w:lsdException w:name="Medium Shading 1 Accent 4" w:semiHidden="0" w:uiPriority="63" w:unhideWhenUsed="0"/>
+    <w:lsdException w:name="Medium Shading 2 Accent 4" w:semiHidden="0" w:uiPriority="64" w:unhideWhenUsed="0"/>
+    <w:lsdException w:name="Medium List 1 Accent 4" w:semiHidden="0" w:uiPriority="65" w:unhideWhenUsed="0"/>
+    <w:lsdException w:name="Medium List 2 Accent 4" w:semiHidden="0" w:uiPriority="66" w:unhideWhenUsed="0"/>
+    <w:lsdException w:name="Medium Grid 1 Accent 4" w:semiHidden="0" w:uiPriority="67" w:unhideWhenUsed="0"/>
+    <w:lsdException w:name="Medium Grid 2 Accent 4" w:semiHidden="0" w:uiPriority="68" w:unhideWhenUsed="0"/>
+    <w:lsdException w:name="Medium Grid 3 Accent 4" w:semiHidden="0" w:uiPriority="69" w:unhideWhenUsed="0"/>
+    <w:lsdException w:name="Dark List Accent 4" w:semiHidden="0" w:uiPriority="70" w:unhideWhenUsed="0"/>
+    <w:lsdException w:name="Colorful Shading Accent 4" w:semiHidden="0" w:uiPriority="71" w:unhideWhenUsed="0"/>
+    <w:lsdException w:name="Colorful List Accent 4" w:semiHidden="0" w:uiPriority="72" w:unhideWhenUsed="0"/>
+    <w:lsdException w:name="Colorful Grid Accent 4" w:semiHidden="0" w:uiPriority="73" w:unhideWhenUsed="0"/>
+    <w:lsdException w:name="Light Shading Accent 5" w:semiHidden="0" w:uiPriority="60" w:unhideWhenUsed="0"/>
+    <w:lsdException w:name="Light List Accent 5" w:semiHidden="0" w:uiPriority="61" w:unhideWhenUsed="0"/>
+    <w:lsdException w:name="Light Grid Accent 5" w:semiHidden="0" w:uiPriority="62" w:unhideWhenUsed="0"/>
+    <w:lsdException w:name="Medium Shading 1 Accent 5" w:semiHidden="0" w:uiPriority="63" w:unhideWhenUsed="0"/>
+    <w:lsdException w:name="Medium Shading 2 Accent 5" w:semiHidden="0" w:uiPriority="64" w:unhideWhenUsed="0"/>
+    <w:lsdException w:name="Medium List 1 Accent 5" w:semiHidden="0" w:uiPriority="65" w:unhideWhenUsed="0"/>
+    <w:lsdException w:name="Medium List 2 Accent 5" w:semiHidden="0" w:uiPriority="66" w:unhideWhenUsed="0"/>
+    <w:lsdException w:name="Medium Grid 1 Accent 5" w:semiHidden="0" w:uiPriority="67" w:unhideWhenUsed="0"/>
+    <w:lsdException w:name="Medium Grid 2 Accent 5" w:semiHidden="0" w:uiPriority="68" w:unhideWhenUsed="0"/>
+    <w:lsdException w:name="Medium Grid 3 Accent 5" w:semiHidden="0" w:uiPriority="69" w:unhideWhenUsed="0"/>
+    <w:lsdException w:name="Dark List Accent 5" w:semiHidden="0" w:uiPriority="70" w:unhideWhenUsed="0"/>
+    <w:lsdException w:name="Colorful Shading Accent 5" w:semiHidden="0" w:uiPriority="71" w:unhideWhenUsed="0"/>
+    <w:lsdException w:name="Colorful List Accent 5" w:semiHidden="0" w:uiPriority="72" w:unhideWhenUsed="0"/>
+    <w:lsdException w:name="Colorful Grid Accent 5" w:semiHidden="0" w:uiPriority="73" w:unhideWhenUsed="0"/>
+    <w:lsdException w:name="Light Shading Accent 6" w:semiHidden="0" w:uiPriority="60" w:unhideWhenUsed="0"/>
+    <w:lsdException w:name="Light List Accent 6" w:semiHidden="0" w:uiPriority="61" w:unhideWhenUsed="0"/>
+    <w:lsdException w:name="Light Grid Accent 6" w:semiHidden="0" w:uiPriority="62" w:unhideWhenUsed="0"/>
+    <w:lsdException w:name="Medium Shading 1 Accent 6" w:semiHidden="0" w:uiPriority="63" w:unhideWhenUsed="0"/>
+    <w:lsdException w:name="Medium Shading 2 Accent 6" w:semiHidden="0" w:uiPriority="64" w:unhideWhenUsed="0"/>
+    <w:lsdException w:name="Medium List 1 Accent 6" w:semiHidden="0" w:uiPriority="65" w:unhideWhenUsed="0"/>
+    <w:lsdException w:name="Medium List 2 Accent 6" w:semiHidden="0" w:uiPriority="66" w:unhideWhenUsed="0"/>
+    <w:lsdException w:name="Medium Grid 1 Accent 6" w:semiHidden="0" w:uiPriority="67" w:unhideWhenUsed="0"/>
+    <w:lsdException w:name="Medium Grid 2 Accent 6" w:semiHidden="0" w:uiPriority="68" w:unhideWhenUsed="0"/>
+    <w:lsdException w:name="Medium Grid 3 Accent 6" w:semiHidden="0" w:uiPriority="69" w:unhideWhenUsed="0"/>
+    <w:lsdException w:name="Dark List Accent 6" w:semiHidden="0" w:uiPriority="70" w:unhideWhenUsed="0"/>
+    <w:lsdException w:name="Colorful Shading Accent 6" w:semiHidden="0" w:uiPriority="71" w:unhideWhenUsed="0"/>
+    <w:lsdException w:name="Colorful List Accent 6" w:semiHidden="0" w:uiPriority="72" w:unhideWhenUsed="0"/>
+    <w:lsdException w:name="Colorful Grid Accent 6" w:semiHidden="0" w:uiPriority="73" w:unhideWhenUsed="0"/>
+    <w:lsdException w:name="Subtle Emphasis" w:semiHidden="0" w:uiPriority="19" w:unhideWhenUsed="0" w:qFormat="1"/>
+    <w:lsdException w:name="Intense Emphasis" w:semiHidden="0" w:uiPriority="21" w:unhideWhenUsed="0" w:qFormat="1"/>
+    <w:lsdException w:name="Subtle Reference" w:semiHidden="0" w:uiPriority="31" w:unhideWhenUsed="0" w:qFormat="1"/>
+    <w:lsdException w:name="Intense Reference" w:semiHidden="0" w:uiPriority="32" w:unhideWhenUsed="0" w:qFormat="1"/>
+    <w:lsdException w:name="Book Title" w:semiHidden="0" w:uiPriority="33" w:unhideWhenUsed="0" w:qFormat="1"/>
+    <w:lsdException w:name="Bibliography" w:uiPriority="37"/>
+    <w:lsdException w:name="TOC Heading" w:uiPriority="39" w:qFormat="1"/>
+  </w:latentStyles>
+  <w:style w:type="paragraph" w:default="1" w:styleId="a">
+    <w:name w:val="Normal"/>
+    <w:qFormat/>
+  </w:style>
+  <w:style w:type="paragraph" w:styleId="1">
+    <w:name w:val="heading 1"/>
+    <w:basedOn w:val="a"/>
+    <w:next w:val="a"/>
+    <w:link w:val="10"/>
+    <w:uiPriority w:val="9"/>
+    <w:qFormat/>
+    <w:rsid w:val="00975121"/>
+    <w:pPr>
+      <w:keepNext/>
+      <w:keepLines/>
+      <w:spacing w:before="480" w:after="0"/>
+      <w:outlineLvl w:val="0"/>
+    </w:pPr>
+    <w:rPr>
+      <w:rFonts w:asciiTheme="majorHAnsi" w:eastAsiaTheme="majorEastAsia" w:hAnsiTheme="majorHAnsi" w:cstheme="majorBidi"/>
+      <w:b/>
+      <w:bCs/>
+      <w:color w:val="365F91" w:themeColor="accent1" w:themeShade="BF"/>
+      <w:sz w:val="28"/>
+      <w:szCs w:val="28"/>
+    </w:rPr>
+  </w:style>
+  <w:style w:type="paragraph" w:styleId="2">
+    <w:name w:val="heading 2"/>
+    <w:basedOn w:val="a"/>
+    <w:link w:val="20"/>
+    <w:uiPriority w:val="9"/>
+    <w:qFormat/>
+    <w:rsid w:val="00975121"/>
+    <w:pPr>
+      <w:spacing w:before="100" w:beforeAutospacing="1" w:after="100" w:afterAutospacing="1" w:line="240" w:lineRule="auto"/>
+      <w:outlineLvl w:val="1"/>
+    </w:pPr>
+    <w:rPr>
+      <w:rFonts w:ascii="Times New Roman" w:eastAsia="Times New Roman" w:hAnsi="Times New Roman" w:cs="Times New Roman"/>
+      <w:b/>
+      <w:bCs/>
+      <w:sz w:val="36"/>
+      <w:szCs w:val="36"/>
+      <w:lang w:eastAsia="ru-RU"/>
+    </w:rPr>
+  </w:style>
+  <w:style w:type="paragraph" w:styleId="3">
+    <w:name w:val="heading 3"/>
+    <w:basedOn w:val="a"/>
+    <w:next w:val="a"/>
+    <w:link w:val="30"/>
+    <w:uiPriority w:val="9"/>
+    <w:unhideWhenUsed/>
+    <w:qFormat/>
+    <w:rsid w:val="00610AA8"/>
+    <w:pPr>
+      <w:keepNext/>
+      <w:keepLines/>
+      <w:spacing w:before="200" w:after="0"/>
+      <w:outlineLvl w:val="2"/>
+    </w:pPr>
+    <w:rPr>
+      <w:rFonts w:asciiTheme="majorHAnsi" w:eastAsiaTheme="majorEastAsia" w:hAnsiTheme="majorHAnsi" w:cstheme="majorBidi"/>
+      <w:b/>
+      <w:bCs/>
+      <w:color w:val="4F81BD" w:themeColor="accent1"/>
+    </w:rPr>
+  </w:style>
+  <w:style w:type="character" w:default="1" w:styleId="a0">
+    <w:name w:val="Default Paragraph Font"/>
+    <w:uiPriority w:val="1"/>
+    <w:semiHidden/>
+    <w:unhideWhenUsed/>
+  </w:style>
+  <w:style w:type="table" w:default="1" w:styleId="a1">
+    <w:name w:val="Normal Table"/>
+    <w:uiPriority w:val="99"/>
+    <w:semiHidden/>
+    <w:unhideWhenUsed/>
+    <w:tblPr>
+      <w:tblInd w:w="0" w:type="dxa"/>
+      <w:tblCellMar>
+        <w:top w:w="0" w:type="dxa"/>
+        <w:left w:w="108" w:type="dxa"/>
+        <w:bottom w:w="0" w:type="dxa"/>
+        <w:right w:w="108" w:type="dxa"/>
+      </w:tblCellMar>
+    </w:tblPr>
+  </w:style>
+  <w:style w:type="numbering" w:default="1" w:styleId="a2">
+    <w:name w:val="No List"/>
+    <w:uiPriority w:val="99"/>
+    <w:semiHidden/>
+    <w:unhideWhenUsed/>
+  </w:style>
+  <w:style w:type="paragraph" w:customStyle="1" w:styleId="a3">
+    <w:name w:val="Курсовая"/>
+    <w:basedOn w:val="a"/>
+    <w:link w:val="a4"/>
+    <w:qFormat/>
+    <w:rsid w:val="00E678BF"/>
+    <w:pPr>
+      <w:spacing w:after="0" w:line="360" w:lineRule="auto"/>
+      <w:jc w:val="both"/>
+    </w:pPr>
+    <w:rPr>
+      <w:rFonts w:ascii="Times New Roman" w:hAnsi="Times New Roman"/>
+      <w:kern w:val="2"/>
+      <w:sz w:val="28"/>
+      <w:szCs w:val="32"/>
+      <w14:ligatures w14:val="standardContextual"/>
+    </w:rPr>
+  </w:style>
+  <w:style w:type="character" w:customStyle="1" w:styleId="a4">
+    <w:name w:val="Курсовая Знак"/>
+    <w:basedOn w:val="a0"/>
+    <w:link w:val="a3"/>
+    <w:rsid w:val="00E678BF"/>
+    <w:rPr>
+      <w:rFonts w:ascii="Times New Roman" w:hAnsi="Times New Roman"/>
+      <w:kern w:val="2"/>
+      <w:sz w:val="28"/>
+      <w:szCs w:val="32"/>
+      <w14:ligatures w14:val="standardContextual"/>
+    </w:rPr>
+  </w:style>
+  <w:style w:type="paragraph" w:styleId="a5">
+    <w:name w:val="Normal (Web)"/>
+    <w:basedOn w:val="a"/>
+    <w:uiPriority w:val="99"/>
+    <w:semiHidden/>
+    <w:unhideWhenUsed/>
+    <w:rsid w:val="00F15206"/>
+    <w:pPr>
+      <w:spacing w:before="100" w:beforeAutospacing="1" w:after="100" w:afterAutospacing="1" w:line="240" w:lineRule="auto"/>
+    </w:pPr>
+    <w:rPr>
+      <w:rFonts w:ascii="Times New Roman" w:eastAsia="Times New Roman" w:hAnsi="Times New Roman" w:cs="Times New Roman"/>
+      <w:sz w:val="24"/>
+      <w:szCs w:val="24"/>
+      <w:lang w:eastAsia="ru-RU"/>
+    </w:rPr>
+  </w:style>
+  <w:style w:type="character" w:customStyle="1" w:styleId="20">
+    <w:name w:val="Заголовок 2 Знак"/>
+    <w:basedOn w:val="a0"/>
+    <w:link w:val="2"/>
+    <w:uiPriority w:val="9"/>
+    <w:rsid w:val="00975121"/>
+    <w:rPr>
+      <w:rFonts w:ascii="Times New Roman" w:eastAsia="Times New Roman" w:hAnsi="Times New Roman" w:cs="Times New Roman"/>
+      <w:b/>
+      <w:bCs/>
+      <w:sz w:val="36"/>
+      <w:szCs w:val="36"/>
+      <w:lang w:eastAsia="ru-RU"/>
+    </w:rPr>
+  </w:style>
+  <w:style w:type="character" w:styleId="a6">
+    <w:name w:val="Strong"/>
+    <w:basedOn w:val="a0"/>
+    <w:uiPriority w:val="22"/>
+    <w:qFormat/>
+    <w:rsid w:val="00975121"/>
+    <w:rPr>
+      <w:b/>
+      <w:bCs/>
+    </w:rPr>
+  </w:style>
+  <w:style w:type="character" w:customStyle="1" w:styleId="10">
+    <w:name w:val="Заголовок 1 Знак"/>
+    <w:basedOn w:val="a0"/>
+    <w:link w:val="1"/>
+    <w:uiPriority w:val="9"/>
+    <w:rsid w:val="00975121"/>
+    <w:rPr>
+      <w:rFonts w:asciiTheme="majorHAnsi" w:eastAsiaTheme="majorEastAsia" w:hAnsiTheme="majorHAnsi" w:cstheme="majorBidi"/>
+      <w:b/>
+      <w:bCs/>
+      <w:color w:val="365F91" w:themeColor="accent1" w:themeShade="BF"/>
+      <w:sz w:val="28"/>
+      <w:szCs w:val="28"/>
+    </w:rPr>
+  </w:style>
+  <w:style w:type="paragraph" w:styleId="a7">
+    <w:name w:val="Balloon Text"/>
+    <w:basedOn w:val="a"/>
+    <w:link w:val="a8"/>
+    <w:uiPriority w:val="99"/>
+    <w:semiHidden/>
+    <w:unhideWhenUsed/>
+    <w:rsid w:val="00B91639"/>
+    <w:pPr>
+      <w:spacing w:after="0" w:line="240" w:lineRule="auto"/>
+    </w:pPr>
+    <w:rPr>
+      <w:rFonts w:ascii="Tahoma" w:hAnsi="Tahoma" w:cs="Tahoma"/>
+      <w:sz w:val="16"/>
+      <w:szCs w:val="16"/>
+    </w:rPr>
+  </w:style>
+  <w:style w:type="character" w:customStyle="1" w:styleId="a8">
+    <w:name w:val="Текст выноски Знак"/>
+    <w:basedOn w:val="a0"/>
+    <w:link w:val="a7"/>
+    <w:uiPriority w:val="99"/>
+    <w:semiHidden/>
+    <w:rsid w:val="00B91639"/>
+    <w:rPr>
+      <w:rFonts w:ascii="Tahoma" w:hAnsi="Tahoma" w:cs="Tahoma"/>
+      <w:sz w:val="16"/>
+      <w:szCs w:val="16"/>
+    </w:rPr>
+  </w:style>
+  <w:style w:type="paragraph" w:styleId="a9">
+    <w:name w:val="No Spacing"/>
+    <w:uiPriority w:val="1"/>
+    <w:qFormat/>
+    <w:rsid w:val="001E5774"/>
+    <w:pPr>
+      <w:spacing w:after="0" w:line="240" w:lineRule="auto"/>
+    </w:pPr>
+  </w:style>
+  <w:style w:type="table" w:styleId="aa">
+    <w:name w:val="Table Grid"/>
+    <w:basedOn w:val="a1"/>
+    <w:uiPriority w:val="39"/>
+    <w:rsid w:val="001E5774"/>
+    <w:pPr>
+      <w:spacing w:after="0" w:line="240" w:lineRule="auto"/>
+    </w:pPr>
+    <w:tblPr>
+      <w:tblBorders>
+        <w:top w:val="single" w:sz="4" w:space="0" w:color="auto"/>
+        <w:left w:val="single" w:sz="4" w:space="0" w:color="auto"/>
+        <w:bottom w:val="single" w:sz="4" w:space="0" w:color="auto"/>
+        <w:right w:val="single" w:sz="4" w:space="0" w:color="auto"/>
+        <w:insideH w:val="single" w:sz="4" w:space="0" w:color="auto"/>
+        <w:insideV w:val="single" w:sz="4" w:space="0" w:color="auto"/>
+      </w:tblBorders>
+    </w:tblPr>
+  </w:style>
+  <w:style w:type="character" w:customStyle="1" w:styleId="30">
+    <w:name w:val="Заголовок 3 Знак"/>
+    <w:basedOn w:val="a0"/>
+    <w:link w:val="3"/>
+    <w:uiPriority w:val="9"/>
+    <w:rsid w:val="00610AA8"/>
+    <w:rPr>
+      <w:rFonts w:asciiTheme="majorHAnsi" w:eastAsiaTheme="majorEastAsia" w:hAnsiTheme="majorHAnsi" w:cstheme="majorBidi"/>
+      <w:b/>
+      <w:bCs/>
+      <w:color w:val="4F81BD" w:themeColor="accent1"/>
+    </w:rPr>
+  </w:style>
+  <w:style w:type="character" w:styleId="ab">
+    <w:name w:val="Emphasis"/>
+    <w:basedOn w:val="a0"/>
+    <w:uiPriority w:val="20"/>
+    <w:qFormat/>
+    <w:rsid w:val="001629C5"/>
+    <w:rPr>
+      <w:i/>
+      <w:iCs/>
+    </w:rPr>
+  </w:style>
+  <w:style w:type="paragraph" w:styleId="ac">
+    <w:name w:val="List Paragraph"/>
+    <w:basedOn w:val="a"/>
+    <w:uiPriority w:val="34"/>
+    <w:qFormat/>
+    <w:rsid w:val="00D03945"/>
+    <w:pPr>
+      <w:ind w:left="720"/>
+      <w:contextualSpacing/>
+    </w:pPr>
   </w:style>
 </w:styles>
 </file>
@@ -5768,7 +8083,7 @@
 </file>
 
 <file path=customXml/itemProps1.xml><?xml version="1.0" encoding="utf-8"?>
-<ds:datastoreItem xmlns:ds="http://schemas.openxmlformats.org/officeDocument/2006/customXml" ds:itemID="{9B9C7A01-18F0-4514-9977-93359461163D}">
+<ds:datastoreItem xmlns:ds="http://schemas.openxmlformats.org/officeDocument/2006/customXml" ds:itemID="{382D2223-6535-40AE-8C62-B4BC43B91537}">
   <ds:schemaRefs>
     <ds:schemaRef ds:uri="http://schemas.openxmlformats.org/officeDocument/2006/bibliography"/>
   </ds:schemaRefs>

--- a/Документы/технологическая_часть.docx
+++ b/Документы/технологическая_часть.docx
@@ -5,6 +5,7 @@
     <w:p>
       <w:pPr>
         <w:pStyle w:val="1"/>
+        <w:spacing w:before="0" w:line="360" w:lineRule="auto"/>
         <w:rPr>
           <w:rFonts w:ascii="Times New Roman" w:hAnsi="Times New Roman" w:cs="Times New Roman"/>
           <w:color w:val="auto"/>
@@ -21,6 +22,7 @@
     <w:p>
       <w:pPr>
         <w:pStyle w:val="2"/>
+        <w:spacing w:before="0" w:beforeAutospacing="0" w:after="0" w:afterAutospacing="0" w:line="360" w:lineRule="auto"/>
         <w:rPr>
           <w:sz w:val="28"/>
           <w:szCs w:val="28"/>
@@ -167,12 +169,27 @@
         <w:ind w:firstLine="709"/>
       </w:pPr>
       <w:r>
-        <w:t>Таким образом, разработанный стенд представляет собой безопасную, компактную и универсальную платформу для отработки алгоритмов ориентации, стабилизации и передачи данных дрона в полунатурной среде.</w:t>
-      </w:r>
+        <w:t xml:space="preserve">Таким образом, разработанный стенд представляет собой безопасную, компактную и универсальную платформу для отработки алгоритмов ориентации, стабилизации и передачи данных </w:t>
+      </w:r>
+      <w:proofErr w:type="spellStart"/>
+      <w:r>
+        <w:t>дрона</w:t>
+      </w:r>
+      <w:proofErr w:type="spellEnd"/>
+      <w:r>
+        <w:t xml:space="preserve"> в полунатурной среде.</w:t>
+      </w:r>
+    </w:p>
+    <w:p>
+      <w:pPr>
+        <w:pStyle w:val="a3"/>
+        <w:ind w:firstLine="709"/>
+      </w:pPr>
     </w:p>
     <w:p>
       <w:pPr>
         <w:pStyle w:val="2"/>
+        <w:spacing w:before="0" w:beforeAutospacing="0" w:after="0" w:afterAutospacing="0" w:line="360" w:lineRule="auto"/>
         <w:rPr>
           <w:sz w:val="28"/>
         </w:rPr>
@@ -217,6 +234,7 @@
     <w:p>
       <w:pPr>
         <w:pStyle w:val="3"/>
+        <w:spacing w:before="0" w:line="360" w:lineRule="auto"/>
         <w:rPr>
           <w:rFonts w:ascii="Times New Roman" w:hAnsi="Times New Roman" w:cs="Times New Roman"/>
           <w:color w:val="000000" w:themeColor="text1"/>
@@ -234,7 +252,6 @@
         <w:t>2.2.1 Технологический процесс сборки стенда</w:t>
       </w:r>
     </w:p>
-    <w:p/>
     <w:p>
       <w:pPr>
         <w:pStyle w:val="a3"/>
@@ -255,7 +272,6 @@
           <w:b w:val="0"/>
           <w:bCs w:val="0"/>
         </w:rPr>
-        <w:lastRenderedPageBreak/>
         <w:t>Этапы сборки:</w:t>
       </w:r>
     </w:p>
@@ -274,6 +290,7 @@
           <w:b w:val="0"/>
           <w:bCs w:val="0"/>
         </w:rPr>
+        <w:lastRenderedPageBreak/>
         <w:t>Подготовка материалов</w:t>
       </w:r>
       <w:r>
@@ -572,6 +589,7 @@
     <w:p>
       <w:pPr>
         <w:pStyle w:val="3"/>
+        <w:spacing w:before="0" w:line="360" w:lineRule="auto"/>
         <w:rPr>
           <w:rFonts w:ascii="Times New Roman" w:hAnsi="Times New Roman" w:cs="Times New Roman"/>
           <w:color w:val="000000" w:themeColor="text1"/>
@@ -598,7 +616,6 @@
         <w:t>Конструктивно-технологическое описание стенда</w:t>
       </w:r>
     </w:p>
-    <w:p/>
     <w:p>
       <w:pPr>
         <w:pStyle w:val="a3"/>
@@ -607,57 +624,171 @@
           <w:lang w:eastAsia="ru-RU"/>
         </w:rPr>
       </w:pPr>
-      <w:r>
-        <w:rPr>
+      <w:proofErr w:type="gramStart"/>
+      <w:r>
+        <w:rPr>
+          <w:lang w:eastAsia="ru-RU"/>
+        </w:rPr>
+        <w:t>Полунатурный</w:t>
+      </w:r>
+      <w:r>
+        <w:rPr>
+          <w:lang w:eastAsia="ru-RU"/>
+        </w:rPr>
+        <w:t xml:space="preserve"> стенд </w:t>
+      </w:r>
+      <w:r>
+        <w:rPr>
+          <w:lang w:eastAsia="ru-RU"/>
+        </w:rPr>
+        <w:t>состоит из двух деревянных рам:</w:t>
+      </w:r>
+      <w:r>
+        <w:rPr>
+          <w:lang w:eastAsia="ru-RU"/>
+        </w:rPr>
+        <w:t xml:space="preserve"> </w:t>
+      </w:r>
+      <w:r>
+        <w:rPr>
+          <w:bCs/>
+          <w:lang w:eastAsia="ru-RU"/>
+        </w:rPr>
+        <w:t>внешней</w:t>
+      </w:r>
+      <w:r>
+        <w:rPr>
+          <w:lang w:eastAsia="ru-RU"/>
+        </w:rPr>
+        <w:t xml:space="preserve"> и </w:t>
+      </w:r>
+      <w:r>
+        <w:rPr>
+          <w:bCs/>
+          <w:lang w:eastAsia="ru-RU"/>
+        </w:rPr>
+        <w:t>внутренней</w:t>
+      </w:r>
+      <w:r>
+        <w:rPr>
+          <w:lang w:eastAsia="ru-RU"/>
+        </w:rPr>
+        <w:t>, соединённых между собой таким образом, чтобы обеспечить вращение по трём осям.</w:t>
+      </w:r>
+      <w:proofErr w:type="gramEnd"/>
+    </w:p>
+    <w:p>
+      <w:pPr>
+        <w:pStyle w:val="a3"/>
+        <w:ind w:firstLine="709"/>
+        <w:rPr>
+          <w:lang w:eastAsia="ru-RU"/>
+        </w:rPr>
+      </w:pPr>
+      <w:r>
+        <w:rPr>
+          <w:bCs/>
+          <w:lang w:eastAsia="ru-RU"/>
+        </w:rPr>
+        <w:t>Внешняя рама</w:t>
+      </w:r>
+      <w:r>
+        <w:rPr>
+          <w:lang w:eastAsia="ru-RU"/>
+        </w:rPr>
+        <w:t xml:space="preserve"> отвечает за вращение по оси тангажа.</w:t>
+      </w:r>
+    </w:p>
+    <w:p>
+      <w:pPr>
+        <w:pStyle w:val="a3"/>
+        <w:ind w:firstLine="709"/>
+        <w:rPr>
+          <w:lang w:eastAsia="ru-RU"/>
+        </w:rPr>
+      </w:pPr>
+      <w:r>
+        <w:rPr>
+          <w:bCs/>
           <w:lang w:eastAsia="ru-RU"/>
         </w:rPr>
         <w:lastRenderedPageBreak/>
-        <w:t>Полунатурный</w:t>
-      </w:r>
-      <w:r>
-        <w:rPr>
-          <w:lang w:eastAsia="ru-RU"/>
-        </w:rPr>
-        <w:t xml:space="preserve"> стенд </w:t>
-      </w:r>
-      <w:r>
-        <w:rPr>
-          <w:lang w:eastAsia="ru-RU"/>
-        </w:rPr>
-        <w:t>состоит из двух деревянных рам:</w:t>
-      </w:r>
-      <w:r>
-        <w:rPr>
-          <w:lang w:eastAsia="ru-RU"/>
-        </w:rPr>
+        <w:t>Внутренняя рама</w:t>
+      </w:r>
+      <w:r>
+        <w:rPr>
+          <w:lang w:eastAsia="ru-RU"/>
+        </w:rPr>
+        <w:t>, установленная внутри внешней, обеспечивает вращение по оси рысканья.</w:t>
+      </w:r>
+    </w:p>
+    <w:p>
+      <w:pPr>
+        <w:pStyle w:val="a3"/>
+        <w:ind w:firstLine="709"/>
+        <w:rPr>
+          <w:lang w:eastAsia="ru-RU"/>
+        </w:rPr>
+      </w:pPr>
+      <w:r>
+        <w:rPr>
+          <w:lang w:eastAsia="ru-RU"/>
+        </w:rPr>
+        <w:t xml:space="preserve">Через внутреннюю раму проходит </w:t>
+      </w:r>
+      <w:r>
+        <w:rPr>
+          <w:bCs/>
+          <w:lang w:eastAsia="ru-RU"/>
+        </w:rPr>
+        <w:t>металлический полый стержень</w:t>
+      </w:r>
+      <w:r>
+        <w:rPr>
+          <w:lang w:eastAsia="ru-RU"/>
+        </w:rPr>
+        <w:t>, который позволяет воспроизводить вращение по оси крена.</w:t>
+      </w:r>
+    </w:p>
+    <w:p>
+      <w:pPr>
+        <w:pStyle w:val="a3"/>
+        <w:ind w:firstLine="709"/>
+      </w:pPr>
+      <w:r>
+        <w:rPr>
+          <w:lang w:eastAsia="ru-RU"/>
+        </w:rPr>
+        <w:t xml:space="preserve">Вся конструкция опирается на систему </w:t>
+      </w:r>
+      <w:r>
+        <w:rPr>
+          <w:bCs/>
+          <w:lang w:eastAsia="ru-RU"/>
+        </w:rPr>
+        <w:t>опор с 3D-печатными креплениями</w:t>
+      </w:r>
+      <w:r>
+        <w:rPr>
+          <w:lang w:eastAsia="ru-RU"/>
+        </w:rPr>
+        <w:t xml:space="preserve">, внутри которых установлены подшипники, обеспечивающие плавное </w:t>
+      </w:r>
+      <w:r>
+        <w:rPr>
+          <w:lang w:eastAsia="ru-RU"/>
+        </w:rPr>
+        <w:t>вращение стенда в пространстве.</w:t>
+      </w:r>
+      <w:r>
+        <w:rPr>
+          <w:lang w:eastAsia="ru-RU"/>
+        </w:rPr>
+        <w:t xml:space="preserve"> Общая схема стенда представлена на рисунке 2.1.</w:t>
+      </w:r>
+      <w:r>
         <w:t xml:space="preserve"> </w:t>
       </w:r>
-      <w:r>
-        <w:rPr>
-          <w:bCs/>
-          <w:lang w:eastAsia="ru-RU"/>
-        </w:rPr>
-        <w:t>внешней</w:t>
-      </w:r>
-      <w:r>
-        <w:rPr>
-          <w:lang w:eastAsia="ru-RU"/>
-        </w:rPr>
-        <w:t xml:space="preserve"> и </w:t>
-      </w:r>
-      <w:r>
-        <w:rPr>
-          <w:bCs/>
-          <w:lang w:eastAsia="ru-RU"/>
-        </w:rPr>
-        <w:t>внутренней</w:t>
-      </w:r>
-      <w:r>
-        <w:rPr>
-          <w:lang w:eastAsia="ru-RU"/>
-        </w:rPr>
-        <w:t>, соединённых между собой таким образом, чтобы обеспечить вращение по трём осям.</w:t>
-      </w:r>
     </w:p>
     <w:p>
       <w:pPr>
@@ -667,112 +798,6 @@
           <w:lang w:eastAsia="ru-RU"/>
         </w:rPr>
       </w:pPr>
-      <w:r>
-        <w:rPr>
-          <w:bCs/>
-          <w:lang w:eastAsia="ru-RU"/>
-        </w:rPr>
-        <w:t>Внешняя рама</w:t>
-      </w:r>
-      <w:r>
-        <w:rPr>
-          <w:lang w:eastAsia="ru-RU"/>
-        </w:rPr>
-        <w:t xml:space="preserve"> отвечает за вращение по оси тангажа.</w:t>
-      </w:r>
-    </w:p>
-    <w:p>
-      <w:pPr>
-        <w:pStyle w:val="a3"/>
-        <w:ind w:firstLine="709"/>
-        <w:rPr>
-          <w:lang w:eastAsia="ru-RU"/>
-        </w:rPr>
-      </w:pPr>
-      <w:r>
-        <w:rPr>
-          <w:bCs/>
-          <w:lang w:eastAsia="ru-RU"/>
-        </w:rPr>
-        <w:t>Внутренняя рама</w:t>
-      </w:r>
-      <w:r>
-        <w:rPr>
-          <w:lang w:eastAsia="ru-RU"/>
-        </w:rPr>
-        <w:t>, установленная внутри внешней, обеспечивает вращение по оси рысканья.</w:t>
-      </w:r>
-    </w:p>
-    <w:p>
-      <w:pPr>
-        <w:pStyle w:val="a3"/>
-        <w:ind w:firstLine="709"/>
-        <w:rPr>
-          <w:lang w:eastAsia="ru-RU"/>
-        </w:rPr>
-      </w:pPr>
-      <w:r>
-        <w:rPr>
-          <w:lang w:eastAsia="ru-RU"/>
-        </w:rPr>
-        <w:t xml:space="preserve">Через внутреннюю раму проходит </w:t>
-      </w:r>
-      <w:r>
-        <w:rPr>
-          <w:bCs/>
-          <w:lang w:eastAsia="ru-RU"/>
-        </w:rPr>
-        <w:t>металлический полый стержень</w:t>
-      </w:r>
-      <w:r>
-        <w:rPr>
-          <w:lang w:eastAsia="ru-RU"/>
-        </w:rPr>
-        <w:t>, который позволяет воспроизводить вращение по оси крена.</w:t>
-      </w:r>
-    </w:p>
-    <w:p>
-      <w:pPr>
-        <w:pStyle w:val="a3"/>
-        <w:ind w:firstLine="709"/>
-        <w:rPr>
-          <w:lang w:eastAsia="ru-RU"/>
-        </w:rPr>
-      </w:pPr>
-      <w:r>
-        <w:rPr>
-          <w:lang w:eastAsia="ru-RU"/>
-        </w:rPr>
-        <w:t xml:space="preserve">Вся конструкция опирается на систему </w:t>
-      </w:r>
-      <w:r>
-        <w:rPr>
-          <w:bCs/>
-          <w:lang w:eastAsia="ru-RU"/>
-        </w:rPr>
-        <w:t>опор с 3D-печатными креплениями</w:t>
-      </w:r>
-      <w:r>
-        <w:rPr>
-          <w:lang w:eastAsia="ru-RU"/>
-        </w:rPr>
-        <w:t xml:space="preserve">, внутри которых установлены подшипники, обеспечивающие плавное </w:t>
-      </w:r>
-      <w:r>
-        <w:rPr>
-          <w:lang w:eastAsia="ru-RU"/>
-        </w:rPr>
-        <w:t>вращение стенда в пространстве.</w:t>
-      </w:r>
-      <w:r>
-        <w:rPr>
-          <w:lang w:eastAsia="ru-RU"/>
-        </w:rPr>
-        <w:t xml:space="preserve"> Общая схема стенда представлена на рисунке 2.1.</w:t>
-      </w:r>
-      <w:r>
-        <w:t xml:space="preserve"> </w:t>
-      </w:r>
     </w:p>
     <w:p>
       <w:pPr>
@@ -934,51 +959,45 @@
         <w:rPr>
           <w:lang w:eastAsia="ru-RU"/>
         </w:rPr>
-        <w:t xml:space="preserve"> служит несущим элементом стенда и </w:t>
-      </w:r>
-      <w:r>
-        <w:rPr>
+        <w:t xml:space="preserve"> служит несущим элементом стенда и обеспечивает вращение по оси </w:t>
+      </w:r>
+      <w:r>
+        <w:rPr>
+          <w:bCs/>
+          <w:lang w:eastAsia="ru-RU"/>
+        </w:rPr>
+        <w:t>тангажа</w:t>
+      </w:r>
+      <w:r>
+        <w:rPr>
+          <w:lang w:eastAsia="ru-RU"/>
+        </w:rPr>
+        <w:t>. К внешней раме крепятся опорные стержни, соединяющие конструкцию с</w:t>
+      </w:r>
+      <w:r>
+        <w:rPr>
+          <w:lang w:eastAsia="ru-RU"/>
+        </w:rPr>
+        <w:t xml:space="preserve"> опорными балками</w:t>
+      </w:r>
+      <w:r>
+        <w:rPr>
+          <w:lang w:eastAsia="ru-RU"/>
+        </w:rPr>
+        <w:t>.</w:t>
+      </w:r>
+    </w:p>
+    <w:p>
+      <w:pPr>
+        <w:pStyle w:val="a3"/>
+        <w:jc w:val="center"/>
+      </w:pPr>
+      <w:r>
+        <w:rPr>
+          <w:noProof/>
           <w:lang w:eastAsia="ru-RU"/>
         </w:rPr>
         <w:lastRenderedPageBreak/>
-        <w:t xml:space="preserve">обеспечивает вращение по оси </w:t>
-      </w:r>
-      <w:r>
-        <w:rPr>
-          <w:bCs/>
-          <w:lang w:eastAsia="ru-RU"/>
-        </w:rPr>
-        <w:t>тангажа</w:t>
-      </w:r>
-      <w:r>
-        <w:rPr>
-          <w:lang w:eastAsia="ru-RU"/>
-        </w:rPr>
-        <w:t>. К внешней раме крепятся опорные стержни, соединяющие конструкцию с</w:t>
-      </w:r>
-      <w:r>
-        <w:rPr>
-          <w:lang w:eastAsia="ru-RU"/>
-        </w:rPr>
-        <w:t xml:space="preserve"> опорными балками</w:t>
-      </w:r>
-      <w:r>
-        <w:rPr>
-          <w:lang w:eastAsia="ru-RU"/>
-        </w:rPr>
-        <w:t>.</w:t>
-      </w:r>
-    </w:p>
-    <w:p>
-      <w:pPr>
-        <w:pStyle w:val="a3"/>
-        <w:jc w:val="center"/>
-      </w:pPr>
-      <w:r>
-        <w:rPr>
-          <w:noProof/>
-          <w:lang w:eastAsia="ru-RU"/>
-        </w:rPr>
         <w:drawing>
           <wp:inline distT="0" distB="0" distL="0" distR="0" wp14:anchorId="449FFC83" wp14:editId="59500B36">
             <wp:extent cx="1820545" cy="2123115"/>
@@ -1296,7 +1315,6 @@
           <w:lang w:eastAsia="ru-RU"/>
           <w14:ligatures w14:val="none"/>
         </w:rPr>
-        <w:lastRenderedPageBreak/>
         <w:drawing>
           <wp:inline distT="0" distB="0" distL="0" distR="0" wp14:anchorId="4CDA415B" wp14:editId="7F6A40F6">
             <wp:extent cx="2162175" cy="2162175"/>
@@ -1611,7 +1629,6 @@
           <w:lang w:eastAsia="ru-RU"/>
           <w14:ligatures w14:val="none"/>
         </w:rPr>
-        <w:lastRenderedPageBreak/>
         <w:drawing>
           <wp:inline distT="0" distB="0" distL="0" distR="0" wp14:anchorId="2C1DA900" wp14:editId="32375D9F">
             <wp:extent cx="2544219" cy="3388757"/>
@@ -1714,9 +1731,6 @@
       <w:pPr>
         <w:pStyle w:val="a3"/>
         <w:ind w:firstLine="709"/>
-        <w:rPr>
-          <w:lang w:eastAsia="ru-RU"/>
-        </w:rPr>
       </w:pPr>
       <w:r>
         <w:t>Таким образом, в рамках технологической части была выполнена сборка полунатурного стенда, включающая подготовку деревянных и металлических элементов, установку осей вращения и монтаж опорной системы с подшипниками. Конструкция получилась жёсткой, устойчивой и в то же время лёгкой, что позволяет проводить эксперименты по исследованию углового положения квадрокоптера в контролируемых условиях.</w:t>
@@ -1724,7 +1738,17 @@
     </w:p>
     <w:p>
       <w:pPr>
+        <w:pStyle w:val="a3"/>
+        <w:ind w:firstLine="709"/>
+        <w:rPr>
+          <w:lang w:eastAsia="ru-RU"/>
+        </w:rPr>
+      </w:pPr>
+    </w:p>
+    <w:p>
+      <w:pPr>
         <w:pStyle w:val="2"/>
+        <w:spacing w:before="0" w:beforeAutospacing="0" w:after="0" w:afterAutospacing="0" w:line="360" w:lineRule="auto"/>
         <w:rPr>
           <w:sz w:val="28"/>
         </w:rPr>
@@ -1810,11 +1834,7 @@
         <w:t>базу 146 мм</w:t>
       </w:r>
       <w:r>
-        <w:t xml:space="preserve">. Конфигурация крестовидного типа (X-образная) </w:t>
-      </w:r>
-      <w:r>
-        <w:lastRenderedPageBreak/>
-        <w:t>обеспечивает симметричное распределение массы и минимизацию кр</w:t>
+        <w:t>. Конфигурация крестовидного типа (X-образная) обеспечивает симметричное распределение массы и минимизацию кр</w:t>
       </w:r>
       <w:r>
         <w:t xml:space="preserve">утящих нагрузок при вращении. </w:t>
@@ -1853,6 +1873,7 @@
           <w:lang w:eastAsia="ru-RU"/>
           <w14:ligatures w14:val="none"/>
         </w:rPr>
+        <w:lastRenderedPageBreak/>
         <w:drawing>
           <wp:inline distT="0" distB="0" distL="0" distR="0" wp14:anchorId="48CA2A67" wp14:editId="67E6FB2E">
             <wp:extent cx="2934586" cy="2797955"/>
@@ -2064,7 +2085,6 @@
         <w:rPr>
           <w:lang w:eastAsia="ru-RU"/>
         </w:rPr>
-        <w:lastRenderedPageBreak/>
         <w:t xml:space="preserve">Для обеспечения симметричной тяги и реалистичной имитации динамики </w:t>
       </w:r>
       <w:r>
@@ -2175,6 +2195,7 @@
         <w:ind w:firstLine="709"/>
       </w:pPr>
       <w:r>
+        <w:lastRenderedPageBreak/>
         <w:t xml:space="preserve">Для управления скоростью вращения моторов используется </w:t>
       </w:r>
       <w:r>
@@ -2369,7 +2390,6 @@
         <w:ind w:firstLine="709"/>
       </w:pPr>
       <w:r>
-        <w:lastRenderedPageBreak/>
         <w:t xml:space="preserve">При работе стенда </w:t>
       </w:r>
       <w:proofErr w:type="spellStart"/>
@@ -2452,7 +2472,14 @@
     </w:p>
     <w:p>
       <w:pPr>
+        <w:pStyle w:val="a3"/>
+        <w:ind w:firstLine="709"/>
+      </w:pPr>
+    </w:p>
+    <w:p>
+      <w:pPr>
         <w:pStyle w:val="2"/>
+        <w:spacing w:before="0" w:beforeAutospacing="0" w:after="0" w:afterAutospacing="0" w:line="360" w:lineRule="auto"/>
         <w:rPr>
           <w:sz w:val="28"/>
           <w:szCs w:val="28"/>
@@ -2463,6 +2490,7 @@
           <w:sz w:val="28"/>
           <w:szCs w:val="28"/>
         </w:rPr>
+        <w:lastRenderedPageBreak/>
         <w:t xml:space="preserve">2.4 </w:t>
       </w:r>
       <w:r>
@@ -2498,6 +2526,7 @@
     <w:p>
       <w:pPr>
         <w:pStyle w:val="3"/>
+        <w:spacing w:before="0" w:line="360" w:lineRule="auto"/>
         <w:rPr>
           <w:rFonts w:ascii="Times New Roman" w:hAnsi="Times New Roman" w:cs="Times New Roman"/>
           <w:color w:val="auto"/>
@@ -2513,7 +2542,6 @@
         <w:t>2.4.1 Микроконтроллер</w:t>
       </w:r>
     </w:p>
-    <w:p/>
     <w:p>
       <w:pPr>
         <w:pStyle w:val="a3"/>
@@ -2590,78 +2618,78 @@
           <w:szCs w:val="28"/>
           <w:lang w:eastAsia="ru-RU"/>
         </w:rPr>
-        <w:t xml:space="preserve"> электродвигателей, светодиодов и других элементов. Интеграция всех вычислительных и управляющих компонентов в единую систему-на-кристалле обеспечивает высокую надёжность, быстродействие и </w:t>
-      </w:r>
-      <w:r>
+        <w:t xml:space="preserve"> электродвигателей, светодиодов и других элементов. Интеграция всех вычислительных и управляющих компонентов в единую систему-на-кристалле обеспечивает высокую надёжность, быстродействие и компактность, что делает микроконтроллеры ключевым элементом современных интеллектуальных устройств.</w:t>
+      </w:r>
+    </w:p>
+    <w:p>
+      <w:pPr>
+        <w:pStyle w:val="a3"/>
+        <w:ind w:firstLine="851"/>
         <w:rPr>
           <w:szCs w:val="28"/>
           <w:lang w:eastAsia="ru-RU"/>
         </w:rPr>
+      </w:pPr>
+      <w:r>
+        <w:rPr>
+          <w:szCs w:val="28"/>
+          <w:lang w:eastAsia="ru-RU"/>
+        </w:rPr>
+        <w:t xml:space="preserve">Кроме того, современные микроконтроллеры поддерживают подключение широкого спектра периферийных модулей, что позволяет адаптировать их под конкретные задачи и условия эксплуатации. Такая универсальность делает их эффективным инструментом для реализации инновационных технических решений в самых разных областях </w:t>
+      </w:r>
+      <w:r>
+        <w:rPr>
+          <w:szCs w:val="28"/>
+        </w:rPr>
+        <w:t>–</w:t>
+      </w:r>
+      <w:r>
+        <w:rPr>
+          <w:szCs w:val="28"/>
+          <w:lang w:eastAsia="ru-RU"/>
+        </w:rPr>
+        <w:t xml:space="preserve"> от промышленной автоматизации и медицины до аэрокосмических систем.</w:t>
+      </w:r>
+    </w:p>
+    <w:p>
+      <w:pPr>
+        <w:pStyle w:val="a3"/>
+        <w:ind w:firstLine="851"/>
+        <w:rPr>
+          <w:szCs w:val="28"/>
+          <w:lang w:eastAsia="ru-RU"/>
+        </w:rPr>
+      </w:pPr>
+      <w:r>
+        <w:rPr>
+          <w:szCs w:val="28"/>
+          <w:lang w:eastAsia="ru-RU"/>
+        </w:rPr>
+        <w:t xml:space="preserve">В системах управления полётом квадрокоптера микроконтроллер </w:t>
+      </w:r>
+      <w:proofErr w:type="gramStart"/>
+      <w:r>
+        <w:rPr>
+          <w:szCs w:val="28"/>
+          <w:lang w:eastAsia="ru-RU"/>
+        </w:rPr>
+        <w:t>выполняет роль</w:t>
+      </w:r>
+      <w:proofErr w:type="gramEnd"/>
+      <w:r>
+        <w:rPr>
+          <w:szCs w:val="28"/>
+          <w:lang w:eastAsia="ru-RU"/>
+        </w:rPr>
+        <w:t xml:space="preserve"> центрального вычислительного узла, координирующего </w:t>
+      </w:r>
+      <w:r>
+        <w:rPr>
+          <w:szCs w:val="28"/>
+          <w:lang w:eastAsia="ru-RU"/>
+        </w:rPr>
         <w:lastRenderedPageBreak/>
-        <w:t>компактность, что делает микроконтроллеры ключевым элементом современных интеллектуальных устройств.</w:t>
-      </w:r>
-    </w:p>
-    <w:p>
-      <w:pPr>
-        <w:pStyle w:val="a3"/>
-        <w:ind w:firstLine="851"/>
-        <w:rPr>
-          <w:szCs w:val="28"/>
-          <w:lang w:eastAsia="ru-RU"/>
-        </w:rPr>
-      </w:pPr>
-      <w:r>
-        <w:rPr>
-          <w:szCs w:val="28"/>
-          <w:lang w:eastAsia="ru-RU"/>
-        </w:rPr>
-        <w:t xml:space="preserve">Кроме того, современные микроконтроллеры поддерживают подключение широкого спектра периферийных модулей, что позволяет адаптировать их под конкретные задачи и условия эксплуатации. Такая универсальность делает их эффективным инструментом для реализации инновационных технических решений в самых разных областях </w:t>
-      </w:r>
-      <w:r>
-        <w:rPr>
-          <w:szCs w:val="28"/>
-        </w:rPr>
-        <w:t>–</w:t>
-      </w:r>
-      <w:r>
-        <w:rPr>
-          <w:szCs w:val="28"/>
-          <w:lang w:eastAsia="ru-RU"/>
-        </w:rPr>
-        <w:t xml:space="preserve"> от промышленной автоматизации и медицины до аэрокосмических систем.</w:t>
-      </w:r>
-    </w:p>
-    <w:p>
-      <w:pPr>
-        <w:pStyle w:val="a3"/>
-        <w:ind w:firstLine="851"/>
-        <w:rPr>
-          <w:szCs w:val="28"/>
-          <w:lang w:eastAsia="ru-RU"/>
-        </w:rPr>
-      </w:pPr>
-      <w:r>
-        <w:rPr>
-          <w:szCs w:val="28"/>
-          <w:lang w:eastAsia="ru-RU"/>
-        </w:rPr>
-        <w:t xml:space="preserve">В системах управления полётом квадрокоптера микроконтроллер </w:t>
-      </w:r>
-      <w:proofErr w:type="gramStart"/>
-      <w:r>
-        <w:rPr>
-          <w:szCs w:val="28"/>
-          <w:lang w:eastAsia="ru-RU"/>
-        </w:rPr>
-        <w:t>выполняет роль</w:t>
-      </w:r>
-      <w:proofErr w:type="gramEnd"/>
-      <w:r>
-        <w:rPr>
-          <w:szCs w:val="28"/>
-          <w:lang w:eastAsia="ru-RU"/>
-        </w:rPr>
-        <w:t xml:space="preserve"> центрального вычислительного узла, координирующего работу всех подсистем. Он обрабатывает сигналы от инерциальных датчиков и других сенсоров, определяя текущее положение аппарата в пространстве. На основе этих данных формируются управляющие импульсы, регулирующие скорость вращения двигателей, что обеспечивает стабилизацию, корректировку траектории и удержание </w:t>
+        <w:t xml:space="preserve">работу всех подсистем. Он обрабатывает сигналы от инерциальных датчиков и других сенсоров, определяя текущее положение аппарата в пространстве. На основе этих данных формируются управляющие импульсы, регулирующие скорость вращения двигателей, что обеспечивает стабилизацию, корректировку траектории и удержание </w:t>
       </w:r>
       <w:proofErr w:type="spellStart"/>
       <w:r>
@@ -2810,6 +2838,7 @@
     <w:p>
       <w:pPr>
         <w:pStyle w:val="3"/>
+        <w:spacing w:before="0" w:line="360" w:lineRule="auto"/>
         <w:rPr>
           <w:rFonts w:ascii="Times New Roman" w:hAnsi="Times New Roman" w:cs="Times New Roman"/>
           <w:color w:val="auto"/>
@@ -2828,12 +2857,6 @@
     <w:p>
       <w:pPr>
         <w:pStyle w:val="a3"/>
-        <w:jc w:val="center"/>
-      </w:pPr>
-    </w:p>
-    <w:p>
-      <w:pPr>
-        <w:pStyle w:val="a3"/>
         <w:ind w:firstLine="709"/>
       </w:pPr>
       <w:r>
@@ -2896,9 +2919,9 @@
         </w:rPr>
         <w:lastRenderedPageBreak/>
         <w:drawing>
-          <wp:inline distT="0" distB="0" distL="0" distR="0" wp14:anchorId="76F45196" wp14:editId="6328A1CB">
-            <wp:extent cx="4523667" cy="3125972"/>
-            <wp:effectExtent l="0" t="0" r="0" b="0"/>
+          <wp:inline distT="0" distB="0" distL="0" distR="0" wp14:anchorId="76F45196" wp14:editId="3F62E285">
+            <wp:extent cx="5092973" cy="3519377"/>
+            <wp:effectExtent l="0" t="0" r="0" b="5080"/>
             <wp:docPr id="1" name="Рисунок 1" descr="Picture background"/>
             <wp:cNvGraphicFramePr>
               <a:graphicFrameLocks xmlns:a="http://schemas.openxmlformats.org/drawingml/2006/main" noChangeAspect="1"/>
@@ -2928,7 +2951,7 @@
                   <pic:spPr bwMode="auto">
                     <a:xfrm>
                       <a:off x="0" y="0"/>
-                      <a:ext cx="4615213" cy="3189233"/>
+                      <a:ext cx="5205939" cy="3597439"/>
                     </a:xfrm>
                     <a:prstGeom prst="rect">
                       <a:avLst/>
@@ -3335,11 +3358,6 @@
         </w:tc>
       </w:tr>
     </w:tbl>
-    <w:p>
-      <w:pPr>
-        <w:pStyle w:val="a3"/>
-      </w:pPr>
-    </w:p>
     <w:p>
       <w:pPr>
         <w:pStyle w:val="a3"/>
@@ -3841,6 +3859,7 @@
     <w:p>
       <w:pPr>
         <w:pStyle w:val="3"/>
+        <w:spacing w:before="0" w:line="360" w:lineRule="auto"/>
         <w:rPr>
           <w:rFonts w:ascii="Times New Roman" w:hAnsi="Times New Roman" w:cs="Times New Roman"/>
           <w:color w:val="auto"/>
@@ -3878,37 +3897,27 @@
       <w:pPr>
         <w:pStyle w:val="a3"/>
         <w:ind w:firstLine="709"/>
-        <w:jc w:val="center"/>
-        <w:rPr>
-          <w:b/>
-        </w:rPr>
-      </w:pPr>
+      </w:pPr>
+      <w:proofErr w:type="spellStart"/>
+      <w:r>
+        <w:t>Микроэлектромеханические</w:t>
+      </w:r>
+      <w:proofErr w:type="spellEnd"/>
+      <w:r>
+        <w:t xml:space="preserve"> системы представляют собой миниатюрные устройства, совмещающие в себе механические и электронные элементы, функционирующие на микроуровне. Они создаются с использованием технологий полупроводникового производства, что позволяет изготавливать датчики и исполнительные элементы размером от нескольких микрометров до миллиметров. Основной принцип работы МЭМС-устройств заключается в преобразовании физических параметров окружающей среды (ускорений, угловых скоростей, давления, магнитного поля и т.д.) в электрические сигналы, которые могут быть оцифрованы и обработаны микроконтроллером.</w:t>
+      </w:r>
     </w:p>
     <w:p>
       <w:pPr>
         <w:pStyle w:val="a3"/>
         <w:ind w:firstLine="709"/>
       </w:pPr>
-      <w:proofErr w:type="spellStart"/>
-      <w:r>
-        <w:t>Микроэлектромеханические</w:t>
-      </w:r>
-      <w:proofErr w:type="spellEnd"/>
-      <w:r>
-        <w:t xml:space="preserve"> системы представляют собой миниатюрные устройства, совмещающие в себе механические и электронные элементы, функционирующие на микроуровне. Они создаются с использованием технологий полупроводникового производства, что позволяет изготавливать датчики и исполнительные элементы размером от нескольких микрометров до миллиметров. Основной принцип работы МЭМС-устройств заключается в преобразовании физических параметров окружающей среды (ускорений, угловых скоростей, давления, магнитного поля и т.д.) в электрические сигналы, которые могут быть оцифрованы и обработаны микроконтроллером.</w:t>
-      </w:r>
-    </w:p>
-    <w:p>
-      <w:pPr>
-        <w:pStyle w:val="a3"/>
-        <w:ind w:firstLine="709"/>
-      </w:pPr>
-      <w:r>
-        <w:t xml:space="preserve">МЭМС-датчики включают микромеханические элементы (мембраны, балки, подвижные массы), которые реагируют на внешние воздействия, и </w:t>
+      <w:r>
+        <w:t xml:space="preserve">МЭМС-датчики включают микромеханические элементы (мембраны, балки, подвижные массы), которые реагируют на внешние воздействия, и интегрированные электронные схемы, обеспечивающие измерение и </w:t>
       </w:r>
       <w:r>
         <w:lastRenderedPageBreak/>
-        <w:t xml:space="preserve">интегрированные электронные схемы, обеспечивающие измерение и фильтрацию сигналов. Ключевые преимущества МЭМС-технологии </w:t>
+        <w:t xml:space="preserve">фильтрацию сигналов. Ключевые преимущества МЭМС-технологии </w:t>
       </w:r>
       <w:r>
         <w:t>заключаются в следующем:</w:t>
@@ -4124,6 +4133,7 @@
     <w:p>
       <w:pPr>
         <w:pStyle w:val="3"/>
+        <w:spacing w:before="0" w:line="360" w:lineRule="auto"/>
         <w:rPr>
           <w:rFonts w:ascii="Times New Roman" w:hAnsi="Times New Roman" w:cs="Times New Roman"/>
           <w:color w:val="auto"/>
@@ -4176,16 +4186,6 @@
       <w:pPr>
         <w:pStyle w:val="a3"/>
         <w:ind w:firstLine="709"/>
-        <w:jc w:val="center"/>
-        <w:rPr>
-          <w:b/>
-        </w:rPr>
-      </w:pPr>
-    </w:p>
-    <w:p>
-      <w:pPr>
-        <w:pStyle w:val="a3"/>
-        <w:ind w:firstLine="709"/>
       </w:pPr>
       <w:proofErr w:type="gramStart"/>
       <w:r>
@@ -4233,36 +4233,36 @@
       </w:r>
       <w:proofErr w:type="gramEnd"/>
       <w:r>
-        <w:t xml:space="preserve"> Он </w:t>
+        <w:t xml:space="preserve"> Он разработан компанией </w:t>
+      </w:r>
+      <w:proofErr w:type="spellStart"/>
+      <w:r>
+        <w:t>InvenSense</w:t>
+      </w:r>
+      <w:proofErr w:type="spellEnd"/>
+      <w:r>
+        <w:t xml:space="preserve"> и широко используется в различных приложениях</w:t>
+      </w:r>
+      <w:r>
+        <w:t>.</w:t>
+      </w:r>
+      <w:r>
+        <w:t xml:space="preserve"> </w:t>
+      </w:r>
+      <w:r>
+        <w:t xml:space="preserve"> MPU-6050 </w:t>
+      </w:r>
+      <w:proofErr w:type="gramStart"/>
+      <w:r>
+        <w:t>способен</w:t>
+      </w:r>
+      <w:proofErr w:type="gramEnd"/>
+      <w:r>
+        <w:t xml:space="preserve"> измерять линейные ускорения и угловые </w:t>
       </w:r>
       <w:r>
         <w:lastRenderedPageBreak/>
-        <w:t xml:space="preserve">разработан компанией </w:t>
-      </w:r>
-      <w:proofErr w:type="spellStart"/>
-      <w:r>
-        <w:t>InvenSense</w:t>
-      </w:r>
-      <w:proofErr w:type="spellEnd"/>
-      <w:r>
-        <w:t xml:space="preserve"> и широко используется в различных приложениях</w:t>
-      </w:r>
-      <w:r>
-        <w:t>.</w:t>
-      </w:r>
-      <w:r>
-        <w:t xml:space="preserve"> </w:t>
-      </w:r>
-      <w:r>
-        <w:t xml:space="preserve"> MPU-6050 </w:t>
-      </w:r>
-      <w:proofErr w:type="gramStart"/>
-      <w:r>
-        <w:t>способен</w:t>
-      </w:r>
-      <w:proofErr w:type="gramEnd"/>
-      <w:r>
-        <w:t xml:space="preserve"> измерять линейные ускорения и угловые скорости по трём осям, что позволяет вычислять углы </w:t>
+        <w:t xml:space="preserve">скорости по трём осям, что позволяет вычислять углы </w:t>
       </w:r>
       <w:proofErr w:type="spellStart"/>
       <w:r>
@@ -4285,9 +4285,9 @@
           <w:lang w:eastAsia="ru-RU"/>
         </w:rPr>
         <w:drawing>
-          <wp:inline distT="0" distB="0" distL="0" distR="0" wp14:anchorId="5FBE2952" wp14:editId="1D442B19">
-            <wp:extent cx="2864734" cy="2864734"/>
-            <wp:effectExtent l="0" t="0" r="0" b="0"/>
+          <wp:inline distT="0" distB="0" distL="0" distR="0" wp14:anchorId="5FBE2952" wp14:editId="394EF3FA">
+            <wp:extent cx="2753832" cy="2753832"/>
+            <wp:effectExtent l="0" t="0" r="8890" b="8890"/>
             <wp:docPr id="15" name="Рисунок 15" descr="Gy-521 Mpu-6050 Mpu6050 Модуль 3 Оси Датчики Аналоговый Гироскоп + 3 Осный  Акселерометр Модуль - Buy Gy-521 Mpu-6050,Mpu-6050 Mpu6050,Mpu-6050 Модуль  Gy-521 3 Оси Гироскопа Ускорение 6 Dof Модуль Product on Alibaba.com"/>
             <wp:cNvGraphicFramePr>
               <a:graphicFrameLocks xmlns:a="http://schemas.openxmlformats.org/drawingml/2006/main" noChangeAspect="1"/>
@@ -4317,7 +4317,7 @@
                   <pic:spPr bwMode="auto">
                     <a:xfrm>
                       <a:off x="0" y="0"/>
-                      <a:ext cx="2871251" cy="2871251"/>
+                      <a:ext cx="2764513" cy="2764513"/>
                     </a:xfrm>
                     <a:prstGeom prst="rect">
                       <a:avLst/>
@@ -4625,7 +4625,6 @@
               <w:jc w:val="left"/>
             </w:pPr>
             <w:r>
-              <w:lastRenderedPageBreak/>
               <w:t>Гироскоп</w:t>
             </w:r>
           </w:p>
@@ -4640,7 +4639,7 @@
               <w:jc w:val="center"/>
             </w:pPr>
             <w:r>
-              <w:t>3-осевой MEMS, 16-бит ADC, диапазоны ±250/±500/±1000/±2000 °/</w:t>
+              <w:t>3-осевой MEMS, 16-бит ADC, диапазоны ±250/±500/±1000°/</w:t>
             </w:r>
             <w:proofErr w:type="gramStart"/>
             <w:r>
@@ -4656,6 +4655,7 @@
         <w:pStyle w:val="a3"/>
       </w:pPr>
       <w:r>
+        <w:lastRenderedPageBreak/>
         <w:t>Продолжение таблицы 2.2.</w:t>
       </w:r>
     </w:p>
@@ -4978,8 +4978,14 @@
     </w:p>
     <w:p>
       <w:pPr>
+        <w:pStyle w:val="a3"/>
+        <w:ind w:firstLine="709"/>
+      </w:pPr>
+    </w:p>
+    <w:p>
+      <w:pPr>
         <w:pStyle w:val="3"/>
-        <w:spacing w:before="0"/>
+        <w:spacing w:before="0" w:line="360" w:lineRule="auto"/>
         <w:rPr>
           <w:rFonts w:ascii="Times New Roman" w:hAnsi="Times New Roman" w:cs="Times New Roman"/>
           <w:color w:val="000000" w:themeColor="text1"/>
@@ -4994,13 +5000,6 @@
         </w:rPr>
         <w:t xml:space="preserve">2.4.5 Схема подключения </w:t>
       </w:r>
-    </w:p>
-    <w:p>
-      <w:pPr>
-        <w:rPr>
-          <w:color w:val="000000" w:themeColor="text1"/>
-        </w:rPr>
-      </w:pPr>
     </w:p>
     <w:p>
       <w:pPr>
@@ -5212,6 +5211,7 @@
         <w:pStyle w:val="a3"/>
         <w:jc w:val="center"/>
       </w:pPr>
+      <w:bookmarkStart w:id="0" w:name="_GoBack"/>
       <w:r>
         <w:rPr>
           <w:noProof/>
@@ -5220,9 +5220,9 @@
         </w:rPr>
         <w:lastRenderedPageBreak/>
         <w:drawing>
-          <wp:inline distT="0" distB="0" distL="0" distR="0" wp14:anchorId="4CA42880" wp14:editId="3F724B5E">
-            <wp:extent cx="3165861" cy="2286000"/>
-            <wp:effectExtent l="0" t="0" r="0" b="0"/>
+          <wp:inline distT="0" distB="0" distL="0" distR="0" wp14:anchorId="4CA42880" wp14:editId="58A94412">
+            <wp:extent cx="4137709" cy="2987749"/>
+            <wp:effectExtent l="0" t="0" r="0" b="3175"/>
             <wp:docPr id="8" name="Рисунок 8" descr="Picture background"/>
             <wp:cNvGraphicFramePr>
               <a:graphicFrameLocks xmlns:a="http://schemas.openxmlformats.org/drawingml/2006/main" noChangeAspect="1"/>
@@ -5252,7 +5252,7 @@
                   <pic:spPr bwMode="auto">
                     <a:xfrm>
                       <a:off x="0" y="0"/>
-                      <a:ext cx="3165584" cy="2285800"/>
+                      <a:ext cx="4161851" cy="3005181"/>
                     </a:xfrm>
                     <a:prstGeom prst="rect">
                       <a:avLst/>
@@ -5268,6 +5268,7 @@
           </wp:inline>
         </w:drawing>
       </w:r>
+      <w:bookmarkEnd w:id="0"/>
     </w:p>
     <w:p>
       <w:pPr>
@@ -5396,6 +5397,7 @@
     <w:p>
       <w:pPr>
         <w:pStyle w:val="2"/>
+        <w:spacing w:before="0" w:beforeAutospacing="0" w:after="0" w:afterAutospacing="0" w:line="360" w:lineRule="auto"/>
         <w:rPr>
           <w:sz w:val="28"/>
         </w:rPr>
@@ -5497,7 +5499,11 @@
       </w:r>
       <w:proofErr w:type="spellEnd"/>
       <w:r>
-        <w:t xml:space="preserve"> для последующей визуализации в среде </w:t>
+        <w:t xml:space="preserve"> для </w:t>
+      </w:r>
+      <w:r>
+        <w:lastRenderedPageBreak/>
+        <w:t xml:space="preserve">последующей визуализации в среде </w:t>
       </w:r>
       <w:proofErr w:type="spellStart"/>
       <w:r>
@@ -5525,14 +5531,8 @@
       </w:r>
       <w:proofErr w:type="spellEnd"/>
       <w:r>
-        <w:t xml:space="preserve">. Разработанный стенд </w:t>
-      </w:r>
-      <w:r>
-        <w:lastRenderedPageBreak/>
-        <w:t>представляет собой компактную и функциональную платформу для исследования и отладки алгоритмов стабилизации беспилотных аппаратов в полунатурных условиях.</w:t>
-      </w:r>
-      <w:bookmarkStart w:id="0" w:name="_GoBack"/>
-      <w:bookmarkEnd w:id="0"/>
+        <w:t>. Разработанный стенд представляет собой компактную и функциональную платформу для исследования и отладки алгоритмов стабилизации беспилотных аппаратов в полунатурных условиях.</w:t>
+      </w:r>
     </w:p>
     <w:sectPr>
       <w:pgSz w:w="11906" w:h="16838"/>
@@ -8083,7 +8083,7 @@
 </file>
 
 <file path=customXml/itemProps1.xml><?xml version="1.0" encoding="utf-8"?>
-<ds:datastoreItem xmlns:ds="http://schemas.openxmlformats.org/officeDocument/2006/customXml" ds:itemID="{382D2223-6535-40AE-8C62-B4BC43B91537}">
+<ds:datastoreItem xmlns:ds="http://schemas.openxmlformats.org/officeDocument/2006/customXml" ds:itemID="{1FA28F80-EDD4-4DBE-8D01-9C39B6036AA4}">
   <ds:schemaRefs>
     <ds:schemaRef ds:uri="http://schemas.openxmlformats.org/officeDocument/2006/bibliography"/>
   </ds:schemaRefs>
